--- a/doc/drafts/Modelo E-R.docx
+++ b/doc/drafts/Modelo E-R.docx
@@ -7,7 +7,12 @@
         <w:pStyle w:val="Ttulo1"/>
       </w:pPr>
       <w:r>
-        <w:t>Identificación de entidades</w:t>
+        <w:t>I</w:t>
+      </w:r>
+      <w:bookmarkStart w:id="0" w:name="_GoBack"/>
+      <w:bookmarkEnd w:id="0"/>
+      <w:r>
+        <w:t>dentificación de entidades</w:t>
       </w:r>
     </w:p>
     <w:p>
@@ -231,8 +236,6 @@
           <w:bCs/>
         </w:rPr>
       </w:pPr>
-      <w:bookmarkStart w:id="0" w:name="_GoBack"/>
-      <w:bookmarkEnd w:id="0"/>
     </w:p>
     <w:p>
       <w:pPr>
@@ -354,31 +357,2853 @@
       </w:r>
       <w:r>
         <w:rPr>
+          <w:bCs/>
+        </w:rPr>
+        <w:t>no almacena historial permanente de imágenes ni resultados</w:t>
+      </w:r>
+      <w:r>
+        <w:t>. Las imágenes subidas y los resultados generados se gestionan únicamente como archivos temporales, con fecha de caducidad y eliminación automática. No existe una galería ni un apartado de “mis ejecuciones”.</w:t>
+      </w:r>
+    </w:p>
+    <w:p>
+      <w:r>
+        <w:t>Tampoco se almacenan datos sensibles de pago ni contenido binario en la base de datos; únicamente se guardan referencias necesarias para el funcionamiento del sistema.</w:t>
+      </w:r>
+    </w:p>
+    <w:p>
+      <w:r>
+        <w:t xml:space="preserve">En una fase futura, el modelo está preparado para ampliarse con la gestión de pipelines de varias </w:t>
+      </w:r>
+      <w:proofErr w:type="spellStart"/>
+      <w:r>
+        <w:t>IAs</w:t>
+      </w:r>
+      <w:proofErr w:type="spellEnd"/>
+      <w:r>
+        <w:t>, manteniendo el mismo enfoque sin persistencia de historial de imágenes.</w:t>
+      </w:r>
+    </w:p>
+    <w:p/>
+    <w:p>
+      <w:pPr>
+        <w:rPr>
+          <w:rFonts w:asciiTheme="majorHAnsi" w:eastAsiaTheme="majorEastAsia" w:hAnsiTheme="majorHAnsi" w:cstheme="majorBidi"/>
+          <w:color w:val="2E74B5" w:themeColor="accent1" w:themeShade="BF"/>
+          <w:sz w:val="32"/>
+          <w:szCs w:val="32"/>
+        </w:rPr>
+      </w:pPr>
+      <w:r>
+        <w:br w:type="page"/>
+      </w:r>
+    </w:p>
+    <w:p>
+      <w:pPr>
+        <w:pStyle w:val="Ttulo1"/>
+      </w:pPr>
+      <w:r>
+        <w:lastRenderedPageBreak/>
+        <w:t>Atributos y claves</w:t>
+      </w:r>
+    </w:p>
+    <w:p>
+      <w:pPr>
+        <w:rPr>
+          <w:bCs/>
+        </w:rPr>
+      </w:pPr>
+    </w:p>
+    <w:p>
+      <w:pPr>
+        <w:rPr>
           <w:b/>
           <w:bCs/>
         </w:rPr>
-        <w:t>no almacena historial permanente de imágenes ni resultados</w:t>
-      </w:r>
-      <w:r>
-        <w:t>. Las imágenes subidas y los resultados generados se gestionan únicamente como archivos temporales, con fecha de caducidad y eliminación automática. No existe una galería ni un apartado de “mis ejecuciones”.</w:t>
-      </w:r>
-    </w:p>
-    <w:p>
-      <w:r>
-        <w:t>Tampoco se almacenan datos sensibles de pago ni contenido binario en la base de datos; únicamente se guardan referencias necesarias para el funcionamiento del sistema.</w:t>
-      </w:r>
-    </w:p>
-    <w:p>
-      <w:r>
-        <w:t xml:space="preserve">En una fase futura, el modelo está preparado para ampliarse con la gestión de pipelines de varias </w:t>
-      </w:r>
-      <w:proofErr w:type="spellStart"/>
-      <w:r>
-        <w:t>IAs</w:t>
-      </w:r>
-      <w:proofErr w:type="spellEnd"/>
-      <w:r>
-        <w:t>, manteniendo el mismo enfoque sin persistencia de historial de imágenes.</w:t>
+      </w:pPr>
+      <w:r>
+        <w:rPr>
+          <w:b/>
+          <w:bCs/>
+        </w:rPr>
+        <w:t>USUARIO</w:t>
+      </w:r>
+    </w:p>
+    <w:p>
+      <w:r>
+        <w:rPr>
+          <w:b/>
+          <w:bCs/>
+        </w:rPr>
+        <w:t>PK:</w:t>
+      </w:r>
+      <w:r>
+        <w:t xml:space="preserve"> </w:t>
+      </w:r>
+      <w:proofErr w:type="spellStart"/>
+      <w:r>
+        <w:t>id_usuario</w:t>
+      </w:r>
+      <w:proofErr w:type="spellEnd"/>
+      <w:r>
+        <w:t xml:space="preserve"> (</w:t>
+      </w:r>
+      <w:proofErr w:type="spellStart"/>
+      <w:r>
+        <w:t>int</w:t>
+      </w:r>
+      <w:proofErr w:type="spellEnd"/>
+      <w:r>
+        <w:t>)</w:t>
+      </w:r>
+      <w:r>
+        <w:br/>
+      </w:r>
+      <w:r>
+        <w:rPr>
+          <w:b/>
+          <w:bCs/>
+        </w:rPr>
+        <w:t>UQ:</w:t>
+      </w:r>
+      <w:r>
+        <w:t xml:space="preserve"> email (</w:t>
+      </w:r>
+      <w:proofErr w:type="spellStart"/>
+      <w:r>
+        <w:t>string</w:t>
+      </w:r>
+      <w:proofErr w:type="spellEnd"/>
+      <w:r>
+        <w:t xml:space="preserve">), </w:t>
+      </w:r>
+      <w:proofErr w:type="spellStart"/>
+      <w:r>
+        <w:t>username</w:t>
+      </w:r>
+      <w:proofErr w:type="spellEnd"/>
+      <w:r>
+        <w:t xml:space="preserve"> (</w:t>
+      </w:r>
+      <w:proofErr w:type="spellStart"/>
+      <w:r>
+        <w:t>string</w:t>
+      </w:r>
+      <w:proofErr w:type="spellEnd"/>
+      <w:r>
+        <w:t>)</w:t>
+      </w:r>
+      <w:r>
+        <w:br/>
+      </w:r>
+      <w:r>
+        <w:rPr>
+          <w:b/>
+          <w:bCs/>
+        </w:rPr>
+        <w:t>Atributos:</w:t>
+      </w:r>
+    </w:p>
+    <w:p>
+      <w:pPr>
+        <w:numPr>
+          <w:ilvl w:val="0"/>
+          <w:numId w:val="31"/>
+        </w:numPr>
+      </w:pPr>
+      <w:proofErr w:type="spellStart"/>
+      <w:r>
+        <w:t>id_usuario</w:t>
+      </w:r>
+      <w:proofErr w:type="spellEnd"/>
+      <w:r>
+        <w:t xml:space="preserve"> (</w:t>
+      </w:r>
+      <w:proofErr w:type="spellStart"/>
+      <w:r>
+        <w:t>int</w:t>
+      </w:r>
+      <w:proofErr w:type="spellEnd"/>
+      <w:r>
+        <w:t>)</w:t>
+      </w:r>
+    </w:p>
+    <w:p>
+      <w:pPr>
+        <w:numPr>
+          <w:ilvl w:val="0"/>
+          <w:numId w:val="31"/>
+        </w:numPr>
+      </w:pPr>
+      <w:r>
+        <w:t>email (</w:t>
+      </w:r>
+      <w:proofErr w:type="spellStart"/>
+      <w:r>
+        <w:t>string</w:t>
+      </w:r>
+      <w:proofErr w:type="spellEnd"/>
+      <w:r>
+        <w:t>)</w:t>
+      </w:r>
+    </w:p>
+    <w:p>
+      <w:pPr>
+        <w:numPr>
+          <w:ilvl w:val="0"/>
+          <w:numId w:val="31"/>
+        </w:numPr>
+      </w:pPr>
+      <w:proofErr w:type="spellStart"/>
+      <w:r>
+        <w:t>username</w:t>
+      </w:r>
+      <w:proofErr w:type="spellEnd"/>
+      <w:r>
+        <w:t xml:space="preserve"> (</w:t>
+      </w:r>
+      <w:proofErr w:type="spellStart"/>
+      <w:r>
+        <w:t>string</w:t>
+      </w:r>
+      <w:proofErr w:type="spellEnd"/>
+      <w:r>
+        <w:t>)</w:t>
+      </w:r>
+    </w:p>
+    <w:p>
+      <w:pPr>
+        <w:numPr>
+          <w:ilvl w:val="0"/>
+          <w:numId w:val="31"/>
+        </w:numPr>
+      </w:pPr>
+      <w:proofErr w:type="spellStart"/>
+      <w:r>
+        <w:t>password_hash</w:t>
+      </w:r>
+      <w:proofErr w:type="spellEnd"/>
+      <w:r>
+        <w:t xml:space="preserve"> (</w:t>
+      </w:r>
+      <w:proofErr w:type="spellStart"/>
+      <w:r>
+        <w:t>string</w:t>
+      </w:r>
+      <w:proofErr w:type="spellEnd"/>
+      <w:r>
+        <w:t>)</w:t>
+      </w:r>
+    </w:p>
+    <w:p>
+      <w:pPr>
+        <w:numPr>
+          <w:ilvl w:val="0"/>
+          <w:numId w:val="31"/>
+        </w:numPr>
+      </w:pPr>
+      <w:proofErr w:type="spellStart"/>
+      <w:r>
+        <w:t>nombre_visible</w:t>
+      </w:r>
+      <w:proofErr w:type="spellEnd"/>
+      <w:r>
+        <w:t xml:space="preserve"> (</w:t>
+      </w:r>
+      <w:proofErr w:type="spellStart"/>
+      <w:r>
+        <w:t>string</w:t>
+      </w:r>
+      <w:proofErr w:type="spellEnd"/>
+      <w:r>
+        <w:t>)</w:t>
+      </w:r>
+    </w:p>
+    <w:p>
+      <w:pPr>
+        <w:numPr>
+          <w:ilvl w:val="0"/>
+          <w:numId w:val="31"/>
+        </w:numPr>
+      </w:pPr>
+      <w:proofErr w:type="spellStart"/>
+      <w:r>
+        <w:t>estado_cuenta</w:t>
+      </w:r>
+      <w:proofErr w:type="spellEnd"/>
+      <w:r>
+        <w:t xml:space="preserve"> (</w:t>
+      </w:r>
+      <w:proofErr w:type="spellStart"/>
+      <w:r>
+        <w:t>string</w:t>
+      </w:r>
+      <w:proofErr w:type="spellEnd"/>
+      <w:r>
+        <w:t>)</w:t>
+      </w:r>
+    </w:p>
+    <w:p>
+      <w:pPr>
+        <w:numPr>
+          <w:ilvl w:val="0"/>
+          <w:numId w:val="31"/>
+        </w:numPr>
+      </w:pPr>
+      <w:proofErr w:type="spellStart"/>
+      <w:r>
+        <w:t>creado_en</w:t>
+      </w:r>
+      <w:proofErr w:type="spellEnd"/>
+      <w:r>
+        <w:t xml:space="preserve"> (</w:t>
+      </w:r>
+      <w:proofErr w:type="spellStart"/>
+      <w:r>
+        <w:t>datetime</w:t>
+      </w:r>
+      <w:proofErr w:type="spellEnd"/>
+      <w:r>
+        <w:t>)</w:t>
+      </w:r>
+    </w:p>
+    <w:p>
+      <w:pPr>
+        <w:numPr>
+          <w:ilvl w:val="0"/>
+          <w:numId w:val="31"/>
+        </w:numPr>
+      </w:pPr>
+      <w:proofErr w:type="spellStart"/>
+      <w:r>
+        <w:t>actualizado_en</w:t>
+      </w:r>
+      <w:proofErr w:type="spellEnd"/>
+      <w:r>
+        <w:t xml:space="preserve"> (</w:t>
+      </w:r>
+      <w:proofErr w:type="spellStart"/>
+      <w:r>
+        <w:t>datetime</w:t>
+      </w:r>
+      <w:proofErr w:type="spellEnd"/>
+      <w:r>
+        <w:t>)</w:t>
+      </w:r>
+    </w:p>
+    <w:p>
+      <w:pPr>
+        <w:numPr>
+          <w:ilvl w:val="0"/>
+          <w:numId w:val="31"/>
+        </w:numPr>
+      </w:pPr>
+      <w:proofErr w:type="spellStart"/>
+      <w:r>
+        <w:t>borrado_en</w:t>
+      </w:r>
+      <w:proofErr w:type="spellEnd"/>
+      <w:r>
+        <w:t xml:space="preserve"> (</w:t>
+      </w:r>
+      <w:proofErr w:type="spellStart"/>
+      <w:r>
+        <w:t>datetime</w:t>
+      </w:r>
+      <w:proofErr w:type="spellEnd"/>
+      <w:r>
+        <w:t>)</w:t>
+      </w:r>
+    </w:p>
+    <w:p/>
+    <w:p>
+      <w:pPr>
+        <w:rPr>
+          <w:b/>
+          <w:bCs/>
+        </w:rPr>
+      </w:pPr>
+      <w:r>
+        <w:rPr>
+          <w:b/>
+          <w:bCs/>
+        </w:rPr>
+        <w:t>ROL</w:t>
+      </w:r>
+    </w:p>
+    <w:p>
+      <w:r>
+        <w:rPr>
+          <w:b/>
+          <w:bCs/>
+        </w:rPr>
+        <w:t>PK:</w:t>
+      </w:r>
+      <w:r>
+        <w:t xml:space="preserve"> </w:t>
+      </w:r>
+      <w:proofErr w:type="spellStart"/>
+      <w:r>
+        <w:t>id_rol</w:t>
+      </w:r>
+      <w:proofErr w:type="spellEnd"/>
+      <w:r>
+        <w:t xml:space="preserve"> (</w:t>
+      </w:r>
+      <w:proofErr w:type="spellStart"/>
+      <w:r>
+        <w:t>int</w:t>
+      </w:r>
+      <w:proofErr w:type="spellEnd"/>
+      <w:r>
+        <w:t>)</w:t>
+      </w:r>
+      <w:r>
+        <w:br/>
+      </w:r>
+      <w:r>
+        <w:rPr>
+          <w:b/>
+          <w:bCs/>
+        </w:rPr>
+        <w:t>UQ:</w:t>
+      </w:r>
+      <w:r>
+        <w:t xml:space="preserve"> nombre (</w:t>
+      </w:r>
+      <w:proofErr w:type="spellStart"/>
+      <w:r>
+        <w:t>string</w:t>
+      </w:r>
+      <w:proofErr w:type="spellEnd"/>
+      <w:r>
+        <w:t>)</w:t>
+      </w:r>
+      <w:r>
+        <w:br/>
+      </w:r>
+      <w:r>
+        <w:rPr>
+          <w:b/>
+          <w:bCs/>
+        </w:rPr>
+        <w:t>Atributos:</w:t>
+      </w:r>
+    </w:p>
+    <w:p>
+      <w:pPr>
+        <w:numPr>
+          <w:ilvl w:val="0"/>
+          <w:numId w:val="32"/>
+        </w:numPr>
+      </w:pPr>
+      <w:proofErr w:type="spellStart"/>
+      <w:r>
+        <w:t>id_rol</w:t>
+      </w:r>
+      <w:proofErr w:type="spellEnd"/>
+      <w:r>
+        <w:t xml:space="preserve"> (</w:t>
+      </w:r>
+      <w:proofErr w:type="spellStart"/>
+      <w:r>
+        <w:t>int</w:t>
+      </w:r>
+      <w:proofErr w:type="spellEnd"/>
+      <w:r>
+        <w:t>)</w:t>
+      </w:r>
+    </w:p>
+    <w:p>
+      <w:pPr>
+        <w:numPr>
+          <w:ilvl w:val="0"/>
+          <w:numId w:val="32"/>
+        </w:numPr>
+      </w:pPr>
+      <w:r>
+        <w:t>nombre (</w:t>
+      </w:r>
+      <w:proofErr w:type="spellStart"/>
+      <w:r>
+        <w:t>string</w:t>
+      </w:r>
+      <w:proofErr w:type="spellEnd"/>
+      <w:r>
+        <w:t>)</w:t>
+      </w:r>
+    </w:p>
+    <w:p/>
+    <w:p>
+      <w:pPr>
+        <w:rPr>
+          <w:b/>
+          <w:bCs/>
+        </w:rPr>
+      </w:pPr>
+      <w:r>
+        <w:rPr>
+          <w:b/>
+          <w:bCs/>
+        </w:rPr>
+        <w:t>USUARIO_ROL</w:t>
+      </w:r>
+    </w:p>
+    <w:p>
+      <w:r>
+        <w:rPr>
+          <w:b/>
+          <w:bCs/>
+        </w:rPr>
+        <w:t>PK compuesta:</w:t>
+      </w:r>
+      <w:r>
+        <w:t xml:space="preserve"> </w:t>
+      </w:r>
+      <w:proofErr w:type="spellStart"/>
+      <w:r>
+        <w:t>id_usuario</w:t>
+      </w:r>
+      <w:proofErr w:type="spellEnd"/>
+      <w:r>
+        <w:t xml:space="preserve"> (</w:t>
+      </w:r>
+      <w:proofErr w:type="spellStart"/>
+      <w:r>
+        <w:t>int</w:t>
+      </w:r>
+      <w:proofErr w:type="spellEnd"/>
+      <w:r>
+        <w:t xml:space="preserve">), </w:t>
+      </w:r>
+      <w:proofErr w:type="spellStart"/>
+      <w:r>
+        <w:t>id_rol</w:t>
+      </w:r>
+      <w:proofErr w:type="spellEnd"/>
+      <w:r>
+        <w:t xml:space="preserve"> (</w:t>
+      </w:r>
+      <w:proofErr w:type="spellStart"/>
+      <w:r>
+        <w:t>int</w:t>
+      </w:r>
+      <w:proofErr w:type="spellEnd"/>
+      <w:r>
+        <w:t>)</w:t>
+      </w:r>
+      <w:r>
+        <w:br/>
+      </w:r>
+      <w:r>
+        <w:rPr>
+          <w:b/>
+          <w:bCs/>
+        </w:rPr>
+        <w:t>Atributos:</w:t>
+      </w:r>
+    </w:p>
+    <w:p>
+      <w:pPr>
+        <w:numPr>
+          <w:ilvl w:val="0"/>
+          <w:numId w:val="33"/>
+        </w:numPr>
+      </w:pPr>
+      <w:proofErr w:type="spellStart"/>
+      <w:r>
+        <w:t>id_usuario</w:t>
+      </w:r>
+      <w:proofErr w:type="spellEnd"/>
+      <w:r>
+        <w:t xml:space="preserve"> (</w:t>
+      </w:r>
+      <w:proofErr w:type="spellStart"/>
+      <w:r>
+        <w:t>int</w:t>
+      </w:r>
+      <w:proofErr w:type="spellEnd"/>
+      <w:r>
+        <w:t>)</w:t>
+      </w:r>
+    </w:p>
+    <w:p>
+      <w:pPr>
+        <w:numPr>
+          <w:ilvl w:val="0"/>
+          <w:numId w:val="33"/>
+        </w:numPr>
+      </w:pPr>
+      <w:proofErr w:type="spellStart"/>
+      <w:r>
+        <w:t>id_rol</w:t>
+      </w:r>
+      <w:proofErr w:type="spellEnd"/>
+      <w:r>
+        <w:t xml:space="preserve"> (</w:t>
+      </w:r>
+      <w:proofErr w:type="spellStart"/>
+      <w:r>
+        <w:t>int</w:t>
+      </w:r>
+      <w:proofErr w:type="spellEnd"/>
+      <w:r>
+        <w:t>)</w:t>
+      </w:r>
+    </w:p>
+    <w:p/>
+    <w:p>
+      <w:pPr>
+        <w:rPr>
+          <w:b/>
+          <w:bCs/>
+        </w:rPr>
+      </w:pPr>
+      <w:r>
+        <w:rPr>
+          <w:b/>
+          <w:bCs/>
+        </w:rPr>
+        <w:t>TIPO_PLAN</w:t>
+      </w:r>
+    </w:p>
+    <w:p>
+      <w:r>
+        <w:rPr>
+          <w:b/>
+          <w:bCs/>
+        </w:rPr>
+        <w:t>PK:</w:t>
+      </w:r>
+      <w:r>
+        <w:t xml:space="preserve"> </w:t>
+      </w:r>
+      <w:proofErr w:type="spellStart"/>
+      <w:r>
+        <w:t>id_plan</w:t>
+      </w:r>
+      <w:proofErr w:type="spellEnd"/>
+      <w:r>
+        <w:t xml:space="preserve"> (</w:t>
+      </w:r>
+      <w:proofErr w:type="spellStart"/>
+      <w:r>
+        <w:t>int</w:t>
+      </w:r>
+      <w:proofErr w:type="spellEnd"/>
+      <w:r>
+        <w:t>)</w:t>
+      </w:r>
+      <w:r>
+        <w:br/>
+      </w:r>
+      <w:r>
+        <w:rPr>
+          <w:b/>
+          <w:bCs/>
+        </w:rPr>
+        <w:t>UQ:</w:t>
+      </w:r>
+      <w:r>
+        <w:t xml:space="preserve"> nombre (</w:t>
+      </w:r>
+      <w:proofErr w:type="spellStart"/>
+      <w:r>
+        <w:t>string</w:t>
+      </w:r>
+      <w:proofErr w:type="spellEnd"/>
+      <w:r>
+        <w:t>)</w:t>
+      </w:r>
+      <w:r>
+        <w:br/>
+      </w:r>
+      <w:r>
+        <w:rPr>
+          <w:b/>
+          <w:bCs/>
+        </w:rPr>
+        <w:t>Atributos:</w:t>
+      </w:r>
+    </w:p>
+    <w:p>
+      <w:pPr>
+        <w:numPr>
+          <w:ilvl w:val="0"/>
+          <w:numId w:val="34"/>
+        </w:numPr>
+      </w:pPr>
+      <w:proofErr w:type="spellStart"/>
+      <w:r>
+        <w:t>id_plan</w:t>
+      </w:r>
+      <w:proofErr w:type="spellEnd"/>
+      <w:r>
+        <w:t xml:space="preserve"> (</w:t>
+      </w:r>
+      <w:proofErr w:type="spellStart"/>
+      <w:r>
+        <w:t>int</w:t>
+      </w:r>
+      <w:proofErr w:type="spellEnd"/>
+      <w:r>
+        <w:t>)</w:t>
+      </w:r>
+    </w:p>
+    <w:p>
+      <w:pPr>
+        <w:numPr>
+          <w:ilvl w:val="0"/>
+          <w:numId w:val="34"/>
+        </w:numPr>
+      </w:pPr>
+      <w:r>
+        <w:lastRenderedPageBreak/>
+        <w:t>nombre (</w:t>
+      </w:r>
+      <w:proofErr w:type="spellStart"/>
+      <w:r>
+        <w:t>string</w:t>
+      </w:r>
+      <w:proofErr w:type="spellEnd"/>
+      <w:r>
+        <w:t>)</w:t>
+      </w:r>
+    </w:p>
+    <w:p>
+      <w:pPr>
+        <w:numPr>
+          <w:ilvl w:val="0"/>
+          <w:numId w:val="34"/>
+        </w:numPr>
+      </w:pPr>
+      <w:proofErr w:type="spellStart"/>
+      <w:r>
+        <w:t>precio_mensual</w:t>
+      </w:r>
+      <w:proofErr w:type="spellEnd"/>
+      <w:r>
+        <w:t xml:space="preserve"> (decimal)</w:t>
+      </w:r>
+    </w:p>
+    <w:p>
+      <w:pPr>
+        <w:numPr>
+          <w:ilvl w:val="0"/>
+          <w:numId w:val="34"/>
+        </w:numPr>
+      </w:pPr>
+      <w:r>
+        <w:t>activo (</w:t>
+      </w:r>
+      <w:proofErr w:type="spellStart"/>
+      <w:r>
+        <w:t>boolean</w:t>
+      </w:r>
+      <w:proofErr w:type="spellEnd"/>
+      <w:r>
+        <w:t>)</w:t>
+      </w:r>
+    </w:p>
+    <w:p/>
+    <w:p>
+      <w:pPr>
+        <w:rPr>
+          <w:b/>
+          <w:bCs/>
+        </w:rPr>
+      </w:pPr>
+      <w:r>
+        <w:rPr>
+          <w:b/>
+          <w:bCs/>
+        </w:rPr>
+        <w:t>SUSCRIPCION_PLAN</w:t>
+      </w:r>
+    </w:p>
+    <w:p>
+      <w:r>
+        <w:rPr>
+          <w:b/>
+          <w:bCs/>
+        </w:rPr>
+        <w:t>PK:</w:t>
+      </w:r>
+      <w:r>
+        <w:t xml:space="preserve"> </w:t>
+      </w:r>
+      <w:proofErr w:type="spellStart"/>
+      <w:r>
+        <w:t>id_suscripcion</w:t>
+      </w:r>
+      <w:proofErr w:type="spellEnd"/>
+      <w:r>
+        <w:t xml:space="preserve"> (</w:t>
+      </w:r>
+      <w:proofErr w:type="spellStart"/>
+      <w:r>
+        <w:t>int</w:t>
+      </w:r>
+      <w:proofErr w:type="spellEnd"/>
+      <w:r>
+        <w:t>)</w:t>
+      </w:r>
+      <w:r>
+        <w:br/>
+      </w:r>
+      <w:r>
+        <w:rPr>
+          <w:b/>
+          <w:bCs/>
+        </w:rPr>
+        <w:t>Atributos:</w:t>
+      </w:r>
+    </w:p>
+    <w:p>
+      <w:pPr>
+        <w:numPr>
+          <w:ilvl w:val="0"/>
+          <w:numId w:val="35"/>
+        </w:numPr>
+      </w:pPr>
+      <w:proofErr w:type="spellStart"/>
+      <w:r>
+        <w:t>id_suscripcion</w:t>
+      </w:r>
+      <w:proofErr w:type="spellEnd"/>
+      <w:r>
+        <w:t xml:space="preserve"> (</w:t>
+      </w:r>
+      <w:proofErr w:type="spellStart"/>
+      <w:r>
+        <w:t>int</w:t>
+      </w:r>
+      <w:proofErr w:type="spellEnd"/>
+      <w:r>
+        <w:t>)</w:t>
+      </w:r>
+    </w:p>
+    <w:p>
+      <w:pPr>
+        <w:numPr>
+          <w:ilvl w:val="0"/>
+          <w:numId w:val="35"/>
+        </w:numPr>
+      </w:pPr>
+      <w:proofErr w:type="spellStart"/>
+      <w:r>
+        <w:t>id_usuario</w:t>
+      </w:r>
+      <w:proofErr w:type="spellEnd"/>
+      <w:r>
+        <w:t xml:space="preserve"> (</w:t>
+      </w:r>
+      <w:proofErr w:type="spellStart"/>
+      <w:r>
+        <w:t>int</w:t>
+      </w:r>
+      <w:proofErr w:type="spellEnd"/>
+      <w:r>
+        <w:t>)</w:t>
+      </w:r>
+    </w:p>
+    <w:p>
+      <w:pPr>
+        <w:numPr>
+          <w:ilvl w:val="0"/>
+          <w:numId w:val="35"/>
+        </w:numPr>
+      </w:pPr>
+      <w:proofErr w:type="spellStart"/>
+      <w:r>
+        <w:t>id_plan</w:t>
+      </w:r>
+      <w:proofErr w:type="spellEnd"/>
+      <w:r>
+        <w:t xml:space="preserve"> (</w:t>
+      </w:r>
+      <w:proofErr w:type="spellStart"/>
+      <w:r>
+        <w:t>int</w:t>
+      </w:r>
+      <w:proofErr w:type="spellEnd"/>
+      <w:r>
+        <w:t>)</w:t>
+      </w:r>
+    </w:p>
+    <w:p>
+      <w:pPr>
+        <w:numPr>
+          <w:ilvl w:val="0"/>
+          <w:numId w:val="35"/>
+        </w:numPr>
+      </w:pPr>
+      <w:proofErr w:type="spellStart"/>
+      <w:r>
+        <w:t>fecha_inicio</w:t>
+      </w:r>
+      <w:proofErr w:type="spellEnd"/>
+      <w:r>
+        <w:t xml:space="preserve"> (</w:t>
+      </w:r>
+      <w:proofErr w:type="spellStart"/>
+      <w:r>
+        <w:t>datetime</w:t>
+      </w:r>
+      <w:proofErr w:type="spellEnd"/>
+      <w:r>
+        <w:t>)</w:t>
+      </w:r>
+    </w:p>
+    <w:p>
+      <w:pPr>
+        <w:numPr>
+          <w:ilvl w:val="0"/>
+          <w:numId w:val="35"/>
+        </w:numPr>
+      </w:pPr>
+      <w:proofErr w:type="spellStart"/>
+      <w:r>
+        <w:t>fecha_fin</w:t>
+      </w:r>
+      <w:proofErr w:type="spellEnd"/>
+      <w:r>
+        <w:t xml:space="preserve"> (</w:t>
+      </w:r>
+      <w:proofErr w:type="spellStart"/>
+      <w:r>
+        <w:t>datetime</w:t>
+      </w:r>
+      <w:proofErr w:type="spellEnd"/>
+      <w:r>
+        <w:t>)</w:t>
+      </w:r>
+    </w:p>
+    <w:p>
+      <w:pPr>
+        <w:numPr>
+          <w:ilvl w:val="0"/>
+          <w:numId w:val="35"/>
+        </w:numPr>
+      </w:pPr>
+      <w:r>
+        <w:t>estado (</w:t>
+      </w:r>
+      <w:proofErr w:type="spellStart"/>
+      <w:r>
+        <w:t>string</w:t>
+      </w:r>
+      <w:proofErr w:type="spellEnd"/>
+      <w:r>
+        <w:t>)</w:t>
+      </w:r>
+    </w:p>
+    <w:p>
+      <w:pPr>
+        <w:numPr>
+          <w:ilvl w:val="0"/>
+          <w:numId w:val="35"/>
+        </w:numPr>
+      </w:pPr>
+      <w:proofErr w:type="spellStart"/>
+      <w:r>
+        <w:t>renovacion_auto</w:t>
+      </w:r>
+      <w:proofErr w:type="spellEnd"/>
+      <w:r>
+        <w:t xml:space="preserve"> (</w:t>
+      </w:r>
+      <w:proofErr w:type="spellStart"/>
+      <w:r>
+        <w:t>boolean</w:t>
+      </w:r>
+      <w:proofErr w:type="spellEnd"/>
+      <w:r>
+        <w:t>)</w:t>
+      </w:r>
+    </w:p>
+    <w:p>
+      <w:pPr>
+        <w:numPr>
+          <w:ilvl w:val="0"/>
+          <w:numId w:val="35"/>
+        </w:numPr>
+      </w:pPr>
+      <w:proofErr w:type="spellStart"/>
+      <w:r>
+        <w:t>creado_en</w:t>
+      </w:r>
+      <w:proofErr w:type="spellEnd"/>
+      <w:r>
+        <w:t xml:space="preserve"> (</w:t>
+      </w:r>
+      <w:proofErr w:type="spellStart"/>
+      <w:r>
+        <w:t>datetime</w:t>
+      </w:r>
+      <w:proofErr w:type="spellEnd"/>
+      <w:r>
+        <w:t>)</w:t>
+      </w:r>
+    </w:p>
+    <w:p/>
+    <w:p>
+      <w:pPr>
+        <w:rPr>
+          <w:b/>
+          <w:bCs/>
+        </w:rPr>
+      </w:pPr>
+      <w:r>
+        <w:rPr>
+          <w:b/>
+          <w:bCs/>
+        </w:rPr>
+        <w:t>IA_MODELO</w:t>
+      </w:r>
+    </w:p>
+    <w:p>
+      <w:r>
+        <w:rPr>
+          <w:b/>
+          <w:bCs/>
+        </w:rPr>
+        <w:t>PK:</w:t>
+      </w:r>
+      <w:r>
+        <w:t xml:space="preserve"> </w:t>
+      </w:r>
+      <w:proofErr w:type="spellStart"/>
+      <w:r>
+        <w:t>id_ia</w:t>
+      </w:r>
+      <w:proofErr w:type="spellEnd"/>
+      <w:r>
+        <w:t xml:space="preserve"> (</w:t>
+      </w:r>
+      <w:proofErr w:type="spellStart"/>
+      <w:r>
+        <w:t>int</w:t>
+      </w:r>
+      <w:proofErr w:type="spellEnd"/>
+      <w:r>
+        <w:t>)</w:t>
+      </w:r>
+      <w:r>
+        <w:br/>
+      </w:r>
+      <w:r>
+        <w:rPr>
+          <w:b/>
+          <w:bCs/>
+        </w:rPr>
+        <w:t>UQ:</w:t>
+      </w:r>
+      <w:r>
+        <w:t xml:space="preserve"> nombre (</w:t>
+      </w:r>
+      <w:proofErr w:type="spellStart"/>
+      <w:r>
+        <w:t>string</w:t>
+      </w:r>
+      <w:proofErr w:type="spellEnd"/>
+      <w:r>
+        <w:t>)</w:t>
+      </w:r>
+      <w:r>
+        <w:br/>
+      </w:r>
+      <w:r>
+        <w:rPr>
+          <w:b/>
+          <w:bCs/>
+        </w:rPr>
+        <w:t>Atributos:</w:t>
+      </w:r>
+    </w:p>
+    <w:p>
+      <w:pPr>
+        <w:numPr>
+          <w:ilvl w:val="0"/>
+          <w:numId w:val="36"/>
+        </w:numPr>
+      </w:pPr>
+      <w:proofErr w:type="spellStart"/>
+      <w:r>
+        <w:t>id_ia</w:t>
+      </w:r>
+      <w:proofErr w:type="spellEnd"/>
+      <w:r>
+        <w:t xml:space="preserve"> (</w:t>
+      </w:r>
+      <w:proofErr w:type="spellStart"/>
+      <w:r>
+        <w:t>int</w:t>
+      </w:r>
+      <w:proofErr w:type="spellEnd"/>
+      <w:r>
+        <w:t>)</w:t>
+      </w:r>
+    </w:p>
+    <w:p>
+      <w:pPr>
+        <w:numPr>
+          <w:ilvl w:val="0"/>
+          <w:numId w:val="36"/>
+        </w:numPr>
+      </w:pPr>
+      <w:r>
+        <w:t>nombre (</w:t>
+      </w:r>
+      <w:proofErr w:type="spellStart"/>
+      <w:r>
+        <w:t>string</w:t>
+      </w:r>
+      <w:proofErr w:type="spellEnd"/>
+      <w:r>
+        <w:t>)</w:t>
+      </w:r>
+    </w:p>
+    <w:p>
+      <w:pPr>
+        <w:numPr>
+          <w:ilvl w:val="0"/>
+          <w:numId w:val="36"/>
+        </w:numPr>
+      </w:pPr>
+      <w:proofErr w:type="spellStart"/>
+      <w:r>
+        <w:t>descripcion</w:t>
+      </w:r>
+      <w:proofErr w:type="spellEnd"/>
+      <w:r>
+        <w:t xml:space="preserve"> (</w:t>
+      </w:r>
+      <w:proofErr w:type="spellStart"/>
+      <w:r>
+        <w:t>string</w:t>
+      </w:r>
+      <w:proofErr w:type="spellEnd"/>
+      <w:r>
+        <w:t>)</w:t>
+      </w:r>
+    </w:p>
+    <w:p>
+      <w:pPr>
+        <w:numPr>
+          <w:ilvl w:val="0"/>
+          <w:numId w:val="36"/>
+        </w:numPr>
+      </w:pPr>
+      <w:r>
+        <w:t>habilitada (</w:t>
+      </w:r>
+      <w:proofErr w:type="spellStart"/>
+      <w:r>
+        <w:t>boolean</w:t>
+      </w:r>
+      <w:proofErr w:type="spellEnd"/>
+      <w:r>
+        <w:t>)</w:t>
+      </w:r>
+    </w:p>
+    <w:p>
+      <w:pPr>
+        <w:numPr>
+          <w:ilvl w:val="0"/>
+          <w:numId w:val="36"/>
+        </w:numPr>
+      </w:pPr>
+      <w:proofErr w:type="spellStart"/>
+      <w:r>
+        <w:t>creado_en</w:t>
+      </w:r>
+      <w:proofErr w:type="spellEnd"/>
+      <w:r>
+        <w:t xml:space="preserve"> (</w:t>
+      </w:r>
+      <w:proofErr w:type="spellStart"/>
+      <w:r>
+        <w:t>datetime</w:t>
+      </w:r>
+      <w:proofErr w:type="spellEnd"/>
+      <w:r>
+        <w:t>)</w:t>
+      </w:r>
+    </w:p>
+    <w:p/>
+    <w:p>
+      <w:pPr>
+        <w:rPr>
+          <w:b/>
+          <w:bCs/>
+        </w:rPr>
+      </w:pPr>
+      <w:r>
+        <w:rPr>
+          <w:b/>
+          <w:bCs/>
+        </w:rPr>
+        <w:t>IA_MODO</w:t>
+      </w:r>
+    </w:p>
+    <w:p>
+      <w:r>
+        <w:rPr>
+          <w:b/>
+          <w:bCs/>
+        </w:rPr>
+        <w:t>PK:</w:t>
+      </w:r>
+      <w:r>
+        <w:t xml:space="preserve"> </w:t>
+      </w:r>
+      <w:proofErr w:type="spellStart"/>
+      <w:r>
+        <w:t>id_modo</w:t>
+      </w:r>
+      <w:proofErr w:type="spellEnd"/>
+      <w:r>
+        <w:t xml:space="preserve"> (</w:t>
+      </w:r>
+      <w:proofErr w:type="spellStart"/>
+      <w:r>
+        <w:t>int</w:t>
+      </w:r>
+      <w:proofErr w:type="spellEnd"/>
+      <w:r>
+        <w:t>)</w:t>
+      </w:r>
+      <w:r>
+        <w:br/>
+      </w:r>
+      <w:r>
+        <w:rPr>
+          <w:b/>
+          <w:bCs/>
+        </w:rPr>
+        <w:t>UQ compuesta:</w:t>
+      </w:r>
+      <w:r>
+        <w:t xml:space="preserve"> </w:t>
+      </w:r>
+      <w:proofErr w:type="spellStart"/>
+      <w:r>
+        <w:t>id_ia</w:t>
+      </w:r>
+      <w:proofErr w:type="spellEnd"/>
+      <w:r>
+        <w:t xml:space="preserve"> (</w:t>
+      </w:r>
+      <w:proofErr w:type="spellStart"/>
+      <w:r>
+        <w:t>int</w:t>
+      </w:r>
+      <w:proofErr w:type="spellEnd"/>
+      <w:r>
+        <w:t xml:space="preserve">) + </w:t>
+      </w:r>
+      <w:proofErr w:type="spellStart"/>
+      <w:r>
+        <w:t>nombre_modo</w:t>
+      </w:r>
+      <w:proofErr w:type="spellEnd"/>
+      <w:r>
+        <w:t xml:space="preserve"> (</w:t>
+      </w:r>
+      <w:proofErr w:type="spellStart"/>
+      <w:r>
+        <w:t>string</w:t>
+      </w:r>
+      <w:proofErr w:type="spellEnd"/>
+      <w:r>
+        <w:t>)</w:t>
+      </w:r>
+      <w:r>
+        <w:br/>
+      </w:r>
+      <w:r>
+        <w:rPr>
+          <w:b/>
+          <w:bCs/>
+        </w:rPr>
+        <w:t>Atributos:</w:t>
+      </w:r>
+    </w:p>
+    <w:p>
+      <w:pPr>
+        <w:numPr>
+          <w:ilvl w:val="0"/>
+          <w:numId w:val="37"/>
+        </w:numPr>
+      </w:pPr>
+      <w:proofErr w:type="spellStart"/>
+      <w:r>
+        <w:t>id_modo</w:t>
+      </w:r>
+      <w:proofErr w:type="spellEnd"/>
+      <w:r>
+        <w:t xml:space="preserve"> (</w:t>
+      </w:r>
+      <w:proofErr w:type="spellStart"/>
+      <w:r>
+        <w:t>int</w:t>
+      </w:r>
+      <w:proofErr w:type="spellEnd"/>
+      <w:r>
+        <w:t>)</w:t>
+      </w:r>
+    </w:p>
+    <w:p>
+      <w:pPr>
+        <w:numPr>
+          <w:ilvl w:val="0"/>
+          <w:numId w:val="37"/>
+        </w:numPr>
+      </w:pPr>
+      <w:proofErr w:type="spellStart"/>
+      <w:r>
+        <w:t>id_ia</w:t>
+      </w:r>
+      <w:proofErr w:type="spellEnd"/>
+      <w:r>
+        <w:t xml:space="preserve"> (</w:t>
+      </w:r>
+      <w:proofErr w:type="spellStart"/>
+      <w:r>
+        <w:t>int</w:t>
+      </w:r>
+      <w:proofErr w:type="spellEnd"/>
+      <w:r>
+        <w:t>)</w:t>
+      </w:r>
+    </w:p>
+    <w:p>
+      <w:pPr>
+        <w:numPr>
+          <w:ilvl w:val="0"/>
+          <w:numId w:val="37"/>
+        </w:numPr>
+      </w:pPr>
+      <w:proofErr w:type="spellStart"/>
+      <w:r>
+        <w:t>nombre_modo</w:t>
+      </w:r>
+      <w:proofErr w:type="spellEnd"/>
+      <w:r>
+        <w:t xml:space="preserve"> (</w:t>
+      </w:r>
+      <w:proofErr w:type="spellStart"/>
+      <w:r>
+        <w:t>string</w:t>
+      </w:r>
+      <w:proofErr w:type="spellEnd"/>
+      <w:r>
+        <w:t>)</w:t>
+      </w:r>
+    </w:p>
+    <w:p>
+      <w:pPr>
+        <w:numPr>
+          <w:ilvl w:val="0"/>
+          <w:numId w:val="37"/>
+        </w:numPr>
+      </w:pPr>
+      <w:proofErr w:type="spellStart"/>
+      <w:r>
+        <w:lastRenderedPageBreak/>
+        <w:t>descripcion</w:t>
+      </w:r>
+      <w:proofErr w:type="spellEnd"/>
+      <w:r>
+        <w:t xml:space="preserve"> (</w:t>
+      </w:r>
+      <w:proofErr w:type="spellStart"/>
+      <w:r>
+        <w:t>string</w:t>
+      </w:r>
+      <w:proofErr w:type="spellEnd"/>
+      <w:r>
+        <w:t>)</w:t>
+      </w:r>
+    </w:p>
+    <w:p>
+      <w:pPr>
+        <w:numPr>
+          <w:ilvl w:val="0"/>
+          <w:numId w:val="37"/>
+        </w:numPr>
+      </w:pPr>
+      <w:r>
+        <w:t>habilitado (</w:t>
+      </w:r>
+      <w:proofErr w:type="spellStart"/>
+      <w:r>
+        <w:t>boolean</w:t>
+      </w:r>
+      <w:proofErr w:type="spellEnd"/>
+      <w:r>
+        <w:t>)</w:t>
+      </w:r>
+    </w:p>
+    <w:p/>
+    <w:p>
+      <w:pPr>
+        <w:rPr>
+          <w:b/>
+          <w:bCs/>
+        </w:rPr>
+      </w:pPr>
+      <w:r>
+        <w:rPr>
+          <w:b/>
+          <w:bCs/>
+        </w:rPr>
+        <w:t>COMPRA_IA</w:t>
+      </w:r>
+    </w:p>
+    <w:p>
+      <w:r>
+        <w:rPr>
+          <w:b/>
+          <w:bCs/>
+        </w:rPr>
+        <w:t>PK:</w:t>
+      </w:r>
+      <w:r>
+        <w:t xml:space="preserve"> </w:t>
+      </w:r>
+      <w:proofErr w:type="spellStart"/>
+      <w:r>
+        <w:t>id_compra</w:t>
+      </w:r>
+      <w:proofErr w:type="spellEnd"/>
+      <w:r>
+        <w:t xml:space="preserve"> (</w:t>
+      </w:r>
+      <w:proofErr w:type="spellStart"/>
+      <w:r>
+        <w:t>int</w:t>
+      </w:r>
+      <w:proofErr w:type="spellEnd"/>
+      <w:r>
+        <w:t>)</w:t>
+      </w:r>
+      <w:r>
+        <w:br/>
+      </w:r>
+      <w:r>
+        <w:rPr>
+          <w:b/>
+          <w:bCs/>
+        </w:rPr>
+        <w:t>Atributos:</w:t>
+      </w:r>
+    </w:p>
+    <w:p>
+      <w:pPr>
+        <w:numPr>
+          <w:ilvl w:val="0"/>
+          <w:numId w:val="38"/>
+        </w:numPr>
+      </w:pPr>
+      <w:proofErr w:type="spellStart"/>
+      <w:r>
+        <w:t>id_compra</w:t>
+      </w:r>
+      <w:proofErr w:type="spellEnd"/>
+      <w:r>
+        <w:t xml:space="preserve"> (</w:t>
+      </w:r>
+      <w:proofErr w:type="spellStart"/>
+      <w:r>
+        <w:t>int</w:t>
+      </w:r>
+      <w:proofErr w:type="spellEnd"/>
+      <w:r>
+        <w:t>)</w:t>
+      </w:r>
+    </w:p>
+    <w:p>
+      <w:pPr>
+        <w:numPr>
+          <w:ilvl w:val="0"/>
+          <w:numId w:val="38"/>
+        </w:numPr>
+      </w:pPr>
+      <w:proofErr w:type="spellStart"/>
+      <w:r>
+        <w:t>id_usuario</w:t>
+      </w:r>
+      <w:proofErr w:type="spellEnd"/>
+      <w:r>
+        <w:t xml:space="preserve"> (</w:t>
+      </w:r>
+      <w:proofErr w:type="spellStart"/>
+      <w:r>
+        <w:t>int</w:t>
+      </w:r>
+      <w:proofErr w:type="spellEnd"/>
+      <w:r>
+        <w:t>)</w:t>
+      </w:r>
+    </w:p>
+    <w:p>
+      <w:pPr>
+        <w:numPr>
+          <w:ilvl w:val="0"/>
+          <w:numId w:val="38"/>
+        </w:numPr>
+      </w:pPr>
+      <w:proofErr w:type="spellStart"/>
+      <w:r>
+        <w:t>id_ia</w:t>
+      </w:r>
+      <w:proofErr w:type="spellEnd"/>
+      <w:r>
+        <w:t xml:space="preserve"> (</w:t>
+      </w:r>
+      <w:proofErr w:type="spellStart"/>
+      <w:r>
+        <w:t>int</w:t>
+      </w:r>
+      <w:proofErr w:type="spellEnd"/>
+      <w:r>
+        <w:t>)</w:t>
+      </w:r>
+    </w:p>
+    <w:p>
+      <w:pPr>
+        <w:numPr>
+          <w:ilvl w:val="0"/>
+          <w:numId w:val="38"/>
+        </w:numPr>
+      </w:pPr>
+      <w:proofErr w:type="spellStart"/>
+      <w:r>
+        <w:t>fecha_compra</w:t>
+      </w:r>
+      <w:proofErr w:type="spellEnd"/>
+      <w:r>
+        <w:t xml:space="preserve"> (</w:t>
+      </w:r>
+      <w:proofErr w:type="spellStart"/>
+      <w:r>
+        <w:t>datetime</w:t>
+      </w:r>
+      <w:proofErr w:type="spellEnd"/>
+      <w:r>
+        <w:t>)</w:t>
+      </w:r>
+    </w:p>
+    <w:p>
+      <w:pPr>
+        <w:numPr>
+          <w:ilvl w:val="0"/>
+          <w:numId w:val="38"/>
+        </w:numPr>
+      </w:pPr>
+      <w:proofErr w:type="spellStart"/>
+      <w:r>
+        <w:t>periodo_inicio</w:t>
+      </w:r>
+      <w:proofErr w:type="spellEnd"/>
+      <w:r>
+        <w:t xml:space="preserve"> (</w:t>
+      </w:r>
+      <w:proofErr w:type="spellStart"/>
+      <w:r>
+        <w:t>datetime</w:t>
+      </w:r>
+      <w:proofErr w:type="spellEnd"/>
+      <w:r>
+        <w:t>)</w:t>
+      </w:r>
+    </w:p>
+    <w:p>
+      <w:pPr>
+        <w:numPr>
+          <w:ilvl w:val="0"/>
+          <w:numId w:val="38"/>
+        </w:numPr>
+      </w:pPr>
+      <w:proofErr w:type="spellStart"/>
+      <w:r>
+        <w:t>periodo_fin</w:t>
+      </w:r>
+      <w:proofErr w:type="spellEnd"/>
+      <w:r>
+        <w:t xml:space="preserve"> (</w:t>
+      </w:r>
+      <w:proofErr w:type="spellStart"/>
+      <w:r>
+        <w:t>datetime</w:t>
+      </w:r>
+      <w:proofErr w:type="spellEnd"/>
+      <w:r>
+        <w:t>)</w:t>
+      </w:r>
+    </w:p>
+    <w:p>
+      <w:pPr>
+        <w:numPr>
+          <w:ilvl w:val="0"/>
+          <w:numId w:val="38"/>
+        </w:numPr>
+      </w:pPr>
+      <w:r>
+        <w:t>estado (</w:t>
+      </w:r>
+      <w:proofErr w:type="spellStart"/>
+      <w:r>
+        <w:t>string</w:t>
+      </w:r>
+      <w:proofErr w:type="spellEnd"/>
+      <w:r>
+        <w:t>)</w:t>
+      </w:r>
+    </w:p>
+    <w:p>
+      <w:pPr>
+        <w:numPr>
+          <w:ilvl w:val="0"/>
+          <w:numId w:val="38"/>
+        </w:numPr>
+      </w:pPr>
+      <w:proofErr w:type="spellStart"/>
+      <w:r>
+        <w:t>es_renovacion</w:t>
+      </w:r>
+      <w:proofErr w:type="spellEnd"/>
+      <w:r>
+        <w:t xml:space="preserve"> (</w:t>
+      </w:r>
+      <w:proofErr w:type="spellStart"/>
+      <w:r>
+        <w:t>boolean</w:t>
+      </w:r>
+      <w:proofErr w:type="spellEnd"/>
+      <w:r>
+        <w:t>)</w:t>
+      </w:r>
+    </w:p>
+    <w:p>
+      <w:pPr>
+        <w:numPr>
+          <w:ilvl w:val="0"/>
+          <w:numId w:val="38"/>
+        </w:numPr>
+      </w:pPr>
+      <w:proofErr w:type="spellStart"/>
+      <w:r>
+        <w:t>id_compra_origen</w:t>
+      </w:r>
+      <w:proofErr w:type="spellEnd"/>
+      <w:r>
+        <w:t xml:space="preserve"> (</w:t>
+      </w:r>
+      <w:proofErr w:type="spellStart"/>
+      <w:r>
+        <w:t>int</w:t>
+      </w:r>
+      <w:proofErr w:type="spellEnd"/>
+      <w:r>
+        <w:t>)</w:t>
+      </w:r>
+    </w:p>
+    <w:p>
+      <w:pPr>
+        <w:numPr>
+          <w:ilvl w:val="0"/>
+          <w:numId w:val="38"/>
+        </w:numPr>
+      </w:pPr>
+      <w:r>
+        <w:t>importe (decimal)</w:t>
+      </w:r>
+    </w:p>
+    <w:p>
+      <w:pPr>
+        <w:numPr>
+          <w:ilvl w:val="0"/>
+          <w:numId w:val="38"/>
+        </w:numPr>
+      </w:pPr>
+      <w:proofErr w:type="spellStart"/>
+      <w:r>
+        <w:t>referencia_pago</w:t>
+      </w:r>
+      <w:proofErr w:type="spellEnd"/>
+      <w:r>
+        <w:t xml:space="preserve"> (</w:t>
+      </w:r>
+      <w:proofErr w:type="spellStart"/>
+      <w:r>
+        <w:t>string</w:t>
+      </w:r>
+      <w:proofErr w:type="spellEnd"/>
+      <w:r>
+        <w:t>)</w:t>
+      </w:r>
+    </w:p>
+    <w:p/>
+    <w:p>
+      <w:pPr>
+        <w:rPr>
+          <w:b/>
+          <w:bCs/>
+        </w:rPr>
+      </w:pPr>
+      <w:r>
+        <w:rPr>
+          <w:b/>
+          <w:bCs/>
+        </w:rPr>
+        <w:t>EJECUCION</w:t>
+      </w:r>
+    </w:p>
+    <w:p>
+      <w:r>
+        <w:rPr>
+          <w:b/>
+          <w:bCs/>
+        </w:rPr>
+        <w:t>PK:</w:t>
+      </w:r>
+      <w:r>
+        <w:t xml:space="preserve"> </w:t>
+      </w:r>
+      <w:proofErr w:type="spellStart"/>
+      <w:r>
+        <w:t>id_ejecucion</w:t>
+      </w:r>
+      <w:proofErr w:type="spellEnd"/>
+      <w:r>
+        <w:t xml:space="preserve"> (</w:t>
+      </w:r>
+      <w:proofErr w:type="spellStart"/>
+      <w:r>
+        <w:t>int</w:t>
+      </w:r>
+      <w:proofErr w:type="spellEnd"/>
+      <w:r>
+        <w:t>)</w:t>
+      </w:r>
+      <w:r>
+        <w:br/>
+      </w:r>
+      <w:r>
+        <w:rPr>
+          <w:b/>
+          <w:bCs/>
+        </w:rPr>
+        <w:t>Atributos:</w:t>
+      </w:r>
+    </w:p>
+    <w:p>
+      <w:pPr>
+        <w:numPr>
+          <w:ilvl w:val="0"/>
+          <w:numId w:val="39"/>
+        </w:numPr>
+      </w:pPr>
+      <w:proofErr w:type="spellStart"/>
+      <w:r>
+        <w:t>id_ejecucion</w:t>
+      </w:r>
+      <w:proofErr w:type="spellEnd"/>
+      <w:r>
+        <w:t xml:space="preserve"> (</w:t>
+      </w:r>
+      <w:proofErr w:type="spellStart"/>
+      <w:r>
+        <w:t>int</w:t>
+      </w:r>
+      <w:proofErr w:type="spellEnd"/>
+      <w:r>
+        <w:t>)</w:t>
+      </w:r>
+    </w:p>
+    <w:p>
+      <w:pPr>
+        <w:numPr>
+          <w:ilvl w:val="0"/>
+          <w:numId w:val="39"/>
+        </w:numPr>
+      </w:pPr>
+      <w:proofErr w:type="spellStart"/>
+      <w:r>
+        <w:t>id_usuario</w:t>
+      </w:r>
+      <w:proofErr w:type="spellEnd"/>
+      <w:r>
+        <w:t xml:space="preserve"> (</w:t>
+      </w:r>
+      <w:proofErr w:type="spellStart"/>
+      <w:r>
+        <w:t>int</w:t>
+      </w:r>
+      <w:proofErr w:type="spellEnd"/>
+      <w:r>
+        <w:t>)</w:t>
+      </w:r>
+    </w:p>
+    <w:p>
+      <w:pPr>
+        <w:numPr>
+          <w:ilvl w:val="0"/>
+          <w:numId w:val="39"/>
+        </w:numPr>
+      </w:pPr>
+      <w:proofErr w:type="spellStart"/>
+      <w:r>
+        <w:t>id_ia</w:t>
+      </w:r>
+      <w:proofErr w:type="spellEnd"/>
+      <w:r>
+        <w:t xml:space="preserve"> (</w:t>
+      </w:r>
+      <w:proofErr w:type="spellStart"/>
+      <w:r>
+        <w:t>int</w:t>
+      </w:r>
+      <w:proofErr w:type="spellEnd"/>
+      <w:r>
+        <w:t>)</w:t>
+      </w:r>
+    </w:p>
+    <w:p>
+      <w:pPr>
+        <w:numPr>
+          <w:ilvl w:val="0"/>
+          <w:numId w:val="39"/>
+        </w:numPr>
+      </w:pPr>
+      <w:proofErr w:type="spellStart"/>
+      <w:r>
+        <w:t>id_modo</w:t>
+      </w:r>
+      <w:proofErr w:type="spellEnd"/>
+      <w:r>
+        <w:t xml:space="preserve"> (</w:t>
+      </w:r>
+      <w:proofErr w:type="spellStart"/>
+      <w:r>
+        <w:t>int</w:t>
+      </w:r>
+      <w:proofErr w:type="spellEnd"/>
+      <w:r>
+        <w:t>)</w:t>
+      </w:r>
+    </w:p>
+    <w:p>
+      <w:pPr>
+        <w:numPr>
+          <w:ilvl w:val="0"/>
+          <w:numId w:val="39"/>
+        </w:numPr>
+      </w:pPr>
+      <w:r>
+        <w:t>origen (</w:t>
+      </w:r>
+      <w:proofErr w:type="spellStart"/>
+      <w:r>
+        <w:t>string</w:t>
+      </w:r>
+      <w:proofErr w:type="spellEnd"/>
+      <w:r>
+        <w:t>)</w:t>
+      </w:r>
+    </w:p>
+    <w:p>
+      <w:pPr>
+        <w:numPr>
+          <w:ilvl w:val="0"/>
+          <w:numId w:val="39"/>
+        </w:numPr>
+      </w:pPr>
+      <w:r>
+        <w:t>estado (</w:t>
+      </w:r>
+      <w:proofErr w:type="spellStart"/>
+      <w:r>
+        <w:t>string</w:t>
+      </w:r>
+      <w:proofErr w:type="spellEnd"/>
+      <w:r>
+        <w:t>)</w:t>
+      </w:r>
+    </w:p>
+    <w:p>
+      <w:pPr>
+        <w:numPr>
+          <w:ilvl w:val="0"/>
+          <w:numId w:val="39"/>
+        </w:numPr>
+      </w:pPr>
+      <w:proofErr w:type="spellStart"/>
+      <w:r>
+        <w:t>duracion_ms</w:t>
+      </w:r>
+      <w:proofErr w:type="spellEnd"/>
+      <w:r>
+        <w:t xml:space="preserve"> (</w:t>
+      </w:r>
+      <w:proofErr w:type="spellStart"/>
+      <w:r>
+        <w:t>int</w:t>
+      </w:r>
+      <w:proofErr w:type="spellEnd"/>
+      <w:r>
+        <w:t>)</w:t>
+      </w:r>
+    </w:p>
+    <w:p>
+      <w:pPr>
+        <w:numPr>
+          <w:ilvl w:val="0"/>
+          <w:numId w:val="39"/>
+        </w:numPr>
+      </w:pPr>
+      <w:proofErr w:type="spellStart"/>
+      <w:r>
+        <w:t>mensaje_error_user</w:t>
+      </w:r>
+      <w:proofErr w:type="spellEnd"/>
+      <w:r>
+        <w:t xml:space="preserve"> (</w:t>
+      </w:r>
+      <w:proofErr w:type="spellStart"/>
+      <w:r>
+        <w:t>string</w:t>
+      </w:r>
+      <w:proofErr w:type="spellEnd"/>
+      <w:r>
+        <w:t>)</w:t>
+      </w:r>
+    </w:p>
+    <w:p>
+      <w:pPr>
+        <w:numPr>
+          <w:ilvl w:val="0"/>
+          <w:numId w:val="39"/>
+        </w:numPr>
+      </w:pPr>
+      <w:proofErr w:type="spellStart"/>
+      <w:r>
+        <w:t>creado_en</w:t>
+      </w:r>
+      <w:proofErr w:type="spellEnd"/>
+      <w:r>
+        <w:t xml:space="preserve"> (</w:t>
+      </w:r>
+      <w:proofErr w:type="spellStart"/>
+      <w:r>
+        <w:t>datetime</w:t>
+      </w:r>
+      <w:proofErr w:type="spellEnd"/>
+      <w:r>
+        <w:t>)</w:t>
+      </w:r>
+    </w:p>
+    <w:p/>
+    <w:p>
+      <w:pPr>
+        <w:rPr>
+          <w:b/>
+          <w:bCs/>
+        </w:rPr>
+      </w:pPr>
+      <w:r>
+        <w:rPr>
+          <w:b/>
+          <w:bCs/>
+        </w:rPr>
+        <w:t>TEMPORAL_ARCHIVO</w:t>
+      </w:r>
+    </w:p>
+    <w:p>
+      <w:r>
+        <w:rPr>
+          <w:b/>
+          <w:bCs/>
+        </w:rPr>
+        <w:lastRenderedPageBreak/>
+        <w:t>PK:</w:t>
+      </w:r>
+      <w:r>
+        <w:t xml:space="preserve"> </w:t>
+      </w:r>
+      <w:proofErr w:type="spellStart"/>
+      <w:r>
+        <w:t>id_temporal</w:t>
+      </w:r>
+      <w:proofErr w:type="spellEnd"/>
+      <w:r>
+        <w:t xml:space="preserve"> (</w:t>
+      </w:r>
+      <w:proofErr w:type="spellStart"/>
+      <w:r>
+        <w:t>int</w:t>
+      </w:r>
+      <w:proofErr w:type="spellEnd"/>
+      <w:r>
+        <w:t>)</w:t>
+      </w:r>
+      <w:r>
+        <w:br/>
+      </w:r>
+      <w:r>
+        <w:rPr>
+          <w:b/>
+          <w:bCs/>
+        </w:rPr>
+        <w:t>UQ:</w:t>
+      </w:r>
+      <w:r>
+        <w:t xml:space="preserve"> </w:t>
+      </w:r>
+      <w:proofErr w:type="spellStart"/>
+      <w:r>
+        <w:t>token_descarga</w:t>
+      </w:r>
+      <w:proofErr w:type="spellEnd"/>
+      <w:r>
+        <w:t xml:space="preserve"> (</w:t>
+      </w:r>
+      <w:proofErr w:type="spellStart"/>
+      <w:r>
+        <w:t>string</w:t>
+      </w:r>
+      <w:proofErr w:type="spellEnd"/>
+      <w:r>
+        <w:t>)</w:t>
+      </w:r>
+      <w:r>
+        <w:br/>
+      </w:r>
+      <w:r>
+        <w:rPr>
+          <w:b/>
+          <w:bCs/>
+        </w:rPr>
+        <w:t>Atributos:</w:t>
+      </w:r>
+    </w:p>
+    <w:p>
+      <w:pPr>
+        <w:numPr>
+          <w:ilvl w:val="0"/>
+          <w:numId w:val="40"/>
+        </w:numPr>
+      </w:pPr>
+      <w:proofErr w:type="spellStart"/>
+      <w:r>
+        <w:t>id_temporal</w:t>
+      </w:r>
+      <w:proofErr w:type="spellEnd"/>
+      <w:r>
+        <w:t xml:space="preserve"> (</w:t>
+      </w:r>
+      <w:proofErr w:type="spellStart"/>
+      <w:r>
+        <w:t>int</w:t>
+      </w:r>
+      <w:proofErr w:type="spellEnd"/>
+      <w:r>
+        <w:t>)</w:t>
+      </w:r>
+    </w:p>
+    <w:p>
+      <w:pPr>
+        <w:numPr>
+          <w:ilvl w:val="0"/>
+          <w:numId w:val="40"/>
+        </w:numPr>
+      </w:pPr>
+      <w:proofErr w:type="spellStart"/>
+      <w:r>
+        <w:t>id_ejecucion</w:t>
+      </w:r>
+      <w:proofErr w:type="spellEnd"/>
+      <w:r>
+        <w:t xml:space="preserve"> (</w:t>
+      </w:r>
+      <w:proofErr w:type="spellStart"/>
+      <w:r>
+        <w:t>int</w:t>
+      </w:r>
+      <w:proofErr w:type="spellEnd"/>
+      <w:r>
+        <w:t>)</w:t>
+      </w:r>
+    </w:p>
+    <w:p>
+      <w:pPr>
+        <w:numPr>
+          <w:ilvl w:val="0"/>
+          <w:numId w:val="40"/>
+        </w:numPr>
+      </w:pPr>
+      <w:r>
+        <w:t>tipo (</w:t>
+      </w:r>
+      <w:proofErr w:type="spellStart"/>
+      <w:r>
+        <w:t>string</w:t>
+      </w:r>
+      <w:proofErr w:type="spellEnd"/>
+      <w:r>
+        <w:t>)</w:t>
+      </w:r>
+    </w:p>
+    <w:p>
+      <w:pPr>
+        <w:numPr>
+          <w:ilvl w:val="0"/>
+          <w:numId w:val="40"/>
+        </w:numPr>
+      </w:pPr>
+      <w:proofErr w:type="spellStart"/>
+      <w:r>
+        <w:t>ruta_servidor</w:t>
+      </w:r>
+      <w:proofErr w:type="spellEnd"/>
+      <w:r>
+        <w:t xml:space="preserve"> (</w:t>
+      </w:r>
+      <w:proofErr w:type="spellStart"/>
+      <w:r>
+        <w:t>string</w:t>
+      </w:r>
+      <w:proofErr w:type="spellEnd"/>
+      <w:r>
+        <w:t>)</w:t>
+      </w:r>
+    </w:p>
+    <w:p>
+      <w:pPr>
+        <w:numPr>
+          <w:ilvl w:val="0"/>
+          <w:numId w:val="40"/>
+        </w:numPr>
+      </w:pPr>
+      <w:proofErr w:type="spellStart"/>
+      <w:r>
+        <w:t>mime_type</w:t>
+      </w:r>
+      <w:proofErr w:type="spellEnd"/>
+      <w:r>
+        <w:t xml:space="preserve"> (</w:t>
+      </w:r>
+      <w:proofErr w:type="spellStart"/>
+      <w:r>
+        <w:t>string</w:t>
+      </w:r>
+      <w:proofErr w:type="spellEnd"/>
+      <w:r>
+        <w:t>)</w:t>
+      </w:r>
+    </w:p>
+    <w:p>
+      <w:pPr>
+        <w:numPr>
+          <w:ilvl w:val="0"/>
+          <w:numId w:val="40"/>
+        </w:numPr>
+      </w:pPr>
+      <w:proofErr w:type="spellStart"/>
+      <w:r>
+        <w:t>tamano_bytes</w:t>
+      </w:r>
+      <w:proofErr w:type="spellEnd"/>
+      <w:r>
+        <w:t xml:space="preserve"> (</w:t>
+      </w:r>
+      <w:proofErr w:type="spellStart"/>
+      <w:r>
+        <w:t>bigint</w:t>
+      </w:r>
+      <w:proofErr w:type="spellEnd"/>
+      <w:r>
+        <w:t xml:space="preserve"> / int64)</w:t>
+      </w:r>
+    </w:p>
+    <w:p>
+      <w:pPr>
+        <w:numPr>
+          <w:ilvl w:val="0"/>
+          <w:numId w:val="40"/>
+        </w:numPr>
+      </w:pPr>
+      <w:proofErr w:type="spellStart"/>
+      <w:r>
+        <w:t>token_descarga</w:t>
+      </w:r>
+      <w:proofErr w:type="spellEnd"/>
+      <w:r>
+        <w:t xml:space="preserve"> (</w:t>
+      </w:r>
+      <w:proofErr w:type="spellStart"/>
+      <w:r>
+        <w:t>string</w:t>
+      </w:r>
+      <w:proofErr w:type="spellEnd"/>
+      <w:r>
+        <w:t>)</w:t>
+      </w:r>
+    </w:p>
+    <w:p>
+      <w:pPr>
+        <w:numPr>
+          <w:ilvl w:val="0"/>
+          <w:numId w:val="40"/>
+        </w:numPr>
+      </w:pPr>
+      <w:proofErr w:type="spellStart"/>
+      <w:r>
+        <w:t>expira_en</w:t>
+      </w:r>
+      <w:proofErr w:type="spellEnd"/>
+      <w:r>
+        <w:t xml:space="preserve"> (</w:t>
+      </w:r>
+      <w:proofErr w:type="spellStart"/>
+      <w:r>
+        <w:t>datetime</w:t>
+      </w:r>
+      <w:proofErr w:type="spellEnd"/>
+      <w:r>
+        <w:t>)</w:t>
+      </w:r>
+    </w:p>
+    <w:p>
+      <w:pPr>
+        <w:numPr>
+          <w:ilvl w:val="0"/>
+          <w:numId w:val="40"/>
+        </w:numPr>
+      </w:pPr>
+      <w:proofErr w:type="spellStart"/>
+      <w:r>
+        <w:t>eliminado_en</w:t>
+      </w:r>
+      <w:proofErr w:type="spellEnd"/>
+      <w:r>
+        <w:t xml:space="preserve"> (</w:t>
+      </w:r>
+      <w:proofErr w:type="spellStart"/>
+      <w:r>
+        <w:t>datetime</w:t>
+      </w:r>
+      <w:proofErr w:type="spellEnd"/>
+      <w:r>
+        <w:t>)</w:t>
+      </w:r>
+    </w:p>
+    <w:p/>
+    <w:p>
+      <w:pPr>
+        <w:rPr>
+          <w:b/>
+          <w:bCs/>
+        </w:rPr>
+      </w:pPr>
+      <w:r>
+        <w:rPr>
+          <w:b/>
+          <w:bCs/>
+        </w:rPr>
+        <w:t>LOG_EVENTO</w:t>
+      </w:r>
+    </w:p>
+    <w:p>
+      <w:r>
+        <w:rPr>
+          <w:b/>
+          <w:bCs/>
+        </w:rPr>
+        <w:t>PK:</w:t>
+      </w:r>
+      <w:r>
+        <w:t xml:space="preserve"> </w:t>
+      </w:r>
+      <w:proofErr w:type="spellStart"/>
+      <w:r>
+        <w:t>id_log</w:t>
+      </w:r>
+      <w:proofErr w:type="spellEnd"/>
+      <w:r>
+        <w:t xml:space="preserve"> (</w:t>
+      </w:r>
+      <w:proofErr w:type="spellStart"/>
+      <w:r>
+        <w:t>int</w:t>
+      </w:r>
+      <w:proofErr w:type="spellEnd"/>
+      <w:r>
+        <w:t>)</w:t>
+      </w:r>
+      <w:r>
+        <w:br/>
+      </w:r>
+      <w:r>
+        <w:rPr>
+          <w:b/>
+          <w:bCs/>
+        </w:rPr>
+        <w:t>Atributos:</w:t>
+      </w:r>
+    </w:p>
+    <w:p>
+      <w:pPr>
+        <w:numPr>
+          <w:ilvl w:val="0"/>
+          <w:numId w:val="41"/>
+        </w:numPr>
+      </w:pPr>
+      <w:proofErr w:type="spellStart"/>
+      <w:r>
+        <w:t>id_log</w:t>
+      </w:r>
+      <w:proofErr w:type="spellEnd"/>
+      <w:r>
+        <w:t xml:space="preserve"> (</w:t>
+      </w:r>
+      <w:proofErr w:type="spellStart"/>
+      <w:r>
+        <w:t>int</w:t>
+      </w:r>
+      <w:proofErr w:type="spellEnd"/>
+      <w:r>
+        <w:t>)</w:t>
+      </w:r>
+    </w:p>
+    <w:p>
+      <w:pPr>
+        <w:numPr>
+          <w:ilvl w:val="0"/>
+          <w:numId w:val="41"/>
+        </w:numPr>
+      </w:pPr>
+      <w:proofErr w:type="spellStart"/>
+      <w:r>
+        <w:t>id_usuario</w:t>
+      </w:r>
+      <w:proofErr w:type="spellEnd"/>
+      <w:r>
+        <w:t xml:space="preserve"> (</w:t>
+      </w:r>
+      <w:proofErr w:type="spellStart"/>
+      <w:r>
+        <w:t>int</w:t>
+      </w:r>
+      <w:proofErr w:type="spellEnd"/>
+      <w:r>
+        <w:t>)</w:t>
+      </w:r>
+    </w:p>
+    <w:p>
+      <w:pPr>
+        <w:numPr>
+          <w:ilvl w:val="0"/>
+          <w:numId w:val="41"/>
+        </w:numPr>
+      </w:pPr>
+      <w:r>
+        <w:t>tipo (</w:t>
+      </w:r>
+      <w:proofErr w:type="spellStart"/>
+      <w:r>
+        <w:t>string</w:t>
+      </w:r>
+      <w:proofErr w:type="spellEnd"/>
+      <w:r>
+        <w:t>)</w:t>
+      </w:r>
+    </w:p>
+    <w:p>
+      <w:pPr>
+        <w:numPr>
+          <w:ilvl w:val="0"/>
+          <w:numId w:val="41"/>
+        </w:numPr>
+      </w:pPr>
+      <w:r>
+        <w:t>severidad (</w:t>
+      </w:r>
+      <w:proofErr w:type="spellStart"/>
+      <w:r>
+        <w:t>string</w:t>
+      </w:r>
+      <w:proofErr w:type="spellEnd"/>
+      <w:r>
+        <w:t>)</w:t>
+      </w:r>
+    </w:p>
+    <w:p>
+      <w:pPr>
+        <w:numPr>
+          <w:ilvl w:val="0"/>
+          <w:numId w:val="41"/>
+        </w:numPr>
+      </w:pPr>
+      <w:r>
+        <w:t>mensaje (</w:t>
+      </w:r>
+      <w:proofErr w:type="spellStart"/>
+      <w:r>
+        <w:t>string</w:t>
+      </w:r>
+      <w:proofErr w:type="spellEnd"/>
+      <w:r>
+        <w:t>)</w:t>
+      </w:r>
+    </w:p>
+    <w:p>
+      <w:pPr>
+        <w:numPr>
+          <w:ilvl w:val="0"/>
+          <w:numId w:val="41"/>
+        </w:numPr>
+      </w:pPr>
+      <w:proofErr w:type="spellStart"/>
+      <w:r>
+        <w:t>metadata_json</w:t>
+      </w:r>
+      <w:proofErr w:type="spellEnd"/>
+      <w:r>
+        <w:t xml:space="preserve"> (</w:t>
+      </w:r>
+      <w:proofErr w:type="spellStart"/>
+      <w:r>
+        <w:t>text</w:t>
+      </w:r>
+      <w:proofErr w:type="spellEnd"/>
+      <w:r>
+        <w:t xml:space="preserve"> / </w:t>
+      </w:r>
+      <w:proofErr w:type="spellStart"/>
+      <w:r>
+        <w:t>string</w:t>
+      </w:r>
+      <w:proofErr w:type="spellEnd"/>
+      <w:r>
+        <w:t xml:space="preserve"> largo)</w:t>
+      </w:r>
+    </w:p>
+    <w:p>
+      <w:pPr>
+        <w:numPr>
+          <w:ilvl w:val="0"/>
+          <w:numId w:val="41"/>
+        </w:numPr>
+      </w:pPr>
+      <w:proofErr w:type="spellStart"/>
+      <w:r>
+        <w:t>creado_en</w:t>
+      </w:r>
+      <w:proofErr w:type="spellEnd"/>
+      <w:r>
+        <w:t xml:space="preserve"> (</w:t>
+      </w:r>
+      <w:proofErr w:type="spellStart"/>
+      <w:r>
+        <w:t>datetime</w:t>
+      </w:r>
+      <w:proofErr w:type="spellEnd"/>
+      <w:r>
+        <w:t>)</w:t>
+      </w:r>
+    </w:p>
+    <w:p/>
+    <w:p>
+      <w:pPr>
+        <w:rPr>
+          <w:b/>
+          <w:bCs/>
+        </w:rPr>
+      </w:pPr>
+      <w:r>
+        <w:rPr>
+          <w:b/>
+          <w:bCs/>
+        </w:rPr>
+        <w:t>PIPELINE</w:t>
+      </w:r>
+    </w:p>
+    <w:p>
+      <w:r>
+        <w:rPr>
+          <w:b/>
+          <w:bCs/>
+        </w:rPr>
+        <w:t>PK:</w:t>
+      </w:r>
+      <w:r>
+        <w:t xml:space="preserve"> </w:t>
+      </w:r>
+      <w:proofErr w:type="spellStart"/>
+      <w:r>
+        <w:t>id_pipeline</w:t>
+      </w:r>
+      <w:proofErr w:type="spellEnd"/>
+      <w:r>
+        <w:t xml:space="preserve"> (</w:t>
+      </w:r>
+      <w:proofErr w:type="spellStart"/>
+      <w:r>
+        <w:t>int</w:t>
+      </w:r>
+      <w:proofErr w:type="spellEnd"/>
+      <w:r>
+        <w:t>)</w:t>
+      </w:r>
+      <w:r>
+        <w:br/>
+      </w:r>
+      <w:r>
+        <w:rPr>
+          <w:b/>
+          <w:bCs/>
+        </w:rPr>
+        <w:t>UQ:</w:t>
+      </w:r>
+      <w:r>
+        <w:t xml:space="preserve"> nombre (</w:t>
+      </w:r>
+      <w:proofErr w:type="spellStart"/>
+      <w:r>
+        <w:t>string</w:t>
+      </w:r>
+      <w:proofErr w:type="spellEnd"/>
+      <w:r>
+        <w:t>)</w:t>
+      </w:r>
+      <w:r>
+        <w:br/>
+      </w:r>
+      <w:r>
+        <w:rPr>
+          <w:b/>
+          <w:bCs/>
+        </w:rPr>
+        <w:t>Atributos:</w:t>
+      </w:r>
+    </w:p>
+    <w:p>
+      <w:pPr>
+        <w:numPr>
+          <w:ilvl w:val="0"/>
+          <w:numId w:val="42"/>
+        </w:numPr>
+      </w:pPr>
+      <w:proofErr w:type="spellStart"/>
+      <w:r>
+        <w:t>id_pipeline</w:t>
+      </w:r>
+      <w:proofErr w:type="spellEnd"/>
+      <w:r>
+        <w:t xml:space="preserve"> (</w:t>
+      </w:r>
+      <w:proofErr w:type="spellStart"/>
+      <w:r>
+        <w:t>int</w:t>
+      </w:r>
+      <w:proofErr w:type="spellEnd"/>
+      <w:r>
+        <w:t>)</w:t>
+      </w:r>
+    </w:p>
+    <w:p>
+      <w:pPr>
+        <w:numPr>
+          <w:ilvl w:val="0"/>
+          <w:numId w:val="42"/>
+        </w:numPr>
+      </w:pPr>
+      <w:r>
+        <w:t>nombre (</w:t>
+      </w:r>
+      <w:proofErr w:type="spellStart"/>
+      <w:r>
+        <w:t>string</w:t>
+      </w:r>
+      <w:proofErr w:type="spellEnd"/>
+      <w:r>
+        <w:t>)</w:t>
+      </w:r>
+    </w:p>
+    <w:p>
+      <w:pPr>
+        <w:numPr>
+          <w:ilvl w:val="0"/>
+          <w:numId w:val="42"/>
+        </w:numPr>
+      </w:pPr>
+      <w:proofErr w:type="spellStart"/>
+      <w:r>
+        <w:t>descripcion</w:t>
+      </w:r>
+      <w:proofErr w:type="spellEnd"/>
+      <w:r>
+        <w:t xml:space="preserve"> (</w:t>
+      </w:r>
+      <w:proofErr w:type="spellStart"/>
+      <w:r>
+        <w:t>string</w:t>
+      </w:r>
+      <w:proofErr w:type="spellEnd"/>
+      <w:r>
+        <w:t>)</w:t>
+      </w:r>
+    </w:p>
+    <w:p>
+      <w:pPr>
+        <w:numPr>
+          <w:ilvl w:val="0"/>
+          <w:numId w:val="42"/>
+        </w:numPr>
+      </w:pPr>
+      <w:r>
+        <w:t>habilitado (</w:t>
+      </w:r>
+      <w:proofErr w:type="spellStart"/>
+      <w:r>
+        <w:t>boolean</w:t>
+      </w:r>
+      <w:proofErr w:type="spellEnd"/>
+      <w:r>
+        <w:t>)</w:t>
+      </w:r>
+    </w:p>
+    <w:p>
+      <w:pPr>
+        <w:numPr>
+          <w:ilvl w:val="0"/>
+          <w:numId w:val="42"/>
+        </w:numPr>
+      </w:pPr>
+      <w:proofErr w:type="spellStart"/>
+      <w:r>
+        <w:t>creado_en</w:t>
+      </w:r>
+      <w:proofErr w:type="spellEnd"/>
+      <w:r>
+        <w:t xml:space="preserve"> (</w:t>
+      </w:r>
+      <w:proofErr w:type="spellStart"/>
+      <w:r>
+        <w:t>datetime</w:t>
+      </w:r>
+      <w:proofErr w:type="spellEnd"/>
+      <w:r>
+        <w:t>)</w:t>
+      </w:r>
+    </w:p>
+    <w:p/>
+    <w:p>
+      <w:pPr>
+        <w:rPr>
+          <w:b/>
+          <w:bCs/>
+        </w:rPr>
+      </w:pPr>
+      <w:r>
+        <w:rPr>
+          <w:b/>
+          <w:bCs/>
+        </w:rPr>
+        <w:t>PIPELINE_ETAPA</w:t>
+      </w:r>
+    </w:p>
+    <w:p>
+      <w:r>
+        <w:rPr>
+          <w:b/>
+          <w:bCs/>
+        </w:rPr>
+        <w:t>PK:</w:t>
+      </w:r>
+      <w:r>
+        <w:t xml:space="preserve"> </w:t>
+      </w:r>
+      <w:proofErr w:type="spellStart"/>
+      <w:r>
+        <w:t>id_etapa</w:t>
+      </w:r>
+      <w:proofErr w:type="spellEnd"/>
+      <w:r>
+        <w:t xml:space="preserve"> (</w:t>
+      </w:r>
+      <w:proofErr w:type="spellStart"/>
+      <w:r>
+        <w:t>int</w:t>
+      </w:r>
+      <w:proofErr w:type="spellEnd"/>
+      <w:r>
+        <w:t>)</w:t>
+      </w:r>
+      <w:r>
+        <w:br/>
+      </w:r>
+      <w:r>
+        <w:rPr>
+          <w:b/>
+          <w:bCs/>
+        </w:rPr>
+        <w:t>UQ compuesta:</w:t>
+      </w:r>
+      <w:r>
+        <w:t xml:space="preserve"> </w:t>
+      </w:r>
+      <w:proofErr w:type="spellStart"/>
+      <w:r>
+        <w:t>id_pipeline</w:t>
+      </w:r>
+      <w:proofErr w:type="spellEnd"/>
+      <w:r>
+        <w:t xml:space="preserve"> (</w:t>
+      </w:r>
+      <w:proofErr w:type="spellStart"/>
+      <w:r>
+        <w:t>int</w:t>
+      </w:r>
+      <w:proofErr w:type="spellEnd"/>
+      <w:r>
+        <w:t>) + orden (</w:t>
+      </w:r>
+      <w:proofErr w:type="spellStart"/>
+      <w:r>
+        <w:t>int</w:t>
+      </w:r>
+      <w:proofErr w:type="spellEnd"/>
+      <w:r>
+        <w:t>)</w:t>
+      </w:r>
+      <w:r>
+        <w:br/>
+      </w:r>
+      <w:r>
+        <w:rPr>
+          <w:b/>
+          <w:bCs/>
+        </w:rPr>
+        <w:t>Atributos:</w:t>
+      </w:r>
+    </w:p>
+    <w:p>
+      <w:pPr>
+        <w:numPr>
+          <w:ilvl w:val="0"/>
+          <w:numId w:val="43"/>
+        </w:numPr>
+      </w:pPr>
+      <w:proofErr w:type="spellStart"/>
+      <w:r>
+        <w:t>id_etapa</w:t>
+      </w:r>
+      <w:proofErr w:type="spellEnd"/>
+      <w:r>
+        <w:t xml:space="preserve"> (</w:t>
+      </w:r>
+      <w:proofErr w:type="spellStart"/>
+      <w:r>
+        <w:t>int</w:t>
+      </w:r>
+      <w:proofErr w:type="spellEnd"/>
+      <w:r>
+        <w:t>)</w:t>
+      </w:r>
+    </w:p>
+    <w:p>
+      <w:pPr>
+        <w:numPr>
+          <w:ilvl w:val="0"/>
+          <w:numId w:val="43"/>
+        </w:numPr>
+      </w:pPr>
+      <w:proofErr w:type="spellStart"/>
+      <w:r>
+        <w:t>id_pipeline</w:t>
+      </w:r>
+      <w:proofErr w:type="spellEnd"/>
+      <w:r>
+        <w:t xml:space="preserve"> (</w:t>
+      </w:r>
+      <w:proofErr w:type="spellStart"/>
+      <w:r>
+        <w:t>int</w:t>
+      </w:r>
+      <w:proofErr w:type="spellEnd"/>
+      <w:r>
+        <w:t>)</w:t>
+      </w:r>
+    </w:p>
+    <w:p>
+      <w:pPr>
+        <w:numPr>
+          <w:ilvl w:val="0"/>
+          <w:numId w:val="43"/>
+        </w:numPr>
+      </w:pPr>
+      <w:r>
+        <w:t>orden (</w:t>
+      </w:r>
+      <w:proofErr w:type="spellStart"/>
+      <w:r>
+        <w:t>int</w:t>
+      </w:r>
+      <w:proofErr w:type="spellEnd"/>
+      <w:r>
+        <w:t>)</w:t>
+      </w:r>
+    </w:p>
+    <w:p>
+      <w:pPr>
+        <w:numPr>
+          <w:ilvl w:val="0"/>
+          <w:numId w:val="43"/>
+        </w:numPr>
+      </w:pPr>
+      <w:proofErr w:type="spellStart"/>
+      <w:r>
+        <w:t>id_ia</w:t>
+      </w:r>
+      <w:proofErr w:type="spellEnd"/>
+      <w:r>
+        <w:t xml:space="preserve"> (</w:t>
+      </w:r>
+      <w:proofErr w:type="spellStart"/>
+      <w:r>
+        <w:t>int</w:t>
+      </w:r>
+      <w:proofErr w:type="spellEnd"/>
+      <w:r>
+        <w:t>)</w:t>
+      </w:r>
+    </w:p>
+    <w:p>
+      <w:pPr>
+        <w:numPr>
+          <w:ilvl w:val="0"/>
+          <w:numId w:val="43"/>
+        </w:numPr>
+      </w:pPr>
+      <w:proofErr w:type="spellStart"/>
+      <w:r>
+        <w:t>id_modo</w:t>
+      </w:r>
+      <w:proofErr w:type="spellEnd"/>
+      <w:r>
+        <w:t xml:space="preserve"> (</w:t>
+      </w:r>
+      <w:proofErr w:type="spellStart"/>
+      <w:r>
+        <w:t>int</w:t>
+      </w:r>
+      <w:proofErr w:type="spellEnd"/>
+      <w:r>
+        <w:t>)</w:t>
       </w:r>
     </w:p>
     <w:p/>
@@ -395,6 +3220,751 @@
 <file path=word/numbering.xml><?xml version="1.0" encoding="utf-8"?>
 <w:numbering xmlns:wpc="http://schemas.microsoft.com/office/word/2010/wordprocessingCanvas" xmlns:cx="http://schemas.microsoft.com/office/drawing/2014/chartex" xmlns:mc="http://schemas.openxmlformats.org/markup-compatibility/2006" xmlns:o="urn:schemas-microsoft-com:office:office" xmlns:r="http://schemas.openxmlformats.org/officeDocument/2006/relationships" xmlns:m="http://schemas.openxmlformats.org/officeDocument/2006/math" xmlns:v="urn:schemas-microsoft-com:vml" xmlns:wp14="http://schemas.microsoft.com/office/word/2010/wordprocessingDrawing" xmlns:wp="http://schemas.openxmlformats.org/drawingml/2006/wordprocessingDrawing" xmlns:w10="urn:schemas-microsoft-com:office:word" xmlns:w="http://schemas.openxmlformats.org/wordprocessingml/2006/main" xmlns:w14="http://schemas.microsoft.com/office/word/2010/wordml" xmlns:w15="http://schemas.microsoft.com/office/word/2012/wordml" xmlns:w16se="http://schemas.microsoft.com/office/word/2015/wordml/symex" xmlns:wpg="http://schemas.microsoft.com/office/word/2010/wordprocessingGroup" xmlns:wpi="http://schemas.microsoft.com/office/word/2010/wordprocessingInk" xmlns:wne="http://schemas.microsoft.com/office/word/2006/wordml" xmlns:wps="http://schemas.microsoft.com/office/word/2010/wordprocessingShape" mc:Ignorable="w14 w15 w16se wp14">
   <w:abstractNum w:abstractNumId="0" w15:restartNumberingAfterBreak="0">
+    <w:nsid w:val="03962FD5"/>
+    <w:multiLevelType w:val="multilevel"/>
+    <w:tmpl w:val="649E9D90"/>
+    <w:lvl w:ilvl="0">
+      <w:start w:val="1"/>
+      <w:numFmt w:val="bullet"/>
+      <w:lvlText w:val=""/>
+      <w:lvlJc w:val="left"/>
+      <w:pPr>
+        <w:tabs>
+          <w:tab w:val="num" w:pos="720"/>
+        </w:tabs>
+        <w:ind w:left="720" w:hanging="360"/>
+      </w:pPr>
+      <w:rPr>
+        <w:rFonts w:ascii="Symbol" w:hAnsi="Symbol" w:hint="default"/>
+        <w:sz w:val="20"/>
+      </w:rPr>
+    </w:lvl>
+    <w:lvl w:ilvl="1" w:tentative="1">
+      <w:start w:val="1"/>
+      <w:numFmt w:val="bullet"/>
+      <w:lvlText w:val="o"/>
+      <w:lvlJc w:val="left"/>
+      <w:pPr>
+        <w:tabs>
+          <w:tab w:val="num" w:pos="1440"/>
+        </w:tabs>
+        <w:ind w:left="1440" w:hanging="360"/>
+      </w:pPr>
+      <w:rPr>
+        <w:rFonts w:ascii="Courier New" w:hAnsi="Courier New" w:hint="default"/>
+        <w:sz w:val="20"/>
+      </w:rPr>
+    </w:lvl>
+    <w:lvl w:ilvl="2" w:tentative="1">
+      <w:start w:val="1"/>
+      <w:numFmt w:val="bullet"/>
+      <w:lvlText w:val=""/>
+      <w:lvlJc w:val="left"/>
+      <w:pPr>
+        <w:tabs>
+          <w:tab w:val="num" w:pos="2160"/>
+        </w:tabs>
+        <w:ind w:left="2160" w:hanging="360"/>
+      </w:pPr>
+      <w:rPr>
+        <w:rFonts w:ascii="Wingdings" w:hAnsi="Wingdings" w:hint="default"/>
+        <w:sz w:val="20"/>
+      </w:rPr>
+    </w:lvl>
+    <w:lvl w:ilvl="3" w:tentative="1">
+      <w:start w:val="1"/>
+      <w:numFmt w:val="bullet"/>
+      <w:lvlText w:val=""/>
+      <w:lvlJc w:val="left"/>
+      <w:pPr>
+        <w:tabs>
+          <w:tab w:val="num" w:pos="2880"/>
+        </w:tabs>
+        <w:ind w:left="2880" w:hanging="360"/>
+      </w:pPr>
+      <w:rPr>
+        <w:rFonts w:ascii="Wingdings" w:hAnsi="Wingdings" w:hint="default"/>
+        <w:sz w:val="20"/>
+      </w:rPr>
+    </w:lvl>
+    <w:lvl w:ilvl="4" w:tentative="1">
+      <w:start w:val="1"/>
+      <w:numFmt w:val="bullet"/>
+      <w:lvlText w:val=""/>
+      <w:lvlJc w:val="left"/>
+      <w:pPr>
+        <w:tabs>
+          <w:tab w:val="num" w:pos="3600"/>
+        </w:tabs>
+        <w:ind w:left="3600" w:hanging="360"/>
+      </w:pPr>
+      <w:rPr>
+        <w:rFonts w:ascii="Wingdings" w:hAnsi="Wingdings" w:hint="default"/>
+        <w:sz w:val="20"/>
+      </w:rPr>
+    </w:lvl>
+    <w:lvl w:ilvl="5" w:tentative="1">
+      <w:start w:val="1"/>
+      <w:numFmt w:val="bullet"/>
+      <w:lvlText w:val=""/>
+      <w:lvlJc w:val="left"/>
+      <w:pPr>
+        <w:tabs>
+          <w:tab w:val="num" w:pos="4320"/>
+        </w:tabs>
+        <w:ind w:left="4320" w:hanging="360"/>
+      </w:pPr>
+      <w:rPr>
+        <w:rFonts w:ascii="Wingdings" w:hAnsi="Wingdings" w:hint="default"/>
+        <w:sz w:val="20"/>
+      </w:rPr>
+    </w:lvl>
+    <w:lvl w:ilvl="6" w:tentative="1">
+      <w:start w:val="1"/>
+      <w:numFmt w:val="bullet"/>
+      <w:lvlText w:val=""/>
+      <w:lvlJc w:val="left"/>
+      <w:pPr>
+        <w:tabs>
+          <w:tab w:val="num" w:pos="5040"/>
+        </w:tabs>
+        <w:ind w:left="5040" w:hanging="360"/>
+      </w:pPr>
+      <w:rPr>
+        <w:rFonts w:ascii="Wingdings" w:hAnsi="Wingdings" w:hint="default"/>
+        <w:sz w:val="20"/>
+      </w:rPr>
+    </w:lvl>
+    <w:lvl w:ilvl="7" w:tentative="1">
+      <w:start w:val="1"/>
+      <w:numFmt w:val="bullet"/>
+      <w:lvlText w:val=""/>
+      <w:lvlJc w:val="left"/>
+      <w:pPr>
+        <w:tabs>
+          <w:tab w:val="num" w:pos="5760"/>
+        </w:tabs>
+        <w:ind w:left="5760" w:hanging="360"/>
+      </w:pPr>
+      <w:rPr>
+        <w:rFonts w:ascii="Wingdings" w:hAnsi="Wingdings" w:hint="default"/>
+        <w:sz w:val="20"/>
+      </w:rPr>
+    </w:lvl>
+    <w:lvl w:ilvl="8" w:tentative="1">
+      <w:start w:val="1"/>
+      <w:numFmt w:val="bullet"/>
+      <w:lvlText w:val=""/>
+      <w:lvlJc w:val="left"/>
+      <w:pPr>
+        <w:tabs>
+          <w:tab w:val="num" w:pos="6480"/>
+        </w:tabs>
+        <w:ind w:left="6480" w:hanging="360"/>
+      </w:pPr>
+      <w:rPr>
+        <w:rFonts w:ascii="Wingdings" w:hAnsi="Wingdings" w:hint="default"/>
+        <w:sz w:val="20"/>
+      </w:rPr>
+    </w:lvl>
+  </w:abstractNum>
+  <w:abstractNum w:abstractNumId="1" w15:restartNumberingAfterBreak="0">
+    <w:nsid w:val="04A903E8"/>
+    <w:multiLevelType w:val="multilevel"/>
+    <w:tmpl w:val="25689028"/>
+    <w:lvl w:ilvl="0">
+      <w:start w:val="1"/>
+      <w:numFmt w:val="bullet"/>
+      <w:lvlText w:val=""/>
+      <w:lvlJc w:val="left"/>
+      <w:pPr>
+        <w:tabs>
+          <w:tab w:val="num" w:pos="720"/>
+        </w:tabs>
+        <w:ind w:left="720" w:hanging="360"/>
+      </w:pPr>
+      <w:rPr>
+        <w:rFonts w:ascii="Symbol" w:hAnsi="Symbol" w:hint="default"/>
+        <w:sz w:val="20"/>
+      </w:rPr>
+    </w:lvl>
+    <w:lvl w:ilvl="1" w:tentative="1">
+      <w:start w:val="1"/>
+      <w:numFmt w:val="bullet"/>
+      <w:lvlText w:val="o"/>
+      <w:lvlJc w:val="left"/>
+      <w:pPr>
+        <w:tabs>
+          <w:tab w:val="num" w:pos="1440"/>
+        </w:tabs>
+        <w:ind w:left="1440" w:hanging="360"/>
+      </w:pPr>
+      <w:rPr>
+        <w:rFonts w:ascii="Courier New" w:hAnsi="Courier New" w:hint="default"/>
+        <w:sz w:val="20"/>
+      </w:rPr>
+    </w:lvl>
+    <w:lvl w:ilvl="2" w:tentative="1">
+      <w:start w:val="1"/>
+      <w:numFmt w:val="bullet"/>
+      <w:lvlText w:val=""/>
+      <w:lvlJc w:val="left"/>
+      <w:pPr>
+        <w:tabs>
+          <w:tab w:val="num" w:pos="2160"/>
+        </w:tabs>
+        <w:ind w:left="2160" w:hanging="360"/>
+      </w:pPr>
+      <w:rPr>
+        <w:rFonts w:ascii="Wingdings" w:hAnsi="Wingdings" w:hint="default"/>
+        <w:sz w:val="20"/>
+      </w:rPr>
+    </w:lvl>
+    <w:lvl w:ilvl="3" w:tentative="1">
+      <w:start w:val="1"/>
+      <w:numFmt w:val="bullet"/>
+      <w:lvlText w:val=""/>
+      <w:lvlJc w:val="left"/>
+      <w:pPr>
+        <w:tabs>
+          <w:tab w:val="num" w:pos="2880"/>
+        </w:tabs>
+        <w:ind w:left="2880" w:hanging="360"/>
+      </w:pPr>
+      <w:rPr>
+        <w:rFonts w:ascii="Wingdings" w:hAnsi="Wingdings" w:hint="default"/>
+        <w:sz w:val="20"/>
+      </w:rPr>
+    </w:lvl>
+    <w:lvl w:ilvl="4" w:tentative="1">
+      <w:start w:val="1"/>
+      <w:numFmt w:val="bullet"/>
+      <w:lvlText w:val=""/>
+      <w:lvlJc w:val="left"/>
+      <w:pPr>
+        <w:tabs>
+          <w:tab w:val="num" w:pos="3600"/>
+        </w:tabs>
+        <w:ind w:left="3600" w:hanging="360"/>
+      </w:pPr>
+      <w:rPr>
+        <w:rFonts w:ascii="Wingdings" w:hAnsi="Wingdings" w:hint="default"/>
+        <w:sz w:val="20"/>
+      </w:rPr>
+    </w:lvl>
+    <w:lvl w:ilvl="5" w:tentative="1">
+      <w:start w:val="1"/>
+      <w:numFmt w:val="bullet"/>
+      <w:lvlText w:val=""/>
+      <w:lvlJc w:val="left"/>
+      <w:pPr>
+        <w:tabs>
+          <w:tab w:val="num" w:pos="4320"/>
+        </w:tabs>
+        <w:ind w:left="4320" w:hanging="360"/>
+      </w:pPr>
+      <w:rPr>
+        <w:rFonts w:ascii="Wingdings" w:hAnsi="Wingdings" w:hint="default"/>
+        <w:sz w:val="20"/>
+      </w:rPr>
+    </w:lvl>
+    <w:lvl w:ilvl="6" w:tentative="1">
+      <w:start w:val="1"/>
+      <w:numFmt w:val="bullet"/>
+      <w:lvlText w:val=""/>
+      <w:lvlJc w:val="left"/>
+      <w:pPr>
+        <w:tabs>
+          <w:tab w:val="num" w:pos="5040"/>
+        </w:tabs>
+        <w:ind w:left="5040" w:hanging="360"/>
+      </w:pPr>
+      <w:rPr>
+        <w:rFonts w:ascii="Wingdings" w:hAnsi="Wingdings" w:hint="default"/>
+        <w:sz w:val="20"/>
+      </w:rPr>
+    </w:lvl>
+    <w:lvl w:ilvl="7" w:tentative="1">
+      <w:start w:val="1"/>
+      <w:numFmt w:val="bullet"/>
+      <w:lvlText w:val=""/>
+      <w:lvlJc w:val="left"/>
+      <w:pPr>
+        <w:tabs>
+          <w:tab w:val="num" w:pos="5760"/>
+        </w:tabs>
+        <w:ind w:left="5760" w:hanging="360"/>
+      </w:pPr>
+      <w:rPr>
+        <w:rFonts w:ascii="Wingdings" w:hAnsi="Wingdings" w:hint="default"/>
+        <w:sz w:val="20"/>
+      </w:rPr>
+    </w:lvl>
+    <w:lvl w:ilvl="8" w:tentative="1">
+      <w:start w:val="1"/>
+      <w:numFmt w:val="bullet"/>
+      <w:lvlText w:val=""/>
+      <w:lvlJc w:val="left"/>
+      <w:pPr>
+        <w:tabs>
+          <w:tab w:val="num" w:pos="6480"/>
+        </w:tabs>
+        <w:ind w:left="6480" w:hanging="360"/>
+      </w:pPr>
+      <w:rPr>
+        <w:rFonts w:ascii="Wingdings" w:hAnsi="Wingdings" w:hint="default"/>
+        <w:sz w:val="20"/>
+      </w:rPr>
+    </w:lvl>
+  </w:abstractNum>
+  <w:abstractNum w:abstractNumId="2" w15:restartNumberingAfterBreak="0">
+    <w:nsid w:val="0A34280B"/>
+    <w:multiLevelType w:val="multilevel"/>
+    <w:tmpl w:val="D6DEB26E"/>
+    <w:lvl w:ilvl="0">
+      <w:start w:val="1"/>
+      <w:numFmt w:val="bullet"/>
+      <w:lvlText w:val=""/>
+      <w:lvlJc w:val="left"/>
+      <w:pPr>
+        <w:tabs>
+          <w:tab w:val="num" w:pos="720"/>
+        </w:tabs>
+        <w:ind w:left="720" w:hanging="360"/>
+      </w:pPr>
+      <w:rPr>
+        <w:rFonts w:ascii="Symbol" w:hAnsi="Symbol" w:hint="default"/>
+        <w:sz w:val="20"/>
+      </w:rPr>
+    </w:lvl>
+    <w:lvl w:ilvl="1" w:tentative="1">
+      <w:start w:val="1"/>
+      <w:numFmt w:val="bullet"/>
+      <w:lvlText w:val="o"/>
+      <w:lvlJc w:val="left"/>
+      <w:pPr>
+        <w:tabs>
+          <w:tab w:val="num" w:pos="1440"/>
+        </w:tabs>
+        <w:ind w:left="1440" w:hanging="360"/>
+      </w:pPr>
+      <w:rPr>
+        <w:rFonts w:ascii="Courier New" w:hAnsi="Courier New" w:hint="default"/>
+        <w:sz w:val="20"/>
+      </w:rPr>
+    </w:lvl>
+    <w:lvl w:ilvl="2" w:tentative="1">
+      <w:start w:val="1"/>
+      <w:numFmt w:val="bullet"/>
+      <w:lvlText w:val=""/>
+      <w:lvlJc w:val="left"/>
+      <w:pPr>
+        <w:tabs>
+          <w:tab w:val="num" w:pos="2160"/>
+        </w:tabs>
+        <w:ind w:left="2160" w:hanging="360"/>
+      </w:pPr>
+      <w:rPr>
+        <w:rFonts w:ascii="Wingdings" w:hAnsi="Wingdings" w:hint="default"/>
+        <w:sz w:val="20"/>
+      </w:rPr>
+    </w:lvl>
+    <w:lvl w:ilvl="3" w:tentative="1">
+      <w:start w:val="1"/>
+      <w:numFmt w:val="bullet"/>
+      <w:lvlText w:val=""/>
+      <w:lvlJc w:val="left"/>
+      <w:pPr>
+        <w:tabs>
+          <w:tab w:val="num" w:pos="2880"/>
+        </w:tabs>
+        <w:ind w:left="2880" w:hanging="360"/>
+      </w:pPr>
+      <w:rPr>
+        <w:rFonts w:ascii="Wingdings" w:hAnsi="Wingdings" w:hint="default"/>
+        <w:sz w:val="20"/>
+      </w:rPr>
+    </w:lvl>
+    <w:lvl w:ilvl="4" w:tentative="1">
+      <w:start w:val="1"/>
+      <w:numFmt w:val="bullet"/>
+      <w:lvlText w:val=""/>
+      <w:lvlJc w:val="left"/>
+      <w:pPr>
+        <w:tabs>
+          <w:tab w:val="num" w:pos="3600"/>
+        </w:tabs>
+        <w:ind w:left="3600" w:hanging="360"/>
+      </w:pPr>
+      <w:rPr>
+        <w:rFonts w:ascii="Wingdings" w:hAnsi="Wingdings" w:hint="default"/>
+        <w:sz w:val="20"/>
+      </w:rPr>
+    </w:lvl>
+    <w:lvl w:ilvl="5" w:tentative="1">
+      <w:start w:val="1"/>
+      <w:numFmt w:val="bullet"/>
+      <w:lvlText w:val=""/>
+      <w:lvlJc w:val="left"/>
+      <w:pPr>
+        <w:tabs>
+          <w:tab w:val="num" w:pos="4320"/>
+        </w:tabs>
+        <w:ind w:left="4320" w:hanging="360"/>
+      </w:pPr>
+      <w:rPr>
+        <w:rFonts w:ascii="Wingdings" w:hAnsi="Wingdings" w:hint="default"/>
+        <w:sz w:val="20"/>
+      </w:rPr>
+    </w:lvl>
+    <w:lvl w:ilvl="6" w:tentative="1">
+      <w:start w:val="1"/>
+      <w:numFmt w:val="bullet"/>
+      <w:lvlText w:val=""/>
+      <w:lvlJc w:val="left"/>
+      <w:pPr>
+        <w:tabs>
+          <w:tab w:val="num" w:pos="5040"/>
+        </w:tabs>
+        <w:ind w:left="5040" w:hanging="360"/>
+      </w:pPr>
+      <w:rPr>
+        <w:rFonts w:ascii="Wingdings" w:hAnsi="Wingdings" w:hint="default"/>
+        <w:sz w:val="20"/>
+      </w:rPr>
+    </w:lvl>
+    <w:lvl w:ilvl="7" w:tentative="1">
+      <w:start w:val="1"/>
+      <w:numFmt w:val="bullet"/>
+      <w:lvlText w:val=""/>
+      <w:lvlJc w:val="left"/>
+      <w:pPr>
+        <w:tabs>
+          <w:tab w:val="num" w:pos="5760"/>
+        </w:tabs>
+        <w:ind w:left="5760" w:hanging="360"/>
+      </w:pPr>
+      <w:rPr>
+        <w:rFonts w:ascii="Wingdings" w:hAnsi="Wingdings" w:hint="default"/>
+        <w:sz w:val="20"/>
+      </w:rPr>
+    </w:lvl>
+    <w:lvl w:ilvl="8" w:tentative="1">
+      <w:start w:val="1"/>
+      <w:numFmt w:val="bullet"/>
+      <w:lvlText w:val=""/>
+      <w:lvlJc w:val="left"/>
+      <w:pPr>
+        <w:tabs>
+          <w:tab w:val="num" w:pos="6480"/>
+        </w:tabs>
+        <w:ind w:left="6480" w:hanging="360"/>
+      </w:pPr>
+      <w:rPr>
+        <w:rFonts w:ascii="Wingdings" w:hAnsi="Wingdings" w:hint="default"/>
+        <w:sz w:val="20"/>
+      </w:rPr>
+    </w:lvl>
+  </w:abstractNum>
+  <w:abstractNum w:abstractNumId="3" w15:restartNumberingAfterBreak="0">
+    <w:nsid w:val="0A73075D"/>
+    <w:multiLevelType w:val="multilevel"/>
+    <w:tmpl w:val="72549DC8"/>
+    <w:lvl w:ilvl="0">
+      <w:start w:val="1"/>
+      <w:numFmt w:val="bullet"/>
+      <w:lvlText w:val=""/>
+      <w:lvlJc w:val="left"/>
+      <w:pPr>
+        <w:tabs>
+          <w:tab w:val="num" w:pos="720"/>
+        </w:tabs>
+        <w:ind w:left="720" w:hanging="360"/>
+      </w:pPr>
+      <w:rPr>
+        <w:rFonts w:ascii="Symbol" w:hAnsi="Symbol" w:hint="default"/>
+        <w:sz w:val="20"/>
+      </w:rPr>
+    </w:lvl>
+    <w:lvl w:ilvl="1" w:tentative="1">
+      <w:start w:val="1"/>
+      <w:numFmt w:val="bullet"/>
+      <w:lvlText w:val="o"/>
+      <w:lvlJc w:val="left"/>
+      <w:pPr>
+        <w:tabs>
+          <w:tab w:val="num" w:pos="1440"/>
+        </w:tabs>
+        <w:ind w:left="1440" w:hanging="360"/>
+      </w:pPr>
+      <w:rPr>
+        <w:rFonts w:ascii="Courier New" w:hAnsi="Courier New" w:hint="default"/>
+        <w:sz w:val="20"/>
+      </w:rPr>
+    </w:lvl>
+    <w:lvl w:ilvl="2" w:tentative="1">
+      <w:start w:val="1"/>
+      <w:numFmt w:val="bullet"/>
+      <w:lvlText w:val=""/>
+      <w:lvlJc w:val="left"/>
+      <w:pPr>
+        <w:tabs>
+          <w:tab w:val="num" w:pos="2160"/>
+        </w:tabs>
+        <w:ind w:left="2160" w:hanging="360"/>
+      </w:pPr>
+      <w:rPr>
+        <w:rFonts w:ascii="Wingdings" w:hAnsi="Wingdings" w:hint="default"/>
+        <w:sz w:val="20"/>
+      </w:rPr>
+    </w:lvl>
+    <w:lvl w:ilvl="3" w:tentative="1">
+      <w:start w:val="1"/>
+      <w:numFmt w:val="bullet"/>
+      <w:lvlText w:val=""/>
+      <w:lvlJc w:val="left"/>
+      <w:pPr>
+        <w:tabs>
+          <w:tab w:val="num" w:pos="2880"/>
+        </w:tabs>
+        <w:ind w:left="2880" w:hanging="360"/>
+      </w:pPr>
+      <w:rPr>
+        <w:rFonts w:ascii="Wingdings" w:hAnsi="Wingdings" w:hint="default"/>
+        <w:sz w:val="20"/>
+      </w:rPr>
+    </w:lvl>
+    <w:lvl w:ilvl="4" w:tentative="1">
+      <w:start w:val="1"/>
+      <w:numFmt w:val="bullet"/>
+      <w:lvlText w:val=""/>
+      <w:lvlJc w:val="left"/>
+      <w:pPr>
+        <w:tabs>
+          <w:tab w:val="num" w:pos="3600"/>
+        </w:tabs>
+        <w:ind w:left="3600" w:hanging="360"/>
+      </w:pPr>
+      <w:rPr>
+        <w:rFonts w:ascii="Wingdings" w:hAnsi="Wingdings" w:hint="default"/>
+        <w:sz w:val="20"/>
+      </w:rPr>
+    </w:lvl>
+    <w:lvl w:ilvl="5" w:tentative="1">
+      <w:start w:val="1"/>
+      <w:numFmt w:val="bullet"/>
+      <w:lvlText w:val=""/>
+      <w:lvlJc w:val="left"/>
+      <w:pPr>
+        <w:tabs>
+          <w:tab w:val="num" w:pos="4320"/>
+        </w:tabs>
+        <w:ind w:left="4320" w:hanging="360"/>
+      </w:pPr>
+      <w:rPr>
+        <w:rFonts w:ascii="Wingdings" w:hAnsi="Wingdings" w:hint="default"/>
+        <w:sz w:val="20"/>
+      </w:rPr>
+    </w:lvl>
+    <w:lvl w:ilvl="6" w:tentative="1">
+      <w:start w:val="1"/>
+      <w:numFmt w:val="bullet"/>
+      <w:lvlText w:val=""/>
+      <w:lvlJc w:val="left"/>
+      <w:pPr>
+        <w:tabs>
+          <w:tab w:val="num" w:pos="5040"/>
+        </w:tabs>
+        <w:ind w:left="5040" w:hanging="360"/>
+      </w:pPr>
+      <w:rPr>
+        <w:rFonts w:ascii="Wingdings" w:hAnsi="Wingdings" w:hint="default"/>
+        <w:sz w:val="20"/>
+      </w:rPr>
+    </w:lvl>
+    <w:lvl w:ilvl="7" w:tentative="1">
+      <w:start w:val="1"/>
+      <w:numFmt w:val="bullet"/>
+      <w:lvlText w:val=""/>
+      <w:lvlJc w:val="left"/>
+      <w:pPr>
+        <w:tabs>
+          <w:tab w:val="num" w:pos="5760"/>
+        </w:tabs>
+        <w:ind w:left="5760" w:hanging="360"/>
+      </w:pPr>
+      <w:rPr>
+        <w:rFonts w:ascii="Wingdings" w:hAnsi="Wingdings" w:hint="default"/>
+        <w:sz w:val="20"/>
+      </w:rPr>
+    </w:lvl>
+    <w:lvl w:ilvl="8" w:tentative="1">
+      <w:start w:val="1"/>
+      <w:numFmt w:val="bullet"/>
+      <w:lvlText w:val=""/>
+      <w:lvlJc w:val="left"/>
+      <w:pPr>
+        <w:tabs>
+          <w:tab w:val="num" w:pos="6480"/>
+        </w:tabs>
+        <w:ind w:left="6480" w:hanging="360"/>
+      </w:pPr>
+      <w:rPr>
+        <w:rFonts w:ascii="Wingdings" w:hAnsi="Wingdings" w:hint="default"/>
+        <w:sz w:val="20"/>
+      </w:rPr>
+    </w:lvl>
+  </w:abstractNum>
+  <w:abstractNum w:abstractNumId="4" w15:restartNumberingAfterBreak="0">
+    <w:nsid w:val="0F0848D0"/>
+    <w:multiLevelType w:val="multilevel"/>
+    <w:tmpl w:val="4B9AE184"/>
+    <w:lvl w:ilvl="0">
+      <w:start w:val="1"/>
+      <w:numFmt w:val="bullet"/>
+      <w:lvlText w:val=""/>
+      <w:lvlJc w:val="left"/>
+      <w:pPr>
+        <w:tabs>
+          <w:tab w:val="num" w:pos="720"/>
+        </w:tabs>
+        <w:ind w:left="720" w:hanging="360"/>
+      </w:pPr>
+      <w:rPr>
+        <w:rFonts w:ascii="Symbol" w:hAnsi="Symbol" w:hint="default"/>
+        <w:sz w:val="20"/>
+      </w:rPr>
+    </w:lvl>
+    <w:lvl w:ilvl="1" w:tentative="1">
+      <w:start w:val="1"/>
+      <w:numFmt w:val="bullet"/>
+      <w:lvlText w:val="o"/>
+      <w:lvlJc w:val="left"/>
+      <w:pPr>
+        <w:tabs>
+          <w:tab w:val="num" w:pos="1440"/>
+        </w:tabs>
+        <w:ind w:left="1440" w:hanging="360"/>
+      </w:pPr>
+      <w:rPr>
+        <w:rFonts w:ascii="Courier New" w:hAnsi="Courier New" w:hint="default"/>
+        <w:sz w:val="20"/>
+      </w:rPr>
+    </w:lvl>
+    <w:lvl w:ilvl="2" w:tentative="1">
+      <w:start w:val="1"/>
+      <w:numFmt w:val="bullet"/>
+      <w:lvlText w:val=""/>
+      <w:lvlJc w:val="left"/>
+      <w:pPr>
+        <w:tabs>
+          <w:tab w:val="num" w:pos="2160"/>
+        </w:tabs>
+        <w:ind w:left="2160" w:hanging="360"/>
+      </w:pPr>
+      <w:rPr>
+        <w:rFonts w:ascii="Wingdings" w:hAnsi="Wingdings" w:hint="default"/>
+        <w:sz w:val="20"/>
+      </w:rPr>
+    </w:lvl>
+    <w:lvl w:ilvl="3" w:tentative="1">
+      <w:start w:val="1"/>
+      <w:numFmt w:val="bullet"/>
+      <w:lvlText w:val=""/>
+      <w:lvlJc w:val="left"/>
+      <w:pPr>
+        <w:tabs>
+          <w:tab w:val="num" w:pos="2880"/>
+        </w:tabs>
+        <w:ind w:left="2880" w:hanging="360"/>
+      </w:pPr>
+      <w:rPr>
+        <w:rFonts w:ascii="Wingdings" w:hAnsi="Wingdings" w:hint="default"/>
+        <w:sz w:val="20"/>
+      </w:rPr>
+    </w:lvl>
+    <w:lvl w:ilvl="4" w:tentative="1">
+      <w:start w:val="1"/>
+      <w:numFmt w:val="bullet"/>
+      <w:lvlText w:val=""/>
+      <w:lvlJc w:val="left"/>
+      <w:pPr>
+        <w:tabs>
+          <w:tab w:val="num" w:pos="3600"/>
+        </w:tabs>
+        <w:ind w:left="3600" w:hanging="360"/>
+      </w:pPr>
+      <w:rPr>
+        <w:rFonts w:ascii="Wingdings" w:hAnsi="Wingdings" w:hint="default"/>
+        <w:sz w:val="20"/>
+      </w:rPr>
+    </w:lvl>
+    <w:lvl w:ilvl="5" w:tentative="1">
+      <w:start w:val="1"/>
+      <w:numFmt w:val="bullet"/>
+      <w:lvlText w:val=""/>
+      <w:lvlJc w:val="left"/>
+      <w:pPr>
+        <w:tabs>
+          <w:tab w:val="num" w:pos="4320"/>
+        </w:tabs>
+        <w:ind w:left="4320" w:hanging="360"/>
+      </w:pPr>
+      <w:rPr>
+        <w:rFonts w:ascii="Wingdings" w:hAnsi="Wingdings" w:hint="default"/>
+        <w:sz w:val="20"/>
+      </w:rPr>
+    </w:lvl>
+    <w:lvl w:ilvl="6" w:tentative="1">
+      <w:start w:val="1"/>
+      <w:numFmt w:val="bullet"/>
+      <w:lvlText w:val=""/>
+      <w:lvlJc w:val="left"/>
+      <w:pPr>
+        <w:tabs>
+          <w:tab w:val="num" w:pos="5040"/>
+        </w:tabs>
+        <w:ind w:left="5040" w:hanging="360"/>
+      </w:pPr>
+      <w:rPr>
+        <w:rFonts w:ascii="Wingdings" w:hAnsi="Wingdings" w:hint="default"/>
+        <w:sz w:val="20"/>
+      </w:rPr>
+    </w:lvl>
+    <w:lvl w:ilvl="7" w:tentative="1">
+      <w:start w:val="1"/>
+      <w:numFmt w:val="bullet"/>
+      <w:lvlText w:val=""/>
+      <w:lvlJc w:val="left"/>
+      <w:pPr>
+        <w:tabs>
+          <w:tab w:val="num" w:pos="5760"/>
+        </w:tabs>
+        <w:ind w:left="5760" w:hanging="360"/>
+      </w:pPr>
+      <w:rPr>
+        <w:rFonts w:ascii="Wingdings" w:hAnsi="Wingdings" w:hint="default"/>
+        <w:sz w:val="20"/>
+      </w:rPr>
+    </w:lvl>
+    <w:lvl w:ilvl="8" w:tentative="1">
+      <w:start w:val="1"/>
+      <w:numFmt w:val="bullet"/>
+      <w:lvlText w:val=""/>
+      <w:lvlJc w:val="left"/>
+      <w:pPr>
+        <w:tabs>
+          <w:tab w:val="num" w:pos="6480"/>
+        </w:tabs>
+        <w:ind w:left="6480" w:hanging="360"/>
+      </w:pPr>
+      <w:rPr>
+        <w:rFonts w:ascii="Wingdings" w:hAnsi="Wingdings" w:hint="default"/>
+        <w:sz w:val="20"/>
+      </w:rPr>
+    </w:lvl>
+  </w:abstractNum>
+  <w:abstractNum w:abstractNumId="5" w15:restartNumberingAfterBreak="0">
     <w:nsid w:val="0F74059E"/>
     <w:multiLevelType w:val="multilevel"/>
     <w:tmpl w:val="5D1A4A82"/>
@@ -543,8 +4113,5647 @@
       </w:rPr>
     </w:lvl>
   </w:abstractNum>
+  <w:abstractNum w:abstractNumId="6" w15:restartNumberingAfterBreak="0">
+    <w:nsid w:val="12AF7D52"/>
+    <w:multiLevelType w:val="multilevel"/>
+    <w:tmpl w:val="FC88750C"/>
+    <w:lvl w:ilvl="0">
+      <w:start w:val="1"/>
+      <w:numFmt w:val="bullet"/>
+      <w:lvlText w:val=""/>
+      <w:lvlJc w:val="left"/>
+      <w:pPr>
+        <w:tabs>
+          <w:tab w:val="num" w:pos="720"/>
+        </w:tabs>
+        <w:ind w:left="720" w:hanging="360"/>
+      </w:pPr>
+      <w:rPr>
+        <w:rFonts w:ascii="Symbol" w:hAnsi="Symbol" w:hint="default"/>
+        <w:sz w:val="20"/>
+      </w:rPr>
+    </w:lvl>
+    <w:lvl w:ilvl="1" w:tentative="1">
+      <w:start w:val="1"/>
+      <w:numFmt w:val="bullet"/>
+      <w:lvlText w:val="o"/>
+      <w:lvlJc w:val="left"/>
+      <w:pPr>
+        <w:tabs>
+          <w:tab w:val="num" w:pos="1440"/>
+        </w:tabs>
+        <w:ind w:left="1440" w:hanging="360"/>
+      </w:pPr>
+      <w:rPr>
+        <w:rFonts w:ascii="Courier New" w:hAnsi="Courier New" w:hint="default"/>
+        <w:sz w:val="20"/>
+      </w:rPr>
+    </w:lvl>
+    <w:lvl w:ilvl="2" w:tentative="1">
+      <w:start w:val="1"/>
+      <w:numFmt w:val="bullet"/>
+      <w:lvlText w:val=""/>
+      <w:lvlJc w:val="left"/>
+      <w:pPr>
+        <w:tabs>
+          <w:tab w:val="num" w:pos="2160"/>
+        </w:tabs>
+        <w:ind w:left="2160" w:hanging="360"/>
+      </w:pPr>
+      <w:rPr>
+        <w:rFonts w:ascii="Wingdings" w:hAnsi="Wingdings" w:hint="default"/>
+        <w:sz w:val="20"/>
+      </w:rPr>
+    </w:lvl>
+    <w:lvl w:ilvl="3" w:tentative="1">
+      <w:start w:val="1"/>
+      <w:numFmt w:val="bullet"/>
+      <w:lvlText w:val=""/>
+      <w:lvlJc w:val="left"/>
+      <w:pPr>
+        <w:tabs>
+          <w:tab w:val="num" w:pos="2880"/>
+        </w:tabs>
+        <w:ind w:left="2880" w:hanging="360"/>
+      </w:pPr>
+      <w:rPr>
+        <w:rFonts w:ascii="Wingdings" w:hAnsi="Wingdings" w:hint="default"/>
+        <w:sz w:val="20"/>
+      </w:rPr>
+    </w:lvl>
+    <w:lvl w:ilvl="4" w:tentative="1">
+      <w:start w:val="1"/>
+      <w:numFmt w:val="bullet"/>
+      <w:lvlText w:val=""/>
+      <w:lvlJc w:val="left"/>
+      <w:pPr>
+        <w:tabs>
+          <w:tab w:val="num" w:pos="3600"/>
+        </w:tabs>
+        <w:ind w:left="3600" w:hanging="360"/>
+      </w:pPr>
+      <w:rPr>
+        <w:rFonts w:ascii="Wingdings" w:hAnsi="Wingdings" w:hint="default"/>
+        <w:sz w:val="20"/>
+      </w:rPr>
+    </w:lvl>
+    <w:lvl w:ilvl="5" w:tentative="1">
+      <w:start w:val="1"/>
+      <w:numFmt w:val="bullet"/>
+      <w:lvlText w:val=""/>
+      <w:lvlJc w:val="left"/>
+      <w:pPr>
+        <w:tabs>
+          <w:tab w:val="num" w:pos="4320"/>
+        </w:tabs>
+        <w:ind w:left="4320" w:hanging="360"/>
+      </w:pPr>
+      <w:rPr>
+        <w:rFonts w:ascii="Wingdings" w:hAnsi="Wingdings" w:hint="default"/>
+        <w:sz w:val="20"/>
+      </w:rPr>
+    </w:lvl>
+    <w:lvl w:ilvl="6" w:tentative="1">
+      <w:start w:val="1"/>
+      <w:numFmt w:val="bullet"/>
+      <w:lvlText w:val=""/>
+      <w:lvlJc w:val="left"/>
+      <w:pPr>
+        <w:tabs>
+          <w:tab w:val="num" w:pos="5040"/>
+        </w:tabs>
+        <w:ind w:left="5040" w:hanging="360"/>
+      </w:pPr>
+      <w:rPr>
+        <w:rFonts w:ascii="Wingdings" w:hAnsi="Wingdings" w:hint="default"/>
+        <w:sz w:val="20"/>
+      </w:rPr>
+    </w:lvl>
+    <w:lvl w:ilvl="7" w:tentative="1">
+      <w:start w:val="1"/>
+      <w:numFmt w:val="bullet"/>
+      <w:lvlText w:val=""/>
+      <w:lvlJc w:val="left"/>
+      <w:pPr>
+        <w:tabs>
+          <w:tab w:val="num" w:pos="5760"/>
+        </w:tabs>
+        <w:ind w:left="5760" w:hanging="360"/>
+      </w:pPr>
+      <w:rPr>
+        <w:rFonts w:ascii="Wingdings" w:hAnsi="Wingdings" w:hint="default"/>
+        <w:sz w:val="20"/>
+      </w:rPr>
+    </w:lvl>
+    <w:lvl w:ilvl="8" w:tentative="1">
+      <w:start w:val="1"/>
+      <w:numFmt w:val="bullet"/>
+      <w:lvlText w:val=""/>
+      <w:lvlJc w:val="left"/>
+      <w:pPr>
+        <w:tabs>
+          <w:tab w:val="num" w:pos="6480"/>
+        </w:tabs>
+        <w:ind w:left="6480" w:hanging="360"/>
+      </w:pPr>
+      <w:rPr>
+        <w:rFonts w:ascii="Wingdings" w:hAnsi="Wingdings" w:hint="default"/>
+        <w:sz w:val="20"/>
+      </w:rPr>
+    </w:lvl>
+  </w:abstractNum>
+  <w:abstractNum w:abstractNumId="7" w15:restartNumberingAfterBreak="0">
+    <w:nsid w:val="163937DC"/>
+    <w:multiLevelType w:val="multilevel"/>
+    <w:tmpl w:val="5CC2DF60"/>
+    <w:lvl w:ilvl="0">
+      <w:start w:val="1"/>
+      <w:numFmt w:val="bullet"/>
+      <w:lvlText w:val=""/>
+      <w:lvlJc w:val="left"/>
+      <w:pPr>
+        <w:tabs>
+          <w:tab w:val="num" w:pos="720"/>
+        </w:tabs>
+        <w:ind w:left="720" w:hanging="360"/>
+      </w:pPr>
+      <w:rPr>
+        <w:rFonts w:ascii="Symbol" w:hAnsi="Symbol" w:hint="default"/>
+        <w:sz w:val="20"/>
+      </w:rPr>
+    </w:lvl>
+    <w:lvl w:ilvl="1" w:tentative="1">
+      <w:start w:val="1"/>
+      <w:numFmt w:val="bullet"/>
+      <w:lvlText w:val="o"/>
+      <w:lvlJc w:val="left"/>
+      <w:pPr>
+        <w:tabs>
+          <w:tab w:val="num" w:pos="1440"/>
+        </w:tabs>
+        <w:ind w:left="1440" w:hanging="360"/>
+      </w:pPr>
+      <w:rPr>
+        <w:rFonts w:ascii="Courier New" w:hAnsi="Courier New" w:hint="default"/>
+        <w:sz w:val="20"/>
+      </w:rPr>
+    </w:lvl>
+    <w:lvl w:ilvl="2" w:tentative="1">
+      <w:start w:val="1"/>
+      <w:numFmt w:val="bullet"/>
+      <w:lvlText w:val=""/>
+      <w:lvlJc w:val="left"/>
+      <w:pPr>
+        <w:tabs>
+          <w:tab w:val="num" w:pos="2160"/>
+        </w:tabs>
+        <w:ind w:left="2160" w:hanging="360"/>
+      </w:pPr>
+      <w:rPr>
+        <w:rFonts w:ascii="Wingdings" w:hAnsi="Wingdings" w:hint="default"/>
+        <w:sz w:val="20"/>
+      </w:rPr>
+    </w:lvl>
+    <w:lvl w:ilvl="3" w:tentative="1">
+      <w:start w:val="1"/>
+      <w:numFmt w:val="bullet"/>
+      <w:lvlText w:val=""/>
+      <w:lvlJc w:val="left"/>
+      <w:pPr>
+        <w:tabs>
+          <w:tab w:val="num" w:pos="2880"/>
+        </w:tabs>
+        <w:ind w:left="2880" w:hanging="360"/>
+      </w:pPr>
+      <w:rPr>
+        <w:rFonts w:ascii="Wingdings" w:hAnsi="Wingdings" w:hint="default"/>
+        <w:sz w:val="20"/>
+      </w:rPr>
+    </w:lvl>
+    <w:lvl w:ilvl="4" w:tentative="1">
+      <w:start w:val="1"/>
+      <w:numFmt w:val="bullet"/>
+      <w:lvlText w:val=""/>
+      <w:lvlJc w:val="left"/>
+      <w:pPr>
+        <w:tabs>
+          <w:tab w:val="num" w:pos="3600"/>
+        </w:tabs>
+        <w:ind w:left="3600" w:hanging="360"/>
+      </w:pPr>
+      <w:rPr>
+        <w:rFonts w:ascii="Wingdings" w:hAnsi="Wingdings" w:hint="default"/>
+        <w:sz w:val="20"/>
+      </w:rPr>
+    </w:lvl>
+    <w:lvl w:ilvl="5" w:tentative="1">
+      <w:start w:val="1"/>
+      <w:numFmt w:val="bullet"/>
+      <w:lvlText w:val=""/>
+      <w:lvlJc w:val="left"/>
+      <w:pPr>
+        <w:tabs>
+          <w:tab w:val="num" w:pos="4320"/>
+        </w:tabs>
+        <w:ind w:left="4320" w:hanging="360"/>
+      </w:pPr>
+      <w:rPr>
+        <w:rFonts w:ascii="Wingdings" w:hAnsi="Wingdings" w:hint="default"/>
+        <w:sz w:val="20"/>
+      </w:rPr>
+    </w:lvl>
+    <w:lvl w:ilvl="6" w:tentative="1">
+      <w:start w:val="1"/>
+      <w:numFmt w:val="bullet"/>
+      <w:lvlText w:val=""/>
+      <w:lvlJc w:val="left"/>
+      <w:pPr>
+        <w:tabs>
+          <w:tab w:val="num" w:pos="5040"/>
+        </w:tabs>
+        <w:ind w:left="5040" w:hanging="360"/>
+      </w:pPr>
+      <w:rPr>
+        <w:rFonts w:ascii="Wingdings" w:hAnsi="Wingdings" w:hint="default"/>
+        <w:sz w:val="20"/>
+      </w:rPr>
+    </w:lvl>
+    <w:lvl w:ilvl="7" w:tentative="1">
+      <w:start w:val="1"/>
+      <w:numFmt w:val="bullet"/>
+      <w:lvlText w:val=""/>
+      <w:lvlJc w:val="left"/>
+      <w:pPr>
+        <w:tabs>
+          <w:tab w:val="num" w:pos="5760"/>
+        </w:tabs>
+        <w:ind w:left="5760" w:hanging="360"/>
+      </w:pPr>
+      <w:rPr>
+        <w:rFonts w:ascii="Wingdings" w:hAnsi="Wingdings" w:hint="default"/>
+        <w:sz w:val="20"/>
+      </w:rPr>
+    </w:lvl>
+    <w:lvl w:ilvl="8" w:tentative="1">
+      <w:start w:val="1"/>
+      <w:numFmt w:val="bullet"/>
+      <w:lvlText w:val=""/>
+      <w:lvlJc w:val="left"/>
+      <w:pPr>
+        <w:tabs>
+          <w:tab w:val="num" w:pos="6480"/>
+        </w:tabs>
+        <w:ind w:left="6480" w:hanging="360"/>
+      </w:pPr>
+      <w:rPr>
+        <w:rFonts w:ascii="Wingdings" w:hAnsi="Wingdings" w:hint="default"/>
+        <w:sz w:val="20"/>
+      </w:rPr>
+    </w:lvl>
+  </w:abstractNum>
+  <w:abstractNum w:abstractNumId="8" w15:restartNumberingAfterBreak="0">
+    <w:nsid w:val="1B624721"/>
+    <w:multiLevelType w:val="multilevel"/>
+    <w:tmpl w:val="DE3AEFEA"/>
+    <w:lvl w:ilvl="0">
+      <w:start w:val="1"/>
+      <w:numFmt w:val="bullet"/>
+      <w:lvlText w:val=""/>
+      <w:lvlJc w:val="left"/>
+      <w:pPr>
+        <w:tabs>
+          <w:tab w:val="num" w:pos="720"/>
+        </w:tabs>
+        <w:ind w:left="720" w:hanging="360"/>
+      </w:pPr>
+      <w:rPr>
+        <w:rFonts w:ascii="Symbol" w:hAnsi="Symbol" w:hint="default"/>
+        <w:sz w:val="20"/>
+      </w:rPr>
+    </w:lvl>
+    <w:lvl w:ilvl="1" w:tentative="1">
+      <w:start w:val="1"/>
+      <w:numFmt w:val="bullet"/>
+      <w:lvlText w:val="o"/>
+      <w:lvlJc w:val="left"/>
+      <w:pPr>
+        <w:tabs>
+          <w:tab w:val="num" w:pos="1440"/>
+        </w:tabs>
+        <w:ind w:left="1440" w:hanging="360"/>
+      </w:pPr>
+      <w:rPr>
+        <w:rFonts w:ascii="Courier New" w:hAnsi="Courier New" w:hint="default"/>
+        <w:sz w:val="20"/>
+      </w:rPr>
+    </w:lvl>
+    <w:lvl w:ilvl="2" w:tentative="1">
+      <w:start w:val="1"/>
+      <w:numFmt w:val="bullet"/>
+      <w:lvlText w:val=""/>
+      <w:lvlJc w:val="left"/>
+      <w:pPr>
+        <w:tabs>
+          <w:tab w:val="num" w:pos="2160"/>
+        </w:tabs>
+        <w:ind w:left="2160" w:hanging="360"/>
+      </w:pPr>
+      <w:rPr>
+        <w:rFonts w:ascii="Wingdings" w:hAnsi="Wingdings" w:hint="default"/>
+        <w:sz w:val="20"/>
+      </w:rPr>
+    </w:lvl>
+    <w:lvl w:ilvl="3" w:tentative="1">
+      <w:start w:val="1"/>
+      <w:numFmt w:val="bullet"/>
+      <w:lvlText w:val=""/>
+      <w:lvlJc w:val="left"/>
+      <w:pPr>
+        <w:tabs>
+          <w:tab w:val="num" w:pos="2880"/>
+        </w:tabs>
+        <w:ind w:left="2880" w:hanging="360"/>
+      </w:pPr>
+      <w:rPr>
+        <w:rFonts w:ascii="Wingdings" w:hAnsi="Wingdings" w:hint="default"/>
+        <w:sz w:val="20"/>
+      </w:rPr>
+    </w:lvl>
+    <w:lvl w:ilvl="4" w:tentative="1">
+      <w:start w:val="1"/>
+      <w:numFmt w:val="bullet"/>
+      <w:lvlText w:val=""/>
+      <w:lvlJc w:val="left"/>
+      <w:pPr>
+        <w:tabs>
+          <w:tab w:val="num" w:pos="3600"/>
+        </w:tabs>
+        <w:ind w:left="3600" w:hanging="360"/>
+      </w:pPr>
+      <w:rPr>
+        <w:rFonts w:ascii="Wingdings" w:hAnsi="Wingdings" w:hint="default"/>
+        <w:sz w:val="20"/>
+      </w:rPr>
+    </w:lvl>
+    <w:lvl w:ilvl="5" w:tentative="1">
+      <w:start w:val="1"/>
+      <w:numFmt w:val="bullet"/>
+      <w:lvlText w:val=""/>
+      <w:lvlJc w:val="left"/>
+      <w:pPr>
+        <w:tabs>
+          <w:tab w:val="num" w:pos="4320"/>
+        </w:tabs>
+        <w:ind w:left="4320" w:hanging="360"/>
+      </w:pPr>
+      <w:rPr>
+        <w:rFonts w:ascii="Wingdings" w:hAnsi="Wingdings" w:hint="default"/>
+        <w:sz w:val="20"/>
+      </w:rPr>
+    </w:lvl>
+    <w:lvl w:ilvl="6" w:tentative="1">
+      <w:start w:val="1"/>
+      <w:numFmt w:val="bullet"/>
+      <w:lvlText w:val=""/>
+      <w:lvlJc w:val="left"/>
+      <w:pPr>
+        <w:tabs>
+          <w:tab w:val="num" w:pos="5040"/>
+        </w:tabs>
+        <w:ind w:left="5040" w:hanging="360"/>
+      </w:pPr>
+      <w:rPr>
+        <w:rFonts w:ascii="Wingdings" w:hAnsi="Wingdings" w:hint="default"/>
+        <w:sz w:val="20"/>
+      </w:rPr>
+    </w:lvl>
+    <w:lvl w:ilvl="7" w:tentative="1">
+      <w:start w:val="1"/>
+      <w:numFmt w:val="bullet"/>
+      <w:lvlText w:val=""/>
+      <w:lvlJc w:val="left"/>
+      <w:pPr>
+        <w:tabs>
+          <w:tab w:val="num" w:pos="5760"/>
+        </w:tabs>
+        <w:ind w:left="5760" w:hanging="360"/>
+      </w:pPr>
+      <w:rPr>
+        <w:rFonts w:ascii="Wingdings" w:hAnsi="Wingdings" w:hint="default"/>
+        <w:sz w:val="20"/>
+      </w:rPr>
+    </w:lvl>
+    <w:lvl w:ilvl="8" w:tentative="1">
+      <w:start w:val="1"/>
+      <w:numFmt w:val="bullet"/>
+      <w:lvlText w:val=""/>
+      <w:lvlJc w:val="left"/>
+      <w:pPr>
+        <w:tabs>
+          <w:tab w:val="num" w:pos="6480"/>
+        </w:tabs>
+        <w:ind w:left="6480" w:hanging="360"/>
+      </w:pPr>
+      <w:rPr>
+        <w:rFonts w:ascii="Wingdings" w:hAnsi="Wingdings" w:hint="default"/>
+        <w:sz w:val="20"/>
+      </w:rPr>
+    </w:lvl>
+  </w:abstractNum>
+  <w:abstractNum w:abstractNumId="9" w15:restartNumberingAfterBreak="0">
+    <w:nsid w:val="1C20382C"/>
+    <w:multiLevelType w:val="multilevel"/>
+    <w:tmpl w:val="76AC1C9C"/>
+    <w:lvl w:ilvl="0">
+      <w:start w:val="1"/>
+      <w:numFmt w:val="bullet"/>
+      <w:lvlText w:val=""/>
+      <w:lvlJc w:val="left"/>
+      <w:pPr>
+        <w:tabs>
+          <w:tab w:val="num" w:pos="720"/>
+        </w:tabs>
+        <w:ind w:left="720" w:hanging="360"/>
+      </w:pPr>
+      <w:rPr>
+        <w:rFonts w:ascii="Symbol" w:hAnsi="Symbol" w:hint="default"/>
+        <w:sz w:val="20"/>
+      </w:rPr>
+    </w:lvl>
+    <w:lvl w:ilvl="1" w:tentative="1">
+      <w:start w:val="1"/>
+      <w:numFmt w:val="bullet"/>
+      <w:lvlText w:val="o"/>
+      <w:lvlJc w:val="left"/>
+      <w:pPr>
+        <w:tabs>
+          <w:tab w:val="num" w:pos="1440"/>
+        </w:tabs>
+        <w:ind w:left="1440" w:hanging="360"/>
+      </w:pPr>
+      <w:rPr>
+        <w:rFonts w:ascii="Courier New" w:hAnsi="Courier New" w:hint="default"/>
+        <w:sz w:val="20"/>
+      </w:rPr>
+    </w:lvl>
+    <w:lvl w:ilvl="2" w:tentative="1">
+      <w:start w:val="1"/>
+      <w:numFmt w:val="bullet"/>
+      <w:lvlText w:val=""/>
+      <w:lvlJc w:val="left"/>
+      <w:pPr>
+        <w:tabs>
+          <w:tab w:val="num" w:pos="2160"/>
+        </w:tabs>
+        <w:ind w:left="2160" w:hanging="360"/>
+      </w:pPr>
+      <w:rPr>
+        <w:rFonts w:ascii="Wingdings" w:hAnsi="Wingdings" w:hint="default"/>
+        <w:sz w:val="20"/>
+      </w:rPr>
+    </w:lvl>
+    <w:lvl w:ilvl="3" w:tentative="1">
+      <w:start w:val="1"/>
+      <w:numFmt w:val="bullet"/>
+      <w:lvlText w:val=""/>
+      <w:lvlJc w:val="left"/>
+      <w:pPr>
+        <w:tabs>
+          <w:tab w:val="num" w:pos="2880"/>
+        </w:tabs>
+        <w:ind w:left="2880" w:hanging="360"/>
+      </w:pPr>
+      <w:rPr>
+        <w:rFonts w:ascii="Wingdings" w:hAnsi="Wingdings" w:hint="default"/>
+        <w:sz w:val="20"/>
+      </w:rPr>
+    </w:lvl>
+    <w:lvl w:ilvl="4" w:tentative="1">
+      <w:start w:val="1"/>
+      <w:numFmt w:val="bullet"/>
+      <w:lvlText w:val=""/>
+      <w:lvlJc w:val="left"/>
+      <w:pPr>
+        <w:tabs>
+          <w:tab w:val="num" w:pos="3600"/>
+        </w:tabs>
+        <w:ind w:left="3600" w:hanging="360"/>
+      </w:pPr>
+      <w:rPr>
+        <w:rFonts w:ascii="Wingdings" w:hAnsi="Wingdings" w:hint="default"/>
+        <w:sz w:val="20"/>
+      </w:rPr>
+    </w:lvl>
+    <w:lvl w:ilvl="5" w:tentative="1">
+      <w:start w:val="1"/>
+      <w:numFmt w:val="bullet"/>
+      <w:lvlText w:val=""/>
+      <w:lvlJc w:val="left"/>
+      <w:pPr>
+        <w:tabs>
+          <w:tab w:val="num" w:pos="4320"/>
+        </w:tabs>
+        <w:ind w:left="4320" w:hanging="360"/>
+      </w:pPr>
+      <w:rPr>
+        <w:rFonts w:ascii="Wingdings" w:hAnsi="Wingdings" w:hint="default"/>
+        <w:sz w:val="20"/>
+      </w:rPr>
+    </w:lvl>
+    <w:lvl w:ilvl="6" w:tentative="1">
+      <w:start w:val="1"/>
+      <w:numFmt w:val="bullet"/>
+      <w:lvlText w:val=""/>
+      <w:lvlJc w:val="left"/>
+      <w:pPr>
+        <w:tabs>
+          <w:tab w:val="num" w:pos="5040"/>
+        </w:tabs>
+        <w:ind w:left="5040" w:hanging="360"/>
+      </w:pPr>
+      <w:rPr>
+        <w:rFonts w:ascii="Wingdings" w:hAnsi="Wingdings" w:hint="default"/>
+        <w:sz w:val="20"/>
+      </w:rPr>
+    </w:lvl>
+    <w:lvl w:ilvl="7" w:tentative="1">
+      <w:start w:val="1"/>
+      <w:numFmt w:val="bullet"/>
+      <w:lvlText w:val=""/>
+      <w:lvlJc w:val="left"/>
+      <w:pPr>
+        <w:tabs>
+          <w:tab w:val="num" w:pos="5760"/>
+        </w:tabs>
+        <w:ind w:left="5760" w:hanging="360"/>
+      </w:pPr>
+      <w:rPr>
+        <w:rFonts w:ascii="Wingdings" w:hAnsi="Wingdings" w:hint="default"/>
+        <w:sz w:val="20"/>
+      </w:rPr>
+    </w:lvl>
+    <w:lvl w:ilvl="8" w:tentative="1">
+      <w:start w:val="1"/>
+      <w:numFmt w:val="bullet"/>
+      <w:lvlText w:val=""/>
+      <w:lvlJc w:val="left"/>
+      <w:pPr>
+        <w:tabs>
+          <w:tab w:val="num" w:pos="6480"/>
+        </w:tabs>
+        <w:ind w:left="6480" w:hanging="360"/>
+      </w:pPr>
+      <w:rPr>
+        <w:rFonts w:ascii="Wingdings" w:hAnsi="Wingdings" w:hint="default"/>
+        <w:sz w:val="20"/>
+      </w:rPr>
+    </w:lvl>
+  </w:abstractNum>
+  <w:abstractNum w:abstractNumId="10" w15:restartNumberingAfterBreak="0">
+    <w:nsid w:val="1FDE4C6B"/>
+    <w:multiLevelType w:val="multilevel"/>
+    <w:tmpl w:val="B94873D6"/>
+    <w:lvl w:ilvl="0">
+      <w:start w:val="1"/>
+      <w:numFmt w:val="bullet"/>
+      <w:lvlText w:val=""/>
+      <w:lvlJc w:val="left"/>
+      <w:pPr>
+        <w:tabs>
+          <w:tab w:val="num" w:pos="720"/>
+        </w:tabs>
+        <w:ind w:left="720" w:hanging="360"/>
+      </w:pPr>
+      <w:rPr>
+        <w:rFonts w:ascii="Symbol" w:hAnsi="Symbol" w:hint="default"/>
+        <w:sz w:val="20"/>
+      </w:rPr>
+    </w:lvl>
+    <w:lvl w:ilvl="1" w:tentative="1">
+      <w:start w:val="1"/>
+      <w:numFmt w:val="bullet"/>
+      <w:lvlText w:val="o"/>
+      <w:lvlJc w:val="left"/>
+      <w:pPr>
+        <w:tabs>
+          <w:tab w:val="num" w:pos="1440"/>
+        </w:tabs>
+        <w:ind w:left="1440" w:hanging="360"/>
+      </w:pPr>
+      <w:rPr>
+        <w:rFonts w:ascii="Courier New" w:hAnsi="Courier New" w:hint="default"/>
+        <w:sz w:val="20"/>
+      </w:rPr>
+    </w:lvl>
+    <w:lvl w:ilvl="2" w:tentative="1">
+      <w:start w:val="1"/>
+      <w:numFmt w:val="bullet"/>
+      <w:lvlText w:val=""/>
+      <w:lvlJc w:val="left"/>
+      <w:pPr>
+        <w:tabs>
+          <w:tab w:val="num" w:pos="2160"/>
+        </w:tabs>
+        <w:ind w:left="2160" w:hanging="360"/>
+      </w:pPr>
+      <w:rPr>
+        <w:rFonts w:ascii="Wingdings" w:hAnsi="Wingdings" w:hint="default"/>
+        <w:sz w:val="20"/>
+      </w:rPr>
+    </w:lvl>
+    <w:lvl w:ilvl="3" w:tentative="1">
+      <w:start w:val="1"/>
+      <w:numFmt w:val="bullet"/>
+      <w:lvlText w:val=""/>
+      <w:lvlJc w:val="left"/>
+      <w:pPr>
+        <w:tabs>
+          <w:tab w:val="num" w:pos="2880"/>
+        </w:tabs>
+        <w:ind w:left="2880" w:hanging="360"/>
+      </w:pPr>
+      <w:rPr>
+        <w:rFonts w:ascii="Wingdings" w:hAnsi="Wingdings" w:hint="default"/>
+        <w:sz w:val="20"/>
+      </w:rPr>
+    </w:lvl>
+    <w:lvl w:ilvl="4" w:tentative="1">
+      <w:start w:val="1"/>
+      <w:numFmt w:val="bullet"/>
+      <w:lvlText w:val=""/>
+      <w:lvlJc w:val="left"/>
+      <w:pPr>
+        <w:tabs>
+          <w:tab w:val="num" w:pos="3600"/>
+        </w:tabs>
+        <w:ind w:left="3600" w:hanging="360"/>
+      </w:pPr>
+      <w:rPr>
+        <w:rFonts w:ascii="Wingdings" w:hAnsi="Wingdings" w:hint="default"/>
+        <w:sz w:val="20"/>
+      </w:rPr>
+    </w:lvl>
+    <w:lvl w:ilvl="5" w:tentative="1">
+      <w:start w:val="1"/>
+      <w:numFmt w:val="bullet"/>
+      <w:lvlText w:val=""/>
+      <w:lvlJc w:val="left"/>
+      <w:pPr>
+        <w:tabs>
+          <w:tab w:val="num" w:pos="4320"/>
+        </w:tabs>
+        <w:ind w:left="4320" w:hanging="360"/>
+      </w:pPr>
+      <w:rPr>
+        <w:rFonts w:ascii="Wingdings" w:hAnsi="Wingdings" w:hint="default"/>
+        <w:sz w:val="20"/>
+      </w:rPr>
+    </w:lvl>
+    <w:lvl w:ilvl="6" w:tentative="1">
+      <w:start w:val="1"/>
+      <w:numFmt w:val="bullet"/>
+      <w:lvlText w:val=""/>
+      <w:lvlJc w:val="left"/>
+      <w:pPr>
+        <w:tabs>
+          <w:tab w:val="num" w:pos="5040"/>
+        </w:tabs>
+        <w:ind w:left="5040" w:hanging="360"/>
+      </w:pPr>
+      <w:rPr>
+        <w:rFonts w:ascii="Wingdings" w:hAnsi="Wingdings" w:hint="default"/>
+        <w:sz w:val="20"/>
+      </w:rPr>
+    </w:lvl>
+    <w:lvl w:ilvl="7" w:tentative="1">
+      <w:start w:val="1"/>
+      <w:numFmt w:val="bullet"/>
+      <w:lvlText w:val=""/>
+      <w:lvlJc w:val="left"/>
+      <w:pPr>
+        <w:tabs>
+          <w:tab w:val="num" w:pos="5760"/>
+        </w:tabs>
+        <w:ind w:left="5760" w:hanging="360"/>
+      </w:pPr>
+      <w:rPr>
+        <w:rFonts w:ascii="Wingdings" w:hAnsi="Wingdings" w:hint="default"/>
+        <w:sz w:val="20"/>
+      </w:rPr>
+    </w:lvl>
+    <w:lvl w:ilvl="8" w:tentative="1">
+      <w:start w:val="1"/>
+      <w:numFmt w:val="bullet"/>
+      <w:lvlText w:val=""/>
+      <w:lvlJc w:val="left"/>
+      <w:pPr>
+        <w:tabs>
+          <w:tab w:val="num" w:pos="6480"/>
+        </w:tabs>
+        <w:ind w:left="6480" w:hanging="360"/>
+      </w:pPr>
+      <w:rPr>
+        <w:rFonts w:ascii="Wingdings" w:hAnsi="Wingdings" w:hint="default"/>
+        <w:sz w:val="20"/>
+      </w:rPr>
+    </w:lvl>
+  </w:abstractNum>
+  <w:abstractNum w:abstractNumId="11" w15:restartNumberingAfterBreak="0">
+    <w:nsid w:val="215C6EF7"/>
+    <w:multiLevelType w:val="multilevel"/>
+    <w:tmpl w:val="97A4EB8A"/>
+    <w:lvl w:ilvl="0">
+      <w:start w:val="1"/>
+      <w:numFmt w:val="bullet"/>
+      <w:lvlText w:val=""/>
+      <w:lvlJc w:val="left"/>
+      <w:pPr>
+        <w:tabs>
+          <w:tab w:val="num" w:pos="720"/>
+        </w:tabs>
+        <w:ind w:left="720" w:hanging="360"/>
+      </w:pPr>
+      <w:rPr>
+        <w:rFonts w:ascii="Symbol" w:hAnsi="Symbol" w:hint="default"/>
+        <w:sz w:val="20"/>
+      </w:rPr>
+    </w:lvl>
+    <w:lvl w:ilvl="1" w:tentative="1">
+      <w:start w:val="1"/>
+      <w:numFmt w:val="bullet"/>
+      <w:lvlText w:val="o"/>
+      <w:lvlJc w:val="left"/>
+      <w:pPr>
+        <w:tabs>
+          <w:tab w:val="num" w:pos="1440"/>
+        </w:tabs>
+        <w:ind w:left="1440" w:hanging="360"/>
+      </w:pPr>
+      <w:rPr>
+        <w:rFonts w:ascii="Courier New" w:hAnsi="Courier New" w:hint="default"/>
+        <w:sz w:val="20"/>
+      </w:rPr>
+    </w:lvl>
+    <w:lvl w:ilvl="2" w:tentative="1">
+      <w:start w:val="1"/>
+      <w:numFmt w:val="bullet"/>
+      <w:lvlText w:val=""/>
+      <w:lvlJc w:val="left"/>
+      <w:pPr>
+        <w:tabs>
+          <w:tab w:val="num" w:pos="2160"/>
+        </w:tabs>
+        <w:ind w:left="2160" w:hanging="360"/>
+      </w:pPr>
+      <w:rPr>
+        <w:rFonts w:ascii="Wingdings" w:hAnsi="Wingdings" w:hint="default"/>
+        <w:sz w:val="20"/>
+      </w:rPr>
+    </w:lvl>
+    <w:lvl w:ilvl="3" w:tentative="1">
+      <w:start w:val="1"/>
+      <w:numFmt w:val="bullet"/>
+      <w:lvlText w:val=""/>
+      <w:lvlJc w:val="left"/>
+      <w:pPr>
+        <w:tabs>
+          <w:tab w:val="num" w:pos="2880"/>
+        </w:tabs>
+        <w:ind w:left="2880" w:hanging="360"/>
+      </w:pPr>
+      <w:rPr>
+        <w:rFonts w:ascii="Wingdings" w:hAnsi="Wingdings" w:hint="default"/>
+        <w:sz w:val="20"/>
+      </w:rPr>
+    </w:lvl>
+    <w:lvl w:ilvl="4" w:tentative="1">
+      <w:start w:val="1"/>
+      <w:numFmt w:val="bullet"/>
+      <w:lvlText w:val=""/>
+      <w:lvlJc w:val="left"/>
+      <w:pPr>
+        <w:tabs>
+          <w:tab w:val="num" w:pos="3600"/>
+        </w:tabs>
+        <w:ind w:left="3600" w:hanging="360"/>
+      </w:pPr>
+      <w:rPr>
+        <w:rFonts w:ascii="Wingdings" w:hAnsi="Wingdings" w:hint="default"/>
+        <w:sz w:val="20"/>
+      </w:rPr>
+    </w:lvl>
+    <w:lvl w:ilvl="5" w:tentative="1">
+      <w:start w:val="1"/>
+      <w:numFmt w:val="bullet"/>
+      <w:lvlText w:val=""/>
+      <w:lvlJc w:val="left"/>
+      <w:pPr>
+        <w:tabs>
+          <w:tab w:val="num" w:pos="4320"/>
+        </w:tabs>
+        <w:ind w:left="4320" w:hanging="360"/>
+      </w:pPr>
+      <w:rPr>
+        <w:rFonts w:ascii="Wingdings" w:hAnsi="Wingdings" w:hint="default"/>
+        <w:sz w:val="20"/>
+      </w:rPr>
+    </w:lvl>
+    <w:lvl w:ilvl="6" w:tentative="1">
+      <w:start w:val="1"/>
+      <w:numFmt w:val="bullet"/>
+      <w:lvlText w:val=""/>
+      <w:lvlJc w:val="left"/>
+      <w:pPr>
+        <w:tabs>
+          <w:tab w:val="num" w:pos="5040"/>
+        </w:tabs>
+        <w:ind w:left="5040" w:hanging="360"/>
+      </w:pPr>
+      <w:rPr>
+        <w:rFonts w:ascii="Wingdings" w:hAnsi="Wingdings" w:hint="default"/>
+        <w:sz w:val="20"/>
+      </w:rPr>
+    </w:lvl>
+    <w:lvl w:ilvl="7" w:tentative="1">
+      <w:start w:val="1"/>
+      <w:numFmt w:val="bullet"/>
+      <w:lvlText w:val=""/>
+      <w:lvlJc w:val="left"/>
+      <w:pPr>
+        <w:tabs>
+          <w:tab w:val="num" w:pos="5760"/>
+        </w:tabs>
+        <w:ind w:left="5760" w:hanging="360"/>
+      </w:pPr>
+      <w:rPr>
+        <w:rFonts w:ascii="Wingdings" w:hAnsi="Wingdings" w:hint="default"/>
+        <w:sz w:val="20"/>
+      </w:rPr>
+    </w:lvl>
+    <w:lvl w:ilvl="8" w:tentative="1">
+      <w:start w:val="1"/>
+      <w:numFmt w:val="bullet"/>
+      <w:lvlText w:val=""/>
+      <w:lvlJc w:val="left"/>
+      <w:pPr>
+        <w:tabs>
+          <w:tab w:val="num" w:pos="6480"/>
+        </w:tabs>
+        <w:ind w:left="6480" w:hanging="360"/>
+      </w:pPr>
+      <w:rPr>
+        <w:rFonts w:ascii="Wingdings" w:hAnsi="Wingdings" w:hint="default"/>
+        <w:sz w:val="20"/>
+      </w:rPr>
+    </w:lvl>
+  </w:abstractNum>
+  <w:abstractNum w:abstractNumId="12" w15:restartNumberingAfterBreak="0">
+    <w:nsid w:val="26705411"/>
+    <w:multiLevelType w:val="multilevel"/>
+    <w:tmpl w:val="9E98BED8"/>
+    <w:lvl w:ilvl="0">
+      <w:start w:val="1"/>
+      <w:numFmt w:val="bullet"/>
+      <w:lvlText w:val=""/>
+      <w:lvlJc w:val="left"/>
+      <w:pPr>
+        <w:tabs>
+          <w:tab w:val="num" w:pos="720"/>
+        </w:tabs>
+        <w:ind w:left="720" w:hanging="360"/>
+      </w:pPr>
+      <w:rPr>
+        <w:rFonts w:ascii="Symbol" w:hAnsi="Symbol" w:hint="default"/>
+        <w:sz w:val="20"/>
+      </w:rPr>
+    </w:lvl>
+    <w:lvl w:ilvl="1" w:tentative="1">
+      <w:start w:val="1"/>
+      <w:numFmt w:val="bullet"/>
+      <w:lvlText w:val="o"/>
+      <w:lvlJc w:val="left"/>
+      <w:pPr>
+        <w:tabs>
+          <w:tab w:val="num" w:pos="1440"/>
+        </w:tabs>
+        <w:ind w:left="1440" w:hanging="360"/>
+      </w:pPr>
+      <w:rPr>
+        <w:rFonts w:ascii="Courier New" w:hAnsi="Courier New" w:hint="default"/>
+        <w:sz w:val="20"/>
+      </w:rPr>
+    </w:lvl>
+    <w:lvl w:ilvl="2" w:tentative="1">
+      <w:start w:val="1"/>
+      <w:numFmt w:val="bullet"/>
+      <w:lvlText w:val=""/>
+      <w:lvlJc w:val="left"/>
+      <w:pPr>
+        <w:tabs>
+          <w:tab w:val="num" w:pos="2160"/>
+        </w:tabs>
+        <w:ind w:left="2160" w:hanging="360"/>
+      </w:pPr>
+      <w:rPr>
+        <w:rFonts w:ascii="Wingdings" w:hAnsi="Wingdings" w:hint="default"/>
+        <w:sz w:val="20"/>
+      </w:rPr>
+    </w:lvl>
+    <w:lvl w:ilvl="3" w:tentative="1">
+      <w:start w:val="1"/>
+      <w:numFmt w:val="bullet"/>
+      <w:lvlText w:val=""/>
+      <w:lvlJc w:val="left"/>
+      <w:pPr>
+        <w:tabs>
+          <w:tab w:val="num" w:pos="2880"/>
+        </w:tabs>
+        <w:ind w:left="2880" w:hanging="360"/>
+      </w:pPr>
+      <w:rPr>
+        <w:rFonts w:ascii="Wingdings" w:hAnsi="Wingdings" w:hint="default"/>
+        <w:sz w:val="20"/>
+      </w:rPr>
+    </w:lvl>
+    <w:lvl w:ilvl="4" w:tentative="1">
+      <w:start w:val="1"/>
+      <w:numFmt w:val="bullet"/>
+      <w:lvlText w:val=""/>
+      <w:lvlJc w:val="left"/>
+      <w:pPr>
+        <w:tabs>
+          <w:tab w:val="num" w:pos="3600"/>
+        </w:tabs>
+        <w:ind w:left="3600" w:hanging="360"/>
+      </w:pPr>
+      <w:rPr>
+        <w:rFonts w:ascii="Wingdings" w:hAnsi="Wingdings" w:hint="default"/>
+        <w:sz w:val="20"/>
+      </w:rPr>
+    </w:lvl>
+    <w:lvl w:ilvl="5" w:tentative="1">
+      <w:start w:val="1"/>
+      <w:numFmt w:val="bullet"/>
+      <w:lvlText w:val=""/>
+      <w:lvlJc w:val="left"/>
+      <w:pPr>
+        <w:tabs>
+          <w:tab w:val="num" w:pos="4320"/>
+        </w:tabs>
+        <w:ind w:left="4320" w:hanging="360"/>
+      </w:pPr>
+      <w:rPr>
+        <w:rFonts w:ascii="Wingdings" w:hAnsi="Wingdings" w:hint="default"/>
+        <w:sz w:val="20"/>
+      </w:rPr>
+    </w:lvl>
+    <w:lvl w:ilvl="6" w:tentative="1">
+      <w:start w:val="1"/>
+      <w:numFmt w:val="bullet"/>
+      <w:lvlText w:val=""/>
+      <w:lvlJc w:val="left"/>
+      <w:pPr>
+        <w:tabs>
+          <w:tab w:val="num" w:pos="5040"/>
+        </w:tabs>
+        <w:ind w:left="5040" w:hanging="360"/>
+      </w:pPr>
+      <w:rPr>
+        <w:rFonts w:ascii="Wingdings" w:hAnsi="Wingdings" w:hint="default"/>
+        <w:sz w:val="20"/>
+      </w:rPr>
+    </w:lvl>
+    <w:lvl w:ilvl="7" w:tentative="1">
+      <w:start w:val="1"/>
+      <w:numFmt w:val="bullet"/>
+      <w:lvlText w:val=""/>
+      <w:lvlJc w:val="left"/>
+      <w:pPr>
+        <w:tabs>
+          <w:tab w:val="num" w:pos="5760"/>
+        </w:tabs>
+        <w:ind w:left="5760" w:hanging="360"/>
+      </w:pPr>
+      <w:rPr>
+        <w:rFonts w:ascii="Wingdings" w:hAnsi="Wingdings" w:hint="default"/>
+        <w:sz w:val="20"/>
+      </w:rPr>
+    </w:lvl>
+    <w:lvl w:ilvl="8" w:tentative="1">
+      <w:start w:val="1"/>
+      <w:numFmt w:val="bullet"/>
+      <w:lvlText w:val=""/>
+      <w:lvlJc w:val="left"/>
+      <w:pPr>
+        <w:tabs>
+          <w:tab w:val="num" w:pos="6480"/>
+        </w:tabs>
+        <w:ind w:left="6480" w:hanging="360"/>
+      </w:pPr>
+      <w:rPr>
+        <w:rFonts w:ascii="Wingdings" w:hAnsi="Wingdings" w:hint="default"/>
+        <w:sz w:val="20"/>
+      </w:rPr>
+    </w:lvl>
+  </w:abstractNum>
+  <w:abstractNum w:abstractNumId="13" w15:restartNumberingAfterBreak="0">
+    <w:nsid w:val="29BA6DF2"/>
+    <w:multiLevelType w:val="multilevel"/>
+    <w:tmpl w:val="6D3C2882"/>
+    <w:lvl w:ilvl="0">
+      <w:start w:val="1"/>
+      <w:numFmt w:val="bullet"/>
+      <w:lvlText w:val=""/>
+      <w:lvlJc w:val="left"/>
+      <w:pPr>
+        <w:tabs>
+          <w:tab w:val="num" w:pos="720"/>
+        </w:tabs>
+        <w:ind w:left="720" w:hanging="360"/>
+      </w:pPr>
+      <w:rPr>
+        <w:rFonts w:ascii="Symbol" w:hAnsi="Symbol" w:hint="default"/>
+        <w:sz w:val="20"/>
+      </w:rPr>
+    </w:lvl>
+    <w:lvl w:ilvl="1" w:tentative="1">
+      <w:start w:val="1"/>
+      <w:numFmt w:val="bullet"/>
+      <w:lvlText w:val="o"/>
+      <w:lvlJc w:val="left"/>
+      <w:pPr>
+        <w:tabs>
+          <w:tab w:val="num" w:pos="1440"/>
+        </w:tabs>
+        <w:ind w:left="1440" w:hanging="360"/>
+      </w:pPr>
+      <w:rPr>
+        <w:rFonts w:ascii="Courier New" w:hAnsi="Courier New" w:hint="default"/>
+        <w:sz w:val="20"/>
+      </w:rPr>
+    </w:lvl>
+    <w:lvl w:ilvl="2" w:tentative="1">
+      <w:start w:val="1"/>
+      <w:numFmt w:val="bullet"/>
+      <w:lvlText w:val=""/>
+      <w:lvlJc w:val="left"/>
+      <w:pPr>
+        <w:tabs>
+          <w:tab w:val="num" w:pos="2160"/>
+        </w:tabs>
+        <w:ind w:left="2160" w:hanging="360"/>
+      </w:pPr>
+      <w:rPr>
+        <w:rFonts w:ascii="Wingdings" w:hAnsi="Wingdings" w:hint="default"/>
+        <w:sz w:val="20"/>
+      </w:rPr>
+    </w:lvl>
+    <w:lvl w:ilvl="3" w:tentative="1">
+      <w:start w:val="1"/>
+      <w:numFmt w:val="bullet"/>
+      <w:lvlText w:val=""/>
+      <w:lvlJc w:val="left"/>
+      <w:pPr>
+        <w:tabs>
+          <w:tab w:val="num" w:pos="2880"/>
+        </w:tabs>
+        <w:ind w:left="2880" w:hanging="360"/>
+      </w:pPr>
+      <w:rPr>
+        <w:rFonts w:ascii="Wingdings" w:hAnsi="Wingdings" w:hint="default"/>
+        <w:sz w:val="20"/>
+      </w:rPr>
+    </w:lvl>
+    <w:lvl w:ilvl="4" w:tentative="1">
+      <w:start w:val="1"/>
+      <w:numFmt w:val="bullet"/>
+      <w:lvlText w:val=""/>
+      <w:lvlJc w:val="left"/>
+      <w:pPr>
+        <w:tabs>
+          <w:tab w:val="num" w:pos="3600"/>
+        </w:tabs>
+        <w:ind w:left="3600" w:hanging="360"/>
+      </w:pPr>
+      <w:rPr>
+        <w:rFonts w:ascii="Wingdings" w:hAnsi="Wingdings" w:hint="default"/>
+        <w:sz w:val="20"/>
+      </w:rPr>
+    </w:lvl>
+    <w:lvl w:ilvl="5" w:tentative="1">
+      <w:start w:val="1"/>
+      <w:numFmt w:val="bullet"/>
+      <w:lvlText w:val=""/>
+      <w:lvlJc w:val="left"/>
+      <w:pPr>
+        <w:tabs>
+          <w:tab w:val="num" w:pos="4320"/>
+        </w:tabs>
+        <w:ind w:left="4320" w:hanging="360"/>
+      </w:pPr>
+      <w:rPr>
+        <w:rFonts w:ascii="Wingdings" w:hAnsi="Wingdings" w:hint="default"/>
+        <w:sz w:val="20"/>
+      </w:rPr>
+    </w:lvl>
+    <w:lvl w:ilvl="6" w:tentative="1">
+      <w:start w:val="1"/>
+      <w:numFmt w:val="bullet"/>
+      <w:lvlText w:val=""/>
+      <w:lvlJc w:val="left"/>
+      <w:pPr>
+        <w:tabs>
+          <w:tab w:val="num" w:pos="5040"/>
+        </w:tabs>
+        <w:ind w:left="5040" w:hanging="360"/>
+      </w:pPr>
+      <w:rPr>
+        <w:rFonts w:ascii="Wingdings" w:hAnsi="Wingdings" w:hint="default"/>
+        <w:sz w:val="20"/>
+      </w:rPr>
+    </w:lvl>
+    <w:lvl w:ilvl="7" w:tentative="1">
+      <w:start w:val="1"/>
+      <w:numFmt w:val="bullet"/>
+      <w:lvlText w:val=""/>
+      <w:lvlJc w:val="left"/>
+      <w:pPr>
+        <w:tabs>
+          <w:tab w:val="num" w:pos="5760"/>
+        </w:tabs>
+        <w:ind w:left="5760" w:hanging="360"/>
+      </w:pPr>
+      <w:rPr>
+        <w:rFonts w:ascii="Wingdings" w:hAnsi="Wingdings" w:hint="default"/>
+        <w:sz w:val="20"/>
+      </w:rPr>
+    </w:lvl>
+    <w:lvl w:ilvl="8" w:tentative="1">
+      <w:start w:val="1"/>
+      <w:numFmt w:val="bullet"/>
+      <w:lvlText w:val=""/>
+      <w:lvlJc w:val="left"/>
+      <w:pPr>
+        <w:tabs>
+          <w:tab w:val="num" w:pos="6480"/>
+        </w:tabs>
+        <w:ind w:left="6480" w:hanging="360"/>
+      </w:pPr>
+      <w:rPr>
+        <w:rFonts w:ascii="Wingdings" w:hAnsi="Wingdings" w:hint="default"/>
+        <w:sz w:val="20"/>
+      </w:rPr>
+    </w:lvl>
+  </w:abstractNum>
+  <w:abstractNum w:abstractNumId="14" w15:restartNumberingAfterBreak="0">
+    <w:nsid w:val="2B62027C"/>
+    <w:multiLevelType w:val="multilevel"/>
+    <w:tmpl w:val="1F96117C"/>
+    <w:lvl w:ilvl="0">
+      <w:start w:val="1"/>
+      <w:numFmt w:val="bullet"/>
+      <w:lvlText w:val=""/>
+      <w:lvlJc w:val="left"/>
+      <w:pPr>
+        <w:tabs>
+          <w:tab w:val="num" w:pos="720"/>
+        </w:tabs>
+        <w:ind w:left="720" w:hanging="360"/>
+      </w:pPr>
+      <w:rPr>
+        <w:rFonts w:ascii="Symbol" w:hAnsi="Symbol" w:hint="default"/>
+        <w:sz w:val="20"/>
+      </w:rPr>
+    </w:lvl>
+    <w:lvl w:ilvl="1" w:tentative="1">
+      <w:start w:val="1"/>
+      <w:numFmt w:val="bullet"/>
+      <w:lvlText w:val="o"/>
+      <w:lvlJc w:val="left"/>
+      <w:pPr>
+        <w:tabs>
+          <w:tab w:val="num" w:pos="1440"/>
+        </w:tabs>
+        <w:ind w:left="1440" w:hanging="360"/>
+      </w:pPr>
+      <w:rPr>
+        <w:rFonts w:ascii="Courier New" w:hAnsi="Courier New" w:hint="default"/>
+        <w:sz w:val="20"/>
+      </w:rPr>
+    </w:lvl>
+    <w:lvl w:ilvl="2" w:tentative="1">
+      <w:start w:val="1"/>
+      <w:numFmt w:val="bullet"/>
+      <w:lvlText w:val=""/>
+      <w:lvlJc w:val="left"/>
+      <w:pPr>
+        <w:tabs>
+          <w:tab w:val="num" w:pos="2160"/>
+        </w:tabs>
+        <w:ind w:left="2160" w:hanging="360"/>
+      </w:pPr>
+      <w:rPr>
+        <w:rFonts w:ascii="Wingdings" w:hAnsi="Wingdings" w:hint="default"/>
+        <w:sz w:val="20"/>
+      </w:rPr>
+    </w:lvl>
+    <w:lvl w:ilvl="3" w:tentative="1">
+      <w:start w:val="1"/>
+      <w:numFmt w:val="bullet"/>
+      <w:lvlText w:val=""/>
+      <w:lvlJc w:val="left"/>
+      <w:pPr>
+        <w:tabs>
+          <w:tab w:val="num" w:pos="2880"/>
+        </w:tabs>
+        <w:ind w:left="2880" w:hanging="360"/>
+      </w:pPr>
+      <w:rPr>
+        <w:rFonts w:ascii="Wingdings" w:hAnsi="Wingdings" w:hint="default"/>
+        <w:sz w:val="20"/>
+      </w:rPr>
+    </w:lvl>
+    <w:lvl w:ilvl="4" w:tentative="1">
+      <w:start w:val="1"/>
+      <w:numFmt w:val="bullet"/>
+      <w:lvlText w:val=""/>
+      <w:lvlJc w:val="left"/>
+      <w:pPr>
+        <w:tabs>
+          <w:tab w:val="num" w:pos="3600"/>
+        </w:tabs>
+        <w:ind w:left="3600" w:hanging="360"/>
+      </w:pPr>
+      <w:rPr>
+        <w:rFonts w:ascii="Wingdings" w:hAnsi="Wingdings" w:hint="default"/>
+        <w:sz w:val="20"/>
+      </w:rPr>
+    </w:lvl>
+    <w:lvl w:ilvl="5" w:tentative="1">
+      <w:start w:val="1"/>
+      <w:numFmt w:val="bullet"/>
+      <w:lvlText w:val=""/>
+      <w:lvlJc w:val="left"/>
+      <w:pPr>
+        <w:tabs>
+          <w:tab w:val="num" w:pos="4320"/>
+        </w:tabs>
+        <w:ind w:left="4320" w:hanging="360"/>
+      </w:pPr>
+      <w:rPr>
+        <w:rFonts w:ascii="Wingdings" w:hAnsi="Wingdings" w:hint="default"/>
+        <w:sz w:val="20"/>
+      </w:rPr>
+    </w:lvl>
+    <w:lvl w:ilvl="6" w:tentative="1">
+      <w:start w:val="1"/>
+      <w:numFmt w:val="bullet"/>
+      <w:lvlText w:val=""/>
+      <w:lvlJc w:val="left"/>
+      <w:pPr>
+        <w:tabs>
+          <w:tab w:val="num" w:pos="5040"/>
+        </w:tabs>
+        <w:ind w:left="5040" w:hanging="360"/>
+      </w:pPr>
+      <w:rPr>
+        <w:rFonts w:ascii="Wingdings" w:hAnsi="Wingdings" w:hint="default"/>
+        <w:sz w:val="20"/>
+      </w:rPr>
+    </w:lvl>
+    <w:lvl w:ilvl="7" w:tentative="1">
+      <w:start w:val="1"/>
+      <w:numFmt w:val="bullet"/>
+      <w:lvlText w:val=""/>
+      <w:lvlJc w:val="left"/>
+      <w:pPr>
+        <w:tabs>
+          <w:tab w:val="num" w:pos="5760"/>
+        </w:tabs>
+        <w:ind w:left="5760" w:hanging="360"/>
+      </w:pPr>
+      <w:rPr>
+        <w:rFonts w:ascii="Wingdings" w:hAnsi="Wingdings" w:hint="default"/>
+        <w:sz w:val="20"/>
+      </w:rPr>
+    </w:lvl>
+    <w:lvl w:ilvl="8" w:tentative="1">
+      <w:start w:val="1"/>
+      <w:numFmt w:val="bullet"/>
+      <w:lvlText w:val=""/>
+      <w:lvlJc w:val="left"/>
+      <w:pPr>
+        <w:tabs>
+          <w:tab w:val="num" w:pos="6480"/>
+        </w:tabs>
+        <w:ind w:left="6480" w:hanging="360"/>
+      </w:pPr>
+      <w:rPr>
+        <w:rFonts w:ascii="Wingdings" w:hAnsi="Wingdings" w:hint="default"/>
+        <w:sz w:val="20"/>
+      </w:rPr>
+    </w:lvl>
+  </w:abstractNum>
+  <w:abstractNum w:abstractNumId="15" w15:restartNumberingAfterBreak="0">
+    <w:nsid w:val="2ED14FA1"/>
+    <w:multiLevelType w:val="multilevel"/>
+    <w:tmpl w:val="1CA68BB0"/>
+    <w:lvl w:ilvl="0">
+      <w:start w:val="1"/>
+      <w:numFmt w:val="bullet"/>
+      <w:lvlText w:val=""/>
+      <w:lvlJc w:val="left"/>
+      <w:pPr>
+        <w:tabs>
+          <w:tab w:val="num" w:pos="720"/>
+        </w:tabs>
+        <w:ind w:left="720" w:hanging="360"/>
+      </w:pPr>
+      <w:rPr>
+        <w:rFonts w:ascii="Symbol" w:hAnsi="Symbol" w:hint="default"/>
+        <w:sz w:val="20"/>
+      </w:rPr>
+    </w:lvl>
+    <w:lvl w:ilvl="1" w:tentative="1">
+      <w:start w:val="1"/>
+      <w:numFmt w:val="bullet"/>
+      <w:lvlText w:val="o"/>
+      <w:lvlJc w:val="left"/>
+      <w:pPr>
+        <w:tabs>
+          <w:tab w:val="num" w:pos="1440"/>
+        </w:tabs>
+        <w:ind w:left="1440" w:hanging="360"/>
+      </w:pPr>
+      <w:rPr>
+        <w:rFonts w:ascii="Courier New" w:hAnsi="Courier New" w:hint="default"/>
+        <w:sz w:val="20"/>
+      </w:rPr>
+    </w:lvl>
+    <w:lvl w:ilvl="2" w:tentative="1">
+      <w:start w:val="1"/>
+      <w:numFmt w:val="bullet"/>
+      <w:lvlText w:val=""/>
+      <w:lvlJc w:val="left"/>
+      <w:pPr>
+        <w:tabs>
+          <w:tab w:val="num" w:pos="2160"/>
+        </w:tabs>
+        <w:ind w:left="2160" w:hanging="360"/>
+      </w:pPr>
+      <w:rPr>
+        <w:rFonts w:ascii="Wingdings" w:hAnsi="Wingdings" w:hint="default"/>
+        <w:sz w:val="20"/>
+      </w:rPr>
+    </w:lvl>
+    <w:lvl w:ilvl="3" w:tentative="1">
+      <w:start w:val="1"/>
+      <w:numFmt w:val="bullet"/>
+      <w:lvlText w:val=""/>
+      <w:lvlJc w:val="left"/>
+      <w:pPr>
+        <w:tabs>
+          <w:tab w:val="num" w:pos="2880"/>
+        </w:tabs>
+        <w:ind w:left="2880" w:hanging="360"/>
+      </w:pPr>
+      <w:rPr>
+        <w:rFonts w:ascii="Wingdings" w:hAnsi="Wingdings" w:hint="default"/>
+        <w:sz w:val="20"/>
+      </w:rPr>
+    </w:lvl>
+    <w:lvl w:ilvl="4" w:tentative="1">
+      <w:start w:val="1"/>
+      <w:numFmt w:val="bullet"/>
+      <w:lvlText w:val=""/>
+      <w:lvlJc w:val="left"/>
+      <w:pPr>
+        <w:tabs>
+          <w:tab w:val="num" w:pos="3600"/>
+        </w:tabs>
+        <w:ind w:left="3600" w:hanging="360"/>
+      </w:pPr>
+      <w:rPr>
+        <w:rFonts w:ascii="Wingdings" w:hAnsi="Wingdings" w:hint="default"/>
+        <w:sz w:val="20"/>
+      </w:rPr>
+    </w:lvl>
+    <w:lvl w:ilvl="5" w:tentative="1">
+      <w:start w:val="1"/>
+      <w:numFmt w:val="bullet"/>
+      <w:lvlText w:val=""/>
+      <w:lvlJc w:val="left"/>
+      <w:pPr>
+        <w:tabs>
+          <w:tab w:val="num" w:pos="4320"/>
+        </w:tabs>
+        <w:ind w:left="4320" w:hanging="360"/>
+      </w:pPr>
+      <w:rPr>
+        <w:rFonts w:ascii="Wingdings" w:hAnsi="Wingdings" w:hint="default"/>
+        <w:sz w:val="20"/>
+      </w:rPr>
+    </w:lvl>
+    <w:lvl w:ilvl="6" w:tentative="1">
+      <w:start w:val="1"/>
+      <w:numFmt w:val="bullet"/>
+      <w:lvlText w:val=""/>
+      <w:lvlJc w:val="left"/>
+      <w:pPr>
+        <w:tabs>
+          <w:tab w:val="num" w:pos="5040"/>
+        </w:tabs>
+        <w:ind w:left="5040" w:hanging="360"/>
+      </w:pPr>
+      <w:rPr>
+        <w:rFonts w:ascii="Wingdings" w:hAnsi="Wingdings" w:hint="default"/>
+        <w:sz w:val="20"/>
+      </w:rPr>
+    </w:lvl>
+    <w:lvl w:ilvl="7" w:tentative="1">
+      <w:start w:val="1"/>
+      <w:numFmt w:val="bullet"/>
+      <w:lvlText w:val=""/>
+      <w:lvlJc w:val="left"/>
+      <w:pPr>
+        <w:tabs>
+          <w:tab w:val="num" w:pos="5760"/>
+        </w:tabs>
+        <w:ind w:left="5760" w:hanging="360"/>
+      </w:pPr>
+      <w:rPr>
+        <w:rFonts w:ascii="Wingdings" w:hAnsi="Wingdings" w:hint="default"/>
+        <w:sz w:val="20"/>
+      </w:rPr>
+    </w:lvl>
+    <w:lvl w:ilvl="8" w:tentative="1">
+      <w:start w:val="1"/>
+      <w:numFmt w:val="bullet"/>
+      <w:lvlText w:val=""/>
+      <w:lvlJc w:val="left"/>
+      <w:pPr>
+        <w:tabs>
+          <w:tab w:val="num" w:pos="6480"/>
+        </w:tabs>
+        <w:ind w:left="6480" w:hanging="360"/>
+      </w:pPr>
+      <w:rPr>
+        <w:rFonts w:ascii="Wingdings" w:hAnsi="Wingdings" w:hint="default"/>
+        <w:sz w:val="20"/>
+      </w:rPr>
+    </w:lvl>
+  </w:abstractNum>
+  <w:abstractNum w:abstractNumId="16" w15:restartNumberingAfterBreak="0">
+    <w:nsid w:val="2ED739D8"/>
+    <w:multiLevelType w:val="multilevel"/>
+    <w:tmpl w:val="A2CE3120"/>
+    <w:lvl w:ilvl="0">
+      <w:start w:val="1"/>
+      <w:numFmt w:val="bullet"/>
+      <w:lvlText w:val=""/>
+      <w:lvlJc w:val="left"/>
+      <w:pPr>
+        <w:tabs>
+          <w:tab w:val="num" w:pos="720"/>
+        </w:tabs>
+        <w:ind w:left="720" w:hanging="360"/>
+      </w:pPr>
+      <w:rPr>
+        <w:rFonts w:ascii="Symbol" w:hAnsi="Symbol" w:hint="default"/>
+        <w:sz w:val="20"/>
+      </w:rPr>
+    </w:lvl>
+    <w:lvl w:ilvl="1" w:tentative="1">
+      <w:start w:val="1"/>
+      <w:numFmt w:val="bullet"/>
+      <w:lvlText w:val="o"/>
+      <w:lvlJc w:val="left"/>
+      <w:pPr>
+        <w:tabs>
+          <w:tab w:val="num" w:pos="1440"/>
+        </w:tabs>
+        <w:ind w:left="1440" w:hanging="360"/>
+      </w:pPr>
+      <w:rPr>
+        <w:rFonts w:ascii="Courier New" w:hAnsi="Courier New" w:hint="default"/>
+        <w:sz w:val="20"/>
+      </w:rPr>
+    </w:lvl>
+    <w:lvl w:ilvl="2" w:tentative="1">
+      <w:start w:val="1"/>
+      <w:numFmt w:val="bullet"/>
+      <w:lvlText w:val=""/>
+      <w:lvlJc w:val="left"/>
+      <w:pPr>
+        <w:tabs>
+          <w:tab w:val="num" w:pos="2160"/>
+        </w:tabs>
+        <w:ind w:left="2160" w:hanging="360"/>
+      </w:pPr>
+      <w:rPr>
+        <w:rFonts w:ascii="Wingdings" w:hAnsi="Wingdings" w:hint="default"/>
+        <w:sz w:val="20"/>
+      </w:rPr>
+    </w:lvl>
+    <w:lvl w:ilvl="3" w:tentative="1">
+      <w:start w:val="1"/>
+      <w:numFmt w:val="bullet"/>
+      <w:lvlText w:val=""/>
+      <w:lvlJc w:val="left"/>
+      <w:pPr>
+        <w:tabs>
+          <w:tab w:val="num" w:pos="2880"/>
+        </w:tabs>
+        <w:ind w:left="2880" w:hanging="360"/>
+      </w:pPr>
+      <w:rPr>
+        <w:rFonts w:ascii="Wingdings" w:hAnsi="Wingdings" w:hint="default"/>
+        <w:sz w:val="20"/>
+      </w:rPr>
+    </w:lvl>
+    <w:lvl w:ilvl="4" w:tentative="1">
+      <w:start w:val="1"/>
+      <w:numFmt w:val="bullet"/>
+      <w:lvlText w:val=""/>
+      <w:lvlJc w:val="left"/>
+      <w:pPr>
+        <w:tabs>
+          <w:tab w:val="num" w:pos="3600"/>
+        </w:tabs>
+        <w:ind w:left="3600" w:hanging="360"/>
+      </w:pPr>
+      <w:rPr>
+        <w:rFonts w:ascii="Wingdings" w:hAnsi="Wingdings" w:hint="default"/>
+        <w:sz w:val="20"/>
+      </w:rPr>
+    </w:lvl>
+    <w:lvl w:ilvl="5" w:tentative="1">
+      <w:start w:val="1"/>
+      <w:numFmt w:val="bullet"/>
+      <w:lvlText w:val=""/>
+      <w:lvlJc w:val="left"/>
+      <w:pPr>
+        <w:tabs>
+          <w:tab w:val="num" w:pos="4320"/>
+        </w:tabs>
+        <w:ind w:left="4320" w:hanging="360"/>
+      </w:pPr>
+      <w:rPr>
+        <w:rFonts w:ascii="Wingdings" w:hAnsi="Wingdings" w:hint="default"/>
+        <w:sz w:val="20"/>
+      </w:rPr>
+    </w:lvl>
+    <w:lvl w:ilvl="6" w:tentative="1">
+      <w:start w:val="1"/>
+      <w:numFmt w:val="bullet"/>
+      <w:lvlText w:val=""/>
+      <w:lvlJc w:val="left"/>
+      <w:pPr>
+        <w:tabs>
+          <w:tab w:val="num" w:pos="5040"/>
+        </w:tabs>
+        <w:ind w:left="5040" w:hanging="360"/>
+      </w:pPr>
+      <w:rPr>
+        <w:rFonts w:ascii="Wingdings" w:hAnsi="Wingdings" w:hint="default"/>
+        <w:sz w:val="20"/>
+      </w:rPr>
+    </w:lvl>
+    <w:lvl w:ilvl="7" w:tentative="1">
+      <w:start w:val="1"/>
+      <w:numFmt w:val="bullet"/>
+      <w:lvlText w:val=""/>
+      <w:lvlJc w:val="left"/>
+      <w:pPr>
+        <w:tabs>
+          <w:tab w:val="num" w:pos="5760"/>
+        </w:tabs>
+        <w:ind w:left="5760" w:hanging="360"/>
+      </w:pPr>
+      <w:rPr>
+        <w:rFonts w:ascii="Wingdings" w:hAnsi="Wingdings" w:hint="default"/>
+        <w:sz w:val="20"/>
+      </w:rPr>
+    </w:lvl>
+    <w:lvl w:ilvl="8" w:tentative="1">
+      <w:start w:val="1"/>
+      <w:numFmt w:val="bullet"/>
+      <w:lvlText w:val=""/>
+      <w:lvlJc w:val="left"/>
+      <w:pPr>
+        <w:tabs>
+          <w:tab w:val="num" w:pos="6480"/>
+        </w:tabs>
+        <w:ind w:left="6480" w:hanging="360"/>
+      </w:pPr>
+      <w:rPr>
+        <w:rFonts w:ascii="Wingdings" w:hAnsi="Wingdings" w:hint="default"/>
+        <w:sz w:val="20"/>
+      </w:rPr>
+    </w:lvl>
+  </w:abstractNum>
+  <w:abstractNum w:abstractNumId="17" w15:restartNumberingAfterBreak="0">
+    <w:nsid w:val="341C601D"/>
+    <w:multiLevelType w:val="multilevel"/>
+    <w:tmpl w:val="F6862D7E"/>
+    <w:lvl w:ilvl="0">
+      <w:start w:val="1"/>
+      <w:numFmt w:val="bullet"/>
+      <w:lvlText w:val=""/>
+      <w:lvlJc w:val="left"/>
+      <w:pPr>
+        <w:tabs>
+          <w:tab w:val="num" w:pos="720"/>
+        </w:tabs>
+        <w:ind w:left="720" w:hanging="360"/>
+      </w:pPr>
+      <w:rPr>
+        <w:rFonts w:ascii="Symbol" w:hAnsi="Symbol" w:hint="default"/>
+        <w:sz w:val="20"/>
+      </w:rPr>
+    </w:lvl>
+    <w:lvl w:ilvl="1" w:tentative="1">
+      <w:start w:val="1"/>
+      <w:numFmt w:val="bullet"/>
+      <w:lvlText w:val="o"/>
+      <w:lvlJc w:val="left"/>
+      <w:pPr>
+        <w:tabs>
+          <w:tab w:val="num" w:pos="1440"/>
+        </w:tabs>
+        <w:ind w:left="1440" w:hanging="360"/>
+      </w:pPr>
+      <w:rPr>
+        <w:rFonts w:ascii="Courier New" w:hAnsi="Courier New" w:hint="default"/>
+        <w:sz w:val="20"/>
+      </w:rPr>
+    </w:lvl>
+    <w:lvl w:ilvl="2" w:tentative="1">
+      <w:start w:val="1"/>
+      <w:numFmt w:val="bullet"/>
+      <w:lvlText w:val=""/>
+      <w:lvlJc w:val="left"/>
+      <w:pPr>
+        <w:tabs>
+          <w:tab w:val="num" w:pos="2160"/>
+        </w:tabs>
+        <w:ind w:left="2160" w:hanging="360"/>
+      </w:pPr>
+      <w:rPr>
+        <w:rFonts w:ascii="Wingdings" w:hAnsi="Wingdings" w:hint="default"/>
+        <w:sz w:val="20"/>
+      </w:rPr>
+    </w:lvl>
+    <w:lvl w:ilvl="3" w:tentative="1">
+      <w:start w:val="1"/>
+      <w:numFmt w:val="bullet"/>
+      <w:lvlText w:val=""/>
+      <w:lvlJc w:val="left"/>
+      <w:pPr>
+        <w:tabs>
+          <w:tab w:val="num" w:pos="2880"/>
+        </w:tabs>
+        <w:ind w:left="2880" w:hanging="360"/>
+      </w:pPr>
+      <w:rPr>
+        <w:rFonts w:ascii="Wingdings" w:hAnsi="Wingdings" w:hint="default"/>
+        <w:sz w:val="20"/>
+      </w:rPr>
+    </w:lvl>
+    <w:lvl w:ilvl="4" w:tentative="1">
+      <w:start w:val="1"/>
+      <w:numFmt w:val="bullet"/>
+      <w:lvlText w:val=""/>
+      <w:lvlJc w:val="left"/>
+      <w:pPr>
+        <w:tabs>
+          <w:tab w:val="num" w:pos="3600"/>
+        </w:tabs>
+        <w:ind w:left="3600" w:hanging="360"/>
+      </w:pPr>
+      <w:rPr>
+        <w:rFonts w:ascii="Wingdings" w:hAnsi="Wingdings" w:hint="default"/>
+        <w:sz w:val="20"/>
+      </w:rPr>
+    </w:lvl>
+    <w:lvl w:ilvl="5" w:tentative="1">
+      <w:start w:val="1"/>
+      <w:numFmt w:val="bullet"/>
+      <w:lvlText w:val=""/>
+      <w:lvlJc w:val="left"/>
+      <w:pPr>
+        <w:tabs>
+          <w:tab w:val="num" w:pos="4320"/>
+        </w:tabs>
+        <w:ind w:left="4320" w:hanging="360"/>
+      </w:pPr>
+      <w:rPr>
+        <w:rFonts w:ascii="Wingdings" w:hAnsi="Wingdings" w:hint="default"/>
+        <w:sz w:val="20"/>
+      </w:rPr>
+    </w:lvl>
+    <w:lvl w:ilvl="6" w:tentative="1">
+      <w:start w:val="1"/>
+      <w:numFmt w:val="bullet"/>
+      <w:lvlText w:val=""/>
+      <w:lvlJc w:val="left"/>
+      <w:pPr>
+        <w:tabs>
+          <w:tab w:val="num" w:pos="5040"/>
+        </w:tabs>
+        <w:ind w:left="5040" w:hanging="360"/>
+      </w:pPr>
+      <w:rPr>
+        <w:rFonts w:ascii="Wingdings" w:hAnsi="Wingdings" w:hint="default"/>
+        <w:sz w:val="20"/>
+      </w:rPr>
+    </w:lvl>
+    <w:lvl w:ilvl="7" w:tentative="1">
+      <w:start w:val="1"/>
+      <w:numFmt w:val="bullet"/>
+      <w:lvlText w:val=""/>
+      <w:lvlJc w:val="left"/>
+      <w:pPr>
+        <w:tabs>
+          <w:tab w:val="num" w:pos="5760"/>
+        </w:tabs>
+        <w:ind w:left="5760" w:hanging="360"/>
+      </w:pPr>
+      <w:rPr>
+        <w:rFonts w:ascii="Wingdings" w:hAnsi="Wingdings" w:hint="default"/>
+        <w:sz w:val="20"/>
+      </w:rPr>
+    </w:lvl>
+    <w:lvl w:ilvl="8" w:tentative="1">
+      <w:start w:val="1"/>
+      <w:numFmt w:val="bullet"/>
+      <w:lvlText w:val=""/>
+      <w:lvlJc w:val="left"/>
+      <w:pPr>
+        <w:tabs>
+          <w:tab w:val="num" w:pos="6480"/>
+        </w:tabs>
+        <w:ind w:left="6480" w:hanging="360"/>
+      </w:pPr>
+      <w:rPr>
+        <w:rFonts w:ascii="Wingdings" w:hAnsi="Wingdings" w:hint="default"/>
+        <w:sz w:val="20"/>
+      </w:rPr>
+    </w:lvl>
+  </w:abstractNum>
+  <w:abstractNum w:abstractNumId="18" w15:restartNumberingAfterBreak="0">
+    <w:nsid w:val="34393E57"/>
+    <w:multiLevelType w:val="multilevel"/>
+    <w:tmpl w:val="AA62DD7C"/>
+    <w:lvl w:ilvl="0">
+      <w:start w:val="1"/>
+      <w:numFmt w:val="bullet"/>
+      <w:lvlText w:val=""/>
+      <w:lvlJc w:val="left"/>
+      <w:pPr>
+        <w:tabs>
+          <w:tab w:val="num" w:pos="720"/>
+        </w:tabs>
+        <w:ind w:left="720" w:hanging="360"/>
+      </w:pPr>
+      <w:rPr>
+        <w:rFonts w:ascii="Symbol" w:hAnsi="Symbol" w:hint="default"/>
+        <w:sz w:val="20"/>
+      </w:rPr>
+    </w:lvl>
+    <w:lvl w:ilvl="1" w:tentative="1">
+      <w:start w:val="1"/>
+      <w:numFmt w:val="bullet"/>
+      <w:lvlText w:val="o"/>
+      <w:lvlJc w:val="left"/>
+      <w:pPr>
+        <w:tabs>
+          <w:tab w:val="num" w:pos="1440"/>
+        </w:tabs>
+        <w:ind w:left="1440" w:hanging="360"/>
+      </w:pPr>
+      <w:rPr>
+        <w:rFonts w:ascii="Courier New" w:hAnsi="Courier New" w:hint="default"/>
+        <w:sz w:val="20"/>
+      </w:rPr>
+    </w:lvl>
+    <w:lvl w:ilvl="2" w:tentative="1">
+      <w:start w:val="1"/>
+      <w:numFmt w:val="bullet"/>
+      <w:lvlText w:val=""/>
+      <w:lvlJc w:val="left"/>
+      <w:pPr>
+        <w:tabs>
+          <w:tab w:val="num" w:pos="2160"/>
+        </w:tabs>
+        <w:ind w:left="2160" w:hanging="360"/>
+      </w:pPr>
+      <w:rPr>
+        <w:rFonts w:ascii="Wingdings" w:hAnsi="Wingdings" w:hint="default"/>
+        <w:sz w:val="20"/>
+      </w:rPr>
+    </w:lvl>
+    <w:lvl w:ilvl="3" w:tentative="1">
+      <w:start w:val="1"/>
+      <w:numFmt w:val="bullet"/>
+      <w:lvlText w:val=""/>
+      <w:lvlJc w:val="left"/>
+      <w:pPr>
+        <w:tabs>
+          <w:tab w:val="num" w:pos="2880"/>
+        </w:tabs>
+        <w:ind w:left="2880" w:hanging="360"/>
+      </w:pPr>
+      <w:rPr>
+        <w:rFonts w:ascii="Wingdings" w:hAnsi="Wingdings" w:hint="default"/>
+        <w:sz w:val="20"/>
+      </w:rPr>
+    </w:lvl>
+    <w:lvl w:ilvl="4" w:tentative="1">
+      <w:start w:val="1"/>
+      <w:numFmt w:val="bullet"/>
+      <w:lvlText w:val=""/>
+      <w:lvlJc w:val="left"/>
+      <w:pPr>
+        <w:tabs>
+          <w:tab w:val="num" w:pos="3600"/>
+        </w:tabs>
+        <w:ind w:left="3600" w:hanging="360"/>
+      </w:pPr>
+      <w:rPr>
+        <w:rFonts w:ascii="Wingdings" w:hAnsi="Wingdings" w:hint="default"/>
+        <w:sz w:val="20"/>
+      </w:rPr>
+    </w:lvl>
+    <w:lvl w:ilvl="5" w:tentative="1">
+      <w:start w:val="1"/>
+      <w:numFmt w:val="bullet"/>
+      <w:lvlText w:val=""/>
+      <w:lvlJc w:val="left"/>
+      <w:pPr>
+        <w:tabs>
+          <w:tab w:val="num" w:pos="4320"/>
+        </w:tabs>
+        <w:ind w:left="4320" w:hanging="360"/>
+      </w:pPr>
+      <w:rPr>
+        <w:rFonts w:ascii="Wingdings" w:hAnsi="Wingdings" w:hint="default"/>
+        <w:sz w:val="20"/>
+      </w:rPr>
+    </w:lvl>
+    <w:lvl w:ilvl="6" w:tentative="1">
+      <w:start w:val="1"/>
+      <w:numFmt w:val="bullet"/>
+      <w:lvlText w:val=""/>
+      <w:lvlJc w:val="left"/>
+      <w:pPr>
+        <w:tabs>
+          <w:tab w:val="num" w:pos="5040"/>
+        </w:tabs>
+        <w:ind w:left="5040" w:hanging="360"/>
+      </w:pPr>
+      <w:rPr>
+        <w:rFonts w:ascii="Wingdings" w:hAnsi="Wingdings" w:hint="default"/>
+        <w:sz w:val="20"/>
+      </w:rPr>
+    </w:lvl>
+    <w:lvl w:ilvl="7" w:tentative="1">
+      <w:start w:val="1"/>
+      <w:numFmt w:val="bullet"/>
+      <w:lvlText w:val=""/>
+      <w:lvlJc w:val="left"/>
+      <w:pPr>
+        <w:tabs>
+          <w:tab w:val="num" w:pos="5760"/>
+        </w:tabs>
+        <w:ind w:left="5760" w:hanging="360"/>
+      </w:pPr>
+      <w:rPr>
+        <w:rFonts w:ascii="Wingdings" w:hAnsi="Wingdings" w:hint="default"/>
+        <w:sz w:val="20"/>
+      </w:rPr>
+    </w:lvl>
+    <w:lvl w:ilvl="8" w:tentative="1">
+      <w:start w:val="1"/>
+      <w:numFmt w:val="bullet"/>
+      <w:lvlText w:val=""/>
+      <w:lvlJc w:val="left"/>
+      <w:pPr>
+        <w:tabs>
+          <w:tab w:val="num" w:pos="6480"/>
+        </w:tabs>
+        <w:ind w:left="6480" w:hanging="360"/>
+      </w:pPr>
+      <w:rPr>
+        <w:rFonts w:ascii="Wingdings" w:hAnsi="Wingdings" w:hint="default"/>
+        <w:sz w:val="20"/>
+      </w:rPr>
+    </w:lvl>
+  </w:abstractNum>
+  <w:abstractNum w:abstractNumId="19" w15:restartNumberingAfterBreak="0">
+    <w:nsid w:val="373064BE"/>
+    <w:multiLevelType w:val="multilevel"/>
+    <w:tmpl w:val="4D10D41E"/>
+    <w:lvl w:ilvl="0">
+      <w:start w:val="1"/>
+      <w:numFmt w:val="bullet"/>
+      <w:lvlText w:val=""/>
+      <w:lvlJc w:val="left"/>
+      <w:pPr>
+        <w:tabs>
+          <w:tab w:val="num" w:pos="720"/>
+        </w:tabs>
+        <w:ind w:left="720" w:hanging="360"/>
+      </w:pPr>
+      <w:rPr>
+        <w:rFonts w:ascii="Symbol" w:hAnsi="Symbol" w:hint="default"/>
+        <w:sz w:val="20"/>
+      </w:rPr>
+    </w:lvl>
+    <w:lvl w:ilvl="1" w:tentative="1">
+      <w:start w:val="1"/>
+      <w:numFmt w:val="bullet"/>
+      <w:lvlText w:val="o"/>
+      <w:lvlJc w:val="left"/>
+      <w:pPr>
+        <w:tabs>
+          <w:tab w:val="num" w:pos="1440"/>
+        </w:tabs>
+        <w:ind w:left="1440" w:hanging="360"/>
+      </w:pPr>
+      <w:rPr>
+        <w:rFonts w:ascii="Courier New" w:hAnsi="Courier New" w:hint="default"/>
+        <w:sz w:val="20"/>
+      </w:rPr>
+    </w:lvl>
+    <w:lvl w:ilvl="2" w:tentative="1">
+      <w:start w:val="1"/>
+      <w:numFmt w:val="bullet"/>
+      <w:lvlText w:val=""/>
+      <w:lvlJc w:val="left"/>
+      <w:pPr>
+        <w:tabs>
+          <w:tab w:val="num" w:pos="2160"/>
+        </w:tabs>
+        <w:ind w:left="2160" w:hanging="360"/>
+      </w:pPr>
+      <w:rPr>
+        <w:rFonts w:ascii="Wingdings" w:hAnsi="Wingdings" w:hint="default"/>
+        <w:sz w:val="20"/>
+      </w:rPr>
+    </w:lvl>
+    <w:lvl w:ilvl="3" w:tentative="1">
+      <w:start w:val="1"/>
+      <w:numFmt w:val="bullet"/>
+      <w:lvlText w:val=""/>
+      <w:lvlJc w:val="left"/>
+      <w:pPr>
+        <w:tabs>
+          <w:tab w:val="num" w:pos="2880"/>
+        </w:tabs>
+        <w:ind w:left="2880" w:hanging="360"/>
+      </w:pPr>
+      <w:rPr>
+        <w:rFonts w:ascii="Wingdings" w:hAnsi="Wingdings" w:hint="default"/>
+        <w:sz w:val="20"/>
+      </w:rPr>
+    </w:lvl>
+    <w:lvl w:ilvl="4" w:tentative="1">
+      <w:start w:val="1"/>
+      <w:numFmt w:val="bullet"/>
+      <w:lvlText w:val=""/>
+      <w:lvlJc w:val="left"/>
+      <w:pPr>
+        <w:tabs>
+          <w:tab w:val="num" w:pos="3600"/>
+        </w:tabs>
+        <w:ind w:left="3600" w:hanging="360"/>
+      </w:pPr>
+      <w:rPr>
+        <w:rFonts w:ascii="Wingdings" w:hAnsi="Wingdings" w:hint="default"/>
+        <w:sz w:val="20"/>
+      </w:rPr>
+    </w:lvl>
+    <w:lvl w:ilvl="5" w:tentative="1">
+      <w:start w:val="1"/>
+      <w:numFmt w:val="bullet"/>
+      <w:lvlText w:val=""/>
+      <w:lvlJc w:val="left"/>
+      <w:pPr>
+        <w:tabs>
+          <w:tab w:val="num" w:pos="4320"/>
+        </w:tabs>
+        <w:ind w:left="4320" w:hanging="360"/>
+      </w:pPr>
+      <w:rPr>
+        <w:rFonts w:ascii="Wingdings" w:hAnsi="Wingdings" w:hint="default"/>
+        <w:sz w:val="20"/>
+      </w:rPr>
+    </w:lvl>
+    <w:lvl w:ilvl="6" w:tentative="1">
+      <w:start w:val="1"/>
+      <w:numFmt w:val="bullet"/>
+      <w:lvlText w:val=""/>
+      <w:lvlJc w:val="left"/>
+      <w:pPr>
+        <w:tabs>
+          <w:tab w:val="num" w:pos="5040"/>
+        </w:tabs>
+        <w:ind w:left="5040" w:hanging="360"/>
+      </w:pPr>
+      <w:rPr>
+        <w:rFonts w:ascii="Wingdings" w:hAnsi="Wingdings" w:hint="default"/>
+        <w:sz w:val="20"/>
+      </w:rPr>
+    </w:lvl>
+    <w:lvl w:ilvl="7" w:tentative="1">
+      <w:start w:val="1"/>
+      <w:numFmt w:val="bullet"/>
+      <w:lvlText w:val=""/>
+      <w:lvlJc w:val="left"/>
+      <w:pPr>
+        <w:tabs>
+          <w:tab w:val="num" w:pos="5760"/>
+        </w:tabs>
+        <w:ind w:left="5760" w:hanging="360"/>
+      </w:pPr>
+      <w:rPr>
+        <w:rFonts w:ascii="Wingdings" w:hAnsi="Wingdings" w:hint="default"/>
+        <w:sz w:val="20"/>
+      </w:rPr>
+    </w:lvl>
+    <w:lvl w:ilvl="8" w:tentative="1">
+      <w:start w:val="1"/>
+      <w:numFmt w:val="bullet"/>
+      <w:lvlText w:val=""/>
+      <w:lvlJc w:val="left"/>
+      <w:pPr>
+        <w:tabs>
+          <w:tab w:val="num" w:pos="6480"/>
+        </w:tabs>
+        <w:ind w:left="6480" w:hanging="360"/>
+      </w:pPr>
+      <w:rPr>
+        <w:rFonts w:ascii="Wingdings" w:hAnsi="Wingdings" w:hint="default"/>
+        <w:sz w:val="20"/>
+      </w:rPr>
+    </w:lvl>
+  </w:abstractNum>
+  <w:abstractNum w:abstractNumId="20" w15:restartNumberingAfterBreak="0">
+    <w:nsid w:val="3877617A"/>
+    <w:multiLevelType w:val="multilevel"/>
+    <w:tmpl w:val="B86A5A2A"/>
+    <w:lvl w:ilvl="0">
+      <w:start w:val="1"/>
+      <w:numFmt w:val="bullet"/>
+      <w:lvlText w:val=""/>
+      <w:lvlJc w:val="left"/>
+      <w:pPr>
+        <w:tabs>
+          <w:tab w:val="num" w:pos="720"/>
+        </w:tabs>
+        <w:ind w:left="720" w:hanging="360"/>
+      </w:pPr>
+      <w:rPr>
+        <w:rFonts w:ascii="Symbol" w:hAnsi="Symbol" w:hint="default"/>
+        <w:sz w:val="20"/>
+      </w:rPr>
+    </w:lvl>
+    <w:lvl w:ilvl="1" w:tentative="1">
+      <w:start w:val="1"/>
+      <w:numFmt w:val="bullet"/>
+      <w:lvlText w:val="o"/>
+      <w:lvlJc w:val="left"/>
+      <w:pPr>
+        <w:tabs>
+          <w:tab w:val="num" w:pos="1440"/>
+        </w:tabs>
+        <w:ind w:left="1440" w:hanging="360"/>
+      </w:pPr>
+      <w:rPr>
+        <w:rFonts w:ascii="Courier New" w:hAnsi="Courier New" w:hint="default"/>
+        <w:sz w:val="20"/>
+      </w:rPr>
+    </w:lvl>
+    <w:lvl w:ilvl="2" w:tentative="1">
+      <w:start w:val="1"/>
+      <w:numFmt w:val="bullet"/>
+      <w:lvlText w:val=""/>
+      <w:lvlJc w:val="left"/>
+      <w:pPr>
+        <w:tabs>
+          <w:tab w:val="num" w:pos="2160"/>
+        </w:tabs>
+        <w:ind w:left="2160" w:hanging="360"/>
+      </w:pPr>
+      <w:rPr>
+        <w:rFonts w:ascii="Wingdings" w:hAnsi="Wingdings" w:hint="default"/>
+        <w:sz w:val="20"/>
+      </w:rPr>
+    </w:lvl>
+    <w:lvl w:ilvl="3" w:tentative="1">
+      <w:start w:val="1"/>
+      <w:numFmt w:val="bullet"/>
+      <w:lvlText w:val=""/>
+      <w:lvlJc w:val="left"/>
+      <w:pPr>
+        <w:tabs>
+          <w:tab w:val="num" w:pos="2880"/>
+        </w:tabs>
+        <w:ind w:left="2880" w:hanging="360"/>
+      </w:pPr>
+      <w:rPr>
+        <w:rFonts w:ascii="Wingdings" w:hAnsi="Wingdings" w:hint="default"/>
+        <w:sz w:val="20"/>
+      </w:rPr>
+    </w:lvl>
+    <w:lvl w:ilvl="4" w:tentative="1">
+      <w:start w:val="1"/>
+      <w:numFmt w:val="bullet"/>
+      <w:lvlText w:val=""/>
+      <w:lvlJc w:val="left"/>
+      <w:pPr>
+        <w:tabs>
+          <w:tab w:val="num" w:pos="3600"/>
+        </w:tabs>
+        <w:ind w:left="3600" w:hanging="360"/>
+      </w:pPr>
+      <w:rPr>
+        <w:rFonts w:ascii="Wingdings" w:hAnsi="Wingdings" w:hint="default"/>
+        <w:sz w:val="20"/>
+      </w:rPr>
+    </w:lvl>
+    <w:lvl w:ilvl="5" w:tentative="1">
+      <w:start w:val="1"/>
+      <w:numFmt w:val="bullet"/>
+      <w:lvlText w:val=""/>
+      <w:lvlJc w:val="left"/>
+      <w:pPr>
+        <w:tabs>
+          <w:tab w:val="num" w:pos="4320"/>
+        </w:tabs>
+        <w:ind w:left="4320" w:hanging="360"/>
+      </w:pPr>
+      <w:rPr>
+        <w:rFonts w:ascii="Wingdings" w:hAnsi="Wingdings" w:hint="default"/>
+        <w:sz w:val="20"/>
+      </w:rPr>
+    </w:lvl>
+    <w:lvl w:ilvl="6" w:tentative="1">
+      <w:start w:val="1"/>
+      <w:numFmt w:val="bullet"/>
+      <w:lvlText w:val=""/>
+      <w:lvlJc w:val="left"/>
+      <w:pPr>
+        <w:tabs>
+          <w:tab w:val="num" w:pos="5040"/>
+        </w:tabs>
+        <w:ind w:left="5040" w:hanging="360"/>
+      </w:pPr>
+      <w:rPr>
+        <w:rFonts w:ascii="Wingdings" w:hAnsi="Wingdings" w:hint="default"/>
+        <w:sz w:val="20"/>
+      </w:rPr>
+    </w:lvl>
+    <w:lvl w:ilvl="7" w:tentative="1">
+      <w:start w:val="1"/>
+      <w:numFmt w:val="bullet"/>
+      <w:lvlText w:val=""/>
+      <w:lvlJc w:val="left"/>
+      <w:pPr>
+        <w:tabs>
+          <w:tab w:val="num" w:pos="5760"/>
+        </w:tabs>
+        <w:ind w:left="5760" w:hanging="360"/>
+      </w:pPr>
+      <w:rPr>
+        <w:rFonts w:ascii="Wingdings" w:hAnsi="Wingdings" w:hint="default"/>
+        <w:sz w:val="20"/>
+      </w:rPr>
+    </w:lvl>
+    <w:lvl w:ilvl="8" w:tentative="1">
+      <w:start w:val="1"/>
+      <w:numFmt w:val="bullet"/>
+      <w:lvlText w:val=""/>
+      <w:lvlJc w:val="left"/>
+      <w:pPr>
+        <w:tabs>
+          <w:tab w:val="num" w:pos="6480"/>
+        </w:tabs>
+        <w:ind w:left="6480" w:hanging="360"/>
+      </w:pPr>
+      <w:rPr>
+        <w:rFonts w:ascii="Wingdings" w:hAnsi="Wingdings" w:hint="default"/>
+        <w:sz w:val="20"/>
+      </w:rPr>
+    </w:lvl>
+  </w:abstractNum>
+  <w:abstractNum w:abstractNumId="21" w15:restartNumberingAfterBreak="0">
+    <w:nsid w:val="393D1B7B"/>
+    <w:multiLevelType w:val="multilevel"/>
+    <w:tmpl w:val="CF663910"/>
+    <w:lvl w:ilvl="0">
+      <w:start w:val="1"/>
+      <w:numFmt w:val="bullet"/>
+      <w:lvlText w:val=""/>
+      <w:lvlJc w:val="left"/>
+      <w:pPr>
+        <w:tabs>
+          <w:tab w:val="num" w:pos="720"/>
+        </w:tabs>
+        <w:ind w:left="720" w:hanging="360"/>
+      </w:pPr>
+      <w:rPr>
+        <w:rFonts w:ascii="Symbol" w:hAnsi="Symbol" w:hint="default"/>
+        <w:sz w:val="20"/>
+      </w:rPr>
+    </w:lvl>
+    <w:lvl w:ilvl="1" w:tentative="1">
+      <w:start w:val="1"/>
+      <w:numFmt w:val="bullet"/>
+      <w:lvlText w:val="o"/>
+      <w:lvlJc w:val="left"/>
+      <w:pPr>
+        <w:tabs>
+          <w:tab w:val="num" w:pos="1440"/>
+        </w:tabs>
+        <w:ind w:left="1440" w:hanging="360"/>
+      </w:pPr>
+      <w:rPr>
+        <w:rFonts w:ascii="Courier New" w:hAnsi="Courier New" w:hint="default"/>
+        <w:sz w:val="20"/>
+      </w:rPr>
+    </w:lvl>
+    <w:lvl w:ilvl="2" w:tentative="1">
+      <w:start w:val="1"/>
+      <w:numFmt w:val="bullet"/>
+      <w:lvlText w:val=""/>
+      <w:lvlJc w:val="left"/>
+      <w:pPr>
+        <w:tabs>
+          <w:tab w:val="num" w:pos="2160"/>
+        </w:tabs>
+        <w:ind w:left="2160" w:hanging="360"/>
+      </w:pPr>
+      <w:rPr>
+        <w:rFonts w:ascii="Wingdings" w:hAnsi="Wingdings" w:hint="default"/>
+        <w:sz w:val="20"/>
+      </w:rPr>
+    </w:lvl>
+    <w:lvl w:ilvl="3" w:tentative="1">
+      <w:start w:val="1"/>
+      <w:numFmt w:val="bullet"/>
+      <w:lvlText w:val=""/>
+      <w:lvlJc w:val="left"/>
+      <w:pPr>
+        <w:tabs>
+          <w:tab w:val="num" w:pos="2880"/>
+        </w:tabs>
+        <w:ind w:left="2880" w:hanging="360"/>
+      </w:pPr>
+      <w:rPr>
+        <w:rFonts w:ascii="Wingdings" w:hAnsi="Wingdings" w:hint="default"/>
+        <w:sz w:val="20"/>
+      </w:rPr>
+    </w:lvl>
+    <w:lvl w:ilvl="4" w:tentative="1">
+      <w:start w:val="1"/>
+      <w:numFmt w:val="bullet"/>
+      <w:lvlText w:val=""/>
+      <w:lvlJc w:val="left"/>
+      <w:pPr>
+        <w:tabs>
+          <w:tab w:val="num" w:pos="3600"/>
+        </w:tabs>
+        <w:ind w:left="3600" w:hanging="360"/>
+      </w:pPr>
+      <w:rPr>
+        <w:rFonts w:ascii="Wingdings" w:hAnsi="Wingdings" w:hint="default"/>
+        <w:sz w:val="20"/>
+      </w:rPr>
+    </w:lvl>
+    <w:lvl w:ilvl="5" w:tentative="1">
+      <w:start w:val="1"/>
+      <w:numFmt w:val="bullet"/>
+      <w:lvlText w:val=""/>
+      <w:lvlJc w:val="left"/>
+      <w:pPr>
+        <w:tabs>
+          <w:tab w:val="num" w:pos="4320"/>
+        </w:tabs>
+        <w:ind w:left="4320" w:hanging="360"/>
+      </w:pPr>
+      <w:rPr>
+        <w:rFonts w:ascii="Wingdings" w:hAnsi="Wingdings" w:hint="default"/>
+        <w:sz w:val="20"/>
+      </w:rPr>
+    </w:lvl>
+    <w:lvl w:ilvl="6" w:tentative="1">
+      <w:start w:val="1"/>
+      <w:numFmt w:val="bullet"/>
+      <w:lvlText w:val=""/>
+      <w:lvlJc w:val="left"/>
+      <w:pPr>
+        <w:tabs>
+          <w:tab w:val="num" w:pos="5040"/>
+        </w:tabs>
+        <w:ind w:left="5040" w:hanging="360"/>
+      </w:pPr>
+      <w:rPr>
+        <w:rFonts w:ascii="Wingdings" w:hAnsi="Wingdings" w:hint="default"/>
+        <w:sz w:val="20"/>
+      </w:rPr>
+    </w:lvl>
+    <w:lvl w:ilvl="7" w:tentative="1">
+      <w:start w:val="1"/>
+      <w:numFmt w:val="bullet"/>
+      <w:lvlText w:val=""/>
+      <w:lvlJc w:val="left"/>
+      <w:pPr>
+        <w:tabs>
+          <w:tab w:val="num" w:pos="5760"/>
+        </w:tabs>
+        <w:ind w:left="5760" w:hanging="360"/>
+      </w:pPr>
+      <w:rPr>
+        <w:rFonts w:ascii="Wingdings" w:hAnsi="Wingdings" w:hint="default"/>
+        <w:sz w:val="20"/>
+      </w:rPr>
+    </w:lvl>
+    <w:lvl w:ilvl="8" w:tentative="1">
+      <w:start w:val="1"/>
+      <w:numFmt w:val="bullet"/>
+      <w:lvlText w:val=""/>
+      <w:lvlJc w:val="left"/>
+      <w:pPr>
+        <w:tabs>
+          <w:tab w:val="num" w:pos="6480"/>
+        </w:tabs>
+        <w:ind w:left="6480" w:hanging="360"/>
+      </w:pPr>
+      <w:rPr>
+        <w:rFonts w:ascii="Wingdings" w:hAnsi="Wingdings" w:hint="default"/>
+        <w:sz w:val="20"/>
+      </w:rPr>
+    </w:lvl>
+  </w:abstractNum>
+  <w:abstractNum w:abstractNumId="22" w15:restartNumberingAfterBreak="0">
+    <w:nsid w:val="3C0423FB"/>
+    <w:multiLevelType w:val="multilevel"/>
+    <w:tmpl w:val="FF74AECC"/>
+    <w:lvl w:ilvl="0">
+      <w:start w:val="1"/>
+      <w:numFmt w:val="bullet"/>
+      <w:lvlText w:val=""/>
+      <w:lvlJc w:val="left"/>
+      <w:pPr>
+        <w:tabs>
+          <w:tab w:val="num" w:pos="720"/>
+        </w:tabs>
+        <w:ind w:left="720" w:hanging="360"/>
+      </w:pPr>
+      <w:rPr>
+        <w:rFonts w:ascii="Symbol" w:hAnsi="Symbol" w:hint="default"/>
+        <w:sz w:val="20"/>
+      </w:rPr>
+    </w:lvl>
+    <w:lvl w:ilvl="1" w:tentative="1">
+      <w:start w:val="1"/>
+      <w:numFmt w:val="bullet"/>
+      <w:lvlText w:val="o"/>
+      <w:lvlJc w:val="left"/>
+      <w:pPr>
+        <w:tabs>
+          <w:tab w:val="num" w:pos="1440"/>
+        </w:tabs>
+        <w:ind w:left="1440" w:hanging="360"/>
+      </w:pPr>
+      <w:rPr>
+        <w:rFonts w:ascii="Courier New" w:hAnsi="Courier New" w:hint="default"/>
+        <w:sz w:val="20"/>
+      </w:rPr>
+    </w:lvl>
+    <w:lvl w:ilvl="2" w:tentative="1">
+      <w:start w:val="1"/>
+      <w:numFmt w:val="bullet"/>
+      <w:lvlText w:val=""/>
+      <w:lvlJc w:val="left"/>
+      <w:pPr>
+        <w:tabs>
+          <w:tab w:val="num" w:pos="2160"/>
+        </w:tabs>
+        <w:ind w:left="2160" w:hanging="360"/>
+      </w:pPr>
+      <w:rPr>
+        <w:rFonts w:ascii="Wingdings" w:hAnsi="Wingdings" w:hint="default"/>
+        <w:sz w:val="20"/>
+      </w:rPr>
+    </w:lvl>
+    <w:lvl w:ilvl="3" w:tentative="1">
+      <w:start w:val="1"/>
+      <w:numFmt w:val="bullet"/>
+      <w:lvlText w:val=""/>
+      <w:lvlJc w:val="left"/>
+      <w:pPr>
+        <w:tabs>
+          <w:tab w:val="num" w:pos="2880"/>
+        </w:tabs>
+        <w:ind w:left="2880" w:hanging="360"/>
+      </w:pPr>
+      <w:rPr>
+        <w:rFonts w:ascii="Wingdings" w:hAnsi="Wingdings" w:hint="default"/>
+        <w:sz w:val="20"/>
+      </w:rPr>
+    </w:lvl>
+    <w:lvl w:ilvl="4" w:tentative="1">
+      <w:start w:val="1"/>
+      <w:numFmt w:val="bullet"/>
+      <w:lvlText w:val=""/>
+      <w:lvlJc w:val="left"/>
+      <w:pPr>
+        <w:tabs>
+          <w:tab w:val="num" w:pos="3600"/>
+        </w:tabs>
+        <w:ind w:left="3600" w:hanging="360"/>
+      </w:pPr>
+      <w:rPr>
+        <w:rFonts w:ascii="Wingdings" w:hAnsi="Wingdings" w:hint="default"/>
+        <w:sz w:val="20"/>
+      </w:rPr>
+    </w:lvl>
+    <w:lvl w:ilvl="5" w:tentative="1">
+      <w:start w:val="1"/>
+      <w:numFmt w:val="bullet"/>
+      <w:lvlText w:val=""/>
+      <w:lvlJc w:val="left"/>
+      <w:pPr>
+        <w:tabs>
+          <w:tab w:val="num" w:pos="4320"/>
+        </w:tabs>
+        <w:ind w:left="4320" w:hanging="360"/>
+      </w:pPr>
+      <w:rPr>
+        <w:rFonts w:ascii="Wingdings" w:hAnsi="Wingdings" w:hint="default"/>
+        <w:sz w:val="20"/>
+      </w:rPr>
+    </w:lvl>
+    <w:lvl w:ilvl="6" w:tentative="1">
+      <w:start w:val="1"/>
+      <w:numFmt w:val="bullet"/>
+      <w:lvlText w:val=""/>
+      <w:lvlJc w:val="left"/>
+      <w:pPr>
+        <w:tabs>
+          <w:tab w:val="num" w:pos="5040"/>
+        </w:tabs>
+        <w:ind w:left="5040" w:hanging="360"/>
+      </w:pPr>
+      <w:rPr>
+        <w:rFonts w:ascii="Wingdings" w:hAnsi="Wingdings" w:hint="default"/>
+        <w:sz w:val="20"/>
+      </w:rPr>
+    </w:lvl>
+    <w:lvl w:ilvl="7" w:tentative="1">
+      <w:start w:val="1"/>
+      <w:numFmt w:val="bullet"/>
+      <w:lvlText w:val=""/>
+      <w:lvlJc w:val="left"/>
+      <w:pPr>
+        <w:tabs>
+          <w:tab w:val="num" w:pos="5760"/>
+        </w:tabs>
+        <w:ind w:left="5760" w:hanging="360"/>
+      </w:pPr>
+      <w:rPr>
+        <w:rFonts w:ascii="Wingdings" w:hAnsi="Wingdings" w:hint="default"/>
+        <w:sz w:val="20"/>
+      </w:rPr>
+    </w:lvl>
+    <w:lvl w:ilvl="8" w:tentative="1">
+      <w:start w:val="1"/>
+      <w:numFmt w:val="bullet"/>
+      <w:lvlText w:val=""/>
+      <w:lvlJc w:val="left"/>
+      <w:pPr>
+        <w:tabs>
+          <w:tab w:val="num" w:pos="6480"/>
+        </w:tabs>
+        <w:ind w:left="6480" w:hanging="360"/>
+      </w:pPr>
+      <w:rPr>
+        <w:rFonts w:ascii="Wingdings" w:hAnsi="Wingdings" w:hint="default"/>
+        <w:sz w:val="20"/>
+      </w:rPr>
+    </w:lvl>
+  </w:abstractNum>
+  <w:abstractNum w:abstractNumId="23" w15:restartNumberingAfterBreak="0">
+    <w:nsid w:val="3F637A22"/>
+    <w:multiLevelType w:val="multilevel"/>
+    <w:tmpl w:val="79ECF076"/>
+    <w:lvl w:ilvl="0">
+      <w:start w:val="1"/>
+      <w:numFmt w:val="bullet"/>
+      <w:lvlText w:val=""/>
+      <w:lvlJc w:val="left"/>
+      <w:pPr>
+        <w:tabs>
+          <w:tab w:val="num" w:pos="720"/>
+        </w:tabs>
+        <w:ind w:left="720" w:hanging="360"/>
+      </w:pPr>
+      <w:rPr>
+        <w:rFonts w:ascii="Symbol" w:hAnsi="Symbol" w:hint="default"/>
+        <w:sz w:val="20"/>
+      </w:rPr>
+    </w:lvl>
+    <w:lvl w:ilvl="1" w:tentative="1">
+      <w:start w:val="1"/>
+      <w:numFmt w:val="bullet"/>
+      <w:lvlText w:val="o"/>
+      <w:lvlJc w:val="left"/>
+      <w:pPr>
+        <w:tabs>
+          <w:tab w:val="num" w:pos="1440"/>
+        </w:tabs>
+        <w:ind w:left="1440" w:hanging="360"/>
+      </w:pPr>
+      <w:rPr>
+        <w:rFonts w:ascii="Courier New" w:hAnsi="Courier New" w:hint="default"/>
+        <w:sz w:val="20"/>
+      </w:rPr>
+    </w:lvl>
+    <w:lvl w:ilvl="2" w:tentative="1">
+      <w:start w:val="1"/>
+      <w:numFmt w:val="bullet"/>
+      <w:lvlText w:val=""/>
+      <w:lvlJc w:val="left"/>
+      <w:pPr>
+        <w:tabs>
+          <w:tab w:val="num" w:pos="2160"/>
+        </w:tabs>
+        <w:ind w:left="2160" w:hanging="360"/>
+      </w:pPr>
+      <w:rPr>
+        <w:rFonts w:ascii="Wingdings" w:hAnsi="Wingdings" w:hint="default"/>
+        <w:sz w:val="20"/>
+      </w:rPr>
+    </w:lvl>
+    <w:lvl w:ilvl="3" w:tentative="1">
+      <w:start w:val="1"/>
+      <w:numFmt w:val="bullet"/>
+      <w:lvlText w:val=""/>
+      <w:lvlJc w:val="left"/>
+      <w:pPr>
+        <w:tabs>
+          <w:tab w:val="num" w:pos="2880"/>
+        </w:tabs>
+        <w:ind w:left="2880" w:hanging="360"/>
+      </w:pPr>
+      <w:rPr>
+        <w:rFonts w:ascii="Wingdings" w:hAnsi="Wingdings" w:hint="default"/>
+        <w:sz w:val="20"/>
+      </w:rPr>
+    </w:lvl>
+    <w:lvl w:ilvl="4" w:tentative="1">
+      <w:start w:val="1"/>
+      <w:numFmt w:val="bullet"/>
+      <w:lvlText w:val=""/>
+      <w:lvlJc w:val="left"/>
+      <w:pPr>
+        <w:tabs>
+          <w:tab w:val="num" w:pos="3600"/>
+        </w:tabs>
+        <w:ind w:left="3600" w:hanging="360"/>
+      </w:pPr>
+      <w:rPr>
+        <w:rFonts w:ascii="Wingdings" w:hAnsi="Wingdings" w:hint="default"/>
+        <w:sz w:val="20"/>
+      </w:rPr>
+    </w:lvl>
+    <w:lvl w:ilvl="5" w:tentative="1">
+      <w:start w:val="1"/>
+      <w:numFmt w:val="bullet"/>
+      <w:lvlText w:val=""/>
+      <w:lvlJc w:val="left"/>
+      <w:pPr>
+        <w:tabs>
+          <w:tab w:val="num" w:pos="4320"/>
+        </w:tabs>
+        <w:ind w:left="4320" w:hanging="360"/>
+      </w:pPr>
+      <w:rPr>
+        <w:rFonts w:ascii="Wingdings" w:hAnsi="Wingdings" w:hint="default"/>
+        <w:sz w:val="20"/>
+      </w:rPr>
+    </w:lvl>
+    <w:lvl w:ilvl="6" w:tentative="1">
+      <w:start w:val="1"/>
+      <w:numFmt w:val="bullet"/>
+      <w:lvlText w:val=""/>
+      <w:lvlJc w:val="left"/>
+      <w:pPr>
+        <w:tabs>
+          <w:tab w:val="num" w:pos="5040"/>
+        </w:tabs>
+        <w:ind w:left="5040" w:hanging="360"/>
+      </w:pPr>
+      <w:rPr>
+        <w:rFonts w:ascii="Wingdings" w:hAnsi="Wingdings" w:hint="default"/>
+        <w:sz w:val="20"/>
+      </w:rPr>
+    </w:lvl>
+    <w:lvl w:ilvl="7" w:tentative="1">
+      <w:start w:val="1"/>
+      <w:numFmt w:val="bullet"/>
+      <w:lvlText w:val=""/>
+      <w:lvlJc w:val="left"/>
+      <w:pPr>
+        <w:tabs>
+          <w:tab w:val="num" w:pos="5760"/>
+        </w:tabs>
+        <w:ind w:left="5760" w:hanging="360"/>
+      </w:pPr>
+      <w:rPr>
+        <w:rFonts w:ascii="Wingdings" w:hAnsi="Wingdings" w:hint="default"/>
+        <w:sz w:val="20"/>
+      </w:rPr>
+    </w:lvl>
+    <w:lvl w:ilvl="8" w:tentative="1">
+      <w:start w:val="1"/>
+      <w:numFmt w:val="bullet"/>
+      <w:lvlText w:val=""/>
+      <w:lvlJc w:val="left"/>
+      <w:pPr>
+        <w:tabs>
+          <w:tab w:val="num" w:pos="6480"/>
+        </w:tabs>
+        <w:ind w:left="6480" w:hanging="360"/>
+      </w:pPr>
+      <w:rPr>
+        <w:rFonts w:ascii="Wingdings" w:hAnsi="Wingdings" w:hint="default"/>
+        <w:sz w:val="20"/>
+      </w:rPr>
+    </w:lvl>
+  </w:abstractNum>
+  <w:abstractNum w:abstractNumId="24" w15:restartNumberingAfterBreak="0">
+    <w:nsid w:val="437641AC"/>
+    <w:multiLevelType w:val="multilevel"/>
+    <w:tmpl w:val="49A46548"/>
+    <w:lvl w:ilvl="0">
+      <w:start w:val="1"/>
+      <w:numFmt w:val="bullet"/>
+      <w:lvlText w:val=""/>
+      <w:lvlJc w:val="left"/>
+      <w:pPr>
+        <w:tabs>
+          <w:tab w:val="num" w:pos="720"/>
+        </w:tabs>
+        <w:ind w:left="720" w:hanging="360"/>
+      </w:pPr>
+      <w:rPr>
+        <w:rFonts w:ascii="Symbol" w:hAnsi="Symbol" w:hint="default"/>
+        <w:sz w:val="20"/>
+      </w:rPr>
+    </w:lvl>
+    <w:lvl w:ilvl="1" w:tentative="1">
+      <w:start w:val="1"/>
+      <w:numFmt w:val="bullet"/>
+      <w:lvlText w:val="o"/>
+      <w:lvlJc w:val="left"/>
+      <w:pPr>
+        <w:tabs>
+          <w:tab w:val="num" w:pos="1440"/>
+        </w:tabs>
+        <w:ind w:left="1440" w:hanging="360"/>
+      </w:pPr>
+      <w:rPr>
+        <w:rFonts w:ascii="Courier New" w:hAnsi="Courier New" w:hint="default"/>
+        <w:sz w:val="20"/>
+      </w:rPr>
+    </w:lvl>
+    <w:lvl w:ilvl="2" w:tentative="1">
+      <w:start w:val="1"/>
+      <w:numFmt w:val="bullet"/>
+      <w:lvlText w:val=""/>
+      <w:lvlJc w:val="left"/>
+      <w:pPr>
+        <w:tabs>
+          <w:tab w:val="num" w:pos="2160"/>
+        </w:tabs>
+        <w:ind w:left="2160" w:hanging="360"/>
+      </w:pPr>
+      <w:rPr>
+        <w:rFonts w:ascii="Wingdings" w:hAnsi="Wingdings" w:hint="default"/>
+        <w:sz w:val="20"/>
+      </w:rPr>
+    </w:lvl>
+    <w:lvl w:ilvl="3" w:tentative="1">
+      <w:start w:val="1"/>
+      <w:numFmt w:val="bullet"/>
+      <w:lvlText w:val=""/>
+      <w:lvlJc w:val="left"/>
+      <w:pPr>
+        <w:tabs>
+          <w:tab w:val="num" w:pos="2880"/>
+        </w:tabs>
+        <w:ind w:left="2880" w:hanging="360"/>
+      </w:pPr>
+      <w:rPr>
+        <w:rFonts w:ascii="Wingdings" w:hAnsi="Wingdings" w:hint="default"/>
+        <w:sz w:val="20"/>
+      </w:rPr>
+    </w:lvl>
+    <w:lvl w:ilvl="4" w:tentative="1">
+      <w:start w:val="1"/>
+      <w:numFmt w:val="bullet"/>
+      <w:lvlText w:val=""/>
+      <w:lvlJc w:val="left"/>
+      <w:pPr>
+        <w:tabs>
+          <w:tab w:val="num" w:pos="3600"/>
+        </w:tabs>
+        <w:ind w:left="3600" w:hanging="360"/>
+      </w:pPr>
+      <w:rPr>
+        <w:rFonts w:ascii="Wingdings" w:hAnsi="Wingdings" w:hint="default"/>
+        <w:sz w:val="20"/>
+      </w:rPr>
+    </w:lvl>
+    <w:lvl w:ilvl="5" w:tentative="1">
+      <w:start w:val="1"/>
+      <w:numFmt w:val="bullet"/>
+      <w:lvlText w:val=""/>
+      <w:lvlJc w:val="left"/>
+      <w:pPr>
+        <w:tabs>
+          <w:tab w:val="num" w:pos="4320"/>
+        </w:tabs>
+        <w:ind w:left="4320" w:hanging="360"/>
+      </w:pPr>
+      <w:rPr>
+        <w:rFonts w:ascii="Wingdings" w:hAnsi="Wingdings" w:hint="default"/>
+        <w:sz w:val="20"/>
+      </w:rPr>
+    </w:lvl>
+    <w:lvl w:ilvl="6" w:tentative="1">
+      <w:start w:val="1"/>
+      <w:numFmt w:val="bullet"/>
+      <w:lvlText w:val=""/>
+      <w:lvlJc w:val="left"/>
+      <w:pPr>
+        <w:tabs>
+          <w:tab w:val="num" w:pos="5040"/>
+        </w:tabs>
+        <w:ind w:left="5040" w:hanging="360"/>
+      </w:pPr>
+      <w:rPr>
+        <w:rFonts w:ascii="Wingdings" w:hAnsi="Wingdings" w:hint="default"/>
+        <w:sz w:val="20"/>
+      </w:rPr>
+    </w:lvl>
+    <w:lvl w:ilvl="7" w:tentative="1">
+      <w:start w:val="1"/>
+      <w:numFmt w:val="bullet"/>
+      <w:lvlText w:val=""/>
+      <w:lvlJc w:val="left"/>
+      <w:pPr>
+        <w:tabs>
+          <w:tab w:val="num" w:pos="5760"/>
+        </w:tabs>
+        <w:ind w:left="5760" w:hanging="360"/>
+      </w:pPr>
+      <w:rPr>
+        <w:rFonts w:ascii="Wingdings" w:hAnsi="Wingdings" w:hint="default"/>
+        <w:sz w:val="20"/>
+      </w:rPr>
+    </w:lvl>
+    <w:lvl w:ilvl="8" w:tentative="1">
+      <w:start w:val="1"/>
+      <w:numFmt w:val="bullet"/>
+      <w:lvlText w:val=""/>
+      <w:lvlJc w:val="left"/>
+      <w:pPr>
+        <w:tabs>
+          <w:tab w:val="num" w:pos="6480"/>
+        </w:tabs>
+        <w:ind w:left="6480" w:hanging="360"/>
+      </w:pPr>
+      <w:rPr>
+        <w:rFonts w:ascii="Wingdings" w:hAnsi="Wingdings" w:hint="default"/>
+        <w:sz w:val="20"/>
+      </w:rPr>
+    </w:lvl>
+  </w:abstractNum>
+  <w:abstractNum w:abstractNumId="25" w15:restartNumberingAfterBreak="0">
+    <w:nsid w:val="43D92A2D"/>
+    <w:multiLevelType w:val="multilevel"/>
+    <w:tmpl w:val="942E0C46"/>
+    <w:lvl w:ilvl="0">
+      <w:start w:val="1"/>
+      <w:numFmt w:val="bullet"/>
+      <w:lvlText w:val=""/>
+      <w:lvlJc w:val="left"/>
+      <w:pPr>
+        <w:tabs>
+          <w:tab w:val="num" w:pos="720"/>
+        </w:tabs>
+        <w:ind w:left="720" w:hanging="360"/>
+      </w:pPr>
+      <w:rPr>
+        <w:rFonts w:ascii="Symbol" w:hAnsi="Symbol" w:hint="default"/>
+        <w:sz w:val="20"/>
+      </w:rPr>
+    </w:lvl>
+    <w:lvl w:ilvl="1" w:tentative="1">
+      <w:start w:val="1"/>
+      <w:numFmt w:val="bullet"/>
+      <w:lvlText w:val="o"/>
+      <w:lvlJc w:val="left"/>
+      <w:pPr>
+        <w:tabs>
+          <w:tab w:val="num" w:pos="1440"/>
+        </w:tabs>
+        <w:ind w:left="1440" w:hanging="360"/>
+      </w:pPr>
+      <w:rPr>
+        <w:rFonts w:ascii="Courier New" w:hAnsi="Courier New" w:hint="default"/>
+        <w:sz w:val="20"/>
+      </w:rPr>
+    </w:lvl>
+    <w:lvl w:ilvl="2" w:tentative="1">
+      <w:start w:val="1"/>
+      <w:numFmt w:val="bullet"/>
+      <w:lvlText w:val=""/>
+      <w:lvlJc w:val="left"/>
+      <w:pPr>
+        <w:tabs>
+          <w:tab w:val="num" w:pos="2160"/>
+        </w:tabs>
+        <w:ind w:left="2160" w:hanging="360"/>
+      </w:pPr>
+      <w:rPr>
+        <w:rFonts w:ascii="Wingdings" w:hAnsi="Wingdings" w:hint="default"/>
+        <w:sz w:val="20"/>
+      </w:rPr>
+    </w:lvl>
+    <w:lvl w:ilvl="3" w:tentative="1">
+      <w:start w:val="1"/>
+      <w:numFmt w:val="bullet"/>
+      <w:lvlText w:val=""/>
+      <w:lvlJc w:val="left"/>
+      <w:pPr>
+        <w:tabs>
+          <w:tab w:val="num" w:pos="2880"/>
+        </w:tabs>
+        <w:ind w:left="2880" w:hanging="360"/>
+      </w:pPr>
+      <w:rPr>
+        <w:rFonts w:ascii="Wingdings" w:hAnsi="Wingdings" w:hint="default"/>
+        <w:sz w:val="20"/>
+      </w:rPr>
+    </w:lvl>
+    <w:lvl w:ilvl="4" w:tentative="1">
+      <w:start w:val="1"/>
+      <w:numFmt w:val="bullet"/>
+      <w:lvlText w:val=""/>
+      <w:lvlJc w:val="left"/>
+      <w:pPr>
+        <w:tabs>
+          <w:tab w:val="num" w:pos="3600"/>
+        </w:tabs>
+        <w:ind w:left="3600" w:hanging="360"/>
+      </w:pPr>
+      <w:rPr>
+        <w:rFonts w:ascii="Wingdings" w:hAnsi="Wingdings" w:hint="default"/>
+        <w:sz w:val="20"/>
+      </w:rPr>
+    </w:lvl>
+    <w:lvl w:ilvl="5" w:tentative="1">
+      <w:start w:val="1"/>
+      <w:numFmt w:val="bullet"/>
+      <w:lvlText w:val=""/>
+      <w:lvlJc w:val="left"/>
+      <w:pPr>
+        <w:tabs>
+          <w:tab w:val="num" w:pos="4320"/>
+        </w:tabs>
+        <w:ind w:left="4320" w:hanging="360"/>
+      </w:pPr>
+      <w:rPr>
+        <w:rFonts w:ascii="Wingdings" w:hAnsi="Wingdings" w:hint="default"/>
+        <w:sz w:val="20"/>
+      </w:rPr>
+    </w:lvl>
+    <w:lvl w:ilvl="6" w:tentative="1">
+      <w:start w:val="1"/>
+      <w:numFmt w:val="bullet"/>
+      <w:lvlText w:val=""/>
+      <w:lvlJc w:val="left"/>
+      <w:pPr>
+        <w:tabs>
+          <w:tab w:val="num" w:pos="5040"/>
+        </w:tabs>
+        <w:ind w:left="5040" w:hanging="360"/>
+      </w:pPr>
+      <w:rPr>
+        <w:rFonts w:ascii="Wingdings" w:hAnsi="Wingdings" w:hint="default"/>
+        <w:sz w:val="20"/>
+      </w:rPr>
+    </w:lvl>
+    <w:lvl w:ilvl="7" w:tentative="1">
+      <w:start w:val="1"/>
+      <w:numFmt w:val="bullet"/>
+      <w:lvlText w:val=""/>
+      <w:lvlJc w:val="left"/>
+      <w:pPr>
+        <w:tabs>
+          <w:tab w:val="num" w:pos="5760"/>
+        </w:tabs>
+        <w:ind w:left="5760" w:hanging="360"/>
+      </w:pPr>
+      <w:rPr>
+        <w:rFonts w:ascii="Wingdings" w:hAnsi="Wingdings" w:hint="default"/>
+        <w:sz w:val="20"/>
+      </w:rPr>
+    </w:lvl>
+    <w:lvl w:ilvl="8" w:tentative="1">
+      <w:start w:val="1"/>
+      <w:numFmt w:val="bullet"/>
+      <w:lvlText w:val=""/>
+      <w:lvlJc w:val="left"/>
+      <w:pPr>
+        <w:tabs>
+          <w:tab w:val="num" w:pos="6480"/>
+        </w:tabs>
+        <w:ind w:left="6480" w:hanging="360"/>
+      </w:pPr>
+      <w:rPr>
+        <w:rFonts w:ascii="Wingdings" w:hAnsi="Wingdings" w:hint="default"/>
+        <w:sz w:val="20"/>
+      </w:rPr>
+    </w:lvl>
+  </w:abstractNum>
+  <w:abstractNum w:abstractNumId="26" w15:restartNumberingAfterBreak="0">
+    <w:nsid w:val="457434CD"/>
+    <w:multiLevelType w:val="multilevel"/>
+    <w:tmpl w:val="B4ACC4FE"/>
+    <w:lvl w:ilvl="0">
+      <w:start w:val="1"/>
+      <w:numFmt w:val="bullet"/>
+      <w:lvlText w:val=""/>
+      <w:lvlJc w:val="left"/>
+      <w:pPr>
+        <w:tabs>
+          <w:tab w:val="num" w:pos="720"/>
+        </w:tabs>
+        <w:ind w:left="720" w:hanging="360"/>
+      </w:pPr>
+      <w:rPr>
+        <w:rFonts w:ascii="Symbol" w:hAnsi="Symbol" w:hint="default"/>
+        <w:sz w:val="20"/>
+      </w:rPr>
+    </w:lvl>
+    <w:lvl w:ilvl="1" w:tentative="1">
+      <w:start w:val="1"/>
+      <w:numFmt w:val="bullet"/>
+      <w:lvlText w:val="o"/>
+      <w:lvlJc w:val="left"/>
+      <w:pPr>
+        <w:tabs>
+          <w:tab w:val="num" w:pos="1440"/>
+        </w:tabs>
+        <w:ind w:left="1440" w:hanging="360"/>
+      </w:pPr>
+      <w:rPr>
+        <w:rFonts w:ascii="Courier New" w:hAnsi="Courier New" w:hint="default"/>
+        <w:sz w:val="20"/>
+      </w:rPr>
+    </w:lvl>
+    <w:lvl w:ilvl="2" w:tentative="1">
+      <w:start w:val="1"/>
+      <w:numFmt w:val="bullet"/>
+      <w:lvlText w:val=""/>
+      <w:lvlJc w:val="left"/>
+      <w:pPr>
+        <w:tabs>
+          <w:tab w:val="num" w:pos="2160"/>
+        </w:tabs>
+        <w:ind w:left="2160" w:hanging="360"/>
+      </w:pPr>
+      <w:rPr>
+        <w:rFonts w:ascii="Wingdings" w:hAnsi="Wingdings" w:hint="default"/>
+        <w:sz w:val="20"/>
+      </w:rPr>
+    </w:lvl>
+    <w:lvl w:ilvl="3" w:tentative="1">
+      <w:start w:val="1"/>
+      <w:numFmt w:val="bullet"/>
+      <w:lvlText w:val=""/>
+      <w:lvlJc w:val="left"/>
+      <w:pPr>
+        <w:tabs>
+          <w:tab w:val="num" w:pos="2880"/>
+        </w:tabs>
+        <w:ind w:left="2880" w:hanging="360"/>
+      </w:pPr>
+      <w:rPr>
+        <w:rFonts w:ascii="Wingdings" w:hAnsi="Wingdings" w:hint="default"/>
+        <w:sz w:val="20"/>
+      </w:rPr>
+    </w:lvl>
+    <w:lvl w:ilvl="4" w:tentative="1">
+      <w:start w:val="1"/>
+      <w:numFmt w:val="bullet"/>
+      <w:lvlText w:val=""/>
+      <w:lvlJc w:val="left"/>
+      <w:pPr>
+        <w:tabs>
+          <w:tab w:val="num" w:pos="3600"/>
+        </w:tabs>
+        <w:ind w:left="3600" w:hanging="360"/>
+      </w:pPr>
+      <w:rPr>
+        <w:rFonts w:ascii="Wingdings" w:hAnsi="Wingdings" w:hint="default"/>
+        <w:sz w:val="20"/>
+      </w:rPr>
+    </w:lvl>
+    <w:lvl w:ilvl="5" w:tentative="1">
+      <w:start w:val="1"/>
+      <w:numFmt w:val="bullet"/>
+      <w:lvlText w:val=""/>
+      <w:lvlJc w:val="left"/>
+      <w:pPr>
+        <w:tabs>
+          <w:tab w:val="num" w:pos="4320"/>
+        </w:tabs>
+        <w:ind w:left="4320" w:hanging="360"/>
+      </w:pPr>
+      <w:rPr>
+        <w:rFonts w:ascii="Wingdings" w:hAnsi="Wingdings" w:hint="default"/>
+        <w:sz w:val="20"/>
+      </w:rPr>
+    </w:lvl>
+    <w:lvl w:ilvl="6" w:tentative="1">
+      <w:start w:val="1"/>
+      <w:numFmt w:val="bullet"/>
+      <w:lvlText w:val=""/>
+      <w:lvlJc w:val="left"/>
+      <w:pPr>
+        <w:tabs>
+          <w:tab w:val="num" w:pos="5040"/>
+        </w:tabs>
+        <w:ind w:left="5040" w:hanging="360"/>
+      </w:pPr>
+      <w:rPr>
+        <w:rFonts w:ascii="Wingdings" w:hAnsi="Wingdings" w:hint="default"/>
+        <w:sz w:val="20"/>
+      </w:rPr>
+    </w:lvl>
+    <w:lvl w:ilvl="7" w:tentative="1">
+      <w:start w:val="1"/>
+      <w:numFmt w:val="bullet"/>
+      <w:lvlText w:val=""/>
+      <w:lvlJc w:val="left"/>
+      <w:pPr>
+        <w:tabs>
+          <w:tab w:val="num" w:pos="5760"/>
+        </w:tabs>
+        <w:ind w:left="5760" w:hanging="360"/>
+      </w:pPr>
+      <w:rPr>
+        <w:rFonts w:ascii="Wingdings" w:hAnsi="Wingdings" w:hint="default"/>
+        <w:sz w:val="20"/>
+      </w:rPr>
+    </w:lvl>
+    <w:lvl w:ilvl="8" w:tentative="1">
+      <w:start w:val="1"/>
+      <w:numFmt w:val="bullet"/>
+      <w:lvlText w:val=""/>
+      <w:lvlJc w:val="left"/>
+      <w:pPr>
+        <w:tabs>
+          <w:tab w:val="num" w:pos="6480"/>
+        </w:tabs>
+        <w:ind w:left="6480" w:hanging="360"/>
+      </w:pPr>
+      <w:rPr>
+        <w:rFonts w:ascii="Wingdings" w:hAnsi="Wingdings" w:hint="default"/>
+        <w:sz w:val="20"/>
+      </w:rPr>
+    </w:lvl>
+  </w:abstractNum>
+  <w:abstractNum w:abstractNumId="27" w15:restartNumberingAfterBreak="0">
+    <w:nsid w:val="46EE650C"/>
+    <w:multiLevelType w:val="multilevel"/>
+    <w:tmpl w:val="7A5473F8"/>
+    <w:lvl w:ilvl="0">
+      <w:start w:val="1"/>
+      <w:numFmt w:val="bullet"/>
+      <w:lvlText w:val=""/>
+      <w:lvlJc w:val="left"/>
+      <w:pPr>
+        <w:tabs>
+          <w:tab w:val="num" w:pos="720"/>
+        </w:tabs>
+        <w:ind w:left="720" w:hanging="360"/>
+      </w:pPr>
+      <w:rPr>
+        <w:rFonts w:ascii="Symbol" w:hAnsi="Symbol" w:hint="default"/>
+        <w:sz w:val="20"/>
+      </w:rPr>
+    </w:lvl>
+    <w:lvl w:ilvl="1" w:tentative="1">
+      <w:start w:val="1"/>
+      <w:numFmt w:val="bullet"/>
+      <w:lvlText w:val="o"/>
+      <w:lvlJc w:val="left"/>
+      <w:pPr>
+        <w:tabs>
+          <w:tab w:val="num" w:pos="1440"/>
+        </w:tabs>
+        <w:ind w:left="1440" w:hanging="360"/>
+      </w:pPr>
+      <w:rPr>
+        <w:rFonts w:ascii="Courier New" w:hAnsi="Courier New" w:hint="default"/>
+        <w:sz w:val="20"/>
+      </w:rPr>
+    </w:lvl>
+    <w:lvl w:ilvl="2" w:tentative="1">
+      <w:start w:val="1"/>
+      <w:numFmt w:val="bullet"/>
+      <w:lvlText w:val=""/>
+      <w:lvlJc w:val="left"/>
+      <w:pPr>
+        <w:tabs>
+          <w:tab w:val="num" w:pos="2160"/>
+        </w:tabs>
+        <w:ind w:left="2160" w:hanging="360"/>
+      </w:pPr>
+      <w:rPr>
+        <w:rFonts w:ascii="Wingdings" w:hAnsi="Wingdings" w:hint="default"/>
+        <w:sz w:val="20"/>
+      </w:rPr>
+    </w:lvl>
+    <w:lvl w:ilvl="3" w:tentative="1">
+      <w:start w:val="1"/>
+      <w:numFmt w:val="bullet"/>
+      <w:lvlText w:val=""/>
+      <w:lvlJc w:val="left"/>
+      <w:pPr>
+        <w:tabs>
+          <w:tab w:val="num" w:pos="2880"/>
+        </w:tabs>
+        <w:ind w:left="2880" w:hanging="360"/>
+      </w:pPr>
+      <w:rPr>
+        <w:rFonts w:ascii="Wingdings" w:hAnsi="Wingdings" w:hint="default"/>
+        <w:sz w:val="20"/>
+      </w:rPr>
+    </w:lvl>
+    <w:lvl w:ilvl="4" w:tentative="1">
+      <w:start w:val="1"/>
+      <w:numFmt w:val="bullet"/>
+      <w:lvlText w:val=""/>
+      <w:lvlJc w:val="left"/>
+      <w:pPr>
+        <w:tabs>
+          <w:tab w:val="num" w:pos="3600"/>
+        </w:tabs>
+        <w:ind w:left="3600" w:hanging="360"/>
+      </w:pPr>
+      <w:rPr>
+        <w:rFonts w:ascii="Wingdings" w:hAnsi="Wingdings" w:hint="default"/>
+        <w:sz w:val="20"/>
+      </w:rPr>
+    </w:lvl>
+    <w:lvl w:ilvl="5" w:tentative="1">
+      <w:start w:val="1"/>
+      <w:numFmt w:val="bullet"/>
+      <w:lvlText w:val=""/>
+      <w:lvlJc w:val="left"/>
+      <w:pPr>
+        <w:tabs>
+          <w:tab w:val="num" w:pos="4320"/>
+        </w:tabs>
+        <w:ind w:left="4320" w:hanging="360"/>
+      </w:pPr>
+      <w:rPr>
+        <w:rFonts w:ascii="Wingdings" w:hAnsi="Wingdings" w:hint="default"/>
+        <w:sz w:val="20"/>
+      </w:rPr>
+    </w:lvl>
+    <w:lvl w:ilvl="6" w:tentative="1">
+      <w:start w:val="1"/>
+      <w:numFmt w:val="bullet"/>
+      <w:lvlText w:val=""/>
+      <w:lvlJc w:val="left"/>
+      <w:pPr>
+        <w:tabs>
+          <w:tab w:val="num" w:pos="5040"/>
+        </w:tabs>
+        <w:ind w:left="5040" w:hanging="360"/>
+      </w:pPr>
+      <w:rPr>
+        <w:rFonts w:ascii="Wingdings" w:hAnsi="Wingdings" w:hint="default"/>
+        <w:sz w:val="20"/>
+      </w:rPr>
+    </w:lvl>
+    <w:lvl w:ilvl="7" w:tentative="1">
+      <w:start w:val="1"/>
+      <w:numFmt w:val="bullet"/>
+      <w:lvlText w:val=""/>
+      <w:lvlJc w:val="left"/>
+      <w:pPr>
+        <w:tabs>
+          <w:tab w:val="num" w:pos="5760"/>
+        </w:tabs>
+        <w:ind w:left="5760" w:hanging="360"/>
+      </w:pPr>
+      <w:rPr>
+        <w:rFonts w:ascii="Wingdings" w:hAnsi="Wingdings" w:hint="default"/>
+        <w:sz w:val="20"/>
+      </w:rPr>
+    </w:lvl>
+    <w:lvl w:ilvl="8" w:tentative="1">
+      <w:start w:val="1"/>
+      <w:numFmt w:val="bullet"/>
+      <w:lvlText w:val=""/>
+      <w:lvlJc w:val="left"/>
+      <w:pPr>
+        <w:tabs>
+          <w:tab w:val="num" w:pos="6480"/>
+        </w:tabs>
+        <w:ind w:left="6480" w:hanging="360"/>
+      </w:pPr>
+      <w:rPr>
+        <w:rFonts w:ascii="Wingdings" w:hAnsi="Wingdings" w:hint="default"/>
+        <w:sz w:val="20"/>
+      </w:rPr>
+    </w:lvl>
+  </w:abstractNum>
+  <w:abstractNum w:abstractNumId="28" w15:restartNumberingAfterBreak="0">
+    <w:nsid w:val="4E7D67AF"/>
+    <w:multiLevelType w:val="multilevel"/>
+    <w:tmpl w:val="02C0D97E"/>
+    <w:lvl w:ilvl="0">
+      <w:start w:val="1"/>
+      <w:numFmt w:val="bullet"/>
+      <w:lvlText w:val=""/>
+      <w:lvlJc w:val="left"/>
+      <w:pPr>
+        <w:tabs>
+          <w:tab w:val="num" w:pos="720"/>
+        </w:tabs>
+        <w:ind w:left="720" w:hanging="360"/>
+      </w:pPr>
+      <w:rPr>
+        <w:rFonts w:ascii="Symbol" w:hAnsi="Symbol" w:hint="default"/>
+        <w:sz w:val="20"/>
+      </w:rPr>
+    </w:lvl>
+    <w:lvl w:ilvl="1" w:tentative="1">
+      <w:start w:val="1"/>
+      <w:numFmt w:val="bullet"/>
+      <w:lvlText w:val="o"/>
+      <w:lvlJc w:val="left"/>
+      <w:pPr>
+        <w:tabs>
+          <w:tab w:val="num" w:pos="1440"/>
+        </w:tabs>
+        <w:ind w:left="1440" w:hanging="360"/>
+      </w:pPr>
+      <w:rPr>
+        <w:rFonts w:ascii="Courier New" w:hAnsi="Courier New" w:hint="default"/>
+        <w:sz w:val="20"/>
+      </w:rPr>
+    </w:lvl>
+    <w:lvl w:ilvl="2" w:tentative="1">
+      <w:start w:val="1"/>
+      <w:numFmt w:val="bullet"/>
+      <w:lvlText w:val=""/>
+      <w:lvlJc w:val="left"/>
+      <w:pPr>
+        <w:tabs>
+          <w:tab w:val="num" w:pos="2160"/>
+        </w:tabs>
+        <w:ind w:left="2160" w:hanging="360"/>
+      </w:pPr>
+      <w:rPr>
+        <w:rFonts w:ascii="Wingdings" w:hAnsi="Wingdings" w:hint="default"/>
+        <w:sz w:val="20"/>
+      </w:rPr>
+    </w:lvl>
+    <w:lvl w:ilvl="3" w:tentative="1">
+      <w:start w:val="1"/>
+      <w:numFmt w:val="bullet"/>
+      <w:lvlText w:val=""/>
+      <w:lvlJc w:val="left"/>
+      <w:pPr>
+        <w:tabs>
+          <w:tab w:val="num" w:pos="2880"/>
+        </w:tabs>
+        <w:ind w:left="2880" w:hanging="360"/>
+      </w:pPr>
+      <w:rPr>
+        <w:rFonts w:ascii="Wingdings" w:hAnsi="Wingdings" w:hint="default"/>
+        <w:sz w:val="20"/>
+      </w:rPr>
+    </w:lvl>
+    <w:lvl w:ilvl="4" w:tentative="1">
+      <w:start w:val="1"/>
+      <w:numFmt w:val="bullet"/>
+      <w:lvlText w:val=""/>
+      <w:lvlJc w:val="left"/>
+      <w:pPr>
+        <w:tabs>
+          <w:tab w:val="num" w:pos="3600"/>
+        </w:tabs>
+        <w:ind w:left="3600" w:hanging="360"/>
+      </w:pPr>
+      <w:rPr>
+        <w:rFonts w:ascii="Wingdings" w:hAnsi="Wingdings" w:hint="default"/>
+        <w:sz w:val="20"/>
+      </w:rPr>
+    </w:lvl>
+    <w:lvl w:ilvl="5" w:tentative="1">
+      <w:start w:val="1"/>
+      <w:numFmt w:val="bullet"/>
+      <w:lvlText w:val=""/>
+      <w:lvlJc w:val="left"/>
+      <w:pPr>
+        <w:tabs>
+          <w:tab w:val="num" w:pos="4320"/>
+        </w:tabs>
+        <w:ind w:left="4320" w:hanging="360"/>
+      </w:pPr>
+      <w:rPr>
+        <w:rFonts w:ascii="Wingdings" w:hAnsi="Wingdings" w:hint="default"/>
+        <w:sz w:val="20"/>
+      </w:rPr>
+    </w:lvl>
+    <w:lvl w:ilvl="6" w:tentative="1">
+      <w:start w:val="1"/>
+      <w:numFmt w:val="bullet"/>
+      <w:lvlText w:val=""/>
+      <w:lvlJc w:val="left"/>
+      <w:pPr>
+        <w:tabs>
+          <w:tab w:val="num" w:pos="5040"/>
+        </w:tabs>
+        <w:ind w:left="5040" w:hanging="360"/>
+      </w:pPr>
+      <w:rPr>
+        <w:rFonts w:ascii="Wingdings" w:hAnsi="Wingdings" w:hint="default"/>
+        <w:sz w:val="20"/>
+      </w:rPr>
+    </w:lvl>
+    <w:lvl w:ilvl="7" w:tentative="1">
+      <w:start w:val="1"/>
+      <w:numFmt w:val="bullet"/>
+      <w:lvlText w:val=""/>
+      <w:lvlJc w:val="left"/>
+      <w:pPr>
+        <w:tabs>
+          <w:tab w:val="num" w:pos="5760"/>
+        </w:tabs>
+        <w:ind w:left="5760" w:hanging="360"/>
+      </w:pPr>
+      <w:rPr>
+        <w:rFonts w:ascii="Wingdings" w:hAnsi="Wingdings" w:hint="default"/>
+        <w:sz w:val="20"/>
+      </w:rPr>
+    </w:lvl>
+    <w:lvl w:ilvl="8" w:tentative="1">
+      <w:start w:val="1"/>
+      <w:numFmt w:val="bullet"/>
+      <w:lvlText w:val=""/>
+      <w:lvlJc w:val="left"/>
+      <w:pPr>
+        <w:tabs>
+          <w:tab w:val="num" w:pos="6480"/>
+        </w:tabs>
+        <w:ind w:left="6480" w:hanging="360"/>
+      </w:pPr>
+      <w:rPr>
+        <w:rFonts w:ascii="Wingdings" w:hAnsi="Wingdings" w:hint="default"/>
+        <w:sz w:val="20"/>
+      </w:rPr>
+    </w:lvl>
+  </w:abstractNum>
+  <w:abstractNum w:abstractNumId="29" w15:restartNumberingAfterBreak="0">
+    <w:nsid w:val="4EBB22FC"/>
+    <w:multiLevelType w:val="multilevel"/>
+    <w:tmpl w:val="C0F63014"/>
+    <w:lvl w:ilvl="0">
+      <w:start w:val="1"/>
+      <w:numFmt w:val="bullet"/>
+      <w:lvlText w:val=""/>
+      <w:lvlJc w:val="left"/>
+      <w:pPr>
+        <w:tabs>
+          <w:tab w:val="num" w:pos="720"/>
+        </w:tabs>
+        <w:ind w:left="720" w:hanging="360"/>
+      </w:pPr>
+      <w:rPr>
+        <w:rFonts w:ascii="Symbol" w:hAnsi="Symbol" w:hint="default"/>
+        <w:sz w:val="20"/>
+      </w:rPr>
+    </w:lvl>
+    <w:lvl w:ilvl="1" w:tentative="1">
+      <w:start w:val="1"/>
+      <w:numFmt w:val="bullet"/>
+      <w:lvlText w:val="o"/>
+      <w:lvlJc w:val="left"/>
+      <w:pPr>
+        <w:tabs>
+          <w:tab w:val="num" w:pos="1440"/>
+        </w:tabs>
+        <w:ind w:left="1440" w:hanging="360"/>
+      </w:pPr>
+      <w:rPr>
+        <w:rFonts w:ascii="Courier New" w:hAnsi="Courier New" w:hint="default"/>
+        <w:sz w:val="20"/>
+      </w:rPr>
+    </w:lvl>
+    <w:lvl w:ilvl="2" w:tentative="1">
+      <w:start w:val="1"/>
+      <w:numFmt w:val="bullet"/>
+      <w:lvlText w:val=""/>
+      <w:lvlJc w:val="left"/>
+      <w:pPr>
+        <w:tabs>
+          <w:tab w:val="num" w:pos="2160"/>
+        </w:tabs>
+        <w:ind w:left="2160" w:hanging="360"/>
+      </w:pPr>
+      <w:rPr>
+        <w:rFonts w:ascii="Wingdings" w:hAnsi="Wingdings" w:hint="default"/>
+        <w:sz w:val="20"/>
+      </w:rPr>
+    </w:lvl>
+    <w:lvl w:ilvl="3" w:tentative="1">
+      <w:start w:val="1"/>
+      <w:numFmt w:val="bullet"/>
+      <w:lvlText w:val=""/>
+      <w:lvlJc w:val="left"/>
+      <w:pPr>
+        <w:tabs>
+          <w:tab w:val="num" w:pos="2880"/>
+        </w:tabs>
+        <w:ind w:left="2880" w:hanging="360"/>
+      </w:pPr>
+      <w:rPr>
+        <w:rFonts w:ascii="Wingdings" w:hAnsi="Wingdings" w:hint="default"/>
+        <w:sz w:val="20"/>
+      </w:rPr>
+    </w:lvl>
+    <w:lvl w:ilvl="4" w:tentative="1">
+      <w:start w:val="1"/>
+      <w:numFmt w:val="bullet"/>
+      <w:lvlText w:val=""/>
+      <w:lvlJc w:val="left"/>
+      <w:pPr>
+        <w:tabs>
+          <w:tab w:val="num" w:pos="3600"/>
+        </w:tabs>
+        <w:ind w:left="3600" w:hanging="360"/>
+      </w:pPr>
+      <w:rPr>
+        <w:rFonts w:ascii="Wingdings" w:hAnsi="Wingdings" w:hint="default"/>
+        <w:sz w:val="20"/>
+      </w:rPr>
+    </w:lvl>
+    <w:lvl w:ilvl="5" w:tentative="1">
+      <w:start w:val="1"/>
+      <w:numFmt w:val="bullet"/>
+      <w:lvlText w:val=""/>
+      <w:lvlJc w:val="left"/>
+      <w:pPr>
+        <w:tabs>
+          <w:tab w:val="num" w:pos="4320"/>
+        </w:tabs>
+        <w:ind w:left="4320" w:hanging="360"/>
+      </w:pPr>
+      <w:rPr>
+        <w:rFonts w:ascii="Wingdings" w:hAnsi="Wingdings" w:hint="default"/>
+        <w:sz w:val="20"/>
+      </w:rPr>
+    </w:lvl>
+    <w:lvl w:ilvl="6" w:tentative="1">
+      <w:start w:val="1"/>
+      <w:numFmt w:val="bullet"/>
+      <w:lvlText w:val=""/>
+      <w:lvlJc w:val="left"/>
+      <w:pPr>
+        <w:tabs>
+          <w:tab w:val="num" w:pos="5040"/>
+        </w:tabs>
+        <w:ind w:left="5040" w:hanging="360"/>
+      </w:pPr>
+      <w:rPr>
+        <w:rFonts w:ascii="Wingdings" w:hAnsi="Wingdings" w:hint="default"/>
+        <w:sz w:val="20"/>
+      </w:rPr>
+    </w:lvl>
+    <w:lvl w:ilvl="7" w:tentative="1">
+      <w:start w:val="1"/>
+      <w:numFmt w:val="bullet"/>
+      <w:lvlText w:val=""/>
+      <w:lvlJc w:val="left"/>
+      <w:pPr>
+        <w:tabs>
+          <w:tab w:val="num" w:pos="5760"/>
+        </w:tabs>
+        <w:ind w:left="5760" w:hanging="360"/>
+      </w:pPr>
+      <w:rPr>
+        <w:rFonts w:ascii="Wingdings" w:hAnsi="Wingdings" w:hint="default"/>
+        <w:sz w:val="20"/>
+      </w:rPr>
+    </w:lvl>
+    <w:lvl w:ilvl="8" w:tentative="1">
+      <w:start w:val="1"/>
+      <w:numFmt w:val="bullet"/>
+      <w:lvlText w:val=""/>
+      <w:lvlJc w:val="left"/>
+      <w:pPr>
+        <w:tabs>
+          <w:tab w:val="num" w:pos="6480"/>
+        </w:tabs>
+        <w:ind w:left="6480" w:hanging="360"/>
+      </w:pPr>
+      <w:rPr>
+        <w:rFonts w:ascii="Wingdings" w:hAnsi="Wingdings" w:hint="default"/>
+        <w:sz w:val="20"/>
+      </w:rPr>
+    </w:lvl>
+  </w:abstractNum>
+  <w:abstractNum w:abstractNumId="30" w15:restartNumberingAfterBreak="0">
+    <w:nsid w:val="51600543"/>
+    <w:multiLevelType w:val="multilevel"/>
+    <w:tmpl w:val="3C2A8080"/>
+    <w:lvl w:ilvl="0">
+      <w:start w:val="1"/>
+      <w:numFmt w:val="bullet"/>
+      <w:lvlText w:val=""/>
+      <w:lvlJc w:val="left"/>
+      <w:pPr>
+        <w:tabs>
+          <w:tab w:val="num" w:pos="720"/>
+        </w:tabs>
+        <w:ind w:left="720" w:hanging="360"/>
+      </w:pPr>
+      <w:rPr>
+        <w:rFonts w:ascii="Symbol" w:hAnsi="Symbol" w:hint="default"/>
+        <w:sz w:val="20"/>
+      </w:rPr>
+    </w:lvl>
+    <w:lvl w:ilvl="1" w:tentative="1">
+      <w:start w:val="1"/>
+      <w:numFmt w:val="bullet"/>
+      <w:lvlText w:val="o"/>
+      <w:lvlJc w:val="left"/>
+      <w:pPr>
+        <w:tabs>
+          <w:tab w:val="num" w:pos="1440"/>
+        </w:tabs>
+        <w:ind w:left="1440" w:hanging="360"/>
+      </w:pPr>
+      <w:rPr>
+        <w:rFonts w:ascii="Courier New" w:hAnsi="Courier New" w:hint="default"/>
+        <w:sz w:val="20"/>
+      </w:rPr>
+    </w:lvl>
+    <w:lvl w:ilvl="2" w:tentative="1">
+      <w:start w:val="1"/>
+      <w:numFmt w:val="bullet"/>
+      <w:lvlText w:val=""/>
+      <w:lvlJc w:val="left"/>
+      <w:pPr>
+        <w:tabs>
+          <w:tab w:val="num" w:pos="2160"/>
+        </w:tabs>
+        <w:ind w:left="2160" w:hanging="360"/>
+      </w:pPr>
+      <w:rPr>
+        <w:rFonts w:ascii="Wingdings" w:hAnsi="Wingdings" w:hint="default"/>
+        <w:sz w:val="20"/>
+      </w:rPr>
+    </w:lvl>
+    <w:lvl w:ilvl="3" w:tentative="1">
+      <w:start w:val="1"/>
+      <w:numFmt w:val="bullet"/>
+      <w:lvlText w:val=""/>
+      <w:lvlJc w:val="left"/>
+      <w:pPr>
+        <w:tabs>
+          <w:tab w:val="num" w:pos="2880"/>
+        </w:tabs>
+        <w:ind w:left="2880" w:hanging="360"/>
+      </w:pPr>
+      <w:rPr>
+        <w:rFonts w:ascii="Wingdings" w:hAnsi="Wingdings" w:hint="default"/>
+        <w:sz w:val="20"/>
+      </w:rPr>
+    </w:lvl>
+    <w:lvl w:ilvl="4" w:tentative="1">
+      <w:start w:val="1"/>
+      <w:numFmt w:val="bullet"/>
+      <w:lvlText w:val=""/>
+      <w:lvlJc w:val="left"/>
+      <w:pPr>
+        <w:tabs>
+          <w:tab w:val="num" w:pos="3600"/>
+        </w:tabs>
+        <w:ind w:left="3600" w:hanging="360"/>
+      </w:pPr>
+      <w:rPr>
+        <w:rFonts w:ascii="Wingdings" w:hAnsi="Wingdings" w:hint="default"/>
+        <w:sz w:val="20"/>
+      </w:rPr>
+    </w:lvl>
+    <w:lvl w:ilvl="5" w:tentative="1">
+      <w:start w:val="1"/>
+      <w:numFmt w:val="bullet"/>
+      <w:lvlText w:val=""/>
+      <w:lvlJc w:val="left"/>
+      <w:pPr>
+        <w:tabs>
+          <w:tab w:val="num" w:pos="4320"/>
+        </w:tabs>
+        <w:ind w:left="4320" w:hanging="360"/>
+      </w:pPr>
+      <w:rPr>
+        <w:rFonts w:ascii="Wingdings" w:hAnsi="Wingdings" w:hint="default"/>
+        <w:sz w:val="20"/>
+      </w:rPr>
+    </w:lvl>
+    <w:lvl w:ilvl="6" w:tentative="1">
+      <w:start w:val="1"/>
+      <w:numFmt w:val="bullet"/>
+      <w:lvlText w:val=""/>
+      <w:lvlJc w:val="left"/>
+      <w:pPr>
+        <w:tabs>
+          <w:tab w:val="num" w:pos="5040"/>
+        </w:tabs>
+        <w:ind w:left="5040" w:hanging="360"/>
+      </w:pPr>
+      <w:rPr>
+        <w:rFonts w:ascii="Wingdings" w:hAnsi="Wingdings" w:hint="default"/>
+        <w:sz w:val="20"/>
+      </w:rPr>
+    </w:lvl>
+    <w:lvl w:ilvl="7" w:tentative="1">
+      <w:start w:val="1"/>
+      <w:numFmt w:val="bullet"/>
+      <w:lvlText w:val=""/>
+      <w:lvlJc w:val="left"/>
+      <w:pPr>
+        <w:tabs>
+          <w:tab w:val="num" w:pos="5760"/>
+        </w:tabs>
+        <w:ind w:left="5760" w:hanging="360"/>
+      </w:pPr>
+      <w:rPr>
+        <w:rFonts w:ascii="Wingdings" w:hAnsi="Wingdings" w:hint="default"/>
+        <w:sz w:val="20"/>
+      </w:rPr>
+    </w:lvl>
+    <w:lvl w:ilvl="8" w:tentative="1">
+      <w:start w:val="1"/>
+      <w:numFmt w:val="bullet"/>
+      <w:lvlText w:val=""/>
+      <w:lvlJc w:val="left"/>
+      <w:pPr>
+        <w:tabs>
+          <w:tab w:val="num" w:pos="6480"/>
+        </w:tabs>
+        <w:ind w:left="6480" w:hanging="360"/>
+      </w:pPr>
+      <w:rPr>
+        <w:rFonts w:ascii="Wingdings" w:hAnsi="Wingdings" w:hint="default"/>
+        <w:sz w:val="20"/>
+      </w:rPr>
+    </w:lvl>
+  </w:abstractNum>
+  <w:abstractNum w:abstractNumId="31" w15:restartNumberingAfterBreak="0">
+    <w:nsid w:val="55240BE9"/>
+    <w:multiLevelType w:val="multilevel"/>
+    <w:tmpl w:val="3B745E62"/>
+    <w:lvl w:ilvl="0">
+      <w:start w:val="1"/>
+      <w:numFmt w:val="bullet"/>
+      <w:lvlText w:val=""/>
+      <w:lvlJc w:val="left"/>
+      <w:pPr>
+        <w:tabs>
+          <w:tab w:val="num" w:pos="720"/>
+        </w:tabs>
+        <w:ind w:left="720" w:hanging="360"/>
+      </w:pPr>
+      <w:rPr>
+        <w:rFonts w:ascii="Symbol" w:hAnsi="Symbol" w:hint="default"/>
+        <w:sz w:val="20"/>
+      </w:rPr>
+    </w:lvl>
+    <w:lvl w:ilvl="1" w:tentative="1">
+      <w:start w:val="1"/>
+      <w:numFmt w:val="bullet"/>
+      <w:lvlText w:val="o"/>
+      <w:lvlJc w:val="left"/>
+      <w:pPr>
+        <w:tabs>
+          <w:tab w:val="num" w:pos="1440"/>
+        </w:tabs>
+        <w:ind w:left="1440" w:hanging="360"/>
+      </w:pPr>
+      <w:rPr>
+        <w:rFonts w:ascii="Courier New" w:hAnsi="Courier New" w:hint="default"/>
+        <w:sz w:val="20"/>
+      </w:rPr>
+    </w:lvl>
+    <w:lvl w:ilvl="2" w:tentative="1">
+      <w:start w:val="1"/>
+      <w:numFmt w:val="bullet"/>
+      <w:lvlText w:val=""/>
+      <w:lvlJc w:val="left"/>
+      <w:pPr>
+        <w:tabs>
+          <w:tab w:val="num" w:pos="2160"/>
+        </w:tabs>
+        <w:ind w:left="2160" w:hanging="360"/>
+      </w:pPr>
+      <w:rPr>
+        <w:rFonts w:ascii="Wingdings" w:hAnsi="Wingdings" w:hint="default"/>
+        <w:sz w:val="20"/>
+      </w:rPr>
+    </w:lvl>
+    <w:lvl w:ilvl="3" w:tentative="1">
+      <w:start w:val="1"/>
+      <w:numFmt w:val="bullet"/>
+      <w:lvlText w:val=""/>
+      <w:lvlJc w:val="left"/>
+      <w:pPr>
+        <w:tabs>
+          <w:tab w:val="num" w:pos="2880"/>
+        </w:tabs>
+        <w:ind w:left="2880" w:hanging="360"/>
+      </w:pPr>
+      <w:rPr>
+        <w:rFonts w:ascii="Wingdings" w:hAnsi="Wingdings" w:hint="default"/>
+        <w:sz w:val="20"/>
+      </w:rPr>
+    </w:lvl>
+    <w:lvl w:ilvl="4" w:tentative="1">
+      <w:start w:val="1"/>
+      <w:numFmt w:val="bullet"/>
+      <w:lvlText w:val=""/>
+      <w:lvlJc w:val="left"/>
+      <w:pPr>
+        <w:tabs>
+          <w:tab w:val="num" w:pos="3600"/>
+        </w:tabs>
+        <w:ind w:left="3600" w:hanging="360"/>
+      </w:pPr>
+      <w:rPr>
+        <w:rFonts w:ascii="Wingdings" w:hAnsi="Wingdings" w:hint="default"/>
+        <w:sz w:val="20"/>
+      </w:rPr>
+    </w:lvl>
+    <w:lvl w:ilvl="5" w:tentative="1">
+      <w:start w:val="1"/>
+      <w:numFmt w:val="bullet"/>
+      <w:lvlText w:val=""/>
+      <w:lvlJc w:val="left"/>
+      <w:pPr>
+        <w:tabs>
+          <w:tab w:val="num" w:pos="4320"/>
+        </w:tabs>
+        <w:ind w:left="4320" w:hanging="360"/>
+      </w:pPr>
+      <w:rPr>
+        <w:rFonts w:ascii="Wingdings" w:hAnsi="Wingdings" w:hint="default"/>
+        <w:sz w:val="20"/>
+      </w:rPr>
+    </w:lvl>
+    <w:lvl w:ilvl="6" w:tentative="1">
+      <w:start w:val="1"/>
+      <w:numFmt w:val="bullet"/>
+      <w:lvlText w:val=""/>
+      <w:lvlJc w:val="left"/>
+      <w:pPr>
+        <w:tabs>
+          <w:tab w:val="num" w:pos="5040"/>
+        </w:tabs>
+        <w:ind w:left="5040" w:hanging="360"/>
+      </w:pPr>
+      <w:rPr>
+        <w:rFonts w:ascii="Wingdings" w:hAnsi="Wingdings" w:hint="default"/>
+        <w:sz w:val="20"/>
+      </w:rPr>
+    </w:lvl>
+    <w:lvl w:ilvl="7" w:tentative="1">
+      <w:start w:val="1"/>
+      <w:numFmt w:val="bullet"/>
+      <w:lvlText w:val=""/>
+      <w:lvlJc w:val="left"/>
+      <w:pPr>
+        <w:tabs>
+          <w:tab w:val="num" w:pos="5760"/>
+        </w:tabs>
+        <w:ind w:left="5760" w:hanging="360"/>
+      </w:pPr>
+      <w:rPr>
+        <w:rFonts w:ascii="Wingdings" w:hAnsi="Wingdings" w:hint="default"/>
+        <w:sz w:val="20"/>
+      </w:rPr>
+    </w:lvl>
+    <w:lvl w:ilvl="8" w:tentative="1">
+      <w:start w:val="1"/>
+      <w:numFmt w:val="bullet"/>
+      <w:lvlText w:val=""/>
+      <w:lvlJc w:val="left"/>
+      <w:pPr>
+        <w:tabs>
+          <w:tab w:val="num" w:pos="6480"/>
+        </w:tabs>
+        <w:ind w:left="6480" w:hanging="360"/>
+      </w:pPr>
+      <w:rPr>
+        <w:rFonts w:ascii="Wingdings" w:hAnsi="Wingdings" w:hint="default"/>
+        <w:sz w:val="20"/>
+      </w:rPr>
+    </w:lvl>
+  </w:abstractNum>
+  <w:abstractNum w:abstractNumId="32" w15:restartNumberingAfterBreak="0">
+    <w:nsid w:val="58C67C18"/>
+    <w:multiLevelType w:val="multilevel"/>
+    <w:tmpl w:val="FB84B378"/>
+    <w:lvl w:ilvl="0">
+      <w:start w:val="1"/>
+      <w:numFmt w:val="bullet"/>
+      <w:lvlText w:val=""/>
+      <w:lvlJc w:val="left"/>
+      <w:pPr>
+        <w:tabs>
+          <w:tab w:val="num" w:pos="720"/>
+        </w:tabs>
+        <w:ind w:left="720" w:hanging="360"/>
+      </w:pPr>
+      <w:rPr>
+        <w:rFonts w:ascii="Symbol" w:hAnsi="Symbol" w:hint="default"/>
+        <w:sz w:val="20"/>
+      </w:rPr>
+    </w:lvl>
+    <w:lvl w:ilvl="1" w:tentative="1">
+      <w:start w:val="1"/>
+      <w:numFmt w:val="bullet"/>
+      <w:lvlText w:val="o"/>
+      <w:lvlJc w:val="left"/>
+      <w:pPr>
+        <w:tabs>
+          <w:tab w:val="num" w:pos="1440"/>
+        </w:tabs>
+        <w:ind w:left="1440" w:hanging="360"/>
+      </w:pPr>
+      <w:rPr>
+        <w:rFonts w:ascii="Courier New" w:hAnsi="Courier New" w:hint="default"/>
+        <w:sz w:val="20"/>
+      </w:rPr>
+    </w:lvl>
+    <w:lvl w:ilvl="2" w:tentative="1">
+      <w:start w:val="1"/>
+      <w:numFmt w:val="bullet"/>
+      <w:lvlText w:val=""/>
+      <w:lvlJc w:val="left"/>
+      <w:pPr>
+        <w:tabs>
+          <w:tab w:val="num" w:pos="2160"/>
+        </w:tabs>
+        <w:ind w:left="2160" w:hanging="360"/>
+      </w:pPr>
+      <w:rPr>
+        <w:rFonts w:ascii="Wingdings" w:hAnsi="Wingdings" w:hint="default"/>
+        <w:sz w:val="20"/>
+      </w:rPr>
+    </w:lvl>
+    <w:lvl w:ilvl="3" w:tentative="1">
+      <w:start w:val="1"/>
+      <w:numFmt w:val="bullet"/>
+      <w:lvlText w:val=""/>
+      <w:lvlJc w:val="left"/>
+      <w:pPr>
+        <w:tabs>
+          <w:tab w:val="num" w:pos="2880"/>
+        </w:tabs>
+        <w:ind w:left="2880" w:hanging="360"/>
+      </w:pPr>
+      <w:rPr>
+        <w:rFonts w:ascii="Wingdings" w:hAnsi="Wingdings" w:hint="default"/>
+        <w:sz w:val="20"/>
+      </w:rPr>
+    </w:lvl>
+    <w:lvl w:ilvl="4" w:tentative="1">
+      <w:start w:val="1"/>
+      <w:numFmt w:val="bullet"/>
+      <w:lvlText w:val=""/>
+      <w:lvlJc w:val="left"/>
+      <w:pPr>
+        <w:tabs>
+          <w:tab w:val="num" w:pos="3600"/>
+        </w:tabs>
+        <w:ind w:left="3600" w:hanging="360"/>
+      </w:pPr>
+      <w:rPr>
+        <w:rFonts w:ascii="Wingdings" w:hAnsi="Wingdings" w:hint="default"/>
+        <w:sz w:val="20"/>
+      </w:rPr>
+    </w:lvl>
+    <w:lvl w:ilvl="5" w:tentative="1">
+      <w:start w:val="1"/>
+      <w:numFmt w:val="bullet"/>
+      <w:lvlText w:val=""/>
+      <w:lvlJc w:val="left"/>
+      <w:pPr>
+        <w:tabs>
+          <w:tab w:val="num" w:pos="4320"/>
+        </w:tabs>
+        <w:ind w:left="4320" w:hanging="360"/>
+      </w:pPr>
+      <w:rPr>
+        <w:rFonts w:ascii="Wingdings" w:hAnsi="Wingdings" w:hint="default"/>
+        <w:sz w:val="20"/>
+      </w:rPr>
+    </w:lvl>
+    <w:lvl w:ilvl="6" w:tentative="1">
+      <w:start w:val="1"/>
+      <w:numFmt w:val="bullet"/>
+      <w:lvlText w:val=""/>
+      <w:lvlJc w:val="left"/>
+      <w:pPr>
+        <w:tabs>
+          <w:tab w:val="num" w:pos="5040"/>
+        </w:tabs>
+        <w:ind w:left="5040" w:hanging="360"/>
+      </w:pPr>
+      <w:rPr>
+        <w:rFonts w:ascii="Wingdings" w:hAnsi="Wingdings" w:hint="default"/>
+        <w:sz w:val="20"/>
+      </w:rPr>
+    </w:lvl>
+    <w:lvl w:ilvl="7" w:tentative="1">
+      <w:start w:val="1"/>
+      <w:numFmt w:val="bullet"/>
+      <w:lvlText w:val=""/>
+      <w:lvlJc w:val="left"/>
+      <w:pPr>
+        <w:tabs>
+          <w:tab w:val="num" w:pos="5760"/>
+        </w:tabs>
+        <w:ind w:left="5760" w:hanging="360"/>
+      </w:pPr>
+      <w:rPr>
+        <w:rFonts w:ascii="Wingdings" w:hAnsi="Wingdings" w:hint="default"/>
+        <w:sz w:val="20"/>
+      </w:rPr>
+    </w:lvl>
+    <w:lvl w:ilvl="8" w:tentative="1">
+      <w:start w:val="1"/>
+      <w:numFmt w:val="bullet"/>
+      <w:lvlText w:val=""/>
+      <w:lvlJc w:val="left"/>
+      <w:pPr>
+        <w:tabs>
+          <w:tab w:val="num" w:pos="6480"/>
+        </w:tabs>
+        <w:ind w:left="6480" w:hanging="360"/>
+      </w:pPr>
+      <w:rPr>
+        <w:rFonts w:ascii="Wingdings" w:hAnsi="Wingdings" w:hint="default"/>
+        <w:sz w:val="20"/>
+      </w:rPr>
+    </w:lvl>
+  </w:abstractNum>
+  <w:abstractNum w:abstractNumId="33" w15:restartNumberingAfterBreak="0">
+    <w:nsid w:val="5E1F1160"/>
+    <w:multiLevelType w:val="multilevel"/>
+    <w:tmpl w:val="870EBABC"/>
+    <w:lvl w:ilvl="0">
+      <w:start w:val="1"/>
+      <w:numFmt w:val="bullet"/>
+      <w:lvlText w:val=""/>
+      <w:lvlJc w:val="left"/>
+      <w:pPr>
+        <w:tabs>
+          <w:tab w:val="num" w:pos="720"/>
+        </w:tabs>
+        <w:ind w:left="720" w:hanging="360"/>
+      </w:pPr>
+      <w:rPr>
+        <w:rFonts w:ascii="Symbol" w:hAnsi="Symbol" w:hint="default"/>
+        <w:sz w:val="20"/>
+      </w:rPr>
+    </w:lvl>
+    <w:lvl w:ilvl="1" w:tentative="1">
+      <w:start w:val="1"/>
+      <w:numFmt w:val="bullet"/>
+      <w:lvlText w:val="o"/>
+      <w:lvlJc w:val="left"/>
+      <w:pPr>
+        <w:tabs>
+          <w:tab w:val="num" w:pos="1440"/>
+        </w:tabs>
+        <w:ind w:left="1440" w:hanging="360"/>
+      </w:pPr>
+      <w:rPr>
+        <w:rFonts w:ascii="Courier New" w:hAnsi="Courier New" w:hint="default"/>
+        <w:sz w:val="20"/>
+      </w:rPr>
+    </w:lvl>
+    <w:lvl w:ilvl="2" w:tentative="1">
+      <w:start w:val="1"/>
+      <w:numFmt w:val="bullet"/>
+      <w:lvlText w:val=""/>
+      <w:lvlJc w:val="left"/>
+      <w:pPr>
+        <w:tabs>
+          <w:tab w:val="num" w:pos="2160"/>
+        </w:tabs>
+        <w:ind w:left="2160" w:hanging="360"/>
+      </w:pPr>
+      <w:rPr>
+        <w:rFonts w:ascii="Wingdings" w:hAnsi="Wingdings" w:hint="default"/>
+        <w:sz w:val="20"/>
+      </w:rPr>
+    </w:lvl>
+    <w:lvl w:ilvl="3" w:tentative="1">
+      <w:start w:val="1"/>
+      <w:numFmt w:val="bullet"/>
+      <w:lvlText w:val=""/>
+      <w:lvlJc w:val="left"/>
+      <w:pPr>
+        <w:tabs>
+          <w:tab w:val="num" w:pos="2880"/>
+        </w:tabs>
+        <w:ind w:left="2880" w:hanging="360"/>
+      </w:pPr>
+      <w:rPr>
+        <w:rFonts w:ascii="Wingdings" w:hAnsi="Wingdings" w:hint="default"/>
+        <w:sz w:val="20"/>
+      </w:rPr>
+    </w:lvl>
+    <w:lvl w:ilvl="4" w:tentative="1">
+      <w:start w:val="1"/>
+      <w:numFmt w:val="bullet"/>
+      <w:lvlText w:val=""/>
+      <w:lvlJc w:val="left"/>
+      <w:pPr>
+        <w:tabs>
+          <w:tab w:val="num" w:pos="3600"/>
+        </w:tabs>
+        <w:ind w:left="3600" w:hanging="360"/>
+      </w:pPr>
+      <w:rPr>
+        <w:rFonts w:ascii="Wingdings" w:hAnsi="Wingdings" w:hint="default"/>
+        <w:sz w:val="20"/>
+      </w:rPr>
+    </w:lvl>
+    <w:lvl w:ilvl="5" w:tentative="1">
+      <w:start w:val="1"/>
+      <w:numFmt w:val="bullet"/>
+      <w:lvlText w:val=""/>
+      <w:lvlJc w:val="left"/>
+      <w:pPr>
+        <w:tabs>
+          <w:tab w:val="num" w:pos="4320"/>
+        </w:tabs>
+        <w:ind w:left="4320" w:hanging="360"/>
+      </w:pPr>
+      <w:rPr>
+        <w:rFonts w:ascii="Wingdings" w:hAnsi="Wingdings" w:hint="default"/>
+        <w:sz w:val="20"/>
+      </w:rPr>
+    </w:lvl>
+    <w:lvl w:ilvl="6" w:tentative="1">
+      <w:start w:val="1"/>
+      <w:numFmt w:val="bullet"/>
+      <w:lvlText w:val=""/>
+      <w:lvlJc w:val="left"/>
+      <w:pPr>
+        <w:tabs>
+          <w:tab w:val="num" w:pos="5040"/>
+        </w:tabs>
+        <w:ind w:left="5040" w:hanging="360"/>
+      </w:pPr>
+      <w:rPr>
+        <w:rFonts w:ascii="Wingdings" w:hAnsi="Wingdings" w:hint="default"/>
+        <w:sz w:val="20"/>
+      </w:rPr>
+    </w:lvl>
+    <w:lvl w:ilvl="7" w:tentative="1">
+      <w:start w:val="1"/>
+      <w:numFmt w:val="bullet"/>
+      <w:lvlText w:val=""/>
+      <w:lvlJc w:val="left"/>
+      <w:pPr>
+        <w:tabs>
+          <w:tab w:val="num" w:pos="5760"/>
+        </w:tabs>
+        <w:ind w:left="5760" w:hanging="360"/>
+      </w:pPr>
+      <w:rPr>
+        <w:rFonts w:ascii="Wingdings" w:hAnsi="Wingdings" w:hint="default"/>
+        <w:sz w:val="20"/>
+      </w:rPr>
+    </w:lvl>
+    <w:lvl w:ilvl="8" w:tentative="1">
+      <w:start w:val="1"/>
+      <w:numFmt w:val="bullet"/>
+      <w:lvlText w:val=""/>
+      <w:lvlJc w:val="left"/>
+      <w:pPr>
+        <w:tabs>
+          <w:tab w:val="num" w:pos="6480"/>
+        </w:tabs>
+        <w:ind w:left="6480" w:hanging="360"/>
+      </w:pPr>
+      <w:rPr>
+        <w:rFonts w:ascii="Wingdings" w:hAnsi="Wingdings" w:hint="default"/>
+        <w:sz w:val="20"/>
+      </w:rPr>
+    </w:lvl>
+  </w:abstractNum>
+  <w:abstractNum w:abstractNumId="34" w15:restartNumberingAfterBreak="0">
+    <w:nsid w:val="600C7960"/>
+    <w:multiLevelType w:val="multilevel"/>
+    <w:tmpl w:val="2F52A660"/>
+    <w:lvl w:ilvl="0">
+      <w:start w:val="1"/>
+      <w:numFmt w:val="bullet"/>
+      <w:lvlText w:val=""/>
+      <w:lvlJc w:val="left"/>
+      <w:pPr>
+        <w:tabs>
+          <w:tab w:val="num" w:pos="720"/>
+        </w:tabs>
+        <w:ind w:left="720" w:hanging="360"/>
+      </w:pPr>
+      <w:rPr>
+        <w:rFonts w:ascii="Symbol" w:hAnsi="Symbol" w:hint="default"/>
+        <w:sz w:val="20"/>
+      </w:rPr>
+    </w:lvl>
+    <w:lvl w:ilvl="1" w:tentative="1">
+      <w:start w:val="1"/>
+      <w:numFmt w:val="bullet"/>
+      <w:lvlText w:val="o"/>
+      <w:lvlJc w:val="left"/>
+      <w:pPr>
+        <w:tabs>
+          <w:tab w:val="num" w:pos="1440"/>
+        </w:tabs>
+        <w:ind w:left="1440" w:hanging="360"/>
+      </w:pPr>
+      <w:rPr>
+        <w:rFonts w:ascii="Courier New" w:hAnsi="Courier New" w:hint="default"/>
+        <w:sz w:val="20"/>
+      </w:rPr>
+    </w:lvl>
+    <w:lvl w:ilvl="2" w:tentative="1">
+      <w:start w:val="1"/>
+      <w:numFmt w:val="bullet"/>
+      <w:lvlText w:val=""/>
+      <w:lvlJc w:val="left"/>
+      <w:pPr>
+        <w:tabs>
+          <w:tab w:val="num" w:pos="2160"/>
+        </w:tabs>
+        <w:ind w:left="2160" w:hanging="360"/>
+      </w:pPr>
+      <w:rPr>
+        <w:rFonts w:ascii="Wingdings" w:hAnsi="Wingdings" w:hint="default"/>
+        <w:sz w:val="20"/>
+      </w:rPr>
+    </w:lvl>
+    <w:lvl w:ilvl="3" w:tentative="1">
+      <w:start w:val="1"/>
+      <w:numFmt w:val="bullet"/>
+      <w:lvlText w:val=""/>
+      <w:lvlJc w:val="left"/>
+      <w:pPr>
+        <w:tabs>
+          <w:tab w:val="num" w:pos="2880"/>
+        </w:tabs>
+        <w:ind w:left="2880" w:hanging="360"/>
+      </w:pPr>
+      <w:rPr>
+        <w:rFonts w:ascii="Wingdings" w:hAnsi="Wingdings" w:hint="default"/>
+        <w:sz w:val="20"/>
+      </w:rPr>
+    </w:lvl>
+    <w:lvl w:ilvl="4" w:tentative="1">
+      <w:start w:val="1"/>
+      <w:numFmt w:val="bullet"/>
+      <w:lvlText w:val=""/>
+      <w:lvlJc w:val="left"/>
+      <w:pPr>
+        <w:tabs>
+          <w:tab w:val="num" w:pos="3600"/>
+        </w:tabs>
+        <w:ind w:left="3600" w:hanging="360"/>
+      </w:pPr>
+      <w:rPr>
+        <w:rFonts w:ascii="Wingdings" w:hAnsi="Wingdings" w:hint="default"/>
+        <w:sz w:val="20"/>
+      </w:rPr>
+    </w:lvl>
+    <w:lvl w:ilvl="5" w:tentative="1">
+      <w:start w:val="1"/>
+      <w:numFmt w:val="bullet"/>
+      <w:lvlText w:val=""/>
+      <w:lvlJc w:val="left"/>
+      <w:pPr>
+        <w:tabs>
+          <w:tab w:val="num" w:pos="4320"/>
+        </w:tabs>
+        <w:ind w:left="4320" w:hanging="360"/>
+      </w:pPr>
+      <w:rPr>
+        <w:rFonts w:ascii="Wingdings" w:hAnsi="Wingdings" w:hint="default"/>
+        <w:sz w:val="20"/>
+      </w:rPr>
+    </w:lvl>
+    <w:lvl w:ilvl="6" w:tentative="1">
+      <w:start w:val="1"/>
+      <w:numFmt w:val="bullet"/>
+      <w:lvlText w:val=""/>
+      <w:lvlJc w:val="left"/>
+      <w:pPr>
+        <w:tabs>
+          <w:tab w:val="num" w:pos="5040"/>
+        </w:tabs>
+        <w:ind w:left="5040" w:hanging="360"/>
+      </w:pPr>
+      <w:rPr>
+        <w:rFonts w:ascii="Wingdings" w:hAnsi="Wingdings" w:hint="default"/>
+        <w:sz w:val="20"/>
+      </w:rPr>
+    </w:lvl>
+    <w:lvl w:ilvl="7" w:tentative="1">
+      <w:start w:val="1"/>
+      <w:numFmt w:val="bullet"/>
+      <w:lvlText w:val=""/>
+      <w:lvlJc w:val="left"/>
+      <w:pPr>
+        <w:tabs>
+          <w:tab w:val="num" w:pos="5760"/>
+        </w:tabs>
+        <w:ind w:left="5760" w:hanging="360"/>
+      </w:pPr>
+      <w:rPr>
+        <w:rFonts w:ascii="Wingdings" w:hAnsi="Wingdings" w:hint="default"/>
+        <w:sz w:val="20"/>
+      </w:rPr>
+    </w:lvl>
+    <w:lvl w:ilvl="8" w:tentative="1">
+      <w:start w:val="1"/>
+      <w:numFmt w:val="bullet"/>
+      <w:lvlText w:val=""/>
+      <w:lvlJc w:val="left"/>
+      <w:pPr>
+        <w:tabs>
+          <w:tab w:val="num" w:pos="6480"/>
+        </w:tabs>
+        <w:ind w:left="6480" w:hanging="360"/>
+      </w:pPr>
+      <w:rPr>
+        <w:rFonts w:ascii="Wingdings" w:hAnsi="Wingdings" w:hint="default"/>
+        <w:sz w:val="20"/>
+      </w:rPr>
+    </w:lvl>
+  </w:abstractNum>
+  <w:abstractNum w:abstractNumId="35" w15:restartNumberingAfterBreak="0">
+    <w:nsid w:val="60101C7D"/>
+    <w:multiLevelType w:val="multilevel"/>
+    <w:tmpl w:val="484E6EAC"/>
+    <w:lvl w:ilvl="0">
+      <w:start w:val="1"/>
+      <w:numFmt w:val="bullet"/>
+      <w:lvlText w:val=""/>
+      <w:lvlJc w:val="left"/>
+      <w:pPr>
+        <w:tabs>
+          <w:tab w:val="num" w:pos="720"/>
+        </w:tabs>
+        <w:ind w:left="720" w:hanging="360"/>
+      </w:pPr>
+      <w:rPr>
+        <w:rFonts w:ascii="Symbol" w:hAnsi="Symbol" w:hint="default"/>
+        <w:sz w:val="20"/>
+      </w:rPr>
+    </w:lvl>
+    <w:lvl w:ilvl="1" w:tentative="1">
+      <w:start w:val="1"/>
+      <w:numFmt w:val="bullet"/>
+      <w:lvlText w:val="o"/>
+      <w:lvlJc w:val="left"/>
+      <w:pPr>
+        <w:tabs>
+          <w:tab w:val="num" w:pos="1440"/>
+        </w:tabs>
+        <w:ind w:left="1440" w:hanging="360"/>
+      </w:pPr>
+      <w:rPr>
+        <w:rFonts w:ascii="Courier New" w:hAnsi="Courier New" w:hint="default"/>
+        <w:sz w:val="20"/>
+      </w:rPr>
+    </w:lvl>
+    <w:lvl w:ilvl="2" w:tentative="1">
+      <w:start w:val="1"/>
+      <w:numFmt w:val="bullet"/>
+      <w:lvlText w:val=""/>
+      <w:lvlJc w:val="left"/>
+      <w:pPr>
+        <w:tabs>
+          <w:tab w:val="num" w:pos="2160"/>
+        </w:tabs>
+        <w:ind w:left="2160" w:hanging="360"/>
+      </w:pPr>
+      <w:rPr>
+        <w:rFonts w:ascii="Wingdings" w:hAnsi="Wingdings" w:hint="default"/>
+        <w:sz w:val="20"/>
+      </w:rPr>
+    </w:lvl>
+    <w:lvl w:ilvl="3" w:tentative="1">
+      <w:start w:val="1"/>
+      <w:numFmt w:val="bullet"/>
+      <w:lvlText w:val=""/>
+      <w:lvlJc w:val="left"/>
+      <w:pPr>
+        <w:tabs>
+          <w:tab w:val="num" w:pos="2880"/>
+        </w:tabs>
+        <w:ind w:left="2880" w:hanging="360"/>
+      </w:pPr>
+      <w:rPr>
+        <w:rFonts w:ascii="Wingdings" w:hAnsi="Wingdings" w:hint="default"/>
+        <w:sz w:val="20"/>
+      </w:rPr>
+    </w:lvl>
+    <w:lvl w:ilvl="4" w:tentative="1">
+      <w:start w:val="1"/>
+      <w:numFmt w:val="bullet"/>
+      <w:lvlText w:val=""/>
+      <w:lvlJc w:val="left"/>
+      <w:pPr>
+        <w:tabs>
+          <w:tab w:val="num" w:pos="3600"/>
+        </w:tabs>
+        <w:ind w:left="3600" w:hanging="360"/>
+      </w:pPr>
+      <w:rPr>
+        <w:rFonts w:ascii="Wingdings" w:hAnsi="Wingdings" w:hint="default"/>
+        <w:sz w:val="20"/>
+      </w:rPr>
+    </w:lvl>
+    <w:lvl w:ilvl="5" w:tentative="1">
+      <w:start w:val="1"/>
+      <w:numFmt w:val="bullet"/>
+      <w:lvlText w:val=""/>
+      <w:lvlJc w:val="left"/>
+      <w:pPr>
+        <w:tabs>
+          <w:tab w:val="num" w:pos="4320"/>
+        </w:tabs>
+        <w:ind w:left="4320" w:hanging="360"/>
+      </w:pPr>
+      <w:rPr>
+        <w:rFonts w:ascii="Wingdings" w:hAnsi="Wingdings" w:hint="default"/>
+        <w:sz w:val="20"/>
+      </w:rPr>
+    </w:lvl>
+    <w:lvl w:ilvl="6" w:tentative="1">
+      <w:start w:val="1"/>
+      <w:numFmt w:val="bullet"/>
+      <w:lvlText w:val=""/>
+      <w:lvlJc w:val="left"/>
+      <w:pPr>
+        <w:tabs>
+          <w:tab w:val="num" w:pos="5040"/>
+        </w:tabs>
+        <w:ind w:left="5040" w:hanging="360"/>
+      </w:pPr>
+      <w:rPr>
+        <w:rFonts w:ascii="Wingdings" w:hAnsi="Wingdings" w:hint="default"/>
+        <w:sz w:val="20"/>
+      </w:rPr>
+    </w:lvl>
+    <w:lvl w:ilvl="7" w:tentative="1">
+      <w:start w:val="1"/>
+      <w:numFmt w:val="bullet"/>
+      <w:lvlText w:val=""/>
+      <w:lvlJc w:val="left"/>
+      <w:pPr>
+        <w:tabs>
+          <w:tab w:val="num" w:pos="5760"/>
+        </w:tabs>
+        <w:ind w:left="5760" w:hanging="360"/>
+      </w:pPr>
+      <w:rPr>
+        <w:rFonts w:ascii="Wingdings" w:hAnsi="Wingdings" w:hint="default"/>
+        <w:sz w:val="20"/>
+      </w:rPr>
+    </w:lvl>
+    <w:lvl w:ilvl="8" w:tentative="1">
+      <w:start w:val="1"/>
+      <w:numFmt w:val="bullet"/>
+      <w:lvlText w:val=""/>
+      <w:lvlJc w:val="left"/>
+      <w:pPr>
+        <w:tabs>
+          <w:tab w:val="num" w:pos="6480"/>
+        </w:tabs>
+        <w:ind w:left="6480" w:hanging="360"/>
+      </w:pPr>
+      <w:rPr>
+        <w:rFonts w:ascii="Wingdings" w:hAnsi="Wingdings" w:hint="default"/>
+        <w:sz w:val="20"/>
+      </w:rPr>
+    </w:lvl>
+  </w:abstractNum>
+  <w:abstractNum w:abstractNumId="36" w15:restartNumberingAfterBreak="0">
+    <w:nsid w:val="606C62A0"/>
+    <w:multiLevelType w:val="multilevel"/>
+    <w:tmpl w:val="E3B64FD8"/>
+    <w:lvl w:ilvl="0">
+      <w:start w:val="1"/>
+      <w:numFmt w:val="bullet"/>
+      <w:lvlText w:val=""/>
+      <w:lvlJc w:val="left"/>
+      <w:pPr>
+        <w:tabs>
+          <w:tab w:val="num" w:pos="720"/>
+        </w:tabs>
+        <w:ind w:left="720" w:hanging="360"/>
+      </w:pPr>
+      <w:rPr>
+        <w:rFonts w:ascii="Symbol" w:hAnsi="Symbol" w:hint="default"/>
+        <w:sz w:val="20"/>
+      </w:rPr>
+    </w:lvl>
+    <w:lvl w:ilvl="1" w:tentative="1">
+      <w:start w:val="1"/>
+      <w:numFmt w:val="bullet"/>
+      <w:lvlText w:val="o"/>
+      <w:lvlJc w:val="left"/>
+      <w:pPr>
+        <w:tabs>
+          <w:tab w:val="num" w:pos="1440"/>
+        </w:tabs>
+        <w:ind w:left="1440" w:hanging="360"/>
+      </w:pPr>
+      <w:rPr>
+        <w:rFonts w:ascii="Courier New" w:hAnsi="Courier New" w:hint="default"/>
+        <w:sz w:val="20"/>
+      </w:rPr>
+    </w:lvl>
+    <w:lvl w:ilvl="2" w:tentative="1">
+      <w:start w:val="1"/>
+      <w:numFmt w:val="bullet"/>
+      <w:lvlText w:val=""/>
+      <w:lvlJc w:val="left"/>
+      <w:pPr>
+        <w:tabs>
+          <w:tab w:val="num" w:pos="2160"/>
+        </w:tabs>
+        <w:ind w:left="2160" w:hanging="360"/>
+      </w:pPr>
+      <w:rPr>
+        <w:rFonts w:ascii="Wingdings" w:hAnsi="Wingdings" w:hint="default"/>
+        <w:sz w:val="20"/>
+      </w:rPr>
+    </w:lvl>
+    <w:lvl w:ilvl="3" w:tentative="1">
+      <w:start w:val="1"/>
+      <w:numFmt w:val="bullet"/>
+      <w:lvlText w:val=""/>
+      <w:lvlJc w:val="left"/>
+      <w:pPr>
+        <w:tabs>
+          <w:tab w:val="num" w:pos="2880"/>
+        </w:tabs>
+        <w:ind w:left="2880" w:hanging="360"/>
+      </w:pPr>
+      <w:rPr>
+        <w:rFonts w:ascii="Wingdings" w:hAnsi="Wingdings" w:hint="default"/>
+        <w:sz w:val="20"/>
+      </w:rPr>
+    </w:lvl>
+    <w:lvl w:ilvl="4" w:tentative="1">
+      <w:start w:val="1"/>
+      <w:numFmt w:val="bullet"/>
+      <w:lvlText w:val=""/>
+      <w:lvlJc w:val="left"/>
+      <w:pPr>
+        <w:tabs>
+          <w:tab w:val="num" w:pos="3600"/>
+        </w:tabs>
+        <w:ind w:left="3600" w:hanging="360"/>
+      </w:pPr>
+      <w:rPr>
+        <w:rFonts w:ascii="Wingdings" w:hAnsi="Wingdings" w:hint="default"/>
+        <w:sz w:val="20"/>
+      </w:rPr>
+    </w:lvl>
+    <w:lvl w:ilvl="5" w:tentative="1">
+      <w:start w:val="1"/>
+      <w:numFmt w:val="bullet"/>
+      <w:lvlText w:val=""/>
+      <w:lvlJc w:val="left"/>
+      <w:pPr>
+        <w:tabs>
+          <w:tab w:val="num" w:pos="4320"/>
+        </w:tabs>
+        <w:ind w:left="4320" w:hanging="360"/>
+      </w:pPr>
+      <w:rPr>
+        <w:rFonts w:ascii="Wingdings" w:hAnsi="Wingdings" w:hint="default"/>
+        <w:sz w:val="20"/>
+      </w:rPr>
+    </w:lvl>
+    <w:lvl w:ilvl="6" w:tentative="1">
+      <w:start w:val="1"/>
+      <w:numFmt w:val="bullet"/>
+      <w:lvlText w:val=""/>
+      <w:lvlJc w:val="left"/>
+      <w:pPr>
+        <w:tabs>
+          <w:tab w:val="num" w:pos="5040"/>
+        </w:tabs>
+        <w:ind w:left="5040" w:hanging="360"/>
+      </w:pPr>
+      <w:rPr>
+        <w:rFonts w:ascii="Wingdings" w:hAnsi="Wingdings" w:hint="default"/>
+        <w:sz w:val="20"/>
+      </w:rPr>
+    </w:lvl>
+    <w:lvl w:ilvl="7" w:tentative="1">
+      <w:start w:val="1"/>
+      <w:numFmt w:val="bullet"/>
+      <w:lvlText w:val=""/>
+      <w:lvlJc w:val="left"/>
+      <w:pPr>
+        <w:tabs>
+          <w:tab w:val="num" w:pos="5760"/>
+        </w:tabs>
+        <w:ind w:left="5760" w:hanging="360"/>
+      </w:pPr>
+      <w:rPr>
+        <w:rFonts w:ascii="Wingdings" w:hAnsi="Wingdings" w:hint="default"/>
+        <w:sz w:val="20"/>
+      </w:rPr>
+    </w:lvl>
+    <w:lvl w:ilvl="8" w:tentative="1">
+      <w:start w:val="1"/>
+      <w:numFmt w:val="bullet"/>
+      <w:lvlText w:val=""/>
+      <w:lvlJc w:val="left"/>
+      <w:pPr>
+        <w:tabs>
+          <w:tab w:val="num" w:pos="6480"/>
+        </w:tabs>
+        <w:ind w:left="6480" w:hanging="360"/>
+      </w:pPr>
+      <w:rPr>
+        <w:rFonts w:ascii="Wingdings" w:hAnsi="Wingdings" w:hint="default"/>
+        <w:sz w:val="20"/>
+      </w:rPr>
+    </w:lvl>
+  </w:abstractNum>
+  <w:abstractNum w:abstractNumId="37" w15:restartNumberingAfterBreak="0">
+    <w:nsid w:val="616765AD"/>
+    <w:multiLevelType w:val="multilevel"/>
+    <w:tmpl w:val="F758765C"/>
+    <w:lvl w:ilvl="0">
+      <w:start w:val="1"/>
+      <w:numFmt w:val="bullet"/>
+      <w:lvlText w:val=""/>
+      <w:lvlJc w:val="left"/>
+      <w:pPr>
+        <w:tabs>
+          <w:tab w:val="num" w:pos="720"/>
+        </w:tabs>
+        <w:ind w:left="720" w:hanging="360"/>
+      </w:pPr>
+      <w:rPr>
+        <w:rFonts w:ascii="Symbol" w:hAnsi="Symbol" w:hint="default"/>
+        <w:sz w:val="20"/>
+      </w:rPr>
+    </w:lvl>
+    <w:lvl w:ilvl="1" w:tentative="1">
+      <w:start w:val="1"/>
+      <w:numFmt w:val="bullet"/>
+      <w:lvlText w:val="o"/>
+      <w:lvlJc w:val="left"/>
+      <w:pPr>
+        <w:tabs>
+          <w:tab w:val="num" w:pos="1440"/>
+        </w:tabs>
+        <w:ind w:left="1440" w:hanging="360"/>
+      </w:pPr>
+      <w:rPr>
+        <w:rFonts w:ascii="Courier New" w:hAnsi="Courier New" w:hint="default"/>
+        <w:sz w:val="20"/>
+      </w:rPr>
+    </w:lvl>
+    <w:lvl w:ilvl="2" w:tentative="1">
+      <w:start w:val="1"/>
+      <w:numFmt w:val="bullet"/>
+      <w:lvlText w:val=""/>
+      <w:lvlJc w:val="left"/>
+      <w:pPr>
+        <w:tabs>
+          <w:tab w:val="num" w:pos="2160"/>
+        </w:tabs>
+        <w:ind w:left="2160" w:hanging="360"/>
+      </w:pPr>
+      <w:rPr>
+        <w:rFonts w:ascii="Wingdings" w:hAnsi="Wingdings" w:hint="default"/>
+        <w:sz w:val="20"/>
+      </w:rPr>
+    </w:lvl>
+    <w:lvl w:ilvl="3" w:tentative="1">
+      <w:start w:val="1"/>
+      <w:numFmt w:val="bullet"/>
+      <w:lvlText w:val=""/>
+      <w:lvlJc w:val="left"/>
+      <w:pPr>
+        <w:tabs>
+          <w:tab w:val="num" w:pos="2880"/>
+        </w:tabs>
+        <w:ind w:left="2880" w:hanging="360"/>
+      </w:pPr>
+      <w:rPr>
+        <w:rFonts w:ascii="Wingdings" w:hAnsi="Wingdings" w:hint="default"/>
+        <w:sz w:val="20"/>
+      </w:rPr>
+    </w:lvl>
+    <w:lvl w:ilvl="4" w:tentative="1">
+      <w:start w:val="1"/>
+      <w:numFmt w:val="bullet"/>
+      <w:lvlText w:val=""/>
+      <w:lvlJc w:val="left"/>
+      <w:pPr>
+        <w:tabs>
+          <w:tab w:val="num" w:pos="3600"/>
+        </w:tabs>
+        <w:ind w:left="3600" w:hanging="360"/>
+      </w:pPr>
+      <w:rPr>
+        <w:rFonts w:ascii="Wingdings" w:hAnsi="Wingdings" w:hint="default"/>
+        <w:sz w:val="20"/>
+      </w:rPr>
+    </w:lvl>
+    <w:lvl w:ilvl="5" w:tentative="1">
+      <w:start w:val="1"/>
+      <w:numFmt w:val="bullet"/>
+      <w:lvlText w:val=""/>
+      <w:lvlJc w:val="left"/>
+      <w:pPr>
+        <w:tabs>
+          <w:tab w:val="num" w:pos="4320"/>
+        </w:tabs>
+        <w:ind w:left="4320" w:hanging="360"/>
+      </w:pPr>
+      <w:rPr>
+        <w:rFonts w:ascii="Wingdings" w:hAnsi="Wingdings" w:hint="default"/>
+        <w:sz w:val="20"/>
+      </w:rPr>
+    </w:lvl>
+    <w:lvl w:ilvl="6" w:tentative="1">
+      <w:start w:val="1"/>
+      <w:numFmt w:val="bullet"/>
+      <w:lvlText w:val=""/>
+      <w:lvlJc w:val="left"/>
+      <w:pPr>
+        <w:tabs>
+          <w:tab w:val="num" w:pos="5040"/>
+        </w:tabs>
+        <w:ind w:left="5040" w:hanging="360"/>
+      </w:pPr>
+      <w:rPr>
+        <w:rFonts w:ascii="Wingdings" w:hAnsi="Wingdings" w:hint="default"/>
+        <w:sz w:val="20"/>
+      </w:rPr>
+    </w:lvl>
+    <w:lvl w:ilvl="7" w:tentative="1">
+      <w:start w:val="1"/>
+      <w:numFmt w:val="bullet"/>
+      <w:lvlText w:val=""/>
+      <w:lvlJc w:val="left"/>
+      <w:pPr>
+        <w:tabs>
+          <w:tab w:val="num" w:pos="5760"/>
+        </w:tabs>
+        <w:ind w:left="5760" w:hanging="360"/>
+      </w:pPr>
+      <w:rPr>
+        <w:rFonts w:ascii="Wingdings" w:hAnsi="Wingdings" w:hint="default"/>
+        <w:sz w:val="20"/>
+      </w:rPr>
+    </w:lvl>
+    <w:lvl w:ilvl="8" w:tentative="1">
+      <w:start w:val="1"/>
+      <w:numFmt w:val="bullet"/>
+      <w:lvlText w:val=""/>
+      <w:lvlJc w:val="left"/>
+      <w:pPr>
+        <w:tabs>
+          <w:tab w:val="num" w:pos="6480"/>
+        </w:tabs>
+        <w:ind w:left="6480" w:hanging="360"/>
+      </w:pPr>
+      <w:rPr>
+        <w:rFonts w:ascii="Wingdings" w:hAnsi="Wingdings" w:hint="default"/>
+        <w:sz w:val="20"/>
+      </w:rPr>
+    </w:lvl>
+  </w:abstractNum>
+  <w:abstractNum w:abstractNumId="38" w15:restartNumberingAfterBreak="0">
+    <w:nsid w:val="6BE757D0"/>
+    <w:multiLevelType w:val="multilevel"/>
+    <w:tmpl w:val="274856F4"/>
+    <w:lvl w:ilvl="0">
+      <w:start w:val="1"/>
+      <w:numFmt w:val="bullet"/>
+      <w:lvlText w:val=""/>
+      <w:lvlJc w:val="left"/>
+      <w:pPr>
+        <w:tabs>
+          <w:tab w:val="num" w:pos="720"/>
+        </w:tabs>
+        <w:ind w:left="720" w:hanging="360"/>
+      </w:pPr>
+      <w:rPr>
+        <w:rFonts w:ascii="Symbol" w:hAnsi="Symbol" w:hint="default"/>
+        <w:sz w:val="20"/>
+      </w:rPr>
+    </w:lvl>
+    <w:lvl w:ilvl="1" w:tentative="1">
+      <w:start w:val="1"/>
+      <w:numFmt w:val="bullet"/>
+      <w:lvlText w:val="o"/>
+      <w:lvlJc w:val="left"/>
+      <w:pPr>
+        <w:tabs>
+          <w:tab w:val="num" w:pos="1440"/>
+        </w:tabs>
+        <w:ind w:left="1440" w:hanging="360"/>
+      </w:pPr>
+      <w:rPr>
+        <w:rFonts w:ascii="Courier New" w:hAnsi="Courier New" w:hint="default"/>
+        <w:sz w:val="20"/>
+      </w:rPr>
+    </w:lvl>
+    <w:lvl w:ilvl="2" w:tentative="1">
+      <w:start w:val="1"/>
+      <w:numFmt w:val="bullet"/>
+      <w:lvlText w:val=""/>
+      <w:lvlJc w:val="left"/>
+      <w:pPr>
+        <w:tabs>
+          <w:tab w:val="num" w:pos="2160"/>
+        </w:tabs>
+        <w:ind w:left="2160" w:hanging="360"/>
+      </w:pPr>
+      <w:rPr>
+        <w:rFonts w:ascii="Wingdings" w:hAnsi="Wingdings" w:hint="default"/>
+        <w:sz w:val="20"/>
+      </w:rPr>
+    </w:lvl>
+    <w:lvl w:ilvl="3" w:tentative="1">
+      <w:start w:val="1"/>
+      <w:numFmt w:val="bullet"/>
+      <w:lvlText w:val=""/>
+      <w:lvlJc w:val="left"/>
+      <w:pPr>
+        <w:tabs>
+          <w:tab w:val="num" w:pos="2880"/>
+        </w:tabs>
+        <w:ind w:left="2880" w:hanging="360"/>
+      </w:pPr>
+      <w:rPr>
+        <w:rFonts w:ascii="Wingdings" w:hAnsi="Wingdings" w:hint="default"/>
+        <w:sz w:val="20"/>
+      </w:rPr>
+    </w:lvl>
+    <w:lvl w:ilvl="4" w:tentative="1">
+      <w:start w:val="1"/>
+      <w:numFmt w:val="bullet"/>
+      <w:lvlText w:val=""/>
+      <w:lvlJc w:val="left"/>
+      <w:pPr>
+        <w:tabs>
+          <w:tab w:val="num" w:pos="3600"/>
+        </w:tabs>
+        <w:ind w:left="3600" w:hanging="360"/>
+      </w:pPr>
+      <w:rPr>
+        <w:rFonts w:ascii="Wingdings" w:hAnsi="Wingdings" w:hint="default"/>
+        <w:sz w:val="20"/>
+      </w:rPr>
+    </w:lvl>
+    <w:lvl w:ilvl="5" w:tentative="1">
+      <w:start w:val="1"/>
+      <w:numFmt w:val="bullet"/>
+      <w:lvlText w:val=""/>
+      <w:lvlJc w:val="left"/>
+      <w:pPr>
+        <w:tabs>
+          <w:tab w:val="num" w:pos="4320"/>
+        </w:tabs>
+        <w:ind w:left="4320" w:hanging="360"/>
+      </w:pPr>
+      <w:rPr>
+        <w:rFonts w:ascii="Wingdings" w:hAnsi="Wingdings" w:hint="default"/>
+        <w:sz w:val="20"/>
+      </w:rPr>
+    </w:lvl>
+    <w:lvl w:ilvl="6" w:tentative="1">
+      <w:start w:val="1"/>
+      <w:numFmt w:val="bullet"/>
+      <w:lvlText w:val=""/>
+      <w:lvlJc w:val="left"/>
+      <w:pPr>
+        <w:tabs>
+          <w:tab w:val="num" w:pos="5040"/>
+        </w:tabs>
+        <w:ind w:left="5040" w:hanging="360"/>
+      </w:pPr>
+      <w:rPr>
+        <w:rFonts w:ascii="Wingdings" w:hAnsi="Wingdings" w:hint="default"/>
+        <w:sz w:val="20"/>
+      </w:rPr>
+    </w:lvl>
+    <w:lvl w:ilvl="7" w:tentative="1">
+      <w:start w:val="1"/>
+      <w:numFmt w:val="bullet"/>
+      <w:lvlText w:val=""/>
+      <w:lvlJc w:val="left"/>
+      <w:pPr>
+        <w:tabs>
+          <w:tab w:val="num" w:pos="5760"/>
+        </w:tabs>
+        <w:ind w:left="5760" w:hanging="360"/>
+      </w:pPr>
+      <w:rPr>
+        <w:rFonts w:ascii="Wingdings" w:hAnsi="Wingdings" w:hint="default"/>
+        <w:sz w:val="20"/>
+      </w:rPr>
+    </w:lvl>
+    <w:lvl w:ilvl="8" w:tentative="1">
+      <w:start w:val="1"/>
+      <w:numFmt w:val="bullet"/>
+      <w:lvlText w:val=""/>
+      <w:lvlJc w:val="left"/>
+      <w:pPr>
+        <w:tabs>
+          <w:tab w:val="num" w:pos="6480"/>
+        </w:tabs>
+        <w:ind w:left="6480" w:hanging="360"/>
+      </w:pPr>
+      <w:rPr>
+        <w:rFonts w:ascii="Wingdings" w:hAnsi="Wingdings" w:hint="default"/>
+        <w:sz w:val="20"/>
+      </w:rPr>
+    </w:lvl>
+  </w:abstractNum>
+  <w:abstractNum w:abstractNumId="39" w15:restartNumberingAfterBreak="0">
+    <w:nsid w:val="6F28180E"/>
+    <w:multiLevelType w:val="multilevel"/>
+    <w:tmpl w:val="EB9C4856"/>
+    <w:lvl w:ilvl="0">
+      <w:start w:val="1"/>
+      <w:numFmt w:val="bullet"/>
+      <w:lvlText w:val=""/>
+      <w:lvlJc w:val="left"/>
+      <w:pPr>
+        <w:tabs>
+          <w:tab w:val="num" w:pos="720"/>
+        </w:tabs>
+        <w:ind w:left="720" w:hanging="360"/>
+      </w:pPr>
+      <w:rPr>
+        <w:rFonts w:ascii="Symbol" w:hAnsi="Symbol" w:hint="default"/>
+        <w:sz w:val="20"/>
+      </w:rPr>
+    </w:lvl>
+    <w:lvl w:ilvl="1" w:tentative="1">
+      <w:start w:val="1"/>
+      <w:numFmt w:val="bullet"/>
+      <w:lvlText w:val="o"/>
+      <w:lvlJc w:val="left"/>
+      <w:pPr>
+        <w:tabs>
+          <w:tab w:val="num" w:pos="1440"/>
+        </w:tabs>
+        <w:ind w:left="1440" w:hanging="360"/>
+      </w:pPr>
+      <w:rPr>
+        <w:rFonts w:ascii="Courier New" w:hAnsi="Courier New" w:hint="default"/>
+        <w:sz w:val="20"/>
+      </w:rPr>
+    </w:lvl>
+    <w:lvl w:ilvl="2" w:tentative="1">
+      <w:start w:val="1"/>
+      <w:numFmt w:val="bullet"/>
+      <w:lvlText w:val=""/>
+      <w:lvlJc w:val="left"/>
+      <w:pPr>
+        <w:tabs>
+          <w:tab w:val="num" w:pos="2160"/>
+        </w:tabs>
+        <w:ind w:left="2160" w:hanging="360"/>
+      </w:pPr>
+      <w:rPr>
+        <w:rFonts w:ascii="Wingdings" w:hAnsi="Wingdings" w:hint="default"/>
+        <w:sz w:val="20"/>
+      </w:rPr>
+    </w:lvl>
+    <w:lvl w:ilvl="3" w:tentative="1">
+      <w:start w:val="1"/>
+      <w:numFmt w:val="bullet"/>
+      <w:lvlText w:val=""/>
+      <w:lvlJc w:val="left"/>
+      <w:pPr>
+        <w:tabs>
+          <w:tab w:val="num" w:pos="2880"/>
+        </w:tabs>
+        <w:ind w:left="2880" w:hanging="360"/>
+      </w:pPr>
+      <w:rPr>
+        <w:rFonts w:ascii="Wingdings" w:hAnsi="Wingdings" w:hint="default"/>
+        <w:sz w:val="20"/>
+      </w:rPr>
+    </w:lvl>
+    <w:lvl w:ilvl="4" w:tentative="1">
+      <w:start w:val="1"/>
+      <w:numFmt w:val="bullet"/>
+      <w:lvlText w:val=""/>
+      <w:lvlJc w:val="left"/>
+      <w:pPr>
+        <w:tabs>
+          <w:tab w:val="num" w:pos="3600"/>
+        </w:tabs>
+        <w:ind w:left="3600" w:hanging="360"/>
+      </w:pPr>
+      <w:rPr>
+        <w:rFonts w:ascii="Wingdings" w:hAnsi="Wingdings" w:hint="default"/>
+        <w:sz w:val="20"/>
+      </w:rPr>
+    </w:lvl>
+    <w:lvl w:ilvl="5" w:tentative="1">
+      <w:start w:val="1"/>
+      <w:numFmt w:val="bullet"/>
+      <w:lvlText w:val=""/>
+      <w:lvlJc w:val="left"/>
+      <w:pPr>
+        <w:tabs>
+          <w:tab w:val="num" w:pos="4320"/>
+        </w:tabs>
+        <w:ind w:left="4320" w:hanging="360"/>
+      </w:pPr>
+      <w:rPr>
+        <w:rFonts w:ascii="Wingdings" w:hAnsi="Wingdings" w:hint="default"/>
+        <w:sz w:val="20"/>
+      </w:rPr>
+    </w:lvl>
+    <w:lvl w:ilvl="6" w:tentative="1">
+      <w:start w:val="1"/>
+      <w:numFmt w:val="bullet"/>
+      <w:lvlText w:val=""/>
+      <w:lvlJc w:val="left"/>
+      <w:pPr>
+        <w:tabs>
+          <w:tab w:val="num" w:pos="5040"/>
+        </w:tabs>
+        <w:ind w:left="5040" w:hanging="360"/>
+      </w:pPr>
+      <w:rPr>
+        <w:rFonts w:ascii="Wingdings" w:hAnsi="Wingdings" w:hint="default"/>
+        <w:sz w:val="20"/>
+      </w:rPr>
+    </w:lvl>
+    <w:lvl w:ilvl="7" w:tentative="1">
+      <w:start w:val="1"/>
+      <w:numFmt w:val="bullet"/>
+      <w:lvlText w:val=""/>
+      <w:lvlJc w:val="left"/>
+      <w:pPr>
+        <w:tabs>
+          <w:tab w:val="num" w:pos="5760"/>
+        </w:tabs>
+        <w:ind w:left="5760" w:hanging="360"/>
+      </w:pPr>
+      <w:rPr>
+        <w:rFonts w:ascii="Wingdings" w:hAnsi="Wingdings" w:hint="default"/>
+        <w:sz w:val="20"/>
+      </w:rPr>
+    </w:lvl>
+    <w:lvl w:ilvl="8" w:tentative="1">
+      <w:start w:val="1"/>
+      <w:numFmt w:val="bullet"/>
+      <w:lvlText w:val=""/>
+      <w:lvlJc w:val="left"/>
+      <w:pPr>
+        <w:tabs>
+          <w:tab w:val="num" w:pos="6480"/>
+        </w:tabs>
+        <w:ind w:left="6480" w:hanging="360"/>
+      </w:pPr>
+      <w:rPr>
+        <w:rFonts w:ascii="Wingdings" w:hAnsi="Wingdings" w:hint="default"/>
+        <w:sz w:val="20"/>
+      </w:rPr>
+    </w:lvl>
+  </w:abstractNum>
+  <w:abstractNum w:abstractNumId="40" w15:restartNumberingAfterBreak="0">
+    <w:nsid w:val="70927349"/>
+    <w:multiLevelType w:val="multilevel"/>
+    <w:tmpl w:val="1ADA6E16"/>
+    <w:lvl w:ilvl="0">
+      <w:start w:val="1"/>
+      <w:numFmt w:val="bullet"/>
+      <w:lvlText w:val=""/>
+      <w:lvlJc w:val="left"/>
+      <w:pPr>
+        <w:tabs>
+          <w:tab w:val="num" w:pos="720"/>
+        </w:tabs>
+        <w:ind w:left="720" w:hanging="360"/>
+      </w:pPr>
+      <w:rPr>
+        <w:rFonts w:ascii="Symbol" w:hAnsi="Symbol" w:hint="default"/>
+        <w:sz w:val="20"/>
+      </w:rPr>
+    </w:lvl>
+    <w:lvl w:ilvl="1" w:tentative="1">
+      <w:start w:val="1"/>
+      <w:numFmt w:val="bullet"/>
+      <w:lvlText w:val="o"/>
+      <w:lvlJc w:val="left"/>
+      <w:pPr>
+        <w:tabs>
+          <w:tab w:val="num" w:pos="1440"/>
+        </w:tabs>
+        <w:ind w:left="1440" w:hanging="360"/>
+      </w:pPr>
+      <w:rPr>
+        <w:rFonts w:ascii="Courier New" w:hAnsi="Courier New" w:hint="default"/>
+        <w:sz w:val="20"/>
+      </w:rPr>
+    </w:lvl>
+    <w:lvl w:ilvl="2" w:tentative="1">
+      <w:start w:val="1"/>
+      <w:numFmt w:val="bullet"/>
+      <w:lvlText w:val=""/>
+      <w:lvlJc w:val="left"/>
+      <w:pPr>
+        <w:tabs>
+          <w:tab w:val="num" w:pos="2160"/>
+        </w:tabs>
+        <w:ind w:left="2160" w:hanging="360"/>
+      </w:pPr>
+      <w:rPr>
+        <w:rFonts w:ascii="Wingdings" w:hAnsi="Wingdings" w:hint="default"/>
+        <w:sz w:val="20"/>
+      </w:rPr>
+    </w:lvl>
+    <w:lvl w:ilvl="3" w:tentative="1">
+      <w:start w:val="1"/>
+      <w:numFmt w:val="bullet"/>
+      <w:lvlText w:val=""/>
+      <w:lvlJc w:val="left"/>
+      <w:pPr>
+        <w:tabs>
+          <w:tab w:val="num" w:pos="2880"/>
+        </w:tabs>
+        <w:ind w:left="2880" w:hanging="360"/>
+      </w:pPr>
+      <w:rPr>
+        <w:rFonts w:ascii="Wingdings" w:hAnsi="Wingdings" w:hint="default"/>
+        <w:sz w:val="20"/>
+      </w:rPr>
+    </w:lvl>
+    <w:lvl w:ilvl="4" w:tentative="1">
+      <w:start w:val="1"/>
+      <w:numFmt w:val="bullet"/>
+      <w:lvlText w:val=""/>
+      <w:lvlJc w:val="left"/>
+      <w:pPr>
+        <w:tabs>
+          <w:tab w:val="num" w:pos="3600"/>
+        </w:tabs>
+        <w:ind w:left="3600" w:hanging="360"/>
+      </w:pPr>
+      <w:rPr>
+        <w:rFonts w:ascii="Wingdings" w:hAnsi="Wingdings" w:hint="default"/>
+        <w:sz w:val="20"/>
+      </w:rPr>
+    </w:lvl>
+    <w:lvl w:ilvl="5" w:tentative="1">
+      <w:start w:val="1"/>
+      <w:numFmt w:val="bullet"/>
+      <w:lvlText w:val=""/>
+      <w:lvlJc w:val="left"/>
+      <w:pPr>
+        <w:tabs>
+          <w:tab w:val="num" w:pos="4320"/>
+        </w:tabs>
+        <w:ind w:left="4320" w:hanging="360"/>
+      </w:pPr>
+      <w:rPr>
+        <w:rFonts w:ascii="Wingdings" w:hAnsi="Wingdings" w:hint="default"/>
+        <w:sz w:val="20"/>
+      </w:rPr>
+    </w:lvl>
+    <w:lvl w:ilvl="6" w:tentative="1">
+      <w:start w:val="1"/>
+      <w:numFmt w:val="bullet"/>
+      <w:lvlText w:val=""/>
+      <w:lvlJc w:val="left"/>
+      <w:pPr>
+        <w:tabs>
+          <w:tab w:val="num" w:pos="5040"/>
+        </w:tabs>
+        <w:ind w:left="5040" w:hanging="360"/>
+      </w:pPr>
+      <w:rPr>
+        <w:rFonts w:ascii="Wingdings" w:hAnsi="Wingdings" w:hint="default"/>
+        <w:sz w:val="20"/>
+      </w:rPr>
+    </w:lvl>
+    <w:lvl w:ilvl="7" w:tentative="1">
+      <w:start w:val="1"/>
+      <w:numFmt w:val="bullet"/>
+      <w:lvlText w:val=""/>
+      <w:lvlJc w:val="left"/>
+      <w:pPr>
+        <w:tabs>
+          <w:tab w:val="num" w:pos="5760"/>
+        </w:tabs>
+        <w:ind w:left="5760" w:hanging="360"/>
+      </w:pPr>
+      <w:rPr>
+        <w:rFonts w:ascii="Wingdings" w:hAnsi="Wingdings" w:hint="default"/>
+        <w:sz w:val="20"/>
+      </w:rPr>
+    </w:lvl>
+    <w:lvl w:ilvl="8" w:tentative="1">
+      <w:start w:val="1"/>
+      <w:numFmt w:val="bullet"/>
+      <w:lvlText w:val=""/>
+      <w:lvlJc w:val="left"/>
+      <w:pPr>
+        <w:tabs>
+          <w:tab w:val="num" w:pos="6480"/>
+        </w:tabs>
+        <w:ind w:left="6480" w:hanging="360"/>
+      </w:pPr>
+      <w:rPr>
+        <w:rFonts w:ascii="Wingdings" w:hAnsi="Wingdings" w:hint="default"/>
+        <w:sz w:val="20"/>
+      </w:rPr>
+    </w:lvl>
+  </w:abstractNum>
+  <w:abstractNum w:abstractNumId="41" w15:restartNumberingAfterBreak="0">
+    <w:nsid w:val="7E2234C3"/>
+    <w:multiLevelType w:val="multilevel"/>
+    <w:tmpl w:val="95F2EA02"/>
+    <w:lvl w:ilvl="0">
+      <w:start w:val="1"/>
+      <w:numFmt w:val="bullet"/>
+      <w:lvlText w:val=""/>
+      <w:lvlJc w:val="left"/>
+      <w:pPr>
+        <w:tabs>
+          <w:tab w:val="num" w:pos="720"/>
+        </w:tabs>
+        <w:ind w:left="720" w:hanging="360"/>
+      </w:pPr>
+      <w:rPr>
+        <w:rFonts w:ascii="Symbol" w:hAnsi="Symbol" w:hint="default"/>
+        <w:sz w:val="20"/>
+      </w:rPr>
+    </w:lvl>
+    <w:lvl w:ilvl="1" w:tentative="1">
+      <w:start w:val="1"/>
+      <w:numFmt w:val="bullet"/>
+      <w:lvlText w:val="o"/>
+      <w:lvlJc w:val="left"/>
+      <w:pPr>
+        <w:tabs>
+          <w:tab w:val="num" w:pos="1440"/>
+        </w:tabs>
+        <w:ind w:left="1440" w:hanging="360"/>
+      </w:pPr>
+      <w:rPr>
+        <w:rFonts w:ascii="Courier New" w:hAnsi="Courier New" w:hint="default"/>
+        <w:sz w:val="20"/>
+      </w:rPr>
+    </w:lvl>
+    <w:lvl w:ilvl="2" w:tentative="1">
+      <w:start w:val="1"/>
+      <w:numFmt w:val="bullet"/>
+      <w:lvlText w:val=""/>
+      <w:lvlJc w:val="left"/>
+      <w:pPr>
+        <w:tabs>
+          <w:tab w:val="num" w:pos="2160"/>
+        </w:tabs>
+        <w:ind w:left="2160" w:hanging="360"/>
+      </w:pPr>
+      <w:rPr>
+        <w:rFonts w:ascii="Wingdings" w:hAnsi="Wingdings" w:hint="default"/>
+        <w:sz w:val="20"/>
+      </w:rPr>
+    </w:lvl>
+    <w:lvl w:ilvl="3" w:tentative="1">
+      <w:start w:val="1"/>
+      <w:numFmt w:val="bullet"/>
+      <w:lvlText w:val=""/>
+      <w:lvlJc w:val="left"/>
+      <w:pPr>
+        <w:tabs>
+          <w:tab w:val="num" w:pos="2880"/>
+        </w:tabs>
+        <w:ind w:left="2880" w:hanging="360"/>
+      </w:pPr>
+      <w:rPr>
+        <w:rFonts w:ascii="Wingdings" w:hAnsi="Wingdings" w:hint="default"/>
+        <w:sz w:val="20"/>
+      </w:rPr>
+    </w:lvl>
+    <w:lvl w:ilvl="4" w:tentative="1">
+      <w:start w:val="1"/>
+      <w:numFmt w:val="bullet"/>
+      <w:lvlText w:val=""/>
+      <w:lvlJc w:val="left"/>
+      <w:pPr>
+        <w:tabs>
+          <w:tab w:val="num" w:pos="3600"/>
+        </w:tabs>
+        <w:ind w:left="3600" w:hanging="360"/>
+      </w:pPr>
+      <w:rPr>
+        <w:rFonts w:ascii="Wingdings" w:hAnsi="Wingdings" w:hint="default"/>
+        <w:sz w:val="20"/>
+      </w:rPr>
+    </w:lvl>
+    <w:lvl w:ilvl="5" w:tentative="1">
+      <w:start w:val="1"/>
+      <w:numFmt w:val="bullet"/>
+      <w:lvlText w:val=""/>
+      <w:lvlJc w:val="left"/>
+      <w:pPr>
+        <w:tabs>
+          <w:tab w:val="num" w:pos="4320"/>
+        </w:tabs>
+        <w:ind w:left="4320" w:hanging="360"/>
+      </w:pPr>
+      <w:rPr>
+        <w:rFonts w:ascii="Wingdings" w:hAnsi="Wingdings" w:hint="default"/>
+        <w:sz w:val="20"/>
+      </w:rPr>
+    </w:lvl>
+    <w:lvl w:ilvl="6" w:tentative="1">
+      <w:start w:val="1"/>
+      <w:numFmt w:val="bullet"/>
+      <w:lvlText w:val=""/>
+      <w:lvlJc w:val="left"/>
+      <w:pPr>
+        <w:tabs>
+          <w:tab w:val="num" w:pos="5040"/>
+        </w:tabs>
+        <w:ind w:left="5040" w:hanging="360"/>
+      </w:pPr>
+      <w:rPr>
+        <w:rFonts w:ascii="Wingdings" w:hAnsi="Wingdings" w:hint="default"/>
+        <w:sz w:val="20"/>
+      </w:rPr>
+    </w:lvl>
+    <w:lvl w:ilvl="7" w:tentative="1">
+      <w:start w:val="1"/>
+      <w:numFmt w:val="bullet"/>
+      <w:lvlText w:val=""/>
+      <w:lvlJc w:val="left"/>
+      <w:pPr>
+        <w:tabs>
+          <w:tab w:val="num" w:pos="5760"/>
+        </w:tabs>
+        <w:ind w:left="5760" w:hanging="360"/>
+      </w:pPr>
+      <w:rPr>
+        <w:rFonts w:ascii="Wingdings" w:hAnsi="Wingdings" w:hint="default"/>
+        <w:sz w:val="20"/>
+      </w:rPr>
+    </w:lvl>
+    <w:lvl w:ilvl="8" w:tentative="1">
+      <w:start w:val="1"/>
+      <w:numFmt w:val="bullet"/>
+      <w:lvlText w:val=""/>
+      <w:lvlJc w:val="left"/>
+      <w:pPr>
+        <w:tabs>
+          <w:tab w:val="num" w:pos="6480"/>
+        </w:tabs>
+        <w:ind w:left="6480" w:hanging="360"/>
+      </w:pPr>
+      <w:rPr>
+        <w:rFonts w:ascii="Wingdings" w:hAnsi="Wingdings" w:hint="default"/>
+        <w:sz w:val="20"/>
+      </w:rPr>
+    </w:lvl>
+  </w:abstractNum>
+  <w:abstractNum w:abstractNumId="42" w15:restartNumberingAfterBreak="0">
+    <w:nsid w:val="7F942585"/>
+    <w:multiLevelType w:val="multilevel"/>
+    <w:tmpl w:val="2EC47D8A"/>
+    <w:lvl w:ilvl="0">
+      <w:start w:val="1"/>
+      <w:numFmt w:val="bullet"/>
+      <w:lvlText w:val=""/>
+      <w:lvlJc w:val="left"/>
+      <w:pPr>
+        <w:tabs>
+          <w:tab w:val="num" w:pos="720"/>
+        </w:tabs>
+        <w:ind w:left="720" w:hanging="360"/>
+      </w:pPr>
+      <w:rPr>
+        <w:rFonts w:ascii="Symbol" w:hAnsi="Symbol" w:hint="default"/>
+        <w:sz w:val="20"/>
+      </w:rPr>
+    </w:lvl>
+    <w:lvl w:ilvl="1" w:tentative="1">
+      <w:start w:val="1"/>
+      <w:numFmt w:val="bullet"/>
+      <w:lvlText w:val="o"/>
+      <w:lvlJc w:val="left"/>
+      <w:pPr>
+        <w:tabs>
+          <w:tab w:val="num" w:pos="1440"/>
+        </w:tabs>
+        <w:ind w:left="1440" w:hanging="360"/>
+      </w:pPr>
+      <w:rPr>
+        <w:rFonts w:ascii="Courier New" w:hAnsi="Courier New" w:hint="default"/>
+        <w:sz w:val="20"/>
+      </w:rPr>
+    </w:lvl>
+    <w:lvl w:ilvl="2" w:tentative="1">
+      <w:start w:val="1"/>
+      <w:numFmt w:val="bullet"/>
+      <w:lvlText w:val=""/>
+      <w:lvlJc w:val="left"/>
+      <w:pPr>
+        <w:tabs>
+          <w:tab w:val="num" w:pos="2160"/>
+        </w:tabs>
+        <w:ind w:left="2160" w:hanging="360"/>
+      </w:pPr>
+      <w:rPr>
+        <w:rFonts w:ascii="Wingdings" w:hAnsi="Wingdings" w:hint="default"/>
+        <w:sz w:val="20"/>
+      </w:rPr>
+    </w:lvl>
+    <w:lvl w:ilvl="3" w:tentative="1">
+      <w:start w:val="1"/>
+      <w:numFmt w:val="bullet"/>
+      <w:lvlText w:val=""/>
+      <w:lvlJc w:val="left"/>
+      <w:pPr>
+        <w:tabs>
+          <w:tab w:val="num" w:pos="2880"/>
+        </w:tabs>
+        <w:ind w:left="2880" w:hanging="360"/>
+      </w:pPr>
+      <w:rPr>
+        <w:rFonts w:ascii="Wingdings" w:hAnsi="Wingdings" w:hint="default"/>
+        <w:sz w:val="20"/>
+      </w:rPr>
+    </w:lvl>
+    <w:lvl w:ilvl="4" w:tentative="1">
+      <w:start w:val="1"/>
+      <w:numFmt w:val="bullet"/>
+      <w:lvlText w:val=""/>
+      <w:lvlJc w:val="left"/>
+      <w:pPr>
+        <w:tabs>
+          <w:tab w:val="num" w:pos="3600"/>
+        </w:tabs>
+        <w:ind w:left="3600" w:hanging="360"/>
+      </w:pPr>
+      <w:rPr>
+        <w:rFonts w:ascii="Wingdings" w:hAnsi="Wingdings" w:hint="default"/>
+        <w:sz w:val="20"/>
+      </w:rPr>
+    </w:lvl>
+    <w:lvl w:ilvl="5" w:tentative="1">
+      <w:start w:val="1"/>
+      <w:numFmt w:val="bullet"/>
+      <w:lvlText w:val=""/>
+      <w:lvlJc w:val="left"/>
+      <w:pPr>
+        <w:tabs>
+          <w:tab w:val="num" w:pos="4320"/>
+        </w:tabs>
+        <w:ind w:left="4320" w:hanging="360"/>
+      </w:pPr>
+      <w:rPr>
+        <w:rFonts w:ascii="Wingdings" w:hAnsi="Wingdings" w:hint="default"/>
+        <w:sz w:val="20"/>
+      </w:rPr>
+    </w:lvl>
+    <w:lvl w:ilvl="6" w:tentative="1">
+      <w:start w:val="1"/>
+      <w:numFmt w:val="bullet"/>
+      <w:lvlText w:val=""/>
+      <w:lvlJc w:val="left"/>
+      <w:pPr>
+        <w:tabs>
+          <w:tab w:val="num" w:pos="5040"/>
+        </w:tabs>
+        <w:ind w:left="5040" w:hanging="360"/>
+      </w:pPr>
+      <w:rPr>
+        <w:rFonts w:ascii="Wingdings" w:hAnsi="Wingdings" w:hint="default"/>
+        <w:sz w:val="20"/>
+      </w:rPr>
+    </w:lvl>
+    <w:lvl w:ilvl="7" w:tentative="1">
+      <w:start w:val="1"/>
+      <w:numFmt w:val="bullet"/>
+      <w:lvlText w:val=""/>
+      <w:lvlJc w:val="left"/>
+      <w:pPr>
+        <w:tabs>
+          <w:tab w:val="num" w:pos="5760"/>
+        </w:tabs>
+        <w:ind w:left="5760" w:hanging="360"/>
+      </w:pPr>
+      <w:rPr>
+        <w:rFonts w:ascii="Wingdings" w:hAnsi="Wingdings" w:hint="default"/>
+        <w:sz w:val="20"/>
+      </w:rPr>
+    </w:lvl>
+    <w:lvl w:ilvl="8" w:tentative="1">
+      <w:start w:val="1"/>
+      <w:numFmt w:val="bullet"/>
+      <w:lvlText w:val=""/>
+      <w:lvlJc w:val="left"/>
+      <w:pPr>
+        <w:tabs>
+          <w:tab w:val="num" w:pos="6480"/>
+        </w:tabs>
+        <w:ind w:left="6480" w:hanging="360"/>
+      </w:pPr>
+      <w:rPr>
+        <w:rFonts w:ascii="Wingdings" w:hAnsi="Wingdings" w:hint="default"/>
+        <w:sz w:val="20"/>
+      </w:rPr>
+    </w:lvl>
+  </w:abstractNum>
   <w:num w:numId="1">
+    <w:abstractNumId w:val="5"/>
+  </w:num>
+  <w:num w:numId="2">
+    <w:abstractNumId w:val="7"/>
+  </w:num>
+  <w:num w:numId="3">
+    <w:abstractNumId w:val="42"/>
+  </w:num>
+  <w:num w:numId="4">
+    <w:abstractNumId w:val="28"/>
+  </w:num>
+  <w:num w:numId="5">
+    <w:abstractNumId w:val="17"/>
+  </w:num>
+  <w:num w:numId="6">
+    <w:abstractNumId w:val="37"/>
+  </w:num>
+  <w:num w:numId="7">
+    <w:abstractNumId w:val="10"/>
+  </w:num>
+  <w:num w:numId="8">
+    <w:abstractNumId w:val="14"/>
+  </w:num>
+  <w:num w:numId="9">
+    <w:abstractNumId w:val="9"/>
+  </w:num>
+  <w:num w:numId="10">
+    <w:abstractNumId w:val="3"/>
+  </w:num>
+  <w:num w:numId="11">
+    <w:abstractNumId w:val="21"/>
+  </w:num>
+  <w:num w:numId="12">
+    <w:abstractNumId w:val="31"/>
+  </w:num>
+  <w:num w:numId="13">
+    <w:abstractNumId w:val="12"/>
+  </w:num>
+  <w:num w:numId="14">
+    <w:abstractNumId w:val="2"/>
+  </w:num>
+  <w:num w:numId="15">
+    <w:abstractNumId w:val="36"/>
+  </w:num>
+  <w:num w:numId="16">
+    <w:abstractNumId w:val="20"/>
+  </w:num>
+  <w:num w:numId="17">
+    <w:abstractNumId w:val="18"/>
+  </w:num>
+  <w:num w:numId="18">
+    <w:abstractNumId w:val="29"/>
+  </w:num>
+  <w:num w:numId="19">
+    <w:abstractNumId w:val="39"/>
+  </w:num>
+  <w:num w:numId="20">
+    <w:abstractNumId w:val="25"/>
+  </w:num>
+  <w:num w:numId="21">
+    <w:abstractNumId w:val="15"/>
+  </w:num>
+  <w:num w:numId="22">
+    <w:abstractNumId w:val="22"/>
+  </w:num>
+  <w:num w:numId="23">
+    <w:abstractNumId w:val="13"/>
+  </w:num>
+  <w:num w:numId="24">
+    <w:abstractNumId w:val="26"/>
+  </w:num>
+  <w:num w:numId="25">
+    <w:abstractNumId w:val="34"/>
+  </w:num>
+  <w:num w:numId="26">
+    <w:abstractNumId w:val="8"/>
+  </w:num>
+  <w:num w:numId="27">
+    <w:abstractNumId w:val="23"/>
+  </w:num>
+  <w:num w:numId="28">
+    <w:abstractNumId w:val="27"/>
+  </w:num>
+  <w:num w:numId="29">
+    <w:abstractNumId w:val="19"/>
+  </w:num>
+  <w:num w:numId="30">
+    <w:abstractNumId w:val="41"/>
+  </w:num>
+  <w:num w:numId="31">
+    <w:abstractNumId w:val="38"/>
+  </w:num>
+  <w:num w:numId="32">
+    <w:abstractNumId w:val="11"/>
+  </w:num>
+  <w:num w:numId="33">
+    <w:abstractNumId w:val="30"/>
+  </w:num>
+  <w:num w:numId="34">
+    <w:abstractNumId w:val="4"/>
+  </w:num>
+  <w:num w:numId="35">
+    <w:abstractNumId w:val="6"/>
+  </w:num>
+  <w:num w:numId="36">
+    <w:abstractNumId w:val="33"/>
+  </w:num>
+  <w:num w:numId="37">
+    <w:abstractNumId w:val="16"/>
+  </w:num>
+  <w:num w:numId="38">
     <w:abstractNumId w:val="0"/>
+  </w:num>
+  <w:num w:numId="39">
+    <w:abstractNumId w:val="1"/>
+  </w:num>
+  <w:num w:numId="40">
+    <w:abstractNumId w:val="32"/>
+  </w:num>
+  <w:num w:numId="41">
+    <w:abstractNumId w:val="24"/>
+  </w:num>
+  <w:num w:numId="42">
+    <w:abstractNumId w:val="40"/>
+  </w:num>
+  <w:num w:numId="43">
+    <w:abstractNumId w:val="35"/>
   </w:num>
 </w:numbering>
 </file>
@@ -964,6 +10173,52 @@
       <w:szCs w:val="32"/>
     </w:rPr>
   </w:style>
+  <w:style w:type="paragraph" w:styleId="Ttulo2">
+    <w:name w:val="heading 2"/>
+    <w:basedOn w:val="Normal"/>
+    <w:next w:val="Normal"/>
+    <w:link w:val="Ttulo2Car"/>
+    <w:uiPriority w:val="9"/>
+    <w:semiHidden/>
+    <w:unhideWhenUsed/>
+    <w:qFormat/>
+    <w:rsid w:val="0081654A"/>
+    <w:pPr>
+      <w:keepNext/>
+      <w:keepLines/>
+      <w:spacing w:before="40" w:after="0"/>
+      <w:outlineLvl w:val="1"/>
+    </w:pPr>
+    <w:rPr>
+      <w:rFonts w:asciiTheme="majorHAnsi" w:eastAsiaTheme="majorEastAsia" w:hAnsiTheme="majorHAnsi" w:cstheme="majorBidi"/>
+      <w:color w:val="2E74B5" w:themeColor="accent1" w:themeShade="BF"/>
+      <w:sz w:val="26"/>
+      <w:szCs w:val="26"/>
+    </w:rPr>
+  </w:style>
+  <w:style w:type="paragraph" w:styleId="Ttulo3">
+    <w:name w:val="heading 3"/>
+    <w:basedOn w:val="Normal"/>
+    <w:next w:val="Normal"/>
+    <w:link w:val="Ttulo3Car"/>
+    <w:uiPriority w:val="9"/>
+    <w:semiHidden/>
+    <w:unhideWhenUsed/>
+    <w:qFormat/>
+    <w:rsid w:val="00404AAD"/>
+    <w:pPr>
+      <w:keepNext/>
+      <w:keepLines/>
+      <w:spacing w:before="40" w:after="0"/>
+      <w:outlineLvl w:val="2"/>
+    </w:pPr>
+    <w:rPr>
+      <w:rFonts w:asciiTheme="majorHAnsi" w:eastAsiaTheme="majorEastAsia" w:hAnsiTheme="majorHAnsi" w:cstheme="majorBidi"/>
+      <w:color w:val="1F4D78" w:themeColor="accent1" w:themeShade="7F"/>
+      <w:sz w:val="24"/>
+      <w:szCs w:val="24"/>
+    </w:rPr>
+  </w:style>
   <w:style w:type="character" w:default="1" w:styleId="Fuentedeprrafopredeter">
     <w:name w:val="Default Paragraph Font"/>
     <w:uiPriority w:val="1"/>
@@ -1001,6 +10256,34 @@
       <w:color w:val="2E74B5" w:themeColor="accent1" w:themeShade="BF"/>
       <w:sz w:val="32"/>
       <w:szCs w:val="32"/>
+    </w:rPr>
+  </w:style>
+  <w:style w:type="character" w:customStyle="1" w:styleId="Ttulo2Car">
+    <w:name w:val="Título 2 Car"/>
+    <w:basedOn w:val="Fuentedeprrafopredeter"/>
+    <w:link w:val="Ttulo2"/>
+    <w:uiPriority w:val="9"/>
+    <w:semiHidden/>
+    <w:rsid w:val="0081654A"/>
+    <w:rPr>
+      <w:rFonts w:asciiTheme="majorHAnsi" w:eastAsiaTheme="majorEastAsia" w:hAnsiTheme="majorHAnsi" w:cstheme="majorBidi"/>
+      <w:color w:val="2E74B5" w:themeColor="accent1" w:themeShade="BF"/>
+      <w:sz w:val="26"/>
+      <w:szCs w:val="26"/>
+    </w:rPr>
+  </w:style>
+  <w:style w:type="character" w:customStyle="1" w:styleId="Ttulo3Car">
+    <w:name w:val="Título 3 Car"/>
+    <w:basedOn w:val="Fuentedeprrafopredeter"/>
+    <w:link w:val="Ttulo3"/>
+    <w:uiPriority w:val="9"/>
+    <w:semiHidden/>
+    <w:rsid w:val="00404AAD"/>
+    <w:rPr>
+      <w:rFonts w:asciiTheme="majorHAnsi" w:eastAsiaTheme="majorEastAsia" w:hAnsiTheme="majorHAnsi" w:cstheme="majorBidi"/>
+      <w:color w:val="1F4D78" w:themeColor="accent1" w:themeShade="7F"/>
+      <w:sz w:val="24"/>
+      <w:szCs w:val="24"/>
     </w:rPr>
   </w:style>
 </w:styles>

--- a/doc/drafts/Modelo E-R.docx
+++ b/doc/drafts/Modelo E-R.docx
@@ -7,12 +7,7 @@
         <w:pStyle w:val="Ttulo1"/>
       </w:pPr>
       <w:r>
-        <w:t>I</w:t>
-      </w:r>
-      <w:bookmarkStart w:id="0" w:name="_GoBack"/>
-      <w:bookmarkEnd w:id="0"/>
-      <w:r>
-        <w:t>dentificación de entidades</w:t>
+        <w:t>Identificación de entidades</w:t>
       </w:r>
     </w:p>
     <w:p>
@@ -3114,6 +3109,8 @@
       <w:r>
         <w:t>)</w:t>
       </w:r>
+      <w:bookmarkStart w:id="0" w:name="_GoBack"/>
+      <w:bookmarkEnd w:id="0"/>
     </w:p>
     <w:p>
       <w:pPr>
@@ -3206,7 +3203,45 @@
         <w:t>)</w:t>
       </w:r>
     </w:p>
-    <w:p/>
+    <w:p>
+      <w:r>
+        <w:drawing>
+          <wp:inline distT="0" distB="0" distL="0" distR="0" wp14:anchorId="3F6D12AD" wp14:editId="6051A363">
+            <wp:extent cx="5400040" cy="4524375"/>
+            <wp:effectExtent l="0" t="0" r="0" b="9525"/>
+            <wp:docPr id="1" name="Imagen 1"/>
+            <wp:cNvGraphicFramePr>
+              <a:graphicFrameLocks xmlns:a="http://schemas.openxmlformats.org/drawingml/2006/main" noChangeAspect="1"/>
+            </wp:cNvGraphicFramePr>
+            <a:graphic xmlns:a="http://schemas.openxmlformats.org/drawingml/2006/main">
+              <a:graphicData uri="http://schemas.openxmlformats.org/drawingml/2006/picture">
+                <pic:pic xmlns:pic="http://schemas.openxmlformats.org/drawingml/2006/picture">
+                  <pic:nvPicPr>
+                    <pic:cNvPr id="1" name=""/>
+                    <pic:cNvPicPr/>
+                  </pic:nvPicPr>
+                  <pic:blipFill>
+                    <a:blip r:embed="rId5"/>
+                    <a:stretch>
+                      <a:fillRect/>
+                    </a:stretch>
+                  </pic:blipFill>
+                  <pic:spPr>
+                    <a:xfrm>
+                      <a:off x="0" y="0"/>
+                      <a:ext cx="5400040" cy="4524375"/>
+                    </a:xfrm>
+                    <a:prstGeom prst="rect">
+                      <a:avLst/>
+                    </a:prstGeom>
+                  </pic:spPr>
+                </pic:pic>
+              </a:graphicData>
+            </a:graphic>
+          </wp:inline>
+        </w:drawing>
+      </w:r>
+    </w:p>
     <w:sectPr>
       <w:pgSz w:w="11906" w:h="16838"/>
       <w:pgMar w:top="1417" w:right="1701" w:bottom="1417" w:left="1701" w:header="708" w:footer="708" w:gutter="0"/>
@@ -10222,6 +10257,7 @@
   <w:style w:type="character" w:default="1" w:styleId="Fuentedeprrafopredeter">
     <w:name w:val="Default Paragraph Font"/>
     <w:uiPriority w:val="1"/>
+    <w:semiHidden/>
     <w:unhideWhenUsed/>
   </w:style>
   <w:style w:type="table" w:default="1" w:styleId="Tablanormal">

--- a/doc/drafts/Modelo E-R.docx
+++ b/doc/drafts/Modelo E-R.docx
@@ -502,7 +502,7 @@
       <w:pPr>
         <w:numPr>
           <w:ilvl w:val="0"/>
-          <w:numId w:val="31"/>
+          <w:numId w:val="2"/>
         </w:numPr>
       </w:pPr>
       <w:proofErr w:type="spellStart"/>
@@ -526,7 +526,7 @@
       <w:pPr>
         <w:numPr>
           <w:ilvl w:val="0"/>
-          <w:numId w:val="31"/>
+          <w:numId w:val="2"/>
         </w:numPr>
       </w:pPr>
       <w:r>
@@ -545,7 +545,7 @@
       <w:pPr>
         <w:numPr>
           <w:ilvl w:val="0"/>
-          <w:numId w:val="31"/>
+          <w:numId w:val="2"/>
         </w:numPr>
       </w:pPr>
       <w:proofErr w:type="spellStart"/>
@@ -569,7 +569,7 @@
       <w:pPr>
         <w:numPr>
           <w:ilvl w:val="0"/>
-          <w:numId w:val="31"/>
+          <w:numId w:val="2"/>
         </w:numPr>
       </w:pPr>
       <w:proofErr w:type="spellStart"/>
@@ -593,7 +593,7 @@
       <w:pPr>
         <w:numPr>
           <w:ilvl w:val="0"/>
-          <w:numId w:val="31"/>
+          <w:numId w:val="2"/>
         </w:numPr>
       </w:pPr>
       <w:proofErr w:type="spellStart"/>
@@ -617,7 +617,7 @@
       <w:pPr>
         <w:numPr>
           <w:ilvl w:val="0"/>
-          <w:numId w:val="31"/>
+          <w:numId w:val="2"/>
         </w:numPr>
       </w:pPr>
       <w:proofErr w:type="spellStart"/>
@@ -641,7 +641,7 @@
       <w:pPr>
         <w:numPr>
           <w:ilvl w:val="0"/>
-          <w:numId w:val="31"/>
+          <w:numId w:val="2"/>
         </w:numPr>
       </w:pPr>
       <w:proofErr w:type="spellStart"/>
@@ -665,7 +665,7 @@
       <w:pPr>
         <w:numPr>
           <w:ilvl w:val="0"/>
-          <w:numId w:val="31"/>
+          <w:numId w:val="2"/>
         </w:numPr>
       </w:pPr>
       <w:proofErr w:type="spellStart"/>
@@ -689,7 +689,7 @@
       <w:pPr>
         <w:numPr>
           <w:ilvl w:val="0"/>
-          <w:numId w:val="31"/>
+          <w:numId w:val="2"/>
         </w:numPr>
       </w:pPr>
       <w:proofErr w:type="spellStart"/>
@@ -788,7 +788,7 @@
       <w:pPr>
         <w:numPr>
           <w:ilvl w:val="0"/>
-          <w:numId w:val="32"/>
+          <w:numId w:val="3"/>
         </w:numPr>
       </w:pPr>
       <w:proofErr w:type="spellStart"/>
@@ -812,7 +812,7 @@
       <w:pPr>
         <w:numPr>
           <w:ilvl w:val="0"/>
-          <w:numId w:val="32"/>
+          <w:numId w:val="3"/>
         </w:numPr>
       </w:pPr>
       <w:r>
@@ -901,7 +901,7 @@
       <w:pPr>
         <w:numPr>
           <w:ilvl w:val="0"/>
-          <w:numId w:val="33"/>
+          <w:numId w:val="4"/>
         </w:numPr>
       </w:pPr>
       <w:proofErr w:type="spellStart"/>
@@ -925,7 +925,7 @@
       <w:pPr>
         <w:numPr>
           <w:ilvl w:val="0"/>
-          <w:numId w:val="33"/>
+          <w:numId w:val="4"/>
         </w:numPr>
       </w:pPr>
       <w:proofErr w:type="spellStart"/>
@@ -1024,7 +1024,7 @@
       <w:pPr>
         <w:numPr>
           <w:ilvl w:val="0"/>
-          <w:numId w:val="34"/>
+          <w:numId w:val="5"/>
         </w:numPr>
       </w:pPr>
       <w:proofErr w:type="spellStart"/>
@@ -1048,7 +1048,7 @@
       <w:pPr>
         <w:numPr>
           <w:ilvl w:val="0"/>
-          <w:numId w:val="34"/>
+          <w:numId w:val="5"/>
         </w:numPr>
       </w:pPr>
       <w:r>
@@ -1068,7 +1068,7 @@
       <w:pPr>
         <w:numPr>
           <w:ilvl w:val="0"/>
-          <w:numId w:val="34"/>
+          <w:numId w:val="5"/>
         </w:numPr>
       </w:pPr>
       <w:proofErr w:type="spellStart"/>
@@ -1084,7 +1084,7 @@
       <w:pPr>
         <w:numPr>
           <w:ilvl w:val="0"/>
-          <w:numId w:val="34"/>
+          <w:numId w:val="5"/>
         </w:numPr>
       </w:pPr>
       <w:r>
@@ -1157,7 +1157,7 @@
       <w:pPr>
         <w:numPr>
           <w:ilvl w:val="0"/>
-          <w:numId w:val="35"/>
+          <w:numId w:val="6"/>
         </w:numPr>
       </w:pPr>
       <w:proofErr w:type="spellStart"/>
@@ -1181,7 +1181,7 @@
       <w:pPr>
         <w:numPr>
           <w:ilvl w:val="0"/>
-          <w:numId w:val="35"/>
+          <w:numId w:val="6"/>
         </w:numPr>
       </w:pPr>
       <w:proofErr w:type="spellStart"/>
@@ -1205,7 +1205,7 @@
       <w:pPr>
         <w:numPr>
           <w:ilvl w:val="0"/>
-          <w:numId w:val="35"/>
+          <w:numId w:val="6"/>
         </w:numPr>
       </w:pPr>
       <w:proofErr w:type="spellStart"/>
@@ -1229,7 +1229,7 @@
       <w:pPr>
         <w:numPr>
           <w:ilvl w:val="0"/>
-          <w:numId w:val="35"/>
+          <w:numId w:val="6"/>
         </w:numPr>
       </w:pPr>
       <w:proofErr w:type="spellStart"/>
@@ -1253,7 +1253,7 @@
       <w:pPr>
         <w:numPr>
           <w:ilvl w:val="0"/>
-          <w:numId w:val="35"/>
+          <w:numId w:val="6"/>
         </w:numPr>
       </w:pPr>
       <w:proofErr w:type="spellStart"/>
@@ -1277,7 +1277,7 @@
       <w:pPr>
         <w:numPr>
           <w:ilvl w:val="0"/>
-          <w:numId w:val="35"/>
+          <w:numId w:val="6"/>
         </w:numPr>
       </w:pPr>
       <w:r>
@@ -1296,7 +1296,7 @@
       <w:pPr>
         <w:numPr>
           <w:ilvl w:val="0"/>
-          <w:numId w:val="35"/>
+          <w:numId w:val="6"/>
         </w:numPr>
       </w:pPr>
       <w:proofErr w:type="spellStart"/>
@@ -1320,7 +1320,7 @@
       <w:pPr>
         <w:numPr>
           <w:ilvl w:val="0"/>
-          <w:numId w:val="35"/>
+          <w:numId w:val="6"/>
         </w:numPr>
       </w:pPr>
       <w:proofErr w:type="spellStart"/>
@@ -1419,7 +1419,7 @@
       <w:pPr>
         <w:numPr>
           <w:ilvl w:val="0"/>
-          <w:numId w:val="36"/>
+          <w:numId w:val="7"/>
         </w:numPr>
       </w:pPr>
       <w:proofErr w:type="spellStart"/>
@@ -1443,7 +1443,7 @@
       <w:pPr>
         <w:numPr>
           <w:ilvl w:val="0"/>
-          <w:numId w:val="36"/>
+          <w:numId w:val="7"/>
         </w:numPr>
       </w:pPr>
       <w:r>
@@ -1462,7 +1462,7 @@
       <w:pPr>
         <w:numPr>
           <w:ilvl w:val="0"/>
-          <w:numId w:val="36"/>
+          <w:numId w:val="7"/>
         </w:numPr>
       </w:pPr>
       <w:proofErr w:type="spellStart"/>
@@ -1486,7 +1486,7 @@
       <w:pPr>
         <w:numPr>
           <w:ilvl w:val="0"/>
-          <w:numId w:val="36"/>
+          <w:numId w:val="7"/>
         </w:numPr>
       </w:pPr>
       <w:r>
@@ -1505,7 +1505,7 @@
       <w:pPr>
         <w:numPr>
           <w:ilvl w:val="0"/>
-          <w:numId w:val="36"/>
+          <w:numId w:val="7"/>
         </w:numPr>
       </w:pPr>
       <w:proofErr w:type="spellStart"/>
@@ -1628,7 +1628,7 @@
       <w:pPr>
         <w:numPr>
           <w:ilvl w:val="0"/>
-          <w:numId w:val="37"/>
+          <w:numId w:val="8"/>
         </w:numPr>
       </w:pPr>
       <w:proofErr w:type="spellStart"/>
@@ -1652,7 +1652,7 @@
       <w:pPr>
         <w:numPr>
           <w:ilvl w:val="0"/>
-          <w:numId w:val="37"/>
+          <w:numId w:val="8"/>
         </w:numPr>
       </w:pPr>
       <w:proofErr w:type="spellStart"/>
@@ -1676,7 +1676,7 @@
       <w:pPr>
         <w:numPr>
           <w:ilvl w:val="0"/>
-          <w:numId w:val="37"/>
+          <w:numId w:val="8"/>
         </w:numPr>
       </w:pPr>
       <w:proofErr w:type="spellStart"/>
@@ -1700,7 +1700,7 @@
       <w:pPr>
         <w:numPr>
           <w:ilvl w:val="0"/>
-          <w:numId w:val="37"/>
+          <w:numId w:val="8"/>
         </w:numPr>
       </w:pPr>
       <w:proofErr w:type="spellStart"/>
@@ -1725,7 +1725,7 @@
       <w:pPr>
         <w:numPr>
           <w:ilvl w:val="0"/>
-          <w:numId w:val="37"/>
+          <w:numId w:val="8"/>
         </w:numPr>
       </w:pPr>
       <w:r>
@@ -1798,7 +1798,7 @@
       <w:pPr>
         <w:numPr>
           <w:ilvl w:val="0"/>
-          <w:numId w:val="38"/>
+          <w:numId w:val="9"/>
         </w:numPr>
       </w:pPr>
       <w:proofErr w:type="spellStart"/>
@@ -1822,7 +1822,7 @@
       <w:pPr>
         <w:numPr>
           <w:ilvl w:val="0"/>
-          <w:numId w:val="38"/>
+          <w:numId w:val="9"/>
         </w:numPr>
       </w:pPr>
       <w:proofErr w:type="spellStart"/>
@@ -1846,7 +1846,7 @@
       <w:pPr>
         <w:numPr>
           <w:ilvl w:val="0"/>
-          <w:numId w:val="38"/>
+          <w:numId w:val="9"/>
         </w:numPr>
       </w:pPr>
       <w:proofErr w:type="spellStart"/>
@@ -1870,7 +1870,7 @@
       <w:pPr>
         <w:numPr>
           <w:ilvl w:val="0"/>
-          <w:numId w:val="38"/>
+          <w:numId w:val="9"/>
         </w:numPr>
       </w:pPr>
       <w:proofErr w:type="spellStart"/>
@@ -1894,7 +1894,7 @@
       <w:pPr>
         <w:numPr>
           <w:ilvl w:val="0"/>
-          <w:numId w:val="38"/>
+          <w:numId w:val="9"/>
         </w:numPr>
       </w:pPr>
       <w:proofErr w:type="spellStart"/>
@@ -1918,7 +1918,7 @@
       <w:pPr>
         <w:numPr>
           <w:ilvl w:val="0"/>
-          <w:numId w:val="38"/>
+          <w:numId w:val="9"/>
         </w:numPr>
       </w:pPr>
       <w:proofErr w:type="spellStart"/>
@@ -1942,7 +1942,7 @@
       <w:pPr>
         <w:numPr>
           <w:ilvl w:val="0"/>
-          <w:numId w:val="38"/>
+          <w:numId w:val="9"/>
         </w:numPr>
       </w:pPr>
       <w:r>
@@ -1961,7 +1961,7 @@
       <w:pPr>
         <w:numPr>
           <w:ilvl w:val="0"/>
-          <w:numId w:val="38"/>
+          <w:numId w:val="9"/>
         </w:numPr>
       </w:pPr>
       <w:proofErr w:type="spellStart"/>
@@ -1985,7 +1985,7 @@
       <w:pPr>
         <w:numPr>
           <w:ilvl w:val="0"/>
-          <w:numId w:val="38"/>
+          <w:numId w:val="9"/>
         </w:numPr>
       </w:pPr>
       <w:proofErr w:type="spellStart"/>
@@ -2009,7 +2009,7 @@
       <w:pPr>
         <w:numPr>
           <w:ilvl w:val="0"/>
-          <w:numId w:val="38"/>
+          <w:numId w:val="9"/>
         </w:numPr>
       </w:pPr>
       <w:r>
@@ -2020,7 +2020,7 @@
       <w:pPr>
         <w:numPr>
           <w:ilvl w:val="0"/>
-          <w:numId w:val="38"/>
+          <w:numId w:val="9"/>
         </w:numPr>
       </w:pPr>
       <w:proofErr w:type="spellStart"/>
@@ -2098,7 +2098,7 @@
       <w:pPr>
         <w:numPr>
           <w:ilvl w:val="0"/>
-          <w:numId w:val="39"/>
+          <w:numId w:val="10"/>
         </w:numPr>
       </w:pPr>
       <w:proofErr w:type="spellStart"/>
@@ -2122,7 +2122,7 @@
       <w:pPr>
         <w:numPr>
           <w:ilvl w:val="0"/>
-          <w:numId w:val="39"/>
+          <w:numId w:val="10"/>
         </w:numPr>
       </w:pPr>
       <w:proofErr w:type="spellStart"/>
@@ -2146,7 +2146,7 @@
       <w:pPr>
         <w:numPr>
           <w:ilvl w:val="0"/>
-          <w:numId w:val="39"/>
+          <w:numId w:val="10"/>
         </w:numPr>
       </w:pPr>
       <w:proofErr w:type="spellStart"/>
@@ -2170,7 +2170,7 @@
       <w:pPr>
         <w:numPr>
           <w:ilvl w:val="0"/>
-          <w:numId w:val="39"/>
+          <w:numId w:val="10"/>
         </w:numPr>
       </w:pPr>
       <w:proofErr w:type="spellStart"/>
@@ -2194,7 +2194,7 @@
       <w:pPr>
         <w:numPr>
           <w:ilvl w:val="0"/>
-          <w:numId w:val="39"/>
+          <w:numId w:val="10"/>
         </w:numPr>
       </w:pPr>
       <w:r>
@@ -2213,7 +2213,7 @@
       <w:pPr>
         <w:numPr>
           <w:ilvl w:val="0"/>
-          <w:numId w:val="39"/>
+          <w:numId w:val="10"/>
         </w:numPr>
       </w:pPr>
       <w:r>
@@ -2232,7 +2232,7 @@
       <w:pPr>
         <w:numPr>
           <w:ilvl w:val="0"/>
-          <w:numId w:val="39"/>
+          <w:numId w:val="10"/>
         </w:numPr>
       </w:pPr>
       <w:proofErr w:type="spellStart"/>
@@ -2256,7 +2256,7 @@
       <w:pPr>
         <w:numPr>
           <w:ilvl w:val="0"/>
-          <w:numId w:val="39"/>
+          <w:numId w:val="10"/>
         </w:numPr>
       </w:pPr>
       <w:proofErr w:type="spellStart"/>
@@ -2280,7 +2280,7 @@
       <w:pPr>
         <w:numPr>
           <w:ilvl w:val="0"/>
-          <w:numId w:val="39"/>
+          <w:numId w:val="10"/>
         </w:numPr>
       </w:pPr>
       <w:proofErr w:type="spellStart"/>
@@ -2388,7 +2388,7 @@
       <w:pPr>
         <w:numPr>
           <w:ilvl w:val="0"/>
-          <w:numId w:val="40"/>
+          <w:numId w:val="11"/>
         </w:numPr>
       </w:pPr>
       <w:proofErr w:type="spellStart"/>
@@ -2412,7 +2412,7 @@
       <w:pPr>
         <w:numPr>
           <w:ilvl w:val="0"/>
-          <w:numId w:val="40"/>
+          <w:numId w:val="11"/>
         </w:numPr>
       </w:pPr>
       <w:proofErr w:type="spellStart"/>
@@ -2436,7 +2436,7 @@
       <w:pPr>
         <w:numPr>
           <w:ilvl w:val="0"/>
-          <w:numId w:val="40"/>
+          <w:numId w:val="11"/>
         </w:numPr>
       </w:pPr>
       <w:r>
@@ -2455,7 +2455,7 @@
       <w:pPr>
         <w:numPr>
           <w:ilvl w:val="0"/>
-          <w:numId w:val="40"/>
+          <w:numId w:val="11"/>
         </w:numPr>
       </w:pPr>
       <w:proofErr w:type="spellStart"/>
@@ -2479,7 +2479,7 @@
       <w:pPr>
         <w:numPr>
           <w:ilvl w:val="0"/>
-          <w:numId w:val="40"/>
+          <w:numId w:val="11"/>
         </w:numPr>
       </w:pPr>
       <w:proofErr w:type="spellStart"/>
@@ -2503,7 +2503,7 @@
       <w:pPr>
         <w:numPr>
           <w:ilvl w:val="0"/>
-          <w:numId w:val="40"/>
+          <w:numId w:val="11"/>
         </w:numPr>
       </w:pPr>
       <w:proofErr w:type="spellStart"/>
@@ -2527,7 +2527,7 @@
       <w:pPr>
         <w:numPr>
           <w:ilvl w:val="0"/>
-          <w:numId w:val="40"/>
+          <w:numId w:val="11"/>
         </w:numPr>
       </w:pPr>
       <w:proofErr w:type="spellStart"/>
@@ -2551,7 +2551,7 @@
       <w:pPr>
         <w:numPr>
           <w:ilvl w:val="0"/>
-          <w:numId w:val="40"/>
+          <w:numId w:val="11"/>
         </w:numPr>
       </w:pPr>
       <w:proofErr w:type="spellStart"/>
@@ -2575,7 +2575,7 @@
       <w:pPr>
         <w:numPr>
           <w:ilvl w:val="0"/>
-          <w:numId w:val="40"/>
+          <w:numId w:val="11"/>
         </w:numPr>
       </w:pPr>
       <w:proofErr w:type="spellStart"/>
@@ -2653,7 +2653,7 @@
       <w:pPr>
         <w:numPr>
           <w:ilvl w:val="0"/>
-          <w:numId w:val="41"/>
+          <w:numId w:val="12"/>
         </w:numPr>
       </w:pPr>
       <w:proofErr w:type="spellStart"/>
@@ -2677,7 +2677,7 @@
       <w:pPr>
         <w:numPr>
           <w:ilvl w:val="0"/>
-          <w:numId w:val="41"/>
+          <w:numId w:val="12"/>
         </w:numPr>
       </w:pPr>
       <w:proofErr w:type="spellStart"/>
@@ -2701,7 +2701,7 @@
       <w:pPr>
         <w:numPr>
           <w:ilvl w:val="0"/>
-          <w:numId w:val="41"/>
+          <w:numId w:val="12"/>
         </w:numPr>
       </w:pPr>
       <w:r>
@@ -2720,7 +2720,7 @@
       <w:pPr>
         <w:numPr>
           <w:ilvl w:val="0"/>
-          <w:numId w:val="41"/>
+          <w:numId w:val="12"/>
         </w:numPr>
       </w:pPr>
       <w:r>
@@ -2739,7 +2739,7 @@
       <w:pPr>
         <w:numPr>
           <w:ilvl w:val="0"/>
-          <w:numId w:val="41"/>
+          <w:numId w:val="12"/>
         </w:numPr>
       </w:pPr>
       <w:r>
@@ -2758,7 +2758,7 @@
       <w:pPr>
         <w:numPr>
           <w:ilvl w:val="0"/>
-          <w:numId w:val="41"/>
+          <w:numId w:val="12"/>
         </w:numPr>
       </w:pPr>
       <w:proofErr w:type="spellStart"/>
@@ -2790,7 +2790,7 @@
       <w:pPr>
         <w:numPr>
           <w:ilvl w:val="0"/>
-          <w:numId w:val="41"/>
+          <w:numId w:val="12"/>
         </w:numPr>
       </w:pPr>
       <w:proofErr w:type="spellStart"/>
@@ -2889,7 +2889,7 @@
       <w:pPr>
         <w:numPr>
           <w:ilvl w:val="0"/>
-          <w:numId w:val="42"/>
+          <w:numId w:val="13"/>
         </w:numPr>
       </w:pPr>
       <w:proofErr w:type="spellStart"/>
@@ -2913,7 +2913,7 @@
       <w:pPr>
         <w:numPr>
           <w:ilvl w:val="0"/>
-          <w:numId w:val="42"/>
+          <w:numId w:val="13"/>
         </w:numPr>
       </w:pPr>
       <w:r>
@@ -2932,7 +2932,7 @@
       <w:pPr>
         <w:numPr>
           <w:ilvl w:val="0"/>
-          <w:numId w:val="42"/>
+          <w:numId w:val="13"/>
         </w:numPr>
       </w:pPr>
       <w:proofErr w:type="spellStart"/>
@@ -2956,7 +2956,7 @@
       <w:pPr>
         <w:numPr>
           <w:ilvl w:val="0"/>
-          <w:numId w:val="42"/>
+          <w:numId w:val="13"/>
         </w:numPr>
       </w:pPr>
       <w:r>
@@ -2975,7 +2975,7 @@
       <w:pPr>
         <w:numPr>
           <w:ilvl w:val="0"/>
-          <w:numId w:val="42"/>
+          <w:numId w:val="13"/>
         </w:numPr>
       </w:pPr>
       <w:proofErr w:type="spellStart"/>
@@ -3090,7 +3090,7 @@
       <w:pPr>
         <w:numPr>
           <w:ilvl w:val="0"/>
-          <w:numId w:val="43"/>
+          <w:numId w:val="14"/>
         </w:numPr>
       </w:pPr>
       <w:proofErr w:type="spellStart"/>
@@ -3109,14 +3109,12 @@
       <w:r>
         <w:t>)</w:t>
       </w:r>
-      <w:bookmarkStart w:id="0" w:name="_GoBack"/>
-      <w:bookmarkEnd w:id="0"/>
-    </w:p>
-    <w:p>
-      <w:pPr>
-        <w:numPr>
-          <w:ilvl w:val="0"/>
-          <w:numId w:val="43"/>
+    </w:p>
+    <w:p>
+      <w:pPr>
+        <w:numPr>
+          <w:ilvl w:val="0"/>
+          <w:numId w:val="14"/>
         </w:numPr>
       </w:pPr>
       <w:proofErr w:type="spellStart"/>
@@ -3140,7 +3138,7 @@
       <w:pPr>
         <w:numPr>
           <w:ilvl w:val="0"/>
-          <w:numId w:val="43"/>
+          <w:numId w:val="14"/>
         </w:numPr>
       </w:pPr>
       <w:r>
@@ -3159,7 +3157,7 @@
       <w:pPr>
         <w:numPr>
           <w:ilvl w:val="0"/>
-          <w:numId w:val="43"/>
+          <w:numId w:val="14"/>
         </w:numPr>
       </w:pPr>
       <w:proofErr w:type="spellStart"/>
@@ -3183,7 +3181,7 @@
       <w:pPr>
         <w:numPr>
           <w:ilvl w:val="0"/>
-          <w:numId w:val="43"/>
+          <w:numId w:val="14"/>
         </w:numPr>
       </w:pPr>
       <w:proofErr w:type="spellStart"/>
@@ -3205,6 +3203,10 @@
     </w:p>
     <w:p>
       <w:r>
+        <w:rPr>
+          <w:noProof/>
+          <w:lang w:eastAsia="es-ES"/>
+        </w:rPr>
         <w:drawing>
           <wp:inline distT="0" distB="0" distL="0" distR="0" wp14:anchorId="3F6D12AD" wp14:editId="6051A363">
             <wp:extent cx="5400040" cy="4524375"/>
@@ -3221,7 +3223,7 @@
                     <pic:cNvPicPr/>
                   </pic:nvPicPr>
                   <pic:blipFill>
-                    <a:blip r:embed="rId5"/>
+                    <a:blip r:embed="rId6"/>
                     <a:stretch>
                       <a:fillRect/>
                     </a:stretch>
@@ -3242,6 +3244,1077 @@
         </w:drawing>
       </w:r>
     </w:p>
+    <w:p/>
+    <w:p>
+      <w:pPr>
+        <w:rPr>
+          <w:b/>
+          <w:bCs/>
+        </w:rPr>
+      </w:pPr>
+      <w:r>
+        <w:rPr>
+          <w:b/>
+          <w:bCs/>
+        </w:rPr>
+        <w:br w:type="page"/>
+      </w:r>
+    </w:p>
+    <w:p>
+      <w:pPr>
+        <w:rPr>
+          <w:b/>
+          <w:bCs/>
+        </w:rPr>
+      </w:pPr>
+      <w:r>
+        <w:rPr>
+          <w:b/>
+          <w:bCs/>
+        </w:rPr>
+        <w:lastRenderedPageBreak/>
+        <w:t>Normalización del modelo</w:t>
+      </w:r>
+    </w:p>
+    <w:p>
+      <w:pPr>
+        <w:rPr>
+          <w:b/>
+          <w:bCs/>
+        </w:rPr>
+      </w:pPr>
+      <w:r>
+        <w:rPr>
+          <w:b/>
+          <w:bCs/>
+        </w:rPr>
+        <w:t>Primera forma normal (1FN)</w:t>
+      </w:r>
+    </w:p>
+    <w:p>
+      <w:r>
+        <w:t>El modelo se ajusta a 1FN porque todos los atributos almacenan valores atómicos (no hay listas ni campos multivalor) y cada tabla dispone de una clave primaria que identifica de forma única cada registro. Las repeticiones se resuelven mediante tablas independientes (por ejemplo, la asignación de roles a usuarios se realiza mediante USUARIO_ROL y las etapas de un pipeline mediante PIPELINE_ETAPA).</w:t>
+      </w:r>
+    </w:p>
+    <w:p>
+      <w:pPr>
+        <w:rPr>
+          <w:b/>
+          <w:bCs/>
+        </w:rPr>
+      </w:pPr>
+      <w:r>
+        <w:rPr>
+          <w:b/>
+          <w:bCs/>
+        </w:rPr>
+        <w:t>Segunda forma normal (2FN)</w:t>
+      </w:r>
+    </w:p>
+    <w:p>
+      <w:r>
+        <w:t>El modelo cumple 2FN al no existir dependencias parciales respecto a una clave compuesta. La única tabla con clave primaria compuesta es USUARIO_ROL y esta no contiene atributos adicionales; únicamente almacena las dos claves que forman la relación, por lo que no aparecen atributos que dependan solo de una parte de la clave.</w:t>
+      </w:r>
+    </w:p>
+    <w:p>
+      <w:pPr>
+        <w:rPr>
+          <w:b/>
+          <w:bCs/>
+        </w:rPr>
+      </w:pPr>
+      <w:r>
+        <w:rPr>
+          <w:b/>
+          <w:bCs/>
+        </w:rPr>
+        <w:t>Tercera forma normal (3FN)</w:t>
+      </w:r>
+    </w:p>
+    <w:p>
+      <w:r>
+        <w:t>En general, el diseño se mantiene en 3FN al separar entidades de catálogo (planes, modelos IA, modos, roles) y evitar duplicidad de información en tablas operativas.</w:t>
+      </w:r>
+      <w:r>
+        <w:br/>
+        <w:t xml:space="preserve">Como decisión de diseño, en EJECUCION se guardan </w:t>
+      </w:r>
+      <w:proofErr w:type="spellStart"/>
+      <w:r>
+        <w:t>id_ia</w:t>
+      </w:r>
+      <w:proofErr w:type="spellEnd"/>
+      <w:r>
+        <w:t xml:space="preserve"> e </w:t>
+      </w:r>
+      <w:proofErr w:type="spellStart"/>
+      <w:r>
+        <w:t>id_modo</w:t>
+      </w:r>
+      <w:proofErr w:type="spellEnd"/>
+      <w:r>
+        <w:t xml:space="preserve">. El modo pertenece a una IA concreta (relación IA_MODO → IA_MODELO), por lo que </w:t>
+      </w:r>
+      <w:proofErr w:type="spellStart"/>
+      <w:r>
+        <w:t>id_ia</w:t>
+      </w:r>
+      <w:proofErr w:type="spellEnd"/>
+      <w:r>
+        <w:t xml:space="preserve"> podría deducirse desde </w:t>
+      </w:r>
+      <w:proofErr w:type="spellStart"/>
+      <w:r>
+        <w:t>id_modo</w:t>
+      </w:r>
+      <w:proofErr w:type="spellEnd"/>
+      <w:r>
+        <w:t xml:space="preserve">. Aun así, se conserva </w:t>
+      </w:r>
+      <w:proofErr w:type="spellStart"/>
+      <w:r>
+        <w:t>id_ia</w:t>
+      </w:r>
+      <w:proofErr w:type="spellEnd"/>
+      <w:r>
+        <w:t xml:space="preserve"> para facilitar consultas y trazabilidad, asumiendo una regla de coherencia para evitar inconsistencias (se describe en el apartado de integridad semántica).</w:t>
+      </w:r>
+    </w:p>
+    <w:p/>
+    <w:p>
+      <w:pPr>
+        <w:rPr>
+          <w:b/>
+          <w:bCs/>
+        </w:rPr>
+      </w:pPr>
+      <w:r>
+        <w:rPr>
+          <w:b/>
+          <w:bCs/>
+        </w:rPr>
+        <w:t>Reglas de integridad</w:t>
+      </w:r>
+    </w:p>
+    <w:p>
+      <w:pPr>
+        <w:rPr>
+          <w:b/>
+          <w:bCs/>
+        </w:rPr>
+      </w:pPr>
+      <w:r>
+        <w:rPr>
+          <w:b/>
+          <w:bCs/>
+        </w:rPr>
+        <w:t>Integridad de entidad</w:t>
+      </w:r>
+    </w:p>
+    <w:p>
+      <w:r>
+        <w:t>Se garantiza mediante las claves primarias definidas en todas las tablas del modelo. Cada registro queda identificado de forma única por su clave primaria (</w:t>
+      </w:r>
+      <w:proofErr w:type="spellStart"/>
+      <w:r>
+        <w:t>id_usuario</w:t>
+      </w:r>
+      <w:proofErr w:type="spellEnd"/>
+      <w:r>
+        <w:t xml:space="preserve">, </w:t>
+      </w:r>
+      <w:proofErr w:type="spellStart"/>
+      <w:r>
+        <w:t>id_plan</w:t>
+      </w:r>
+      <w:proofErr w:type="spellEnd"/>
+      <w:r>
+        <w:t xml:space="preserve">, </w:t>
+      </w:r>
+      <w:proofErr w:type="spellStart"/>
+      <w:r>
+        <w:t>id_ia</w:t>
+      </w:r>
+      <w:proofErr w:type="spellEnd"/>
+      <w:r>
+        <w:t>, etc.), o por una clave primaria compuesta en el caso de USUARIO_ROL.</w:t>
+      </w:r>
+    </w:p>
+    <w:p>
+      <w:pPr>
+        <w:rPr>
+          <w:b/>
+          <w:bCs/>
+        </w:rPr>
+      </w:pPr>
+      <w:r>
+        <w:rPr>
+          <w:b/>
+          <w:bCs/>
+        </w:rPr>
+        <w:t>Integridad referencial</w:t>
+      </w:r>
+    </w:p>
+    <w:p>
+      <w:r>
+        <w:t>Las relaciones entre tablas se mantienen mediante claves foráneas. Esto evita registros “huérfanos” y asegura que los identificadores referenciados existan en sus tablas origen. En concreto:</w:t>
+      </w:r>
+    </w:p>
+    <w:p>
+      <w:pPr>
+        <w:numPr>
+          <w:ilvl w:val="0"/>
+          <w:numId w:val="15"/>
+        </w:numPr>
+      </w:pPr>
+      <w:r>
+        <w:t>SUSCRIPCION_PLAN referencia a USUARIO y TIPO_PLAN.</w:t>
+      </w:r>
+    </w:p>
+    <w:p>
+      <w:pPr>
+        <w:numPr>
+          <w:ilvl w:val="0"/>
+          <w:numId w:val="15"/>
+        </w:numPr>
+      </w:pPr>
+      <w:r>
+        <w:t>USUARIO_ROL referencia a USUARIO y ROL.</w:t>
+      </w:r>
+    </w:p>
+    <w:p>
+      <w:pPr>
+        <w:numPr>
+          <w:ilvl w:val="0"/>
+          <w:numId w:val="15"/>
+        </w:numPr>
+      </w:pPr>
+      <w:r>
+        <w:t>IA_MODO referencia a IA_MODELO.</w:t>
+      </w:r>
+    </w:p>
+    <w:p>
+      <w:pPr>
+        <w:numPr>
+          <w:ilvl w:val="0"/>
+          <w:numId w:val="15"/>
+        </w:numPr>
+      </w:pPr>
+      <w:r>
+        <w:t xml:space="preserve">COMPRA_IA referencia a USUARIO y IA_MODELO, y opcionalmente a sí misma mediante </w:t>
+      </w:r>
+      <w:proofErr w:type="spellStart"/>
+      <w:r>
+        <w:t>id_compra_origen</w:t>
+      </w:r>
+      <w:proofErr w:type="spellEnd"/>
+      <w:r>
+        <w:t>.</w:t>
+      </w:r>
+    </w:p>
+    <w:p>
+      <w:pPr>
+        <w:numPr>
+          <w:ilvl w:val="0"/>
+          <w:numId w:val="15"/>
+        </w:numPr>
+      </w:pPr>
+      <w:r>
+        <w:t>EJECUCION referencia a USUARIO, IA_MODELO y IA_MODO.</w:t>
+      </w:r>
+    </w:p>
+    <w:p>
+      <w:pPr>
+        <w:numPr>
+          <w:ilvl w:val="0"/>
+          <w:numId w:val="15"/>
+        </w:numPr>
+      </w:pPr>
+      <w:r>
+        <w:t>TEMPORAL_ARCHIVO referencia a EJECUCION.</w:t>
+      </w:r>
+    </w:p>
+    <w:p>
+      <w:pPr>
+        <w:numPr>
+          <w:ilvl w:val="0"/>
+          <w:numId w:val="15"/>
+        </w:numPr>
+      </w:pPr>
+      <w:r>
+        <w:lastRenderedPageBreak/>
+        <w:t>LOG_EVENTO puede referenciar a USUARIO de forma opcional (el evento puede no estar asociado a un usuario concreto).</w:t>
+      </w:r>
+    </w:p>
+    <w:p>
+      <w:pPr>
+        <w:numPr>
+          <w:ilvl w:val="0"/>
+          <w:numId w:val="15"/>
+        </w:numPr>
+      </w:pPr>
+      <w:r>
+        <w:t>PIPELINE_ETAPA referencia a PIPELINE, IA_MODELO y IA_MODO.</w:t>
+      </w:r>
+    </w:p>
+    <w:p>
+      <w:pPr>
+        <w:rPr>
+          <w:b/>
+          <w:bCs/>
+        </w:rPr>
+      </w:pPr>
+      <w:r>
+        <w:rPr>
+          <w:b/>
+          <w:bCs/>
+        </w:rPr>
+        <w:t xml:space="preserve">Integridad semántica </w:t>
+      </w:r>
+      <w:bookmarkStart w:id="0" w:name="_GoBack"/>
+      <w:bookmarkEnd w:id="0"/>
+    </w:p>
+    <w:p>
+      <w:r>
+        <w:t>Además de las claves foráneas, existen dependencias lógicas que deben cumplirse para mantener coherencia:</w:t>
+      </w:r>
+    </w:p>
+    <w:p>
+      <w:pPr>
+        <w:numPr>
+          <w:ilvl w:val="0"/>
+          <w:numId w:val="16"/>
+        </w:numPr>
+      </w:pPr>
+      <w:r>
+        <w:t xml:space="preserve">En EJECUCION, el </w:t>
+      </w:r>
+      <w:proofErr w:type="spellStart"/>
+      <w:r>
+        <w:t>id_modo</w:t>
+      </w:r>
+      <w:proofErr w:type="spellEnd"/>
+      <w:r>
+        <w:t xml:space="preserve"> debe pertenecer a la misma IA indicada por </w:t>
+      </w:r>
+      <w:proofErr w:type="spellStart"/>
+      <w:r>
+        <w:t>id_ia</w:t>
+      </w:r>
+      <w:proofErr w:type="spellEnd"/>
+      <w:r>
+        <w:t>. Es decir, el modo seleccionado debe corresponder a ese modelo de IA.</w:t>
+      </w:r>
+    </w:p>
+    <w:p>
+      <w:pPr>
+        <w:numPr>
+          <w:ilvl w:val="0"/>
+          <w:numId w:val="16"/>
+        </w:numPr>
+      </w:pPr>
+      <w:r>
+        <w:t xml:space="preserve">En PIPELINE_ETAPA, el </w:t>
+      </w:r>
+      <w:proofErr w:type="spellStart"/>
+      <w:r>
+        <w:t>id_modo</w:t>
+      </w:r>
+      <w:proofErr w:type="spellEnd"/>
+      <w:r>
+        <w:t xml:space="preserve"> indicado debe pertenecer a la misma IA indicada por </w:t>
+      </w:r>
+      <w:proofErr w:type="spellStart"/>
+      <w:r>
+        <w:t>id_ia</w:t>
+      </w:r>
+      <w:proofErr w:type="spellEnd"/>
+      <w:r>
+        <w:t xml:space="preserve"> dentro de la etapa.</w:t>
+      </w:r>
+    </w:p>
+    <w:p>
+      <w:r>
+        <w:t xml:space="preserve">Estas restricciones pueden implementarse mediante validación en la aplicación o mediante restricciones adicionales en base de datos (por ejemplo, </w:t>
+      </w:r>
+      <w:proofErr w:type="spellStart"/>
+      <w:r>
+        <w:t>checks</w:t>
+      </w:r>
+      <w:proofErr w:type="spellEnd"/>
+      <w:r>
+        <w:t>/</w:t>
+      </w:r>
+      <w:proofErr w:type="spellStart"/>
+      <w:r>
+        <w:t>triggers</w:t>
+      </w:r>
+      <w:proofErr w:type="spellEnd"/>
+      <w:r>
+        <w:t>), según la tecnología elegida.</w:t>
+      </w:r>
+    </w:p>
+    <w:p/>
+    <w:p>
+      <w:pPr>
+        <w:rPr>
+          <w:b/>
+          <w:bCs/>
+        </w:rPr>
+      </w:pPr>
+      <w:r>
+        <w:rPr>
+          <w:b/>
+          <w:bCs/>
+        </w:rPr>
+        <w:t>Restricciones de negocio</w:t>
+      </w:r>
+    </w:p>
+    <w:p>
+      <w:pPr>
+        <w:rPr>
+          <w:b/>
+          <w:bCs/>
+        </w:rPr>
+      </w:pPr>
+      <w:r>
+        <w:rPr>
+          <w:b/>
+          <w:bCs/>
+        </w:rPr>
+        <w:t>Unicidad y no duplicidad</w:t>
+      </w:r>
+    </w:p>
+    <w:p>
+      <w:r>
+        <w:t>Para evitar duplicidades en entidades clave del sistema, se establecen restricciones de unicidad:</w:t>
+      </w:r>
+    </w:p>
+    <w:p>
+      <w:pPr>
+        <w:numPr>
+          <w:ilvl w:val="0"/>
+          <w:numId w:val="17"/>
+        </w:numPr>
+      </w:pPr>
+      <w:proofErr w:type="spellStart"/>
+      <w:r>
+        <w:t>USUARIO.email</w:t>
+      </w:r>
+      <w:proofErr w:type="spellEnd"/>
+      <w:r>
+        <w:t xml:space="preserve"> y </w:t>
+      </w:r>
+      <w:proofErr w:type="spellStart"/>
+      <w:r>
+        <w:t>USUARIO.username</w:t>
+      </w:r>
+      <w:proofErr w:type="spellEnd"/>
+      <w:r>
+        <w:t xml:space="preserve"> deben ser únicos.</w:t>
+      </w:r>
+    </w:p>
+    <w:p>
+      <w:pPr>
+        <w:numPr>
+          <w:ilvl w:val="0"/>
+          <w:numId w:val="17"/>
+        </w:numPr>
+      </w:pPr>
+      <w:proofErr w:type="spellStart"/>
+      <w:r>
+        <w:t>ROL.nombre</w:t>
+      </w:r>
+      <w:proofErr w:type="spellEnd"/>
+      <w:r>
+        <w:t xml:space="preserve"> debe ser único.</w:t>
+      </w:r>
+    </w:p>
+    <w:p>
+      <w:pPr>
+        <w:numPr>
+          <w:ilvl w:val="0"/>
+          <w:numId w:val="17"/>
+        </w:numPr>
+      </w:pPr>
+      <w:proofErr w:type="spellStart"/>
+      <w:r>
+        <w:t>TIPO_PLAN.nombre</w:t>
+      </w:r>
+      <w:proofErr w:type="spellEnd"/>
+      <w:r>
+        <w:t xml:space="preserve"> debe ser único.</w:t>
+      </w:r>
+    </w:p>
+    <w:p>
+      <w:pPr>
+        <w:numPr>
+          <w:ilvl w:val="0"/>
+          <w:numId w:val="17"/>
+        </w:numPr>
+      </w:pPr>
+      <w:proofErr w:type="spellStart"/>
+      <w:r>
+        <w:t>IA_MODELO.nombre</w:t>
+      </w:r>
+      <w:proofErr w:type="spellEnd"/>
+      <w:r>
+        <w:t xml:space="preserve"> debe ser único.</w:t>
+      </w:r>
+    </w:p>
+    <w:p>
+      <w:pPr>
+        <w:numPr>
+          <w:ilvl w:val="0"/>
+          <w:numId w:val="17"/>
+        </w:numPr>
+      </w:pPr>
+      <w:r>
+        <w:t>En IA_MODO, el nombre del modo queda restringido por modelo ((</w:t>
+      </w:r>
+      <w:proofErr w:type="spellStart"/>
+      <w:r>
+        <w:t>id_ia</w:t>
+      </w:r>
+      <w:proofErr w:type="spellEnd"/>
+      <w:r>
+        <w:t xml:space="preserve">, </w:t>
+      </w:r>
+      <w:proofErr w:type="spellStart"/>
+      <w:r>
+        <w:t>nombre_modo</w:t>
+      </w:r>
+      <w:proofErr w:type="spellEnd"/>
+      <w:r>
+        <w:t>) único).</w:t>
+      </w:r>
+    </w:p>
+    <w:p>
+      <w:pPr>
+        <w:numPr>
+          <w:ilvl w:val="0"/>
+          <w:numId w:val="17"/>
+        </w:numPr>
+      </w:pPr>
+      <w:proofErr w:type="spellStart"/>
+      <w:r>
+        <w:t>TEMPORAL_ARCHIVO.token_descarga</w:t>
+      </w:r>
+      <w:proofErr w:type="spellEnd"/>
+      <w:r>
+        <w:t xml:space="preserve"> debe ser único.</w:t>
+      </w:r>
+    </w:p>
+    <w:p>
+      <w:pPr>
+        <w:numPr>
+          <w:ilvl w:val="0"/>
+          <w:numId w:val="17"/>
+        </w:numPr>
+      </w:pPr>
+      <w:proofErr w:type="spellStart"/>
+      <w:r>
+        <w:t>PIPELINE.nombre</w:t>
+      </w:r>
+      <w:proofErr w:type="spellEnd"/>
+      <w:r>
+        <w:t xml:space="preserve"> debe ser único.</w:t>
+      </w:r>
+    </w:p>
+    <w:p>
+      <w:pPr>
+        <w:numPr>
+          <w:ilvl w:val="0"/>
+          <w:numId w:val="17"/>
+        </w:numPr>
+      </w:pPr>
+      <w:r>
+        <w:t>En PIPELINE_ETAPA, el orden dentro de un pipeline no se puede repetir ((</w:t>
+      </w:r>
+      <w:proofErr w:type="spellStart"/>
+      <w:r>
+        <w:t>id_pipeline</w:t>
+      </w:r>
+      <w:proofErr w:type="spellEnd"/>
+      <w:r>
+        <w:t>, orden) único).</w:t>
+      </w:r>
+    </w:p>
+    <w:p>
+      <w:pPr>
+        <w:numPr>
+          <w:ilvl w:val="0"/>
+          <w:numId w:val="17"/>
+        </w:numPr>
+      </w:pPr>
+      <w:r>
+        <w:t>En USUARIO_ROL, la pareja (</w:t>
+      </w:r>
+      <w:proofErr w:type="spellStart"/>
+      <w:r>
+        <w:t>id_usuario</w:t>
+      </w:r>
+      <w:proofErr w:type="spellEnd"/>
+      <w:r>
+        <w:t xml:space="preserve">, </w:t>
+      </w:r>
+      <w:proofErr w:type="spellStart"/>
+      <w:r>
+        <w:t>id_rol</w:t>
+      </w:r>
+      <w:proofErr w:type="spellEnd"/>
+      <w:r>
+        <w:t>) evita asignar el mismo rol dos veces al mismo usuario.</w:t>
+      </w:r>
+    </w:p>
+    <w:p>
+      <w:pPr>
+        <w:rPr>
+          <w:b/>
+          <w:bCs/>
+        </w:rPr>
+      </w:pPr>
+      <w:r>
+        <w:rPr>
+          <w:b/>
+          <w:bCs/>
+        </w:rPr>
+        <w:t>Dominios de valores (estados)</w:t>
+      </w:r>
+    </w:p>
+    <w:p>
+      <w:r>
+        <w:t>Algunos campos representan estados y deben mantenerse dentro de un conjunto controlado de valores. En particular:</w:t>
+      </w:r>
+    </w:p>
+    <w:p>
+      <w:pPr>
+        <w:numPr>
+          <w:ilvl w:val="0"/>
+          <w:numId w:val="18"/>
+        </w:numPr>
+      </w:pPr>
+      <w:proofErr w:type="spellStart"/>
+      <w:r>
+        <w:t>USUARIO.estado_cuenta</w:t>
+      </w:r>
+      <w:proofErr w:type="spellEnd"/>
+      <w:r>
+        <w:t xml:space="preserve"> (por ejemplo: activo, suspendido, bloqueado…).</w:t>
+      </w:r>
+    </w:p>
+    <w:p>
+      <w:pPr>
+        <w:numPr>
+          <w:ilvl w:val="0"/>
+          <w:numId w:val="18"/>
+        </w:numPr>
+      </w:pPr>
+      <w:proofErr w:type="spellStart"/>
+      <w:r>
+        <w:t>SUSCRIPCION_PLAN.estado</w:t>
+      </w:r>
+      <w:proofErr w:type="spellEnd"/>
+      <w:r>
+        <w:t xml:space="preserve"> (por ejemplo: activa, expirada, cancelada…).</w:t>
+      </w:r>
+    </w:p>
+    <w:p>
+      <w:pPr>
+        <w:numPr>
+          <w:ilvl w:val="0"/>
+          <w:numId w:val="18"/>
+        </w:numPr>
+      </w:pPr>
+      <w:proofErr w:type="spellStart"/>
+      <w:r>
+        <w:lastRenderedPageBreak/>
+        <w:t>COMPRA_</w:t>
+      </w:r>
+      <w:proofErr w:type="gramStart"/>
+      <w:r>
+        <w:t>IA.estado</w:t>
+      </w:r>
+      <w:proofErr w:type="spellEnd"/>
+      <w:proofErr w:type="gramEnd"/>
+      <w:r>
+        <w:t xml:space="preserve"> (por ejemplo: activa, expirada, fallida…).</w:t>
+      </w:r>
+    </w:p>
+    <w:p>
+      <w:pPr>
+        <w:numPr>
+          <w:ilvl w:val="0"/>
+          <w:numId w:val="18"/>
+        </w:numPr>
+      </w:pPr>
+      <w:proofErr w:type="spellStart"/>
+      <w:r>
+        <w:t>EJECUCION.estado</w:t>
+      </w:r>
+      <w:proofErr w:type="spellEnd"/>
+      <w:r>
+        <w:t xml:space="preserve"> (por ejemplo: pendiente, en proceso, completada, error…).</w:t>
+      </w:r>
+    </w:p>
+    <w:p>
+      <w:pPr>
+        <w:numPr>
+          <w:ilvl w:val="0"/>
+          <w:numId w:val="18"/>
+        </w:numPr>
+      </w:pPr>
+      <w:proofErr w:type="spellStart"/>
+      <w:r>
+        <w:t>LOG_EVENTO.severidad</w:t>
+      </w:r>
+      <w:proofErr w:type="spellEnd"/>
+      <w:r>
+        <w:t xml:space="preserve"> (por ejemplo: </w:t>
+      </w:r>
+      <w:proofErr w:type="spellStart"/>
+      <w:r>
+        <w:t>info</w:t>
+      </w:r>
+      <w:proofErr w:type="spellEnd"/>
+      <w:r>
+        <w:t xml:space="preserve">, </w:t>
+      </w:r>
+      <w:proofErr w:type="spellStart"/>
+      <w:r>
+        <w:t>warn</w:t>
+      </w:r>
+      <w:proofErr w:type="spellEnd"/>
+      <w:r>
+        <w:t xml:space="preserve">, error, </w:t>
+      </w:r>
+      <w:proofErr w:type="spellStart"/>
+      <w:r>
+        <w:t>critical</w:t>
+      </w:r>
+      <w:proofErr w:type="spellEnd"/>
+      <w:r>
+        <w:t>…).</w:t>
+      </w:r>
+    </w:p>
+    <w:p>
+      <w:r>
+        <w:t xml:space="preserve">Aunque el DBML no obliga a enumeraciones, se considera una restricción de negocio aplicable mediante validación en </w:t>
+      </w:r>
+      <w:proofErr w:type="spellStart"/>
+      <w:r>
+        <w:t>backend</w:t>
+      </w:r>
+      <w:proofErr w:type="spellEnd"/>
+      <w:r>
+        <w:t xml:space="preserve"> o mediante CHECK/ENUM si se implementa en SQL.</w:t>
+      </w:r>
+    </w:p>
+    <w:p>
+      <w:pPr>
+        <w:rPr>
+          <w:b/>
+          <w:bCs/>
+        </w:rPr>
+      </w:pPr>
+      <w:r>
+        <w:rPr>
+          <w:b/>
+          <w:bCs/>
+        </w:rPr>
+        <w:t>Reglas de fechas y periodos</w:t>
+      </w:r>
+    </w:p>
+    <w:p>
+      <w:r>
+        <w:t>Se establecen coherencias temporales básicas:</w:t>
+      </w:r>
+    </w:p>
+    <w:p>
+      <w:pPr>
+        <w:numPr>
+          <w:ilvl w:val="0"/>
+          <w:numId w:val="19"/>
+        </w:numPr>
+      </w:pPr>
+      <w:r>
+        <w:t xml:space="preserve">En SUSCRIPCION_PLAN, si existe </w:t>
+      </w:r>
+      <w:proofErr w:type="spellStart"/>
+      <w:r>
+        <w:t>fecha_fin</w:t>
+      </w:r>
+      <w:proofErr w:type="spellEnd"/>
+      <w:r>
+        <w:t xml:space="preserve">, debe ser igual o posterior a </w:t>
+      </w:r>
+      <w:proofErr w:type="spellStart"/>
+      <w:r>
+        <w:t>fecha_inicio</w:t>
+      </w:r>
+      <w:proofErr w:type="spellEnd"/>
+      <w:r>
+        <w:t>.</w:t>
+      </w:r>
+    </w:p>
+    <w:p>
+      <w:pPr>
+        <w:numPr>
+          <w:ilvl w:val="0"/>
+          <w:numId w:val="19"/>
+        </w:numPr>
+      </w:pPr>
+      <w:r>
+        <w:t xml:space="preserve">En COMPRA_IA, </w:t>
+      </w:r>
+      <w:proofErr w:type="spellStart"/>
+      <w:r>
+        <w:t>periodo_inicio</w:t>
+      </w:r>
+      <w:proofErr w:type="spellEnd"/>
+      <w:r>
+        <w:t xml:space="preserve"> debe ser anterior a </w:t>
+      </w:r>
+      <w:proofErr w:type="spellStart"/>
+      <w:r>
+        <w:t>periodo_fin</w:t>
+      </w:r>
+      <w:proofErr w:type="spellEnd"/>
+      <w:r>
+        <w:t>.</w:t>
+      </w:r>
+    </w:p>
+    <w:p>
+      <w:pPr>
+        <w:numPr>
+          <w:ilvl w:val="0"/>
+          <w:numId w:val="19"/>
+        </w:numPr>
+      </w:pPr>
+      <w:r>
+        <w:t xml:space="preserve">En TEMPORAL_ARCHIVO, </w:t>
+      </w:r>
+      <w:proofErr w:type="spellStart"/>
+      <w:r>
+        <w:t>expira_en</w:t>
+      </w:r>
+      <w:proofErr w:type="spellEnd"/>
+      <w:r>
+        <w:t xml:space="preserve"> define la caducidad del acceso temporal; no debería ser anterior al momento de creación/registro del archivo.</w:t>
+      </w:r>
+    </w:p>
+    <w:p>
+      <w:pPr>
+        <w:rPr>
+          <w:b/>
+          <w:bCs/>
+        </w:rPr>
+      </w:pPr>
+      <w:r>
+        <w:rPr>
+          <w:b/>
+          <w:bCs/>
+        </w:rPr>
+        <w:t>Renovaciones en COMPRA_IA</w:t>
+      </w:r>
+    </w:p>
+    <w:p>
+      <w:r>
+        <w:t xml:space="preserve">El campo </w:t>
+      </w:r>
+      <w:proofErr w:type="spellStart"/>
+      <w:r>
+        <w:t>id_compra_origen</w:t>
+      </w:r>
+      <w:proofErr w:type="spellEnd"/>
+      <w:r>
+        <w:t xml:space="preserve"> se usa para mantener trazabilidad cuando una compra es una renovación de otra:</w:t>
+      </w:r>
+    </w:p>
+    <w:p>
+      <w:pPr>
+        <w:numPr>
+          <w:ilvl w:val="0"/>
+          <w:numId w:val="20"/>
+        </w:numPr>
+      </w:pPr>
+      <w:r>
+        <w:t xml:space="preserve">Si </w:t>
+      </w:r>
+      <w:proofErr w:type="spellStart"/>
+      <w:r>
+        <w:t>es_renovacion</w:t>
+      </w:r>
+      <w:proofErr w:type="spellEnd"/>
+      <w:r>
+        <w:t xml:space="preserve"> = true, entonces </w:t>
+      </w:r>
+      <w:proofErr w:type="spellStart"/>
+      <w:r>
+        <w:t>id_compra_origen</w:t>
+      </w:r>
+      <w:proofErr w:type="spellEnd"/>
+      <w:r>
+        <w:t xml:space="preserve"> debe estar informado.</w:t>
+      </w:r>
+    </w:p>
+    <w:p>
+      <w:pPr>
+        <w:numPr>
+          <w:ilvl w:val="0"/>
+          <w:numId w:val="20"/>
+        </w:numPr>
+      </w:pPr>
+      <w:r>
+        <w:t xml:space="preserve">Si </w:t>
+      </w:r>
+      <w:proofErr w:type="spellStart"/>
+      <w:r>
+        <w:t>es_renovacion</w:t>
+      </w:r>
+      <w:proofErr w:type="spellEnd"/>
+      <w:r>
+        <w:t xml:space="preserve"> = false, entonces </w:t>
+      </w:r>
+      <w:proofErr w:type="spellStart"/>
+      <w:r>
+        <w:t>id_compra_origen</w:t>
+      </w:r>
+      <w:proofErr w:type="spellEnd"/>
+      <w:r>
+        <w:t xml:space="preserve"> debe ser nulo.</w:t>
+      </w:r>
+    </w:p>
+    <w:p>
+      <w:pPr>
+        <w:numPr>
+          <w:ilvl w:val="0"/>
+          <w:numId w:val="20"/>
+        </w:numPr>
+      </w:pPr>
+      <w:proofErr w:type="spellStart"/>
+      <w:r>
+        <w:t>id_compra_origen</w:t>
+      </w:r>
+      <w:proofErr w:type="spellEnd"/>
+      <w:r>
+        <w:t xml:space="preserve"> no debe referenciar a la misma compra (evitar ciclos triviales).</w:t>
+      </w:r>
+    </w:p>
+    <w:p>
+      <w:pPr>
+        <w:rPr>
+          <w:b/>
+          <w:bCs/>
+        </w:rPr>
+      </w:pPr>
+      <w:r>
+        <w:rPr>
+          <w:b/>
+          <w:bCs/>
+        </w:rPr>
+        <w:t>Acceso a IA según plan</w:t>
+      </w:r>
+    </w:p>
+    <w:p>
+      <w:r>
+        <w:t>La lógica de acceso a modelos de IA depende del tipo de plan:</w:t>
+      </w:r>
+    </w:p>
+    <w:p>
+      <w:pPr>
+        <w:numPr>
+          <w:ilvl w:val="0"/>
+          <w:numId w:val="21"/>
+        </w:numPr>
+      </w:pPr>
+      <w:r>
+        <w:t>En un plan básico, el acceso puede requerir una compra activa en COMPRA_IA para un modelo concreto.</w:t>
+      </w:r>
+    </w:p>
+    <w:p>
+      <w:pPr>
+        <w:numPr>
+          <w:ilvl w:val="0"/>
+          <w:numId w:val="21"/>
+        </w:numPr>
+      </w:pPr>
+      <w:r>
+        <w:t>En un plan superior (por ejemplo, pro), se permite acceso a los modelos habilitados sin compra individual.</w:t>
+      </w:r>
+    </w:p>
+    <w:p>
+      <w:r>
+        <w:t>Esta regla se implementa a nivel de aplicación (autorización), pero queda documentada como parte de la política de negocio.</w:t>
+      </w:r>
+    </w:p>
+    <w:p>
+      <w:pPr>
+        <w:rPr>
+          <w:b/>
+          <w:bCs/>
+        </w:rPr>
+      </w:pPr>
+      <w:r>
+        <w:rPr>
+          <w:b/>
+          <w:bCs/>
+        </w:rPr>
+        <w:t>Gestión de archivos temporales</w:t>
+      </w:r>
+    </w:p>
+    <w:p>
+      <w:r>
+        <w:t>Los archivos de entrada/salida se gestionan como referencias (rutas y metadatos) y no como binarios en base de datos. Además:</w:t>
+      </w:r>
+    </w:p>
+    <w:p>
+      <w:pPr>
+        <w:numPr>
+          <w:ilvl w:val="0"/>
+          <w:numId w:val="22"/>
+        </w:numPr>
+      </w:pPr>
+      <w:r>
+        <w:t xml:space="preserve">El </w:t>
+      </w:r>
+      <w:proofErr w:type="spellStart"/>
+      <w:r>
+        <w:t>token_descarga</w:t>
+      </w:r>
+      <w:proofErr w:type="spellEnd"/>
+      <w:r>
+        <w:t xml:space="preserve"> debe ser difícil de adivinar, único y con caducidad (</w:t>
+      </w:r>
+      <w:proofErr w:type="spellStart"/>
+      <w:r>
+        <w:t>expira_en</w:t>
+      </w:r>
+      <w:proofErr w:type="spellEnd"/>
+      <w:r>
+        <w:t>).</w:t>
+      </w:r>
+    </w:p>
+    <w:p>
+      <w:pPr>
+        <w:numPr>
+          <w:ilvl w:val="0"/>
+          <w:numId w:val="22"/>
+        </w:numPr>
+      </w:pPr>
+      <w:r>
+        <w:t xml:space="preserve">Los registros pueden invalidarse mediante </w:t>
+      </w:r>
+      <w:proofErr w:type="spellStart"/>
+      <w:r>
+        <w:t>eliminado_en</w:t>
+      </w:r>
+      <w:proofErr w:type="spellEnd"/>
+      <w:r>
+        <w:t>.</w:t>
+      </w:r>
+    </w:p>
+    <w:p/>
     <w:sectPr>
       <w:pgSz w:w="11906" w:h="16838"/>
       <w:pgMar w:top="1417" w:right="1701" w:bottom="1417" w:left="1701" w:header="708" w:footer="708" w:gutter="0"/>
@@ -3553,304 +4626,6 @@
     </w:lvl>
   </w:abstractNum>
   <w:abstractNum w:abstractNumId="2" w15:restartNumberingAfterBreak="0">
-    <w:nsid w:val="0A34280B"/>
-    <w:multiLevelType w:val="multilevel"/>
-    <w:tmpl w:val="D6DEB26E"/>
-    <w:lvl w:ilvl="0">
-      <w:start w:val="1"/>
-      <w:numFmt w:val="bullet"/>
-      <w:lvlText w:val=""/>
-      <w:lvlJc w:val="left"/>
-      <w:pPr>
-        <w:tabs>
-          <w:tab w:val="num" w:pos="720"/>
-        </w:tabs>
-        <w:ind w:left="720" w:hanging="360"/>
-      </w:pPr>
-      <w:rPr>
-        <w:rFonts w:ascii="Symbol" w:hAnsi="Symbol" w:hint="default"/>
-        <w:sz w:val="20"/>
-      </w:rPr>
-    </w:lvl>
-    <w:lvl w:ilvl="1" w:tentative="1">
-      <w:start w:val="1"/>
-      <w:numFmt w:val="bullet"/>
-      <w:lvlText w:val="o"/>
-      <w:lvlJc w:val="left"/>
-      <w:pPr>
-        <w:tabs>
-          <w:tab w:val="num" w:pos="1440"/>
-        </w:tabs>
-        <w:ind w:left="1440" w:hanging="360"/>
-      </w:pPr>
-      <w:rPr>
-        <w:rFonts w:ascii="Courier New" w:hAnsi="Courier New" w:hint="default"/>
-        <w:sz w:val="20"/>
-      </w:rPr>
-    </w:lvl>
-    <w:lvl w:ilvl="2" w:tentative="1">
-      <w:start w:val="1"/>
-      <w:numFmt w:val="bullet"/>
-      <w:lvlText w:val=""/>
-      <w:lvlJc w:val="left"/>
-      <w:pPr>
-        <w:tabs>
-          <w:tab w:val="num" w:pos="2160"/>
-        </w:tabs>
-        <w:ind w:left="2160" w:hanging="360"/>
-      </w:pPr>
-      <w:rPr>
-        <w:rFonts w:ascii="Wingdings" w:hAnsi="Wingdings" w:hint="default"/>
-        <w:sz w:val="20"/>
-      </w:rPr>
-    </w:lvl>
-    <w:lvl w:ilvl="3" w:tentative="1">
-      <w:start w:val="1"/>
-      <w:numFmt w:val="bullet"/>
-      <w:lvlText w:val=""/>
-      <w:lvlJc w:val="left"/>
-      <w:pPr>
-        <w:tabs>
-          <w:tab w:val="num" w:pos="2880"/>
-        </w:tabs>
-        <w:ind w:left="2880" w:hanging="360"/>
-      </w:pPr>
-      <w:rPr>
-        <w:rFonts w:ascii="Wingdings" w:hAnsi="Wingdings" w:hint="default"/>
-        <w:sz w:val="20"/>
-      </w:rPr>
-    </w:lvl>
-    <w:lvl w:ilvl="4" w:tentative="1">
-      <w:start w:val="1"/>
-      <w:numFmt w:val="bullet"/>
-      <w:lvlText w:val=""/>
-      <w:lvlJc w:val="left"/>
-      <w:pPr>
-        <w:tabs>
-          <w:tab w:val="num" w:pos="3600"/>
-        </w:tabs>
-        <w:ind w:left="3600" w:hanging="360"/>
-      </w:pPr>
-      <w:rPr>
-        <w:rFonts w:ascii="Wingdings" w:hAnsi="Wingdings" w:hint="default"/>
-        <w:sz w:val="20"/>
-      </w:rPr>
-    </w:lvl>
-    <w:lvl w:ilvl="5" w:tentative="1">
-      <w:start w:val="1"/>
-      <w:numFmt w:val="bullet"/>
-      <w:lvlText w:val=""/>
-      <w:lvlJc w:val="left"/>
-      <w:pPr>
-        <w:tabs>
-          <w:tab w:val="num" w:pos="4320"/>
-        </w:tabs>
-        <w:ind w:left="4320" w:hanging="360"/>
-      </w:pPr>
-      <w:rPr>
-        <w:rFonts w:ascii="Wingdings" w:hAnsi="Wingdings" w:hint="default"/>
-        <w:sz w:val="20"/>
-      </w:rPr>
-    </w:lvl>
-    <w:lvl w:ilvl="6" w:tentative="1">
-      <w:start w:val="1"/>
-      <w:numFmt w:val="bullet"/>
-      <w:lvlText w:val=""/>
-      <w:lvlJc w:val="left"/>
-      <w:pPr>
-        <w:tabs>
-          <w:tab w:val="num" w:pos="5040"/>
-        </w:tabs>
-        <w:ind w:left="5040" w:hanging="360"/>
-      </w:pPr>
-      <w:rPr>
-        <w:rFonts w:ascii="Wingdings" w:hAnsi="Wingdings" w:hint="default"/>
-        <w:sz w:val="20"/>
-      </w:rPr>
-    </w:lvl>
-    <w:lvl w:ilvl="7" w:tentative="1">
-      <w:start w:val="1"/>
-      <w:numFmt w:val="bullet"/>
-      <w:lvlText w:val=""/>
-      <w:lvlJc w:val="left"/>
-      <w:pPr>
-        <w:tabs>
-          <w:tab w:val="num" w:pos="5760"/>
-        </w:tabs>
-        <w:ind w:left="5760" w:hanging="360"/>
-      </w:pPr>
-      <w:rPr>
-        <w:rFonts w:ascii="Wingdings" w:hAnsi="Wingdings" w:hint="default"/>
-        <w:sz w:val="20"/>
-      </w:rPr>
-    </w:lvl>
-    <w:lvl w:ilvl="8" w:tentative="1">
-      <w:start w:val="1"/>
-      <w:numFmt w:val="bullet"/>
-      <w:lvlText w:val=""/>
-      <w:lvlJc w:val="left"/>
-      <w:pPr>
-        <w:tabs>
-          <w:tab w:val="num" w:pos="6480"/>
-        </w:tabs>
-        <w:ind w:left="6480" w:hanging="360"/>
-      </w:pPr>
-      <w:rPr>
-        <w:rFonts w:ascii="Wingdings" w:hAnsi="Wingdings" w:hint="default"/>
-        <w:sz w:val="20"/>
-      </w:rPr>
-    </w:lvl>
-  </w:abstractNum>
-  <w:abstractNum w:abstractNumId="3" w15:restartNumberingAfterBreak="0">
-    <w:nsid w:val="0A73075D"/>
-    <w:multiLevelType w:val="multilevel"/>
-    <w:tmpl w:val="72549DC8"/>
-    <w:lvl w:ilvl="0">
-      <w:start w:val="1"/>
-      <w:numFmt w:val="bullet"/>
-      <w:lvlText w:val=""/>
-      <w:lvlJc w:val="left"/>
-      <w:pPr>
-        <w:tabs>
-          <w:tab w:val="num" w:pos="720"/>
-        </w:tabs>
-        <w:ind w:left="720" w:hanging="360"/>
-      </w:pPr>
-      <w:rPr>
-        <w:rFonts w:ascii="Symbol" w:hAnsi="Symbol" w:hint="default"/>
-        <w:sz w:val="20"/>
-      </w:rPr>
-    </w:lvl>
-    <w:lvl w:ilvl="1" w:tentative="1">
-      <w:start w:val="1"/>
-      <w:numFmt w:val="bullet"/>
-      <w:lvlText w:val="o"/>
-      <w:lvlJc w:val="left"/>
-      <w:pPr>
-        <w:tabs>
-          <w:tab w:val="num" w:pos="1440"/>
-        </w:tabs>
-        <w:ind w:left="1440" w:hanging="360"/>
-      </w:pPr>
-      <w:rPr>
-        <w:rFonts w:ascii="Courier New" w:hAnsi="Courier New" w:hint="default"/>
-        <w:sz w:val="20"/>
-      </w:rPr>
-    </w:lvl>
-    <w:lvl w:ilvl="2" w:tentative="1">
-      <w:start w:val="1"/>
-      <w:numFmt w:val="bullet"/>
-      <w:lvlText w:val=""/>
-      <w:lvlJc w:val="left"/>
-      <w:pPr>
-        <w:tabs>
-          <w:tab w:val="num" w:pos="2160"/>
-        </w:tabs>
-        <w:ind w:left="2160" w:hanging="360"/>
-      </w:pPr>
-      <w:rPr>
-        <w:rFonts w:ascii="Wingdings" w:hAnsi="Wingdings" w:hint="default"/>
-        <w:sz w:val="20"/>
-      </w:rPr>
-    </w:lvl>
-    <w:lvl w:ilvl="3" w:tentative="1">
-      <w:start w:val="1"/>
-      <w:numFmt w:val="bullet"/>
-      <w:lvlText w:val=""/>
-      <w:lvlJc w:val="left"/>
-      <w:pPr>
-        <w:tabs>
-          <w:tab w:val="num" w:pos="2880"/>
-        </w:tabs>
-        <w:ind w:left="2880" w:hanging="360"/>
-      </w:pPr>
-      <w:rPr>
-        <w:rFonts w:ascii="Wingdings" w:hAnsi="Wingdings" w:hint="default"/>
-        <w:sz w:val="20"/>
-      </w:rPr>
-    </w:lvl>
-    <w:lvl w:ilvl="4" w:tentative="1">
-      <w:start w:val="1"/>
-      <w:numFmt w:val="bullet"/>
-      <w:lvlText w:val=""/>
-      <w:lvlJc w:val="left"/>
-      <w:pPr>
-        <w:tabs>
-          <w:tab w:val="num" w:pos="3600"/>
-        </w:tabs>
-        <w:ind w:left="3600" w:hanging="360"/>
-      </w:pPr>
-      <w:rPr>
-        <w:rFonts w:ascii="Wingdings" w:hAnsi="Wingdings" w:hint="default"/>
-        <w:sz w:val="20"/>
-      </w:rPr>
-    </w:lvl>
-    <w:lvl w:ilvl="5" w:tentative="1">
-      <w:start w:val="1"/>
-      <w:numFmt w:val="bullet"/>
-      <w:lvlText w:val=""/>
-      <w:lvlJc w:val="left"/>
-      <w:pPr>
-        <w:tabs>
-          <w:tab w:val="num" w:pos="4320"/>
-        </w:tabs>
-        <w:ind w:left="4320" w:hanging="360"/>
-      </w:pPr>
-      <w:rPr>
-        <w:rFonts w:ascii="Wingdings" w:hAnsi="Wingdings" w:hint="default"/>
-        <w:sz w:val="20"/>
-      </w:rPr>
-    </w:lvl>
-    <w:lvl w:ilvl="6" w:tentative="1">
-      <w:start w:val="1"/>
-      <w:numFmt w:val="bullet"/>
-      <w:lvlText w:val=""/>
-      <w:lvlJc w:val="left"/>
-      <w:pPr>
-        <w:tabs>
-          <w:tab w:val="num" w:pos="5040"/>
-        </w:tabs>
-        <w:ind w:left="5040" w:hanging="360"/>
-      </w:pPr>
-      <w:rPr>
-        <w:rFonts w:ascii="Wingdings" w:hAnsi="Wingdings" w:hint="default"/>
-        <w:sz w:val="20"/>
-      </w:rPr>
-    </w:lvl>
-    <w:lvl w:ilvl="7" w:tentative="1">
-      <w:start w:val="1"/>
-      <w:numFmt w:val="bullet"/>
-      <w:lvlText w:val=""/>
-      <w:lvlJc w:val="left"/>
-      <w:pPr>
-        <w:tabs>
-          <w:tab w:val="num" w:pos="5760"/>
-        </w:tabs>
-        <w:ind w:left="5760" w:hanging="360"/>
-      </w:pPr>
-      <w:rPr>
-        <w:rFonts w:ascii="Wingdings" w:hAnsi="Wingdings" w:hint="default"/>
-        <w:sz w:val="20"/>
-      </w:rPr>
-    </w:lvl>
-    <w:lvl w:ilvl="8" w:tentative="1">
-      <w:start w:val="1"/>
-      <w:numFmt w:val="bullet"/>
-      <w:lvlText w:val=""/>
-      <w:lvlJc w:val="left"/>
-      <w:pPr>
-        <w:tabs>
-          <w:tab w:val="num" w:pos="6480"/>
-        </w:tabs>
-        <w:ind w:left="6480" w:hanging="360"/>
-      </w:pPr>
-      <w:rPr>
-        <w:rFonts w:ascii="Wingdings" w:hAnsi="Wingdings" w:hint="default"/>
-        <w:sz w:val="20"/>
-      </w:rPr>
-    </w:lvl>
-  </w:abstractNum>
-  <w:abstractNum w:abstractNumId="4" w15:restartNumberingAfterBreak="0">
     <w:nsid w:val="0F0848D0"/>
     <w:multiLevelType w:val="multilevel"/>
     <w:tmpl w:val="4B9AE184"/>
@@ -3999,7 +4774,7 @@
       </w:rPr>
     </w:lvl>
   </w:abstractNum>
-  <w:abstractNum w:abstractNumId="5" w15:restartNumberingAfterBreak="0">
+  <w:abstractNum w:abstractNumId="3" w15:restartNumberingAfterBreak="0">
     <w:nsid w:val="0F74059E"/>
     <w:multiLevelType w:val="multilevel"/>
     <w:tmpl w:val="5D1A4A82"/>
@@ -4148,7 +4923,7 @@
       </w:rPr>
     </w:lvl>
   </w:abstractNum>
-  <w:abstractNum w:abstractNumId="6" w15:restartNumberingAfterBreak="0">
+  <w:abstractNum w:abstractNumId="4" w15:restartNumberingAfterBreak="0">
     <w:nsid w:val="12AF7D52"/>
     <w:multiLevelType w:val="multilevel"/>
     <w:tmpl w:val="FC88750C"/>
@@ -4297,10 +5072,10 @@
       </w:rPr>
     </w:lvl>
   </w:abstractNum>
-  <w:abstractNum w:abstractNumId="7" w15:restartNumberingAfterBreak="0">
-    <w:nsid w:val="163937DC"/>
+  <w:abstractNum w:abstractNumId="5" w15:restartNumberingAfterBreak="0">
+    <w:nsid w:val="1E8E6C00"/>
     <w:multiLevelType w:val="multilevel"/>
-    <w:tmpl w:val="5CC2DF60"/>
+    <w:tmpl w:val="0F9ACEFC"/>
     <w:lvl w:ilvl="0">
       <w:start w:val="1"/>
       <w:numFmt w:val="bullet"/>
@@ -4446,454 +5221,7 @@
       </w:rPr>
     </w:lvl>
   </w:abstractNum>
-  <w:abstractNum w:abstractNumId="8" w15:restartNumberingAfterBreak="0">
-    <w:nsid w:val="1B624721"/>
-    <w:multiLevelType w:val="multilevel"/>
-    <w:tmpl w:val="DE3AEFEA"/>
-    <w:lvl w:ilvl="0">
-      <w:start w:val="1"/>
-      <w:numFmt w:val="bullet"/>
-      <w:lvlText w:val=""/>
-      <w:lvlJc w:val="left"/>
-      <w:pPr>
-        <w:tabs>
-          <w:tab w:val="num" w:pos="720"/>
-        </w:tabs>
-        <w:ind w:left="720" w:hanging="360"/>
-      </w:pPr>
-      <w:rPr>
-        <w:rFonts w:ascii="Symbol" w:hAnsi="Symbol" w:hint="default"/>
-        <w:sz w:val="20"/>
-      </w:rPr>
-    </w:lvl>
-    <w:lvl w:ilvl="1" w:tentative="1">
-      <w:start w:val="1"/>
-      <w:numFmt w:val="bullet"/>
-      <w:lvlText w:val="o"/>
-      <w:lvlJc w:val="left"/>
-      <w:pPr>
-        <w:tabs>
-          <w:tab w:val="num" w:pos="1440"/>
-        </w:tabs>
-        <w:ind w:left="1440" w:hanging="360"/>
-      </w:pPr>
-      <w:rPr>
-        <w:rFonts w:ascii="Courier New" w:hAnsi="Courier New" w:hint="default"/>
-        <w:sz w:val="20"/>
-      </w:rPr>
-    </w:lvl>
-    <w:lvl w:ilvl="2" w:tentative="1">
-      <w:start w:val="1"/>
-      <w:numFmt w:val="bullet"/>
-      <w:lvlText w:val=""/>
-      <w:lvlJc w:val="left"/>
-      <w:pPr>
-        <w:tabs>
-          <w:tab w:val="num" w:pos="2160"/>
-        </w:tabs>
-        <w:ind w:left="2160" w:hanging="360"/>
-      </w:pPr>
-      <w:rPr>
-        <w:rFonts w:ascii="Wingdings" w:hAnsi="Wingdings" w:hint="default"/>
-        <w:sz w:val="20"/>
-      </w:rPr>
-    </w:lvl>
-    <w:lvl w:ilvl="3" w:tentative="1">
-      <w:start w:val="1"/>
-      <w:numFmt w:val="bullet"/>
-      <w:lvlText w:val=""/>
-      <w:lvlJc w:val="left"/>
-      <w:pPr>
-        <w:tabs>
-          <w:tab w:val="num" w:pos="2880"/>
-        </w:tabs>
-        <w:ind w:left="2880" w:hanging="360"/>
-      </w:pPr>
-      <w:rPr>
-        <w:rFonts w:ascii="Wingdings" w:hAnsi="Wingdings" w:hint="default"/>
-        <w:sz w:val="20"/>
-      </w:rPr>
-    </w:lvl>
-    <w:lvl w:ilvl="4" w:tentative="1">
-      <w:start w:val="1"/>
-      <w:numFmt w:val="bullet"/>
-      <w:lvlText w:val=""/>
-      <w:lvlJc w:val="left"/>
-      <w:pPr>
-        <w:tabs>
-          <w:tab w:val="num" w:pos="3600"/>
-        </w:tabs>
-        <w:ind w:left="3600" w:hanging="360"/>
-      </w:pPr>
-      <w:rPr>
-        <w:rFonts w:ascii="Wingdings" w:hAnsi="Wingdings" w:hint="default"/>
-        <w:sz w:val="20"/>
-      </w:rPr>
-    </w:lvl>
-    <w:lvl w:ilvl="5" w:tentative="1">
-      <w:start w:val="1"/>
-      <w:numFmt w:val="bullet"/>
-      <w:lvlText w:val=""/>
-      <w:lvlJc w:val="left"/>
-      <w:pPr>
-        <w:tabs>
-          <w:tab w:val="num" w:pos="4320"/>
-        </w:tabs>
-        <w:ind w:left="4320" w:hanging="360"/>
-      </w:pPr>
-      <w:rPr>
-        <w:rFonts w:ascii="Wingdings" w:hAnsi="Wingdings" w:hint="default"/>
-        <w:sz w:val="20"/>
-      </w:rPr>
-    </w:lvl>
-    <w:lvl w:ilvl="6" w:tentative="1">
-      <w:start w:val="1"/>
-      <w:numFmt w:val="bullet"/>
-      <w:lvlText w:val=""/>
-      <w:lvlJc w:val="left"/>
-      <w:pPr>
-        <w:tabs>
-          <w:tab w:val="num" w:pos="5040"/>
-        </w:tabs>
-        <w:ind w:left="5040" w:hanging="360"/>
-      </w:pPr>
-      <w:rPr>
-        <w:rFonts w:ascii="Wingdings" w:hAnsi="Wingdings" w:hint="default"/>
-        <w:sz w:val="20"/>
-      </w:rPr>
-    </w:lvl>
-    <w:lvl w:ilvl="7" w:tentative="1">
-      <w:start w:val="1"/>
-      <w:numFmt w:val="bullet"/>
-      <w:lvlText w:val=""/>
-      <w:lvlJc w:val="left"/>
-      <w:pPr>
-        <w:tabs>
-          <w:tab w:val="num" w:pos="5760"/>
-        </w:tabs>
-        <w:ind w:left="5760" w:hanging="360"/>
-      </w:pPr>
-      <w:rPr>
-        <w:rFonts w:ascii="Wingdings" w:hAnsi="Wingdings" w:hint="default"/>
-        <w:sz w:val="20"/>
-      </w:rPr>
-    </w:lvl>
-    <w:lvl w:ilvl="8" w:tentative="1">
-      <w:start w:val="1"/>
-      <w:numFmt w:val="bullet"/>
-      <w:lvlText w:val=""/>
-      <w:lvlJc w:val="left"/>
-      <w:pPr>
-        <w:tabs>
-          <w:tab w:val="num" w:pos="6480"/>
-        </w:tabs>
-        <w:ind w:left="6480" w:hanging="360"/>
-      </w:pPr>
-      <w:rPr>
-        <w:rFonts w:ascii="Wingdings" w:hAnsi="Wingdings" w:hint="default"/>
-        <w:sz w:val="20"/>
-      </w:rPr>
-    </w:lvl>
-  </w:abstractNum>
-  <w:abstractNum w:abstractNumId="9" w15:restartNumberingAfterBreak="0">
-    <w:nsid w:val="1C20382C"/>
-    <w:multiLevelType w:val="multilevel"/>
-    <w:tmpl w:val="76AC1C9C"/>
-    <w:lvl w:ilvl="0">
-      <w:start w:val="1"/>
-      <w:numFmt w:val="bullet"/>
-      <w:lvlText w:val=""/>
-      <w:lvlJc w:val="left"/>
-      <w:pPr>
-        <w:tabs>
-          <w:tab w:val="num" w:pos="720"/>
-        </w:tabs>
-        <w:ind w:left="720" w:hanging="360"/>
-      </w:pPr>
-      <w:rPr>
-        <w:rFonts w:ascii="Symbol" w:hAnsi="Symbol" w:hint="default"/>
-        <w:sz w:val="20"/>
-      </w:rPr>
-    </w:lvl>
-    <w:lvl w:ilvl="1" w:tentative="1">
-      <w:start w:val="1"/>
-      <w:numFmt w:val="bullet"/>
-      <w:lvlText w:val="o"/>
-      <w:lvlJc w:val="left"/>
-      <w:pPr>
-        <w:tabs>
-          <w:tab w:val="num" w:pos="1440"/>
-        </w:tabs>
-        <w:ind w:left="1440" w:hanging="360"/>
-      </w:pPr>
-      <w:rPr>
-        <w:rFonts w:ascii="Courier New" w:hAnsi="Courier New" w:hint="default"/>
-        <w:sz w:val="20"/>
-      </w:rPr>
-    </w:lvl>
-    <w:lvl w:ilvl="2" w:tentative="1">
-      <w:start w:val="1"/>
-      <w:numFmt w:val="bullet"/>
-      <w:lvlText w:val=""/>
-      <w:lvlJc w:val="left"/>
-      <w:pPr>
-        <w:tabs>
-          <w:tab w:val="num" w:pos="2160"/>
-        </w:tabs>
-        <w:ind w:left="2160" w:hanging="360"/>
-      </w:pPr>
-      <w:rPr>
-        <w:rFonts w:ascii="Wingdings" w:hAnsi="Wingdings" w:hint="default"/>
-        <w:sz w:val="20"/>
-      </w:rPr>
-    </w:lvl>
-    <w:lvl w:ilvl="3" w:tentative="1">
-      <w:start w:val="1"/>
-      <w:numFmt w:val="bullet"/>
-      <w:lvlText w:val=""/>
-      <w:lvlJc w:val="left"/>
-      <w:pPr>
-        <w:tabs>
-          <w:tab w:val="num" w:pos="2880"/>
-        </w:tabs>
-        <w:ind w:left="2880" w:hanging="360"/>
-      </w:pPr>
-      <w:rPr>
-        <w:rFonts w:ascii="Wingdings" w:hAnsi="Wingdings" w:hint="default"/>
-        <w:sz w:val="20"/>
-      </w:rPr>
-    </w:lvl>
-    <w:lvl w:ilvl="4" w:tentative="1">
-      <w:start w:val="1"/>
-      <w:numFmt w:val="bullet"/>
-      <w:lvlText w:val=""/>
-      <w:lvlJc w:val="left"/>
-      <w:pPr>
-        <w:tabs>
-          <w:tab w:val="num" w:pos="3600"/>
-        </w:tabs>
-        <w:ind w:left="3600" w:hanging="360"/>
-      </w:pPr>
-      <w:rPr>
-        <w:rFonts w:ascii="Wingdings" w:hAnsi="Wingdings" w:hint="default"/>
-        <w:sz w:val="20"/>
-      </w:rPr>
-    </w:lvl>
-    <w:lvl w:ilvl="5" w:tentative="1">
-      <w:start w:val="1"/>
-      <w:numFmt w:val="bullet"/>
-      <w:lvlText w:val=""/>
-      <w:lvlJc w:val="left"/>
-      <w:pPr>
-        <w:tabs>
-          <w:tab w:val="num" w:pos="4320"/>
-        </w:tabs>
-        <w:ind w:left="4320" w:hanging="360"/>
-      </w:pPr>
-      <w:rPr>
-        <w:rFonts w:ascii="Wingdings" w:hAnsi="Wingdings" w:hint="default"/>
-        <w:sz w:val="20"/>
-      </w:rPr>
-    </w:lvl>
-    <w:lvl w:ilvl="6" w:tentative="1">
-      <w:start w:val="1"/>
-      <w:numFmt w:val="bullet"/>
-      <w:lvlText w:val=""/>
-      <w:lvlJc w:val="left"/>
-      <w:pPr>
-        <w:tabs>
-          <w:tab w:val="num" w:pos="5040"/>
-        </w:tabs>
-        <w:ind w:left="5040" w:hanging="360"/>
-      </w:pPr>
-      <w:rPr>
-        <w:rFonts w:ascii="Wingdings" w:hAnsi="Wingdings" w:hint="default"/>
-        <w:sz w:val="20"/>
-      </w:rPr>
-    </w:lvl>
-    <w:lvl w:ilvl="7" w:tentative="1">
-      <w:start w:val="1"/>
-      <w:numFmt w:val="bullet"/>
-      <w:lvlText w:val=""/>
-      <w:lvlJc w:val="left"/>
-      <w:pPr>
-        <w:tabs>
-          <w:tab w:val="num" w:pos="5760"/>
-        </w:tabs>
-        <w:ind w:left="5760" w:hanging="360"/>
-      </w:pPr>
-      <w:rPr>
-        <w:rFonts w:ascii="Wingdings" w:hAnsi="Wingdings" w:hint="default"/>
-        <w:sz w:val="20"/>
-      </w:rPr>
-    </w:lvl>
-    <w:lvl w:ilvl="8" w:tentative="1">
-      <w:start w:val="1"/>
-      <w:numFmt w:val="bullet"/>
-      <w:lvlText w:val=""/>
-      <w:lvlJc w:val="left"/>
-      <w:pPr>
-        <w:tabs>
-          <w:tab w:val="num" w:pos="6480"/>
-        </w:tabs>
-        <w:ind w:left="6480" w:hanging="360"/>
-      </w:pPr>
-      <w:rPr>
-        <w:rFonts w:ascii="Wingdings" w:hAnsi="Wingdings" w:hint="default"/>
-        <w:sz w:val="20"/>
-      </w:rPr>
-    </w:lvl>
-  </w:abstractNum>
-  <w:abstractNum w:abstractNumId="10" w15:restartNumberingAfterBreak="0">
-    <w:nsid w:val="1FDE4C6B"/>
-    <w:multiLevelType w:val="multilevel"/>
-    <w:tmpl w:val="B94873D6"/>
-    <w:lvl w:ilvl="0">
-      <w:start w:val="1"/>
-      <w:numFmt w:val="bullet"/>
-      <w:lvlText w:val=""/>
-      <w:lvlJc w:val="left"/>
-      <w:pPr>
-        <w:tabs>
-          <w:tab w:val="num" w:pos="720"/>
-        </w:tabs>
-        <w:ind w:left="720" w:hanging="360"/>
-      </w:pPr>
-      <w:rPr>
-        <w:rFonts w:ascii="Symbol" w:hAnsi="Symbol" w:hint="default"/>
-        <w:sz w:val="20"/>
-      </w:rPr>
-    </w:lvl>
-    <w:lvl w:ilvl="1" w:tentative="1">
-      <w:start w:val="1"/>
-      <w:numFmt w:val="bullet"/>
-      <w:lvlText w:val="o"/>
-      <w:lvlJc w:val="left"/>
-      <w:pPr>
-        <w:tabs>
-          <w:tab w:val="num" w:pos="1440"/>
-        </w:tabs>
-        <w:ind w:left="1440" w:hanging="360"/>
-      </w:pPr>
-      <w:rPr>
-        <w:rFonts w:ascii="Courier New" w:hAnsi="Courier New" w:hint="default"/>
-        <w:sz w:val="20"/>
-      </w:rPr>
-    </w:lvl>
-    <w:lvl w:ilvl="2" w:tentative="1">
-      <w:start w:val="1"/>
-      <w:numFmt w:val="bullet"/>
-      <w:lvlText w:val=""/>
-      <w:lvlJc w:val="left"/>
-      <w:pPr>
-        <w:tabs>
-          <w:tab w:val="num" w:pos="2160"/>
-        </w:tabs>
-        <w:ind w:left="2160" w:hanging="360"/>
-      </w:pPr>
-      <w:rPr>
-        <w:rFonts w:ascii="Wingdings" w:hAnsi="Wingdings" w:hint="default"/>
-        <w:sz w:val="20"/>
-      </w:rPr>
-    </w:lvl>
-    <w:lvl w:ilvl="3" w:tentative="1">
-      <w:start w:val="1"/>
-      <w:numFmt w:val="bullet"/>
-      <w:lvlText w:val=""/>
-      <w:lvlJc w:val="left"/>
-      <w:pPr>
-        <w:tabs>
-          <w:tab w:val="num" w:pos="2880"/>
-        </w:tabs>
-        <w:ind w:left="2880" w:hanging="360"/>
-      </w:pPr>
-      <w:rPr>
-        <w:rFonts w:ascii="Wingdings" w:hAnsi="Wingdings" w:hint="default"/>
-        <w:sz w:val="20"/>
-      </w:rPr>
-    </w:lvl>
-    <w:lvl w:ilvl="4" w:tentative="1">
-      <w:start w:val="1"/>
-      <w:numFmt w:val="bullet"/>
-      <w:lvlText w:val=""/>
-      <w:lvlJc w:val="left"/>
-      <w:pPr>
-        <w:tabs>
-          <w:tab w:val="num" w:pos="3600"/>
-        </w:tabs>
-        <w:ind w:left="3600" w:hanging="360"/>
-      </w:pPr>
-      <w:rPr>
-        <w:rFonts w:ascii="Wingdings" w:hAnsi="Wingdings" w:hint="default"/>
-        <w:sz w:val="20"/>
-      </w:rPr>
-    </w:lvl>
-    <w:lvl w:ilvl="5" w:tentative="1">
-      <w:start w:val="1"/>
-      <w:numFmt w:val="bullet"/>
-      <w:lvlText w:val=""/>
-      <w:lvlJc w:val="left"/>
-      <w:pPr>
-        <w:tabs>
-          <w:tab w:val="num" w:pos="4320"/>
-        </w:tabs>
-        <w:ind w:left="4320" w:hanging="360"/>
-      </w:pPr>
-      <w:rPr>
-        <w:rFonts w:ascii="Wingdings" w:hAnsi="Wingdings" w:hint="default"/>
-        <w:sz w:val="20"/>
-      </w:rPr>
-    </w:lvl>
-    <w:lvl w:ilvl="6" w:tentative="1">
-      <w:start w:val="1"/>
-      <w:numFmt w:val="bullet"/>
-      <w:lvlText w:val=""/>
-      <w:lvlJc w:val="left"/>
-      <w:pPr>
-        <w:tabs>
-          <w:tab w:val="num" w:pos="5040"/>
-        </w:tabs>
-        <w:ind w:left="5040" w:hanging="360"/>
-      </w:pPr>
-      <w:rPr>
-        <w:rFonts w:ascii="Wingdings" w:hAnsi="Wingdings" w:hint="default"/>
-        <w:sz w:val="20"/>
-      </w:rPr>
-    </w:lvl>
-    <w:lvl w:ilvl="7" w:tentative="1">
-      <w:start w:val="1"/>
-      <w:numFmt w:val="bullet"/>
-      <w:lvlText w:val=""/>
-      <w:lvlJc w:val="left"/>
-      <w:pPr>
-        <w:tabs>
-          <w:tab w:val="num" w:pos="5760"/>
-        </w:tabs>
-        <w:ind w:left="5760" w:hanging="360"/>
-      </w:pPr>
-      <w:rPr>
-        <w:rFonts w:ascii="Wingdings" w:hAnsi="Wingdings" w:hint="default"/>
-        <w:sz w:val="20"/>
-      </w:rPr>
-    </w:lvl>
-    <w:lvl w:ilvl="8" w:tentative="1">
-      <w:start w:val="1"/>
-      <w:numFmt w:val="bullet"/>
-      <w:lvlText w:val=""/>
-      <w:lvlJc w:val="left"/>
-      <w:pPr>
-        <w:tabs>
-          <w:tab w:val="num" w:pos="6480"/>
-        </w:tabs>
-        <w:ind w:left="6480" w:hanging="360"/>
-      </w:pPr>
-      <w:rPr>
-        <w:rFonts w:ascii="Wingdings" w:hAnsi="Wingdings" w:hint="default"/>
-        <w:sz w:val="20"/>
-      </w:rPr>
-    </w:lvl>
-  </w:abstractNum>
-  <w:abstractNum w:abstractNumId="11" w15:restartNumberingAfterBreak="0">
+  <w:abstractNum w:abstractNumId="6" w15:restartNumberingAfterBreak="0">
     <w:nsid w:val="215C6EF7"/>
     <w:multiLevelType w:val="multilevel"/>
     <w:tmpl w:val="97A4EB8A"/>
@@ -5042,10 +5370,10 @@
       </w:rPr>
     </w:lvl>
   </w:abstractNum>
-  <w:abstractNum w:abstractNumId="12" w15:restartNumberingAfterBreak="0">
-    <w:nsid w:val="26705411"/>
+  <w:abstractNum w:abstractNumId="7" w15:restartNumberingAfterBreak="0">
+    <w:nsid w:val="279A7AE9"/>
     <w:multiLevelType w:val="multilevel"/>
-    <w:tmpl w:val="9E98BED8"/>
+    <w:tmpl w:val="1D34BC50"/>
     <w:lvl w:ilvl="0">
       <w:start w:val="1"/>
       <w:numFmt w:val="bullet"/>
@@ -5191,454 +5519,7 @@
       </w:rPr>
     </w:lvl>
   </w:abstractNum>
-  <w:abstractNum w:abstractNumId="13" w15:restartNumberingAfterBreak="0">
-    <w:nsid w:val="29BA6DF2"/>
-    <w:multiLevelType w:val="multilevel"/>
-    <w:tmpl w:val="6D3C2882"/>
-    <w:lvl w:ilvl="0">
-      <w:start w:val="1"/>
-      <w:numFmt w:val="bullet"/>
-      <w:lvlText w:val=""/>
-      <w:lvlJc w:val="left"/>
-      <w:pPr>
-        <w:tabs>
-          <w:tab w:val="num" w:pos="720"/>
-        </w:tabs>
-        <w:ind w:left="720" w:hanging="360"/>
-      </w:pPr>
-      <w:rPr>
-        <w:rFonts w:ascii="Symbol" w:hAnsi="Symbol" w:hint="default"/>
-        <w:sz w:val="20"/>
-      </w:rPr>
-    </w:lvl>
-    <w:lvl w:ilvl="1" w:tentative="1">
-      <w:start w:val="1"/>
-      <w:numFmt w:val="bullet"/>
-      <w:lvlText w:val="o"/>
-      <w:lvlJc w:val="left"/>
-      <w:pPr>
-        <w:tabs>
-          <w:tab w:val="num" w:pos="1440"/>
-        </w:tabs>
-        <w:ind w:left="1440" w:hanging="360"/>
-      </w:pPr>
-      <w:rPr>
-        <w:rFonts w:ascii="Courier New" w:hAnsi="Courier New" w:hint="default"/>
-        <w:sz w:val="20"/>
-      </w:rPr>
-    </w:lvl>
-    <w:lvl w:ilvl="2" w:tentative="1">
-      <w:start w:val="1"/>
-      <w:numFmt w:val="bullet"/>
-      <w:lvlText w:val=""/>
-      <w:lvlJc w:val="left"/>
-      <w:pPr>
-        <w:tabs>
-          <w:tab w:val="num" w:pos="2160"/>
-        </w:tabs>
-        <w:ind w:left="2160" w:hanging="360"/>
-      </w:pPr>
-      <w:rPr>
-        <w:rFonts w:ascii="Wingdings" w:hAnsi="Wingdings" w:hint="default"/>
-        <w:sz w:val="20"/>
-      </w:rPr>
-    </w:lvl>
-    <w:lvl w:ilvl="3" w:tentative="1">
-      <w:start w:val="1"/>
-      <w:numFmt w:val="bullet"/>
-      <w:lvlText w:val=""/>
-      <w:lvlJc w:val="left"/>
-      <w:pPr>
-        <w:tabs>
-          <w:tab w:val="num" w:pos="2880"/>
-        </w:tabs>
-        <w:ind w:left="2880" w:hanging="360"/>
-      </w:pPr>
-      <w:rPr>
-        <w:rFonts w:ascii="Wingdings" w:hAnsi="Wingdings" w:hint="default"/>
-        <w:sz w:val="20"/>
-      </w:rPr>
-    </w:lvl>
-    <w:lvl w:ilvl="4" w:tentative="1">
-      <w:start w:val="1"/>
-      <w:numFmt w:val="bullet"/>
-      <w:lvlText w:val=""/>
-      <w:lvlJc w:val="left"/>
-      <w:pPr>
-        <w:tabs>
-          <w:tab w:val="num" w:pos="3600"/>
-        </w:tabs>
-        <w:ind w:left="3600" w:hanging="360"/>
-      </w:pPr>
-      <w:rPr>
-        <w:rFonts w:ascii="Wingdings" w:hAnsi="Wingdings" w:hint="default"/>
-        <w:sz w:val="20"/>
-      </w:rPr>
-    </w:lvl>
-    <w:lvl w:ilvl="5" w:tentative="1">
-      <w:start w:val="1"/>
-      <w:numFmt w:val="bullet"/>
-      <w:lvlText w:val=""/>
-      <w:lvlJc w:val="left"/>
-      <w:pPr>
-        <w:tabs>
-          <w:tab w:val="num" w:pos="4320"/>
-        </w:tabs>
-        <w:ind w:left="4320" w:hanging="360"/>
-      </w:pPr>
-      <w:rPr>
-        <w:rFonts w:ascii="Wingdings" w:hAnsi="Wingdings" w:hint="default"/>
-        <w:sz w:val="20"/>
-      </w:rPr>
-    </w:lvl>
-    <w:lvl w:ilvl="6" w:tentative="1">
-      <w:start w:val="1"/>
-      <w:numFmt w:val="bullet"/>
-      <w:lvlText w:val=""/>
-      <w:lvlJc w:val="left"/>
-      <w:pPr>
-        <w:tabs>
-          <w:tab w:val="num" w:pos="5040"/>
-        </w:tabs>
-        <w:ind w:left="5040" w:hanging="360"/>
-      </w:pPr>
-      <w:rPr>
-        <w:rFonts w:ascii="Wingdings" w:hAnsi="Wingdings" w:hint="default"/>
-        <w:sz w:val="20"/>
-      </w:rPr>
-    </w:lvl>
-    <w:lvl w:ilvl="7" w:tentative="1">
-      <w:start w:val="1"/>
-      <w:numFmt w:val="bullet"/>
-      <w:lvlText w:val=""/>
-      <w:lvlJc w:val="left"/>
-      <w:pPr>
-        <w:tabs>
-          <w:tab w:val="num" w:pos="5760"/>
-        </w:tabs>
-        <w:ind w:left="5760" w:hanging="360"/>
-      </w:pPr>
-      <w:rPr>
-        <w:rFonts w:ascii="Wingdings" w:hAnsi="Wingdings" w:hint="default"/>
-        <w:sz w:val="20"/>
-      </w:rPr>
-    </w:lvl>
-    <w:lvl w:ilvl="8" w:tentative="1">
-      <w:start w:val="1"/>
-      <w:numFmt w:val="bullet"/>
-      <w:lvlText w:val=""/>
-      <w:lvlJc w:val="left"/>
-      <w:pPr>
-        <w:tabs>
-          <w:tab w:val="num" w:pos="6480"/>
-        </w:tabs>
-        <w:ind w:left="6480" w:hanging="360"/>
-      </w:pPr>
-      <w:rPr>
-        <w:rFonts w:ascii="Wingdings" w:hAnsi="Wingdings" w:hint="default"/>
-        <w:sz w:val="20"/>
-      </w:rPr>
-    </w:lvl>
-  </w:abstractNum>
-  <w:abstractNum w:abstractNumId="14" w15:restartNumberingAfterBreak="0">
-    <w:nsid w:val="2B62027C"/>
-    <w:multiLevelType w:val="multilevel"/>
-    <w:tmpl w:val="1F96117C"/>
-    <w:lvl w:ilvl="0">
-      <w:start w:val="1"/>
-      <w:numFmt w:val="bullet"/>
-      <w:lvlText w:val=""/>
-      <w:lvlJc w:val="left"/>
-      <w:pPr>
-        <w:tabs>
-          <w:tab w:val="num" w:pos="720"/>
-        </w:tabs>
-        <w:ind w:left="720" w:hanging="360"/>
-      </w:pPr>
-      <w:rPr>
-        <w:rFonts w:ascii="Symbol" w:hAnsi="Symbol" w:hint="default"/>
-        <w:sz w:val="20"/>
-      </w:rPr>
-    </w:lvl>
-    <w:lvl w:ilvl="1" w:tentative="1">
-      <w:start w:val="1"/>
-      <w:numFmt w:val="bullet"/>
-      <w:lvlText w:val="o"/>
-      <w:lvlJc w:val="left"/>
-      <w:pPr>
-        <w:tabs>
-          <w:tab w:val="num" w:pos="1440"/>
-        </w:tabs>
-        <w:ind w:left="1440" w:hanging="360"/>
-      </w:pPr>
-      <w:rPr>
-        <w:rFonts w:ascii="Courier New" w:hAnsi="Courier New" w:hint="default"/>
-        <w:sz w:val="20"/>
-      </w:rPr>
-    </w:lvl>
-    <w:lvl w:ilvl="2" w:tentative="1">
-      <w:start w:val="1"/>
-      <w:numFmt w:val="bullet"/>
-      <w:lvlText w:val=""/>
-      <w:lvlJc w:val="left"/>
-      <w:pPr>
-        <w:tabs>
-          <w:tab w:val="num" w:pos="2160"/>
-        </w:tabs>
-        <w:ind w:left="2160" w:hanging="360"/>
-      </w:pPr>
-      <w:rPr>
-        <w:rFonts w:ascii="Wingdings" w:hAnsi="Wingdings" w:hint="default"/>
-        <w:sz w:val="20"/>
-      </w:rPr>
-    </w:lvl>
-    <w:lvl w:ilvl="3" w:tentative="1">
-      <w:start w:val="1"/>
-      <w:numFmt w:val="bullet"/>
-      <w:lvlText w:val=""/>
-      <w:lvlJc w:val="left"/>
-      <w:pPr>
-        <w:tabs>
-          <w:tab w:val="num" w:pos="2880"/>
-        </w:tabs>
-        <w:ind w:left="2880" w:hanging="360"/>
-      </w:pPr>
-      <w:rPr>
-        <w:rFonts w:ascii="Wingdings" w:hAnsi="Wingdings" w:hint="default"/>
-        <w:sz w:val="20"/>
-      </w:rPr>
-    </w:lvl>
-    <w:lvl w:ilvl="4" w:tentative="1">
-      <w:start w:val="1"/>
-      <w:numFmt w:val="bullet"/>
-      <w:lvlText w:val=""/>
-      <w:lvlJc w:val="left"/>
-      <w:pPr>
-        <w:tabs>
-          <w:tab w:val="num" w:pos="3600"/>
-        </w:tabs>
-        <w:ind w:left="3600" w:hanging="360"/>
-      </w:pPr>
-      <w:rPr>
-        <w:rFonts w:ascii="Wingdings" w:hAnsi="Wingdings" w:hint="default"/>
-        <w:sz w:val="20"/>
-      </w:rPr>
-    </w:lvl>
-    <w:lvl w:ilvl="5" w:tentative="1">
-      <w:start w:val="1"/>
-      <w:numFmt w:val="bullet"/>
-      <w:lvlText w:val=""/>
-      <w:lvlJc w:val="left"/>
-      <w:pPr>
-        <w:tabs>
-          <w:tab w:val="num" w:pos="4320"/>
-        </w:tabs>
-        <w:ind w:left="4320" w:hanging="360"/>
-      </w:pPr>
-      <w:rPr>
-        <w:rFonts w:ascii="Wingdings" w:hAnsi="Wingdings" w:hint="default"/>
-        <w:sz w:val="20"/>
-      </w:rPr>
-    </w:lvl>
-    <w:lvl w:ilvl="6" w:tentative="1">
-      <w:start w:val="1"/>
-      <w:numFmt w:val="bullet"/>
-      <w:lvlText w:val=""/>
-      <w:lvlJc w:val="left"/>
-      <w:pPr>
-        <w:tabs>
-          <w:tab w:val="num" w:pos="5040"/>
-        </w:tabs>
-        <w:ind w:left="5040" w:hanging="360"/>
-      </w:pPr>
-      <w:rPr>
-        <w:rFonts w:ascii="Wingdings" w:hAnsi="Wingdings" w:hint="default"/>
-        <w:sz w:val="20"/>
-      </w:rPr>
-    </w:lvl>
-    <w:lvl w:ilvl="7" w:tentative="1">
-      <w:start w:val="1"/>
-      <w:numFmt w:val="bullet"/>
-      <w:lvlText w:val=""/>
-      <w:lvlJc w:val="left"/>
-      <w:pPr>
-        <w:tabs>
-          <w:tab w:val="num" w:pos="5760"/>
-        </w:tabs>
-        <w:ind w:left="5760" w:hanging="360"/>
-      </w:pPr>
-      <w:rPr>
-        <w:rFonts w:ascii="Wingdings" w:hAnsi="Wingdings" w:hint="default"/>
-        <w:sz w:val="20"/>
-      </w:rPr>
-    </w:lvl>
-    <w:lvl w:ilvl="8" w:tentative="1">
-      <w:start w:val="1"/>
-      <w:numFmt w:val="bullet"/>
-      <w:lvlText w:val=""/>
-      <w:lvlJc w:val="left"/>
-      <w:pPr>
-        <w:tabs>
-          <w:tab w:val="num" w:pos="6480"/>
-        </w:tabs>
-        <w:ind w:left="6480" w:hanging="360"/>
-      </w:pPr>
-      <w:rPr>
-        <w:rFonts w:ascii="Wingdings" w:hAnsi="Wingdings" w:hint="default"/>
-        <w:sz w:val="20"/>
-      </w:rPr>
-    </w:lvl>
-  </w:abstractNum>
-  <w:abstractNum w:abstractNumId="15" w15:restartNumberingAfterBreak="0">
-    <w:nsid w:val="2ED14FA1"/>
-    <w:multiLevelType w:val="multilevel"/>
-    <w:tmpl w:val="1CA68BB0"/>
-    <w:lvl w:ilvl="0">
-      <w:start w:val="1"/>
-      <w:numFmt w:val="bullet"/>
-      <w:lvlText w:val=""/>
-      <w:lvlJc w:val="left"/>
-      <w:pPr>
-        <w:tabs>
-          <w:tab w:val="num" w:pos="720"/>
-        </w:tabs>
-        <w:ind w:left="720" w:hanging="360"/>
-      </w:pPr>
-      <w:rPr>
-        <w:rFonts w:ascii="Symbol" w:hAnsi="Symbol" w:hint="default"/>
-        <w:sz w:val="20"/>
-      </w:rPr>
-    </w:lvl>
-    <w:lvl w:ilvl="1" w:tentative="1">
-      <w:start w:val="1"/>
-      <w:numFmt w:val="bullet"/>
-      <w:lvlText w:val="o"/>
-      <w:lvlJc w:val="left"/>
-      <w:pPr>
-        <w:tabs>
-          <w:tab w:val="num" w:pos="1440"/>
-        </w:tabs>
-        <w:ind w:left="1440" w:hanging="360"/>
-      </w:pPr>
-      <w:rPr>
-        <w:rFonts w:ascii="Courier New" w:hAnsi="Courier New" w:hint="default"/>
-        <w:sz w:val="20"/>
-      </w:rPr>
-    </w:lvl>
-    <w:lvl w:ilvl="2" w:tentative="1">
-      <w:start w:val="1"/>
-      <w:numFmt w:val="bullet"/>
-      <w:lvlText w:val=""/>
-      <w:lvlJc w:val="left"/>
-      <w:pPr>
-        <w:tabs>
-          <w:tab w:val="num" w:pos="2160"/>
-        </w:tabs>
-        <w:ind w:left="2160" w:hanging="360"/>
-      </w:pPr>
-      <w:rPr>
-        <w:rFonts w:ascii="Wingdings" w:hAnsi="Wingdings" w:hint="default"/>
-        <w:sz w:val="20"/>
-      </w:rPr>
-    </w:lvl>
-    <w:lvl w:ilvl="3" w:tentative="1">
-      <w:start w:val="1"/>
-      <w:numFmt w:val="bullet"/>
-      <w:lvlText w:val=""/>
-      <w:lvlJc w:val="left"/>
-      <w:pPr>
-        <w:tabs>
-          <w:tab w:val="num" w:pos="2880"/>
-        </w:tabs>
-        <w:ind w:left="2880" w:hanging="360"/>
-      </w:pPr>
-      <w:rPr>
-        <w:rFonts w:ascii="Wingdings" w:hAnsi="Wingdings" w:hint="default"/>
-        <w:sz w:val="20"/>
-      </w:rPr>
-    </w:lvl>
-    <w:lvl w:ilvl="4" w:tentative="1">
-      <w:start w:val="1"/>
-      <w:numFmt w:val="bullet"/>
-      <w:lvlText w:val=""/>
-      <w:lvlJc w:val="left"/>
-      <w:pPr>
-        <w:tabs>
-          <w:tab w:val="num" w:pos="3600"/>
-        </w:tabs>
-        <w:ind w:left="3600" w:hanging="360"/>
-      </w:pPr>
-      <w:rPr>
-        <w:rFonts w:ascii="Wingdings" w:hAnsi="Wingdings" w:hint="default"/>
-        <w:sz w:val="20"/>
-      </w:rPr>
-    </w:lvl>
-    <w:lvl w:ilvl="5" w:tentative="1">
-      <w:start w:val="1"/>
-      <w:numFmt w:val="bullet"/>
-      <w:lvlText w:val=""/>
-      <w:lvlJc w:val="left"/>
-      <w:pPr>
-        <w:tabs>
-          <w:tab w:val="num" w:pos="4320"/>
-        </w:tabs>
-        <w:ind w:left="4320" w:hanging="360"/>
-      </w:pPr>
-      <w:rPr>
-        <w:rFonts w:ascii="Wingdings" w:hAnsi="Wingdings" w:hint="default"/>
-        <w:sz w:val="20"/>
-      </w:rPr>
-    </w:lvl>
-    <w:lvl w:ilvl="6" w:tentative="1">
-      <w:start w:val="1"/>
-      <w:numFmt w:val="bullet"/>
-      <w:lvlText w:val=""/>
-      <w:lvlJc w:val="left"/>
-      <w:pPr>
-        <w:tabs>
-          <w:tab w:val="num" w:pos="5040"/>
-        </w:tabs>
-        <w:ind w:left="5040" w:hanging="360"/>
-      </w:pPr>
-      <w:rPr>
-        <w:rFonts w:ascii="Wingdings" w:hAnsi="Wingdings" w:hint="default"/>
-        <w:sz w:val="20"/>
-      </w:rPr>
-    </w:lvl>
-    <w:lvl w:ilvl="7" w:tentative="1">
-      <w:start w:val="1"/>
-      <w:numFmt w:val="bullet"/>
-      <w:lvlText w:val=""/>
-      <w:lvlJc w:val="left"/>
-      <w:pPr>
-        <w:tabs>
-          <w:tab w:val="num" w:pos="5760"/>
-        </w:tabs>
-        <w:ind w:left="5760" w:hanging="360"/>
-      </w:pPr>
-      <w:rPr>
-        <w:rFonts w:ascii="Wingdings" w:hAnsi="Wingdings" w:hint="default"/>
-        <w:sz w:val="20"/>
-      </w:rPr>
-    </w:lvl>
-    <w:lvl w:ilvl="8" w:tentative="1">
-      <w:start w:val="1"/>
-      <w:numFmt w:val="bullet"/>
-      <w:lvlText w:val=""/>
-      <w:lvlJc w:val="left"/>
-      <w:pPr>
-        <w:tabs>
-          <w:tab w:val="num" w:pos="6480"/>
-        </w:tabs>
-        <w:ind w:left="6480" w:hanging="360"/>
-      </w:pPr>
-      <w:rPr>
-        <w:rFonts w:ascii="Wingdings" w:hAnsi="Wingdings" w:hint="default"/>
-        <w:sz w:val="20"/>
-      </w:rPr>
-    </w:lvl>
-  </w:abstractNum>
-  <w:abstractNum w:abstractNumId="16" w15:restartNumberingAfterBreak="0">
+  <w:abstractNum w:abstractNumId="8" w15:restartNumberingAfterBreak="0">
     <w:nsid w:val="2ED739D8"/>
     <w:multiLevelType w:val="multilevel"/>
     <w:tmpl w:val="A2CE3120"/>
@@ -5787,1050 +5668,7 @@
       </w:rPr>
     </w:lvl>
   </w:abstractNum>
-  <w:abstractNum w:abstractNumId="17" w15:restartNumberingAfterBreak="0">
-    <w:nsid w:val="341C601D"/>
-    <w:multiLevelType w:val="multilevel"/>
-    <w:tmpl w:val="F6862D7E"/>
-    <w:lvl w:ilvl="0">
-      <w:start w:val="1"/>
-      <w:numFmt w:val="bullet"/>
-      <w:lvlText w:val=""/>
-      <w:lvlJc w:val="left"/>
-      <w:pPr>
-        <w:tabs>
-          <w:tab w:val="num" w:pos="720"/>
-        </w:tabs>
-        <w:ind w:left="720" w:hanging="360"/>
-      </w:pPr>
-      <w:rPr>
-        <w:rFonts w:ascii="Symbol" w:hAnsi="Symbol" w:hint="default"/>
-        <w:sz w:val="20"/>
-      </w:rPr>
-    </w:lvl>
-    <w:lvl w:ilvl="1" w:tentative="1">
-      <w:start w:val="1"/>
-      <w:numFmt w:val="bullet"/>
-      <w:lvlText w:val="o"/>
-      <w:lvlJc w:val="left"/>
-      <w:pPr>
-        <w:tabs>
-          <w:tab w:val="num" w:pos="1440"/>
-        </w:tabs>
-        <w:ind w:left="1440" w:hanging="360"/>
-      </w:pPr>
-      <w:rPr>
-        <w:rFonts w:ascii="Courier New" w:hAnsi="Courier New" w:hint="default"/>
-        <w:sz w:val="20"/>
-      </w:rPr>
-    </w:lvl>
-    <w:lvl w:ilvl="2" w:tentative="1">
-      <w:start w:val="1"/>
-      <w:numFmt w:val="bullet"/>
-      <w:lvlText w:val=""/>
-      <w:lvlJc w:val="left"/>
-      <w:pPr>
-        <w:tabs>
-          <w:tab w:val="num" w:pos="2160"/>
-        </w:tabs>
-        <w:ind w:left="2160" w:hanging="360"/>
-      </w:pPr>
-      <w:rPr>
-        <w:rFonts w:ascii="Wingdings" w:hAnsi="Wingdings" w:hint="default"/>
-        <w:sz w:val="20"/>
-      </w:rPr>
-    </w:lvl>
-    <w:lvl w:ilvl="3" w:tentative="1">
-      <w:start w:val="1"/>
-      <w:numFmt w:val="bullet"/>
-      <w:lvlText w:val=""/>
-      <w:lvlJc w:val="left"/>
-      <w:pPr>
-        <w:tabs>
-          <w:tab w:val="num" w:pos="2880"/>
-        </w:tabs>
-        <w:ind w:left="2880" w:hanging="360"/>
-      </w:pPr>
-      <w:rPr>
-        <w:rFonts w:ascii="Wingdings" w:hAnsi="Wingdings" w:hint="default"/>
-        <w:sz w:val="20"/>
-      </w:rPr>
-    </w:lvl>
-    <w:lvl w:ilvl="4" w:tentative="1">
-      <w:start w:val="1"/>
-      <w:numFmt w:val="bullet"/>
-      <w:lvlText w:val=""/>
-      <w:lvlJc w:val="left"/>
-      <w:pPr>
-        <w:tabs>
-          <w:tab w:val="num" w:pos="3600"/>
-        </w:tabs>
-        <w:ind w:left="3600" w:hanging="360"/>
-      </w:pPr>
-      <w:rPr>
-        <w:rFonts w:ascii="Wingdings" w:hAnsi="Wingdings" w:hint="default"/>
-        <w:sz w:val="20"/>
-      </w:rPr>
-    </w:lvl>
-    <w:lvl w:ilvl="5" w:tentative="1">
-      <w:start w:val="1"/>
-      <w:numFmt w:val="bullet"/>
-      <w:lvlText w:val=""/>
-      <w:lvlJc w:val="left"/>
-      <w:pPr>
-        <w:tabs>
-          <w:tab w:val="num" w:pos="4320"/>
-        </w:tabs>
-        <w:ind w:left="4320" w:hanging="360"/>
-      </w:pPr>
-      <w:rPr>
-        <w:rFonts w:ascii="Wingdings" w:hAnsi="Wingdings" w:hint="default"/>
-        <w:sz w:val="20"/>
-      </w:rPr>
-    </w:lvl>
-    <w:lvl w:ilvl="6" w:tentative="1">
-      <w:start w:val="1"/>
-      <w:numFmt w:val="bullet"/>
-      <w:lvlText w:val=""/>
-      <w:lvlJc w:val="left"/>
-      <w:pPr>
-        <w:tabs>
-          <w:tab w:val="num" w:pos="5040"/>
-        </w:tabs>
-        <w:ind w:left="5040" w:hanging="360"/>
-      </w:pPr>
-      <w:rPr>
-        <w:rFonts w:ascii="Wingdings" w:hAnsi="Wingdings" w:hint="default"/>
-        <w:sz w:val="20"/>
-      </w:rPr>
-    </w:lvl>
-    <w:lvl w:ilvl="7" w:tentative="1">
-      <w:start w:val="1"/>
-      <w:numFmt w:val="bullet"/>
-      <w:lvlText w:val=""/>
-      <w:lvlJc w:val="left"/>
-      <w:pPr>
-        <w:tabs>
-          <w:tab w:val="num" w:pos="5760"/>
-        </w:tabs>
-        <w:ind w:left="5760" w:hanging="360"/>
-      </w:pPr>
-      <w:rPr>
-        <w:rFonts w:ascii="Wingdings" w:hAnsi="Wingdings" w:hint="default"/>
-        <w:sz w:val="20"/>
-      </w:rPr>
-    </w:lvl>
-    <w:lvl w:ilvl="8" w:tentative="1">
-      <w:start w:val="1"/>
-      <w:numFmt w:val="bullet"/>
-      <w:lvlText w:val=""/>
-      <w:lvlJc w:val="left"/>
-      <w:pPr>
-        <w:tabs>
-          <w:tab w:val="num" w:pos="6480"/>
-        </w:tabs>
-        <w:ind w:left="6480" w:hanging="360"/>
-      </w:pPr>
-      <w:rPr>
-        <w:rFonts w:ascii="Wingdings" w:hAnsi="Wingdings" w:hint="default"/>
-        <w:sz w:val="20"/>
-      </w:rPr>
-    </w:lvl>
-  </w:abstractNum>
-  <w:abstractNum w:abstractNumId="18" w15:restartNumberingAfterBreak="0">
-    <w:nsid w:val="34393E57"/>
-    <w:multiLevelType w:val="multilevel"/>
-    <w:tmpl w:val="AA62DD7C"/>
-    <w:lvl w:ilvl="0">
-      <w:start w:val="1"/>
-      <w:numFmt w:val="bullet"/>
-      <w:lvlText w:val=""/>
-      <w:lvlJc w:val="left"/>
-      <w:pPr>
-        <w:tabs>
-          <w:tab w:val="num" w:pos="720"/>
-        </w:tabs>
-        <w:ind w:left="720" w:hanging="360"/>
-      </w:pPr>
-      <w:rPr>
-        <w:rFonts w:ascii="Symbol" w:hAnsi="Symbol" w:hint="default"/>
-        <w:sz w:val="20"/>
-      </w:rPr>
-    </w:lvl>
-    <w:lvl w:ilvl="1" w:tentative="1">
-      <w:start w:val="1"/>
-      <w:numFmt w:val="bullet"/>
-      <w:lvlText w:val="o"/>
-      <w:lvlJc w:val="left"/>
-      <w:pPr>
-        <w:tabs>
-          <w:tab w:val="num" w:pos="1440"/>
-        </w:tabs>
-        <w:ind w:left="1440" w:hanging="360"/>
-      </w:pPr>
-      <w:rPr>
-        <w:rFonts w:ascii="Courier New" w:hAnsi="Courier New" w:hint="default"/>
-        <w:sz w:val="20"/>
-      </w:rPr>
-    </w:lvl>
-    <w:lvl w:ilvl="2" w:tentative="1">
-      <w:start w:val="1"/>
-      <w:numFmt w:val="bullet"/>
-      <w:lvlText w:val=""/>
-      <w:lvlJc w:val="left"/>
-      <w:pPr>
-        <w:tabs>
-          <w:tab w:val="num" w:pos="2160"/>
-        </w:tabs>
-        <w:ind w:left="2160" w:hanging="360"/>
-      </w:pPr>
-      <w:rPr>
-        <w:rFonts w:ascii="Wingdings" w:hAnsi="Wingdings" w:hint="default"/>
-        <w:sz w:val="20"/>
-      </w:rPr>
-    </w:lvl>
-    <w:lvl w:ilvl="3" w:tentative="1">
-      <w:start w:val="1"/>
-      <w:numFmt w:val="bullet"/>
-      <w:lvlText w:val=""/>
-      <w:lvlJc w:val="left"/>
-      <w:pPr>
-        <w:tabs>
-          <w:tab w:val="num" w:pos="2880"/>
-        </w:tabs>
-        <w:ind w:left="2880" w:hanging="360"/>
-      </w:pPr>
-      <w:rPr>
-        <w:rFonts w:ascii="Wingdings" w:hAnsi="Wingdings" w:hint="default"/>
-        <w:sz w:val="20"/>
-      </w:rPr>
-    </w:lvl>
-    <w:lvl w:ilvl="4" w:tentative="1">
-      <w:start w:val="1"/>
-      <w:numFmt w:val="bullet"/>
-      <w:lvlText w:val=""/>
-      <w:lvlJc w:val="left"/>
-      <w:pPr>
-        <w:tabs>
-          <w:tab w:val="num" w:pos="3600"/>
-        </w:tabs>
-        <w:ind w:left="3600" w:hanging="360"/>
-      </w:pPr>
-      <w:rPr>
-        <w:rFonts w:ascii="Wingdings" w:hAnsi="Wingdings" w:hint="default"/>
-        <w:sz w:val="20"/>
-      </w:rPr>
-    </w:lvl>
-    <w:lvl w:ilvl="5" w:tentative="1">
-      <w:start w:val="1"/>
-      <w:numFmt w:val="bullet"/>
-      <w:lvlText w:val=""/>
-      <w:lvlJc w:val="left"/>
-      <w:pPr>
-        <w:tabs>
-          <w:tab w:val="num" w:pos="4320"/>
-        </w:tabs>
-        <w:ind w:left="4320" w:hanging="360"/>
-      </w:pPr>
-      <w:rPr>
-        <w:rFonts w:ascii="Wingdings" w:hAnsi="Wingdings" w:hint="default"/>
-        <w:sz w:val="20"/>
-      </w:rPr>
-    </w:lvl>
-    <w:lvl w:ilvl="6" w:tentative="1">
-      <w:start w:val="1"/>
-      <w:numFmt w:val="bullet"/>
-      <w:lvlText w:val=""/>
-      <w:lvlJc w:val="left"/>
-      <w:pPr>
-        <w:tabs>
-          <w:tab w:val="num" w:pos="5040"/>
-        </w:tabs>
-        <w:ind w:left="5040" w:hanging="360"/>
-      </w:pPr>
-      <w:rPr>
-        <w:rFonts w:ascii="Wingdings" w:hAnsi="Wingdings" w:hint="default"/>
-        <w:sz w:val="20"/>
-      </w:rPr>
-    </w:lvl>
-    <w:lvl w:ilvl="7" w:tentative="1">
-      <w:start w:val="1"/>
-      <w:numFmt w:val="bullet"/>
-      <w:lvlText w:val=""/>
-      <w:lvlJc w:val="left"/>
-      <w:pPr>
-        <w:tabs>
-          <w:tab w:val="num" w:pos="5760"/>
-        </w:tabs>
-        <w:ind w:left="5760" w:hanging="360"/>
-      </w:pPr>
-      <w:rPr>
-        <w:rFonts w:ascii="Wingdings" w:hAnsi="Wingdings" w:hint="default"/>
-        <w:sz w:val="20"/>
-      </w:rPr>
-    </w:lvl>
-    <w:lvl w:ilvl="8" w:tentative="1">
-      <w:start w:val="1"/>
-      <w:numFmt w:val="bullet"/>
-      <w:lvlText w:val=""/>
-      <w:lvlJc w:val="left"/>
-      <w:pPr>
-        <w:tabs>
-          <w:tab w:val="num" w:pos="6480"/>
-        </w:tabs>
-        <w:ind w:left="6480" w:hanging="360"/>
-      </w:pPr>
-      <w:rPr>
-        <w:rFonts w:ascii="Wingdings" w:hAnsi="Wingdings" w:hint="default"/>
-        <w:sz w:val="20"/>
-      </w:rPr>
-    </w:lvl>
-  </w:abstractNum>
-  <w:abstractNum w:abstractNumId="19" w15:restartNumberingAfterBreak="0">
-    <w:nsid w:val="373064BE"/>
-    <w:multiLevelType w:val="multilevel"/>
-    <w:tmpl w:val="4D10D41E"/>
-    <w:lvl w:ilvl="0">
-      <w:start w:val="1"/>
-      <w:numFmt w:val="bullet"/>
-      <w:lvlText w:val=""/>
-      <w:lvlJc w:val="left"/>
-      <w:pPr>
-        <w:tabs>
-          <w:tab w:val="num" w:pos="720"/>
-        </w:tabs>
-        <w:ind w:left="720" w:hanging="360"/>
-      </w:pPr>
-      <w:rPr>
-        <w:rFonts w:ascii="Symbol" w:hAnsi="Symbol" w:hint="default"/>
-        <w:sz w:val="20"/>
-      </w:rPr>
-    </w:lvl>
-    <w:lvl w:ilvl="1" w:tentative="1">
-      <w:start w:val="1"/>
-      <w:numFmt w:val="bullet"/>
-      <w:lvlText w:val="o"/>
-      <w:lvlJc w:val="left"/>
-      <w:pPr>
-        <w:tabs>
-          <w:tab w:val="num" w:pos="1440"/>
-        </w:tabs>
-        <w:ind w:left="1440" w:hanging="360"/>
-      </w:pPr>
-      <w:rPr>
-        <w:rFonts w:ascii="Courier New" w:hAnsi="Courier New" w:hint="default"/>
-        <w:sz w:val="20"/>
-      </w:rPr>
-    </w:lvl>
-    <w:lvl w:ilvl="2" w:tentative="1">
-      <w:start w:val="1"/>
-      <w:numFmt w:val="bullet"/>
-      <w:lvlText w:val=""/>
-      <w:lvlJc w:val="left"/>
-      <w:pPr>
-        <w:tabs>
-          <w:tab w:val="num" w:pos="2160"/>
-        </w:tabs>
-        <w:ind w:left="2160" w:hanging="360"/>
-      </w:pPr>
-      <w:rPr>
-        <w:rFonts w:ascii="Wingdings" w:hAnsi="Wingdings" w:hint="default"/>
-        <w:sz w:val="20"/>
-      </w:rPr>
-    </w:lvl>
-    <w:lvl w:ilvl="3" w:tentative="1">
-      <w:start w:val="1"/>
-      <w:numFmt w:val="bullet"/>
-      <w:lvlText w:val=""/>
-      <w:lvlJc w:val="left"/>
-      <w:pPr>
-        <w:tabs>
-          <w:tab w:val="num" w:pos="2880"/>
-        </w:tabs>
-        <w:ind w:left="2880" w:hanging="360"/>
-      </w:pPr>
-      <w:rPr>
-        <w:rFonts w:ascii="Wingdings" w:hAnsi="Wingdings" w:hint="default"/>
-        <w:sz w:val="20"/>
-      </w:rPr>
-    </w:lvl>
-    <w:lvl w:ilvl="4" w:tentative="1">
-      <w:start w:val="1"/>
-      <w:numFmt w:val="bullet"/>
-      <w:lvlText w:val=""/>
-      <w:lvlJc w:val="left"/>
-      <w:pPr>
-        <w:tabs>
-          <w:tab w:val="num" w:pos="3600"/>
-        </w:tabs>
-        <w:ind w:left="3600" w:hanging="360"/>
-      </w:pPr>
-      <w:rPr>
-        <w:rFonts w:ascii="Wingdings" w:hAnsi="Wingdings" w:hint="default"/>
-        <w:sz w:val="20"/>
-      </w:rPr>
-    </w:lvl>
-    <w:lvl w:ilvl="5" w:tentative="1">
-      <w:start w:val="1"/>
-      <w:numFmt w:val="bullet"/>
-      <w:lvlText w:val=""/>
-      <w:lvlJc w:val="left"/>
-      <w:pPr>
-        <w:tabs>
-          <w:tab w:val="num" w:pos="4320"/>
-        </w:tabs>
-        <w:ind w:left="4320" w:hanging="360"/>
-      </w:pPr>
-      <w:rPr>
-        <w:rFonts w:ascii="Wingdings" w:hAnsi="Wingdings" w:hint="default"/>
-        <w:sz w:val="20"/>
-      </w:rPr>
-    </w:lvl>
-    <w:lvl w:ilvl="6" w:tentative="1">
-      <w:start w:val="1"/>
-      <w:numFmt w:val="bullet"/>
-      <w:lvlText w:val=""/>
-      <w:lvlJc w:val="left"/>
-      <w:pPr>
-        <w:tabs>
-          <w:tab w:val="num" w:pos="5040"/>
-        </w:tabs>
-        <w:ind w:left="5040" w:hanging="360"/>
-      </w:pPr>
-      <w:rPr>
-        <w:rFonts w:ascii="Wingdings" w:hAnsi="Wingdings" w:hint="default"/>
-        <w:sz w:val="20"/>
-      </w:rPr>
-    </w:lvl>
-    <w:lvl w:ilvl="7" w:tentative="1">
-      <w:start w:val="1"/>
-      <w:numFmt w:val="bullet"/>
-      <w:lvlText w:val=""/>
-      <w:lvlJc w:val="left"/>
-      <w:pPr>
-        <w:tabs>
-          <w:tab w:val="num" w:pos="5760"/>
-        </w:tabs>
-        <w:ind w:left="5760" w:hanging="360"/>
-      </w:pPr>
-      <w:rPr>
-        <w:rFonts w:ascii="Wingdings" w:hAnsi="Wingdings" w:hint="default"/>
-        <w:sz w:val="20"/>
-      </w:rPr>
-    </w:lvl>
-    <w:lvl w:ilvl="8" w:tentative="1">
-      <w:start w:val="1"/>
-      <w:numFmt w:val="bullet"/>
-      <w:lvlText w:val=""/>
-      <w:lvlJc w:val="left"/>
-      <w:pPr>
-        <w:tabs>
-          <w:tab w:val="num" w:pos="6480"/>
-        </w:tabs>
-        <w:ind w:left="6480" w:hanging="360"/>
-      </w:pPr>
-      <w:rPr>
-        <w:rFonts w:ascii="Wingdings" w:hAnsi="Wingdings" w:hint="default"/>
-        <w:sz w:val="20"/>
-      </w:rPr>
-    </w:lvl>
-  </w:abstractNum>
-  <w:abstractNum w:abstractNumId="20" w15:restartNumberingAfterBreak="0">
-    <w:nsid w:val="3877617A"/>
-    <w:multiLevelType w:val="multilevel"/>
-    <w:tmpl w:val="B86A5A2A"/>
-    <w:lvl w:ilvl="0">
-      <w:start w:val="1"/>
-      <w:numFmt w:val="bullet"/>
-      <w:lvlText w:val=""/>
-      <w:lvlJc w:val="left"/>
-      <w:pPr>
-        <w:tabs>
-          <w:tab w:val="num" w:pos="720"/>
-        </w:tabs>
-        <w:ind w:left="720" w:hanging="360"/>
-      </w:pPr>
-      <w:rPr>
-        <w:rFonts w:ascii="Symbol" w:hAnsi="Symbol" w:hint="default"/>
-        <w:sz w:val="20"/>
-      </w:rPr>
-    </w:lvl>
-    <w:lvl w:ilvl="1" w:tentative="1">
-      <w:start w:val="1"/>
-      <w:numFmt w:val="bullet"/>
-      <w:lvlText w:val="o"/>
-      <w:lvlJc w:val="left"/>
-      <w:pPr>
-        <w:tabs>
-          <w:tab w:val="num" w:pos="1440"/>
-        </w:tabs>
-        <w:ind w:left="1440" w:hanging="360"/>
-      </w:pPr>
-      <w:rPr>
-        <w:rFonts w:ascii="Courier New" w:hAnsi="Courier New" w:hint="default"/>
-        <w:sz w:val="20"/>
-      </w:rPr>
-    </w:lvl>
-    <w:lvl w:ilvl="2" w:tentative="1">
-      <w:start w:val="1"/>
-      <w:numFmt w:val="bullet"/>
-      <w:lvlText w:val=""/>
-      <w:lvlJc w:val="left"/>
-      <w:pPr>
-        <w:tabs>
-          <w:tab w:val="num" w:pos="2160"/>
-        </w:tabs>
-        <w:ind w:left="2160" w:hanging="360"/>
-      </w:pPr>
-      <w:rPr>
-        <w:rFonts w:ascii="Wingdings" w:hAnsi="Wingdings" w:hint="default"/>
-        <w:sz w:val="20"/>
-      </w:rPr>
-    </w:lvl>
-    <w:lvl w:ilvl="3" w:tentative="1">
-      <w:start w:val="1"/>
-      <w:numFmt w:val="bullet"/>
-      <w:lvlText w:val=""/>
-      <w:lvlJc w:val="left"/>
-      <w:pPr>
-        <w:tabs>
-          <w:tab w:val="num" w:pos="2880"/>
-        </w:tabs>
-        <w:ind w:left="2880" w:hanging="360"/>
-      </w:pPr>
-      <w:rPr>
-        <w:rFonts w:ascii="Wingdings" w:hAnsi="Wingdings" w:hint="default"/>
-        <w:sz w:val="20"/>
-      </w:rPr>
-    </w:lvl>
-    <w:lvl w:ilvl="4" w:tentative="1">
-      <w:start w:val="1"/>
-      <w:numFmt w:val="bullet"/>
-      <w:lvlText w:val=""/>
-      <w:lvlJc w:val="left"/>
-      <w:pPr>
-        <w:tabs>
-          <w:tab w:val="num" w:pos="3600"/>
-        </w:tabs>
-        <w:ind w:left="3600" w:hanging="360"/>
-      </w:pPr>
-      <w:rPr>
-        <w:rFonts w:ascii="Wingdings" w:hAnsi="Wingdings" w:hint="default"/>
-        <w:sz w:val="20"/>
-      </w:rPr>
-    </w:lvl>
-    <w:lvl w:ilvl="5" w:tentative="1">
-      <w:start w:val="1"/>
-      <w:numFmt w:val="bullet"/>
-      <w:lvlText w:val=""/>
-      <w:lvlJc w:val="left"/>
-      <w:pPr>
-        <w:tabs>
-          <w:tab w:val="num" w:pos="4320"/>
-        </w:tabs>
-        <w:ind w:left="4320" w:hanging="360"/>
-      </w:pPr>
-      <w:rPr>
-        <w:rFonts w:ascii="Wingdings" w:hAnsi="Wingdings" w:hint="default"/>
-        <w:sz w:val="20"/>
-      </w:rPr>
-    </w:lvl>
-    <w:lvl w:ilvl="6" w:tentative="1">
-      <w:start w:val="1"/>
-      <w:numFmt w:val="bullet"/>
-      <w:lvlText w:val=""/>
-      <w:lvlJc w:val="left"/>
-      <w:pPr>
-        <w:tabs>
-          <w:tab w:val="num" w:pos="5040"/>
-        </w:tabs>
-        <w:ind w:left="5040" w:hanging="360"/>
-      </w:pPr>
-      <w:rPr>
-        <w:rFonts w:ascii="Wingdings" w:hAnsi="Wingdings" w:hint="default"/>
-        <w:sz w:val="20"/>
-      </w:rPr>
-    </w:lvl>
-    <w:lvl w:ilvl="7" w:tentative="1">
-      <w:start w:val="1"/>
-      <w:numFmt w:val="bullet"/>
-      <w:lvlText w:val=""/>
-      <w:lvlJc w:val="left"/>
-      <w:pPr>
-        <w:tabs>
-          <w:tab w:val="num" w:pos="5760"/>
-        </w:tabs>
-        <w:ind w:left="5760" w:hanging="360"/>
-      </w:pPr>
-      <w:rPr>
-        <w:rFonts w:ascii="Wingdings" w:hAnsi="Wingdings" w:hint="default"/>
-        <w:sz w:val="20"/>
-      </w:rPr>
-    </w:lvl>
-    <w:lvl w:ilvl="8" w:tentative="1">
-      <w:start w:val="1"/>
-      <w:numFmt w:val="bullet"/>
-      <w:lvlText w:val=""/>
-      <w:lvlJc w:val="left"/>
-      <w:pPr>
-        <w:tabs>
-          <w:tab w:val="num" w:pos="6480"/>
-        </w:tabs>
-        <w:ind w:left="6480" w:hanging="360"/>
-      </w:pPr>
-      <w:rPr>
-        <w:rFonts w:ascii="Wingdings" w:hAnsi="Wingdings" w:hint="default"/>
-        <w:sz w:val="20"/>
-      </w:rPr>
-    </w:lvl>
-  </w:abstractNum>
-  <w:abstractNum w:abstractNumId="21" w15:restartNumberingAfterBreak="0">
-    <w:nsid w:val="393D1B7B"/>
-    <w:multiLevelType w:val="multilevel"/>
-    <w:tmpl w:val="CF663910"/>
-    <w:lvl w:ilvl="0">
-      <w:start w:val="1"/>
-      <w:numFmt w:val="bullet"/>
-      <w:lvlText w:val=""/>
-      <w:lvlJc w:val="left"/>
-      <w:pPr>
-        <w:tabs>
-          <w:tab w:val="num" w:pos="720"/>
-        </w:tabs>
-        <w:ind w:left="720" w:hanging="360"/>
-      </w:pPr>
-      <w:rPr>
-        <w:rFonts w:ascii="Symbol" w:hAnsi="Symbol" w:hint="default"/>
-        <w:sz w:val="20"/>
-      </w:rPr>
-    </w:lvl>
-    <w:lvl w:ilvl="1" w:tentative="1">
-      <w:start w:val="1"/>
-      <w:numFmt w:val="bullet"/>
-      <w:lvlText w:val="o"/>
-      <w:lvlJc w:val="left"/>
-      <w:pPr>
-        <w:tabs>
-          <w:tab w:val="num" w:pos="1440"/>
-        </w:tabs>
-        <w:ind w:left="1440" w:hanging="360"/>
-      </w:pPr>
-      <w:rPr>
-        <w:rFonts w:ascii="Courier New" w:hAnsi="Courier New" w:hint="default"/>
-        <w:sz w:val="20"/>
-      </w:rPr>
-    </w:lvl>
-    <w:lvl w:ilvl="2" w:tentative="1">
-      <w:start w:val="1"/>
-      <w:numFmt w:val="bullet"/>
-      <w:lvlText w:val=""/>
-      <w:lvlJc w:val="left"/>
-      <w:pPr>
-        <w:tabs>
-          <w:tab w:val="num" w:pos="2160"/>
-        </w:tabs>
-        <w:ind w:left="2160" w:hanging="360"/>
-      </w:pPr>
-      <w:rPr>
-        <w:rFonts w:ascii="Wingdings" w:hAnsi="Wingdings" w:hint="default"/>
-        <w:sz w:val="20"/>
-      </w:rPr>
-    </w:lvl>
-    <w:lvl w:ilvl="3" w:tentative="1">
-      <w:start w:val="1"/>
-      <w:numFmt w:val="bullet"/>
-      <w:lvlText w:val=""/>
-      <w:lvlJc w:val="left"/>
-      <w:pPr>
-        <w:tabs>
-          <w:tab w:val="num" w:pos="2880"/>
-        </w:tabs>
-        <w:ind w:left="2880" w:hanging="360"/>
-      </w:pPr>
-      <w:rPr>
-        <w:rFonts w:ascii="Wingdings" w:hAnsi="Wingdings" w:hint="default"/>
-        <w:sz w:val="20"/>
-      </w:rPr>
-    </w:lvl>
-    <w:lvl w:ilvl="4" w:tentative="1">
-      <w:start w:val="1"/>
-      <w:numFmt w:val="bullet"/>
-      <w:lvlText w:val=""/>
-      <w:lvlJc w:val="left"/>
-      <w:pPr>
-        <w:tabs>
-          <w:tab w:val="num" w:pos="3600"/>
-        </w:tabs>
-        <w:ind w:left="3600" w:hanging="360"/>
-      </w:pPr>
-      <w:rPr>
-        <w:rFonts w:ascii="Wingdings" w:hAnsi="Wingdings" w:hint="default"/>
-        <w:sz w:val="20"/>
-      </w:rPr>
-    </w:lvl>
-    <w:lvl w:ilvl="5" w:tentative="1">
-      <w:start w:val="1"/>
-      <w:numFmt w:val="bullet"/>
-      <w:lvlText w:val=""/>
-      <w:lvlJc w:val="left"/>
-      <w:pPr>
-        <w:tabs>
-          <w:tab w:val="num" w:pos="4320"/>
-        </w:tabs>
-        <w:ind w:left="4320" w:hanging="360"/>
-      </w:pPr>
-      <w:rPr>
-        <w:rFonts w:ascii="Wingdings" w:hAnsi="Wingdings" w:hint="default"/>
-        <w:sz w:val="20"/>
-      </w:rPr>
-    </w:lvl>
-    <w:lvl w:ilvl="6" w:tentative="1">
-      <w:start w:val="1"/>
-      <w:numFmt w:val="bullet"/>
-      <w:lvlText w:val=""/>
-      <w:lvlJc w:val="left"/>
-      <w:pPr>
-        <w:tabs>
-          <w:tab w:val="num" w:pos="5040"/>
-        </w:tabs>
-        <w:ind w:left="5040" w:hanging="360"/>
-      </w:pPr>
-      <w:rPr>
-        <w:rFonts w:ascii="Wingdings" w:hAnsi="Wingdings" w:hint="default"/>
-        <w:sz w:val="20"/>
-      </w:rPr>
-    </w:lvl>
-    <w:lvl w:ilvl="7" w:tentative="1">
-      <w:start w:val="1"/>
-      <w:numFmt w:val="bullet"/>
-      <w:lvlText w:val=""/>
-      <w:lvlJc w:val="left"/>
-      <w:pPr>
-        <w:tabs>
-          <w:tab w:val="num" w:pos="5760"/>
-        </w:tabs>
-        <w:ind w:left="5760" w:hanging="360"/>
-      </w:pPr>
-      <w:rPr>
-        <w:rFonts w:ascii="Wingdings" w:hAnsi="Wingdings" w:hint="default"/>
-        <w:sz w:val="20"/>
-      </w:rPr>
-    </w:lvl>
-    <w:lvl w:ilvl="8" w:tentative="1">
-      <w:start w:val="1"/>
-      <w:numFmt w:val="bullet"/>
-      <w:lvlText w:val=""/>
-      <w:lvlJc w:val="left"/>
-      <w:pPr>
-        <w:tabs>
-          <w:tab w:val="num" w:pos="6480"/>
-        </w:tabs>
-        <w:ind w:left="6480" w:hanging="360"/>
-      </w:pPr>
-      <w:rPr>
-        <w:rFonts w:ascii="Wingdings" w:hAnsi="Wingdings" w:hint="default"/>
-        <w:sz w:val="20"/>
-      </w:rPr>
-    </w:lvl>
-  </w:abstractNum>
-  <w:abstractNum w:abstractNumId="22" w15:restartNumberingAfterBreak="0">
-    <w:nsid w:val="3C0423FB"/>
-    <w:multiLevelType w:val="multilevel"/>
-    <w:tmpl w:val="FF74AECC"/>
-    <w:lvl w:ilvl="0">
-      <w:start w:val="1"/>
-      <w:numFmt w:val="bullet"/>
-      <w:lvlText w:val=""/>
-      <w:lvlJc w:val="left"/>
-      <w:pPr>
-        <w:tabs>
-          <w:tab w:val="num" w:pos="720"/>
-        </w:tabs>
-        <w:ind w:left="720" w:hanging="360"/>
-      </w:pPr>
-      <w:rPr>
-        <w:rFonts w:ascii="Symbol" w:hAnsi="Symbol" w:hint="default"/>
-        <w:sz w:val="20"/>
-      </w:rPr>
-    </w:lvl>
-    <w:lvl w:ilvl="1" w:tentative="1">
-      <w:start w:val="1"/>
-      <w:numFmt w:val="bullet"/>
-      <w:lvlText w:val="o"/>
-      <w:lvlJc w:val="left"/>
-      <w:pPr>
-        <w:tabs>
-          <w:tab w:val="num" w:pos="1440"/>
-        </w:tabs>
-        <w:ind w:left="1440" w:hanging="360"/>
-      </w:pPr>
-      <w:rPr>
-        <w:rFonts w:ascii="Courier New" w:hAnsi="Courier New" w:hint="default"/>
-        <w:sz w:val="20"/>
-      </w:rPr>
-    </w:lvl>
-    <w:lvl w:ilvl="2" w:tentative="1">
-      <w:start w:val="1"/>
-      <w:numFmt w:val="bullet"/>
-      <w:lvlText w:val=""/>
-      <w:lvlJc w:val="left"/>
-      <w:pPr>
-        <w:tabs>
-          <w:tab w:val="num" w:pos="2160"/>
-        </w:tabs>
-        <w:ind w:left="2160" w:hanging="360"/>
-      </w:pPr>
-      <w:rPr>
-        <w:rFonts w:ascii="Wingdings" w:hAnsi="Wingdings" w:hint="default"/>
-        <w:sz w:val="20"/>
-      </w:rPr>
-    </w:lvl>
-    <w:lvl w:ilvl="3" w:tentative="1">
-      <w:start w:val="1"/>
-      <w:numFmt w:val="bullet"/>
-      <w:lvlText w:val=""/>
-      <w:lvlJc w:val="left"/>
-      <w:pPr>
-        <w:tabs>
-          <w:tab w:val="num" w:pos="2880"/>
-        </w:tabs>
-        <w:ind w:left="2880" w:hanging="360"/>
-      </w:pPr>
-      <w:rPr>
-        <w:rFonts w:ascii="Wingdings" w:hAnsi="Wingdings" w:hint="default"/>
-        <w:sz w:val="20"/>
-      </w:rPr>
-    </w:lvl>
-    <w:lvl w:ilvl="4" w:tentative="1">
-      <w:start w:val="1"/>
-      <w:numFmt w:val="bullet"/>
-      <w:lvlText w:val=""/>
-      <w:lvlJc w:val="left"/>
-      <w:pPr>
-        <w:tabs>
-          <w:tab w:val="num" w:pos="3600"/>
-        </w:tabs>
-        <w:ind w:left="3600" w:hanging="360"/>
-      </w:pPr>
-      <w:rPr>
-        <w:rFonts w:ascii="Wingdings" w:hAnsi="Wingdings" w:hint="default"/>
-        <w:sz w:val="20"/>
-      </w:rPr>
-    </w:lvl>
-    <w:lvl w:ilvl="5" w:tentative="1">
-      <w:start w:val="1"/>
-      <w:numFmt w:val="bullet"/>
-      <w:lvlText w:val=""/>
-      <w:lvlJc w:val="left"/>
-      <w:pPr>
-        <w:tabs>
-          <w:tab w:val="num" w:pos="4320"/>
-        </w:tabs>
-        <w:ind w:left="4320" w:hanging="360"/>
-      </w:pPr>
-      <w:rPr>
-        <w:rFonts w:ascii="Wingdings" w:hAnsi="Wingdings" w:hint="default"/>
-        <w:sz w:val="20"/>
-      </w:rPr>
-    </w:lvl>
-    <w:lvl w:ilvl="6" w:tentative="1">
-      <w:start w:val="1"/>
-      <w:numFmt w:val="bullet"/>
-      <w:lvlText w:val=""/>
-      <w:lvlJc w:val="left"/>
-      <w:pPr>
-        <w:tabs>
-          <w:tab w:val="num" w:pos="5040"/>
-        </w:tabs>
-        <w:ind w:left="5040" w:hanging="360"/>
-      </w:pPr>
-      <w:rPr>
-        <w:rFonts w:ascii="Wingdings" w:hAnsi="Wingdings" w:hint="default"/>
-        <w:sz w:val="20"/>
-      </w:rPr>
-    </w:lvl>
-    <w:lvl w:ilvl="7" w:tentative="1">
-      <w:start w:val="1"/>
-      <w:numFmt w:val="bullet"/>
-      <w:lvlText w:val=""/>
-      <w:lvlJc w:val="left"/>
-      <w:pPr>
-        <w:tabs>
-          <w:tab w:val="num" w:pos="5760"/>
-        </w:tabs>
-        <w:ind w:left="5760" w:hanging="360"/>
-      </w:pPr>
-      <w:rPr>
-        <w:rFonts w:ascii="Wingdings" w:hAnsi="Wingdings" w:hint="default"/>
-        <w:sz w:val="20"/>
-      </w:rPr>
-    </w:lvl>
-    <w:lvl w:ilvl="8" w:tentative="1">
-      <w:start w:val="1"/>
-      <w:numFmt w:val="bullet"/>
-      <w:lvlText w:val=""/>
-      <w:lvlJc w:val="left"/>
-      <w:pPr>
-        <w:tabs>
-          <w:tab w:val="num" w:pos="6480"/>
-        </w:tabs>
-        <w:ind w:left="6480" w:hanging="360"/>
-      </w:pPr>
-      <w:rPr>
-        <w:rFonts w:ascii="Wingdings" w:hAnsi="Wingdings" w:hint="default"/>
-        <w:sz w:val="20"/>
-      </w:rPr>
-    </w:lvl>
-  </w:abstractNum>
-  <w:abstractNum w:abstractNumId="23" w15:restartNumberingAfterBreak="0">
-    <w:nsid w:val="3F637A22"/>
-    <w:multiLevelType w:val="multilevel"/>
-    <w:tmpl w:val="79ECF076"/>
-    <w:lvl w:ilvl="0">
-      <w:start w:val="1"/>
-      <w:numFmt w:val="bullet"/>
-      <w:lvlText w:val=""/>
-      <w:lvlJc w:val="left"/>
-      <w:pPr>
-        <w:tabs>
-          <w:tab w:val="num" w:pos="720"/>
-        </w:tabs>
-        <w:ind w:left="720" w:hanging="360"/>
-      </w:pPr>
-      <w:rPr>
-        <w:rFonts w:ascii="Symbol" w:hAnsi="Symbol" w:hint="default"/>
-        <w:sz w:val="20"/>
-      </w:rPr>
-    </w:lvl>
-    <w:lvl w:ilvl="1" w:tentative="1">
-      <w:start w:val="1"/>
-      <w:numFmt w:val="bullet"/>
-      <w:lvlText w:val="o"/>
-      <w:lvlJc w:val="left"/>
-      <w:pPr>
-        <w:tabs>
-          <w:tab w:val="num" w:pos="1440"/>
-        </w:tabs>
-        <w:ind w:left="1440" w:hanging="360"/>
-      </w:pPr>
-      <w:rPr>
-        <w:rFonts w:ascii="Courier New" w:hAnsi="Courier New" w:hint="default"/>
-        <w:sz w:val="20"/>
-      </w:rPr>
-    </w:lvl>
-    <w:lvl w:ilvl="2" w:tentative="1">
-      <w:start w:val="1"/>
-      <w:numFmt w:val="bullet"/>
-      <w:lvlText w:val=""/>
-      <w:lvlJc w:val="left"/>
-      <w:pPr>
-        <w:tabs>
-          <w:tab w:val="num" w:pos="2160"/>
-        </w:tabs>
-        <w:ind w:left="2160" w:hanging="360"/>
-      </w:pPr>
-      <w:rPr>
-        <w:rFonts w:ascii="Wingdings" w:hAnsi="Wingdings" w:hint="default"/>
-        <w:sz w:val="20"/>
-      </w:rPr>
-    </w:lvl>
-    <w:lvl w:ilvl="3" w:tentative="1">
-      <w:start w:val="1"/>
-      <w:numFmt w:val="bullet"/>
-      <w:lvlText w:val=""/>
-      <w:lvlJc w:val="left"/>
-      <w:pPr>
-        <w:tabs>
-          <w:tab w:val="num" w:pos="2880"/>
-        </w:tabs>
-        <w:ind w:left="2880" w:hanging="360"/>
-      </w:pPr>
-      <w:rPr>
-        <w:rFonts w:ascii="Wingdings" w:hAnsi="Wingdings" w:hint="default"/>
-        <w:sz w:val="20"/>
-      </w:rPr>
-    </w:lvl>
-    <w:lvl w:ilvl="4" w:tentative="1">
-      <w:start w:val="1"/>
-      <w:numFmt w:val="bullet"/>
-      <w:lvlText w:val=""/>
-      <w:lvlJc w:val="left"/>
-      <w:pPr>
-        <w:tabs>
-          <w:tab w:val="num" w:pos="3600"/>
-        </w:tabs>
-        <w:ind w:left="3600" w:hanging="360"/>
-      </w:pPr>
-      <w:rPr>
-        <w:rFonts w:ascii="Wingdings" w:hAnsi="Wingdings" w:hint="default"/>
-        <w:sz w:val="20"/>
-      </w:rPr>
-    </w:lvl>
-    <w:lvl w:ilvl="5" w:tentative="1">
-      <w:start w:val="1"/>
-      <w:numFmt w:val="bullet"/>
-      <w:lvlText w:val=""/>
-      <w:lvlJc w:val="left"/>
-      <w:pPr>
-        <w:tabs>
-          <w:tab w:val="num" w:pos="4320"/>
-        </w:tabs>
-        <w:ind w:left="4320" w:hanging="360"/>
-      </w:pPr>
-      <w:rPr>
-        <w:rFonts w:ascii="Wingdings" w:hAnsi="Wingdings" w:hint="default"/>
-        <w:sz w:val="20"/>
-      </w:rPr>
-    </w:lvl>
-    <w:lvl w:ilvl="6" w:tentative="1">
-      <w:start w:val="1"/>
-      <w:numFmt w:val="bullet"/>
-      <w:lvlText w:val=""/>
-      <w:lvlJc w:val="left"/>
-      <w:pPr>
-        <w:tabs>
-          <w:tab w:val="num" w:pos="5040"/>
-        </w:tabs>
-        <w:ind w:left="5040" w:hanging="360"/>
-      </w:pPr>
-      <w:rPr>
-        <w:rFonts w:ascii="Wingdings" w:hAnsi="Wingdings" w:hint="default"/>
-        <w:sz w:val="20"/>
-      </w:rPr>
-    </w:lvl>
-    <w:lvl w:ilvl="7" w:tentative="1">
-      <w:start w:val="1"/>
-      <w:numFmt w:val="bullet"/>
-      <w:lvlText w:val=""/>
-      <w:lvlJc w:val="left"/>
-      <w:pPr>
-        <w:tabs>
-          <w:tab w:val="num" w:pos="5760"/>
-        </w:tabs>
-        <w:ind w:left="5760" w:hanging="360"/>
-      </w:pPr>
-      <w:rPr>
-        <w:rFonts w:ascii="Wingdings" w:hAnsi="Wingdings" w:hint="default"/>
-        <w:sz w:val="20"/>
-      </w:rPr>
-    </w:lvl>
-    <w:lvl w:ilvl="8" w:tentative="1">
-      <w:start w:val="1"/>
-      <w:numFmt w:val="bullet"/>
-      <w:lvlText w:val=""/>
-      <w:lvlJc w:val="left"/>
-      <w:pPr>
-        <w:tabs>
-          <w:tab w:val="num" w:pos="6480"/>
-        </w:tabs>
-        <w:ind w:left="6480" w:hanging="360"/>
-      </w:pPr>
-      <w:rPr>
-        <w:rFonts w:ascii="Wingdings" w:hAnsi="Wingdings" w:hint="default"/>
-        <w:sz w:val="20"/>
-      </w:rPr>
-    </w:lvl>
-  </w:abstractNum>
-  <w:abstractNum w:abstractNumId="24" w15:restartNumberingAfterBreak="0">
+  <w:abstractNum w:abstractNumId="9" w15:restartNumberingAfterBreak="0">
     <w:nsid w:val="437641AC"/>
     <w:multiLevelType w:val="multilevel"/>
     <w:tmpl w:val="49A46548"/>
@@ -6979,752 +5817,7 @@
       </w:rPr>
     </w:lvl>
   </w:abstractNum>
-  <w:abstractNum w:abstractNumId="25" w15:restartNumberingAfterBreak="0">
-    <w:nsid w:val="43D92A2D"/>
-    <w:multiLevelType w:val="multilevel"/>
-    <w:tmpl w:val="942E0C46"/>
-    <w:lvl w:ilvl="0">
-      <w:start w:val="1"/>
-      <w:numFmt w:val="bullet"/>
-      <w:lvlText w:val=""/>
-      <w:lvlJc w:val="left"/>
-      <w:pPr>
-        <w:tabs>
-          <w:tab w:val="num" w:pos="720"/>
-        </w:tabs>
-        <w:ind w:left="720" w:hanging="360"/>
-      </w:pPr>
-      <w:rPr>
-        <w:rFonts w:ascii="Symbol" w:hAnsi="Symbol" w:hint="default"/>
-        <w:sz w:val="20"/>
-      </w:rPr>
-    </w:lvl>
-    <w:lvl w:ilvl="1" w:tentative="1">
-      <w:start w:val="1"/>
-      <w:numFmt w:val="bullet"/>
-      <w:lvlText w:val="o"/>
-      <w:lvlJc w:val="left"/>
-      <w:pPr>
-        <w:tabs>
-          <w:tab w:val="num" w:pos="1440"/>
-        </w:tabs>
-        <w:ind w:left="1440" w:hanging="360"/>
-      </w:pPr>
-      <w:rPr>
-        <w:rFonts w:ascii="Courier New" w:hAnsi="Courier New" w:hint="default"/>
-        <w:sz w:val="20"/>
-      </w:rPr>
-    </w:lvl>
-    <w:lvl w:ilvl="2" w:tentative="1">
-      <w:start w:val="1"/>
-      <w:numFmt w:val="bullet"/>
-      <w:lvlText w:val=""/>
-      <w:lvlJc w:val="left"/>
-      <w:pPr>
-        <w:tabs>
-          <w:tab w:val="num" w:pos="2160"/>
-        </w:tabs>
-        <w:ind w:left="2160" w:hanging="360"/>
-      </w:pPr>
-      <w:rPr>
-        <w:rFonts w:ascii="Wingdings" w:hAnsi="Wingdings" w:hint="default"/>
-        <w:sz w:val="20"/>
-      </w:rPr>
-    </w:lvl>
-    <w:lvl w:ilvl="3" w:tentative="1">
-      <w:start w:val="1"/>
-      <w:numFmt w:val="bullet"/>
-      <w:lvlText w:val=""/>
-      <w:lvlJc w:val="left"/>
-      <w:pPr>
-        <w:tabs>
-          <w:tab w:val="num" w:pos="2880"/>
-        </w:tabs>
-        <w:ind w:left="2880" w:hanging="360"/>
-      </w:pPr>
-      <w:rPr>
-        <w:rFonts w:ascii="Wingdings" w:hAnsi="Wingdings" w:hint="default"/>
-        <w:sz w:val="20"/>
-      </w:rPr>
-    </w:lvl>
-    <w:lvl w:ilvl="4" w:tentative="1">
-      <w:start w:val="1"/>
-      <w:numFmt w:val="bullet"/>
-      <w:lvlText w:val=""/>
-      <w:lvlJc w:val="left"/>
-      <w:pPr>
-        <w:tabs>
-          <w:tab w:val="num" w:pos="3600"/>
-        </w:tabs>
-        <w:ind w:left="3600" w:hanging="360"/>
-      </w:pPr>
-      <w:rPr>
-        <w:rFonts w:ascii="Wingdings" w:hAnsi="Wingdings" w:hint="default"/>
-        <w:sz w:val="20"/>
-      </w:rPr>
-    </w:lvl>
-    <w:lvl w:ilvl="5" w:tentative="1">
-      <w:start w:val="1"/>
-      <w:numFmt w:val="bullet"/>
-      <w:lvlText w:val=""/>
-      <w:lvlJc w:val="left"/>
-      <w:pPr>
-        <w:tabs>
-          <w:tab w:val="num" w:pos="4320"/>
-        </w:tabs>
-        <w:ind w:left="4320" w:hanging="360"/>
-      </w:pPr>
-      <w:rPr>
-        <w:rFonts w:ascii="Wingdings" w:hAnsi="Wingdings" w:hint="default"/>
-        <w:sz w:val="20"/>
-      </w:rPr>
-    </w:lvl>
-    <w:lvl w:ilvl="6" w:tentative="1">
-      <w:start w:val="1"/>
-      <w:numFmt w:val="bullet"/>
-      <w:lvlText w:val=""/>
-      <w:lvlJc w:val="left"/>
-      <w:pPr>
-        <w:tabs>
-          <w:tab w:val="num" w:pos="5040"/>
-        </w:tabs>
-        <w:ind w:left="5040" w:hanging="360"/>
-      </w:pPr>
-      <w:rPr>
-        <w:rFonts w:ascii="Wingdings" w:hAnsi="Wingdings" w:hint="default"/>
-        <w:sz w:val="20"/>
-      </w:rPr>
-    </w:lvl>
-    <w:lvl w:ilvl="7" w:tentative="1">
-      <w:start w:val="1"/>
-      <w:numFmt w:val="bullet"/>
-      <w:lvlText w:val=""/>
-      <w:lvlJc w:val="left"/>
-      <w:pPr>
-        <w:tabs>
-          <w:tab w:val="num" w:pos="5760"/>
-        </w:tabs>
-        <w:ind w:left="5760" w:hanging="360"/>
-      </w:pPr>
-      <w:rPr>
-        <w:rFonts w:ascii="Wingdings" w:hAnsi="Wingdings" w:hint="default"/>
-        <w:sz w:val="20"/>
-      </w:rPr>
-    </w:lvl>
-    <w:lvl w:ilvl="8" w:tentative="1">
-      <w:start w:val="1"/>
-      <w:numFmt w:val="bullet"/>
-      <w:lvlText w:val=""/>
-      <w:lvlJc w:val="left"/>
-      <w:pPr>
-        <w:tabs>
-          <w:tab w:val="num" w:pos="6480"/>
-        </w:tabs>
-        <w:ind w:left="6480" w:hanging="360"/>
-      </w:pPr>
-      <w:rPr>
-        <w:rFonts w:ascii="Wingdings" w:hAnsi="Wingdings" w:hint="default"/>
-        <w:sz w:val="20"/>
-      </w:rPr>
-    </w:lvl>
-  </w:abstractNum>
-  <w:abstractNum w:abstractNumId="26" w15:restartNumberingAfterBreak="0">
-    <w:nsid w:val="457434CD"/>
-    <w:multiLevelType w:val="multilevel"/>
-    <w:tmpl w:val="B4ACC4FE"/>
-    <w:lvl w:ilvl="0">
-      <w:start w:val="1"/>
-      <w:numFmt w:val="bullet"/>
-      <w:lvlText w:val=""/>
-      <w:lvlJc w:val="left"/>
-      <w:pPr>
-        <w:tabs>
-          <w:tab w:val="num" w:pos="720"/>
-        </w:tabs>
-        <w:ind w:left="720" w:hanging="360"/>
-      </w:pPr>
-      <w:rPr>
-        <w:rFonts w:ascii="Symbol" w:hAnsi="Symbol" w:hint="default"/>
-        <w:sz w:val="20"/>
-      </w:rPr>
-    </w:lvl>
-    <w:lvl w:ilvl="1" w:tentative="1">
-      <w:start w:val="1"/>
-      <w:numFmt w:val="bullet"/>
-      <w:lvlText w:val="o"/>
-      <w:lvlJc w:val="left"/>
-      <w:pPr>
-        <w:tabs>
-          <w:tab w:val="num" w:pos="1440"/>
-        </w:tabs>
-        <w:ind w:left="1440" w:hanging="360"/>
-      </w:pPr>
-      <w:rPr>
-        <w:rFonts w:ascii="Courier New" w:hAnsi="Courier New" w:hint="default"/>
-        <w:sz w:val="20"/>
-      </w:rPr>
-    </w:lvl>
-    <w:lvl w:ilvl="2" w:tentative="1">
-      <w:start w:val="1"/>
-      <w:numFmt w:val="bullet"/>
-      <w:lvlText w:val=""/>
-      <w:lvlJc w:val="left"/>
-      <w:pPr>
-        <w:tabs>
-          <w:tab w:val="num" w:pos="2160"/>
-        </w:tabs>
-        <w:ind w:left="2160" w:hanging="360"/>
-      </w:pPr>
-      <w:rPr>
-        <w:rFonts w:ascii="Wingdings" w:hAnsi="Wingdings" w:hint="default"/>
-        <w:sz w:val="20"/>
-      </w:rPr>
-    </w:lvl>
-    <w:lvl w:ilvl="3" w:tentative="1">
-      <w:start w:val="1"/>
-      <w:numFmt w:val="bullet"/>
-      <w:lvlText w:val=""/>
-      <w:lvlJc w:val="left"/>
-      <w:pPr>
-        <w:tabs>
-          <w:tab w:val="num" w:pos="2880"/>
-        </w:tabs>
-        <w:ind w:left="2880" w:hanging="360"/>
-      </w:pPr>
-      <w:rPr>
-        <w:rFonts w:ascii="Wingdings" w:hAnsi="Wingdings" w:hint="default"/>
-        <w:sz w:val="20"/>
-      </w:rPr>
-    </w:lvl>
-    <w:lvl w:ilvl="4" w:tentative="1">
-      <w:start w:val="1"/>
-      <w:numFmt w:val="bullet"/>
-      <w:lvlText w:val=""/>
-      <w:lvlJc w:val="left"/>
-      <w:pPr>
-        <w:tabs>
-          <w:tab w:val="num" w:pos="3600"/>
-        </w:tabs>
-        <w:ind w:left="3600" w:hanging="360"/>
-      </w:pPr>
-      <w:rPr>
-        <w:rFonts w:ascii="Wingdings" w:hAnsi="Wingdings" w:hint="default"/>
-        <w:sz w:val="20"/>
-      </w:rPr>
-    </w:lvl>
-    <w:lvl w:ilvl="5" w:tentative="1">
-      <w:start w:val="1"/>
-      <w:numFmt w:val="bullet"/>
-      <w:lvlText w:val=""/>
-      <w:lvlJc w:val="left"/>
-      <w:pPr>
-        <w:tabs>
-          <w:tab w:val="num" w:pos="4320"/>
-        </w:tabs>
-        <w:ind w:left="4320" w:hanging="360"/>
-      </w:pPr>
-      <w:rPr>
-        <w:rFonts w:ascii="Wingdings" w:hAnsi="Wingdings" w:hint="default"/>
-        <w:sz w:val="20"/>
-      </w:rPr>
-    </w:lvl>
-    <w:lvl w:ilvl="6" w:tentative="1">
-      <w:start w:val="1"/>
-      <w:numFmt w:val="bullet"/>
-      <w:lvlText w:val=""/>
-      <w:lvlJc w:val="left"/>
-      <w:pPr>
-        <w:tabs>
-          <w:tab w:val="num" w:pos="5040"/>
-        </w:tabs>
-        <w:ind w:left="5040" w:hanging="360"/>
-      </w:pPr>
-      <w:rPr>
-        <w:rFonts w:ascii="Wingdings" w:hAnsi="Wingdings" w:hint="default"/>
-        <w:sz w:val="20"/>
-      </w:rPr>
-    </w:lvl>
-    <w:lvl w:ilvl="7" w:tentative="1">
-      <w:start w:val="1"/>
-      <w:numFmt w:val="bullet"/>
-      <w:lvlText w:val=""/>
-      <w:lvlJc w:val="left"/>
-      <w:pPr>
-        <w:tabs>
-          <w:tab w:val="num" w:pos="5760"/>
-        </w:tabs>
-        <w:ind w:left="5760" w:hanging="360"/>
-      </w:pPr>
-      <w:rPr>
-        <w:rFonts w:ascii="Wingdings" w:hAnsi="Wingdings" w:hint="default"/>
-        <w:sz w:val="20"/>
-      </w:rPr>
-    </w:lvl>
-    <w:lvl w:ilvl="8" w:tentative="1">
-      <w:start w:val="1"/>
-      <w:numFmt w:val="bullet"/>
-      <w:lvlText w:val=""/>
-      <w:lvlJc w:val="left"/>
-      <w:pPr>
-        <w:tabs>
-          <w:tab w:val="num" w:pos="6480"/>
-        </w:tabs>
-        <w:ind w:left="6480" w:hanging="360"/>
-      </w:pPr>
-      <w:rPr>
-        <w:rFonts w:ascii="Wingdings" w:hAnsi="Wingdings" w:hint="default"/>
-        <w:sz w:val="20"/>
-      </w:rPr>
-    </w:lvl>
-  </w:abstractNum>
-  <w:abstractNum w:abstractNumId="27" w15:restartNumberingAfterBreak="0">
-    <w:nsid w:val="46EE650C"/>
-    <w:multiLevelType w:val="multilevel"/>
-    <w:tmpl w:val="7A5473F8"/>
-    <w:lvl w:ilvl="0">
-      <w:start w:val="1"/>
-      <w:numFmt w:val="bullet"/>
-      <w:lvlText w:val=""/>
-      <w:lvlJc w:val="left"/>
-      <w:pPr>
-        <w:tabs>
-          <w:tab w:val="num" w:pos="720"/>
-        </w:tabs>
-        <w:ind w:left="720" w:hanging="360"/>
-      </w:pPr>
-      <w:rPr>
-        <w:rFonts w:ascii="Symbol" w:hAnsi="Symbol" w:hint="default"/>
-        <w:sz w:val="20"/>
-      </w:rPr>
-    </w:lvl>
-    <w:lvl w:ilvl="1" w:tentative="1">
-      <w:start w:val="1"/>
-      <w:numFmt w:val="bullet"/>
-      <w:lvlText w:val="o"/>
-      <w:lvlJc w:val="left"/>
-      <w:pPr>
-        <w:tabs>
-          <w:tab w:val="num" w:pos="1440"/>
-        </w:tabs>
-        <w:ind w:left="1440" w:hanging="360"/>
-      </w:pPr>
-      <w:rPr>
-        <w:rFonts w:ascii="Courier New" w:hAnsi="Courier New" w:hint="default"/>
-        <w:sz w:val="20"/>
-      </w:rPr>
-    </w:lvl>
-    <w:lvl w:ilvl="2" w:tentative="1">
-      <w:start w:val="1"/>
-      <w:numFmt w:val="bullet"/>
-      <w:lvlText w:val=""/>
-      <w:lvlJc w:val="left"/>
-      <w:pPr>
-        <w:tabs>
-          <w:tab w:val="num" w:pos="2160"/>
-        </w:tabs>
-        <w:ind w:left="2160" w:hanging="360"/>
-      </w:pPr>
-      <w:rPr>
-        <w:rFonts w:ascii="Wingdings" w:hAnsi="Wingdings" w:hint="default"/>
-        <w:sz w:val="20"/>
-      </w:rPr>
-    </w:lvl>
-    <w:lvl w:ilvl="3" w:tentative="1">
-      <w:start w:val="1"/>
-      <w:numFmt w:val="bullet"/>
-      <w:lvlText w:val=""/>
-      <w:lvlJc w:val="left"/>
-      <w:pPr>
-        <w:tabs>
-          <w:tab w:val="num" w:pos="2880"/>
-        </w:tabs>
-        <w:ind w:left="2880" w:hanging="360"/>
-      </w:pPr>
-      <w:rPr>
-        <w:rFonts w:ascii="Wingdings" w:hAnsi="Wingdings" w:hint="default"/>
-        <w:sz w:val="20"/>
-      </w:rPr>
-    </w:lvl>
-    <w:lvl w:ilvl="4" w:tentative="1">
-      <w:start w:val="1"/>
-      <w:numFmt w:val="bullet"/>
-      <w:lvlText w:val=""/>
-      <w:lvlJc w:val="left"/>
-      <w:pPr>
-        <w:tabs>
-          <w:tab w:val="num" w:pos="3600"/>
-        </w:tabs>
-        <w:ind w:left="3600" w:hanging="360"/>
-      </w:pPr>
-      <w:rPr>
-        <w:rFonts w:ascii="Wingdings" w:hAnsi="Wingdings" w:hint="default"/>
-        <w:sz w:val="20"/>
-      </w:rPr>
-    </w:lvl>
-    <w:lvl w:ilvl="5" w:tentative="1">
-      <w:start w:val="1"/>
-      <w:numFmt w:val="bullet"/>
-      <w:lvlText w:val=""/>
-      <w:lvlJc w:val="left"/>
-      <w:pPr>
-        <w:tabs>
-          <w:tab w:val="num" w:pos="4320"/>
-        </w:tabs>
-        <w:ind w:left="4320" w:hanging="360"/>
-      </w:pPr>
-      <w:rPr>
-        <w:rFonts w:ascii="Wingdings" w:hAnsi="Wingdings" w:hint="default"/>
-        <w:sz w:val="20"/>
-      </w:rPr>
-    </w:lvl>
-    <w:lvl w:ilvl="6" w:tentative="1">
-      <w:start w:val="1"/>
-      <w:numFmt w:val="bullet"/>
-      <w:lvlText w:val=""/>
-      <w:lvlJc w:val="left"/>
-      <w:pPr>
-        <w:tabs>
-          <w:tab w:val="num" w:pos="5040"/>
-        </w:tabs>
-        <w:ind w:left="5040" w:hanging="360"/>
-      </w:pPr>
-      <w:rPr>
-        <w:rFonts w:ascii="Wingdings" w:hAnsi="Wingdings" w:hint="default"/>
-        <w:sz w:val="20"/>
-      </w:rPr>
-    </w:lvl>
-    <w:lvl w:ilvl="7" w:tentative="1">
-      <w:start w:val="1"/>
-      <w:numFmt w:val="bullet"/>
-      <w:lvlText w:val=""/>
-      <w:lvlJc w:val="left"/>
-      <w:pPr>
-        <w:tabs>
-          <w:tab w:val="num" w:pos="5760"/>
-        </w:tabs>
-        <w:ind w:left="5760" w:hanging="360"/>
-      </w:pPr>
-      <w:rPr>
-        <w:rFonts w:ascii="Wingdings" w:hAnsi="Wingdings" w:hint="default"/>
-        <w:sz w:val="20"/>
-      </w:rPr>
-    </w:lvl>
-    <w:lvl w:ilvl="8" w:tentative="1">
-      <w:start w:val="1"/>
-      <w:numFmt w:val="bullet"/>
-      <w:lvlText w:val=""/>
-      <w:lvlJc w:val="left"/>
-      <w:pPr>
-        <w:tabs>
-          <w:tab w:val="num" w:pos="6480"/>
-        </w:tabs>
-        <w:ind w:left="6480" w:hanging="360"/>
-      </w:pPr>
-      <w:rPr>
-        <w:rFonts w:ascii="Wingdings" w:hAnsi="Wingdings" w:hint="default"/>
-        <w:sz w:val="20"/>
-      </w:rPr>
-    </w:lvl>
-  </w:abstractNum>
-  <w:abstractNum w:abstractNumId="28" w15:restartNumberingAfterBreak="0">
-    <w:nsid w:val="4E7D67AF"/>
-    <w:multiLevelType w:val="multilevel"/>
-    <w:tmpl w:val="02C0D97E"/>
-    <w:lvl w:ilvl="0">
-      <w:start w:val="1"/>
-      <w:numFmt w:val="bullet"/>
-      <w:lvlText w:val=""/>
-      <w:lvlJc w:val="left"/>
-      <w:pPr>
-        <w:tabs>
-          <w:tab w:val="num" w:pos="720"/>
-        </w:tabs>
-        <w:ind w:left="720" w:hanging="360"/>
-      </w:pPr>
-      <w:rPr>
-        <w:rFonts w:ascii="Symbol" w:hAnsi="Symbol" w:hint="default"/>
-        <w:sz w:val="20"/>
-      </w:rPr>
-    </w:lvl>
-    <w:lvl w:ilvl="1" w:tentative="1">
-      <w:start w:val="1"/>
-      <w:numFmt w:val="bullet"/>
-      <w:lvlText w:val="o"/>
-      <w:lvlJc w:val="left"/>
-      <w:pPr>
-        <w:tabs>
-          <w:tab w:val="num" w:pos="1440"/>
-        </w:tabs>
-        <w:ind w:left="1440" w:hanging="360"/>
-      </w:pPr>
-      <w:rPr>
-        <w:rFonts w:ascii="Courier New" w:hAnsi="Courier New" w:hint="default"/>
-        <w:sz w:val="20"/>
-      </w:rPr>
-    </w:lvl>
-    <w:lvl w:ilvl="2" w:tentative="1">
-      <w:start w:val="1"/>
-      <w:numFmt w:val="bullet"/>
-      <w:lvlText w:val=""/>
-      <w:lvlJc w:val="left"/>
-      <w:pPr>
-        <w:tabs>
-          <w:tab w:val="num" w:pos="2160"/>
-        </w:tabs>
-        <w:ind w:left="2160" w:hanging="360"/>
-      </w:pPr>
-      <w:rPr>
-        <w:rFonts w:ascii="Wingdings" w:hAnsi="Wingdings" w:hint="default"/>
-        <w:sz w:val="20"/>
-      </w:rPr>
-    </w:lvl>
-    <w:lvl w:ilvl="3" w:tentative="1">
-      <w:start w:val="1"/>
-      <w:numFmt w:val="bullet"/>
-      <w:lvlText w:val=""/>
-      <w:lvlJc w:val="left"/>
-      <w:pPr>
-        <w:tabs>
-          <w:tab w:val="num" w:pos="2880"/>
-        </w:tabs>
-        <w:ind w:left="2880" w:hanging="360"/>
-      </w:pPr>
-      <w:rPr>
-        <w:rFonts w:ascii="Wingdings" w:hAnsi="Wingdings" w:hint="default"/>
-        <w:sz w:val="20"/>
-      </w:rPr>
-    </w:lvl>
-    <w:lvl w:ilvl="4" w:tentative="1">
-      <w:start w:val="1"/>
-      <w:numFmt w:val="bullet"/>
-      <w:lvlText w:val=""/>
-      <w:lvlJc w:val="left"/>
-      <w:pPr>
-        <w:tabs>
-          <w:tab w:val="num" w:pos="3600"/>
-        </w:tabs>
-        <w:ind w:left="3600" w:hanging="360"/>
-      </w:pPr>
-      <w:rPr>
-        <w:rFonts w:ascii="Wingdings" w:hAnsi="Wingdings" w:hint="default"/>
-        <w:sz w:val="20"/>
-      </w:rPr>
-    </w:lvl>
-    <w:lvl w:ilvl="5" w:tentative="1">
-      <w:start w:val="1"/>
-      <w:numFmt w:val="bullet"/>
-      <w:lvlText w:val=""/>
-      <w:lvlJc w:val="left"/>
-      <w:pPr>
-        <w:tabs>
-          <w:tab w:val="num" w:pos="4320"/>
-        </w:tabs>
-        <w:ind w:left="4320" w:hanging="360"/>
-      </w:pPr>
-      <w:rPr>
-        <w:rFonts w:ascii="Wingdings" w:hAnsi="Wingdings" w:hint="default"/>
-        <w:sz w:val="20"/>
-      </w:rPr>
-    </w:lvl>
-    <w:lvl w:ilvl="6" w:tentative="1">
-      <w:start w:val="1"/>
-      <w:numFmt w:val="bullet"/>
-      <w:lvlText w:val=""/>
-      <w:lvlJc w:val="left"/>
-      <w:pPr>
-        <w:tabs>
-          <w:tab w:val="num" w:pos="5040"/>
-        </w:tabs>
-        <w:ind w:left="5040" w:hanging="360"/>
-      </w:pPr>
-      <w:rPr>
-        <w:rFonts w:ascii="Wingdings" w:hAnsi="Wingdings" w:hint="default"/>
-        <w:sz w:val="20"/>
-      </w:rPr>
-    </w:lvl>
-    <w:lvl w:ilvl="7" w:tentative="1">
-      <w:start w:val="1"/>
-      <w:numFmt w:val="bullet"/>
-      <w:lvlText w:val=""/>
-      <w:lvlJc w:val="left"/>
-      <w:pPr>
-        <w:tabs>
-          <w:tab w:val="num" w:pos="5760"/>
-        </w:tabs>
-        <w:ind w:left="5760" w:hanging="360"/>
-      </w:pPr>
-      <w:rPr>
-        <w:rFonts w:ascii="Wingdings" w:hAnsi="Wingdings" w:hint="default"/>
-        <w:sz w:val="20"/>
-      </w:rPr>
-    </w:lvl>
-    <w:lvl w:ilvl="8" w:tentative="1">
-      <w:start w:val="1"/>
-      <w:numFmt w:val="bullet"/>
-      <w:lvlText w:val=""/>
-      <w:lvlJc w:val="left"/>
-      <w:pPr>
-        <w:tabs>
-          <w:tab w:val="num" w:pos="6480"/>
-        </w:tabs>
-        <w:ind w:left="6480" w:hanging="360"/>
-      </w:pPr>
-      <w:rPr>
-        <w:rFonts w:ascii="Wingdings" w:hAnsi="Wingdings" w:hint="default"/>
-        <w:sz w:val="20"/>
-      </w:rPr>
-    </w:lvl>
-  </w:abstractNum>
-  <w:abstractNum w:abstractNumId="29" w15:restartNumberingAfterBreak="0">
-    <w:nsid w:val="4EBB22FC"/>
-    <w:multiLevelType w:val="multilevel"/>
-    <w:tmpl w:val="C0F63014"/>
-    <w:lvl w:ilvl="0">
-      <w:start w:val="1"/>
-      <w:numFmt w:val="bullet"/>
-      <w:lvlText w:val=""/>
-      <w:lvlJc w:val="left"/>
-      <w:pPr>
-        <w:tabs>
-          <w:tab w:val="num" w:pos="720"/>
-        </w:tabs>
-        <w:ind w:left="720" w:hanging="360"/>
-      </w:pPr>
-      <w:rPr>
-        <w:rFonts w:ascii="Symbol" w:hAnsi="Symbol" w:hint="default"/>
-        <w:sz w:val="20"/>
-      </w:rPr>
-    </w:lvl>
-    <w:lvl w:ilvl="1" w:tentative="1">
-      <w:start w:val="1"/>
-      <w:numFmt w:val="bullet"/>
-      <w:lvlText w:val="o"/>
-      <w:lvlJc w:val="left"/>
-      <w:pPr>
-        <w:tabs>
-          <w:tab w:val="num" w:pos="1440"/>
-        </w:tabs>
-        <w:ind w:left="1440" w:hanging="360"/>
-      </w:pPr>
-      <w:rPr>
-        <w:rFonts w:ascii="Courier New" w:hAnsi="Courier New" w:hint="default"/>
-        <w:sz w:val="20"/>
-      </w:rPr>
-    </w:lvl>
-    <w:lvl w:ilvl="2" w:tentative="1">
-      <w:start w:val="1"/>
-      <w:numFmt w:val="bullet"/>
-      <w:lvlText w:val=""/>
-      <w:lvlJc w:val="left"/>
-      <w:pPr>
-        <w:tabs>
-          <w:tab w:val="num" w:pos="2160"/>
-        </w:tabs>
-        <w:ind w:left="2160" w:hanging="360"/>
-      </w:pPr>
-      <w:rPr>
-        <w:rFonts w:ascii="Wingdings" w:hAnsi="Wingdings" w:hint="default"/>
-        <w:sz w:val="20"/>
-      </w:rPr>
-    </w:lvl>
-    <w:lvl w:ilvl="3" w:tentative="1">
-      <w:start w:val="1"/>
-      <w:numFmt w:val="bullet"/>
-      <w:lvlText w:val=""/>
-      <w:lvlJc w:val="left"/>
-      <w:pPr>
-        <w:tabs>
-          <w:tab w:val="num" w:pos="2880"/>
-        </w:tabs>
-        <w:ind w:left="2880" w:hanging="360"/>
-      </w:pPr>
-      <w:rPr>
-        <w:rFonts w:ascii="Wingdings" w:hAnsi="Wingdings" w:hint="default"/>
-        <w:sz w:val="20"/>
-      </w:rPr>
-    </w:lvl>
-    <w:lvl w:ilvl="4" w:tentative="1">
-      <w:start w:val="1"/>
-      <w:numFmt w:val="bullet"/>
-      <w:lvlText w:val=""/>
-      <w:lvlJc w:val="left"/>
-      <w:pPr>
-        <w:tabs>
-          <w:tab w:val="num" w:pos="3600"/>
-        </w:tabs>
-        <w:ind w:left="3600" w:hanging="360"/>
-      </w:pPr>
-      <w:rPr>
-        <w:rFonts w:ascii="Wingdings" w:hAnsi="Wingdings" w:hint="default"/>
-        <w:sz w:val="20"/>
-      </w:rPr>
-    </w:lvl>
-    <w:lvl w:ilvl="5" w:tentative="1">
-      <w:start w:val="1"/>
-      <w:numFmt w:val="bullet"/>
-      <w:lvlText w:val=""/>
-      <w:lvlJc w:val="left"/>
-      <w:pPr>
-        <w:tabs>
-          <w:tab w:val="num" w:pos="4320"/>
-        </w:tabs>
-        <w:ind w:left="4320" w:hanging="360"/>
-      </w:pPr>
-      <w:rPr>
-        <w:rFonts w:ascii="Wingdings" w:hAnsi="Wingdings" w:hint="default"/>
-        <w:sz w:val="20"/>
-      </w:rPr>
-    </w:lvl>
-    <w:lvl w:ilvl="6" w:tentative="1">
-      <w:start w:val="1"/>
-      <w:numFmt w:val="bullet"/>
-      <w:lvlText w:val=""/>
-      <w:lvlJc w:val="left"/>
-      <w:pPr>
-        <w:tabs>
-          <w:tab w:val="num" w:pos="5040"/>
-        </w:tabs>
-        <w:ind w:left="5040" w:hanging="360"/>
-      </w:pPr>
-      <w:rPr>
-        <w:rFonts w:ascii="Wingdings" w:hAnsi="Wingdings" w:hint="default"/>
-        <w:sz w:val="20"/>
-      </w:rPr>
-    </w:lvl>
-    <w:lvl w:ilvl="7" w:tentative="1">
-      <w:start w:val="1"/>
-      <w:numFmt w:val="bullet"/>
-      <w:lvlText w:val=""/>
-      <w:lvlJc w:val="left"/>
-      <w:pPr>
-        <w:tabs>
-          <w:tab w:val="num" w:pos="5760"/>
-        </w:tabs>
-        <w:ind w:left="5760" w:hanging="360"/>
-      </w:pPr>
-      <w:rPr>
-        <w:rFonts w:ascii="Wingdings" w:hAnsi="Wingdings" w:hint="default"/>
-        <w:sz w:val="20"/>
-      </w:rPr>
-    </w:lvl>
-    <w:lvl w:ilvl="8" w:tentative="1">
-      <w:start w:val="1"/>
-      <w:numFmt w:val="bullet"/>
-      <w:lvlText w:val=""/>
-      <w:lvlJc w:val="left"/>
-      <w:pPr>
-        <w:tabs>
-          <w:tab w:val="num" w:pos="6480"/>
-        </w:tabs>
-        <w:ind w:left="6480" w:hanging="360"/>
-      </w:pPr>
-      <w:rPr>
-        <w:rFonts w:ascii="Wingdings" w:hAnsi="Wingdings" w:hint="default"/>
-        <w:sz w:val="20"/>
-      </w:rPr>
-    </w:lvl>
-  </w:abstractNum>
-  <w:abstractNum w:abstractNumId="30" w15:restartNumberingAfterBreak="0">
+  <w:abstractNum w:abstractNumId="10" w15:restartNumberingAfterBreak="0">
     <w:nsid w:val="51600543"/>
     <w:multiLevelType w:val="multilevel"/>
     <w:tmpl w:val="3C2A8080"/>
@@ -7873,10 +5966,10 @@
       </w:rPr>
     </w:lvl>
   </w:abstractNum>
-  <w:abstractNum w:abstractNumId="31" w15:restartNumberingAfterBreak="0">
-    <w:nsid w:val="55240BE9"/>
+  <w:abstractNum w:abstractNumId="11" w15:restartNumberingAfterBreak="0">
+    <w:nsid w:val="54E93786"/>
     <w:multiLevelType w:val="multilevel"/>
-    <w:tmpl w:val="3B745E62"/>
+    <w:tmpl w:val="7F36ADD2"/>
     <w:lvl w:ilvl="0">
       <w:start w:val="1"/>
       <w:numFmt w:val="bullet"/>
@@ -8022,7 +6115,7 @@
       </w:rPr>
     </w:lvl>
   </w:abstractNum>
-  <w:abstractNum w:abstractNumId="32" w15:restartNumberingAfterBreak="0">
+  <w:abstractNum w:abstractNumId="12" w15:restartNumberingAfterBreak="0">
     <w:nsid w:val="58C67C18"/>
     <w:multiLevelType w:val="multilevel"/>
     <w:tmpl w:val="FB84B378"/>
@@ -8171,7 +6264,156 @@
       </w:rPr>
     </w:lvl>
   </w:abstractNum>
-  <w:abstractNum w:abstractNumId="33" w15:restartNumberingAfterBreak="0">
+  <w:abstractNum w:abstractNumId="13" w15:restartNumberingAfterBreak="0">
+    <w:nsid w:val="5A815755"/>
+    <w:multiLevelType w:val="multilevel"/>
+    <w:tmpl w:val="5074F356"/>
+    <w:lvl w:ilvl="0">
+      <w:start w:val="1"/>
+      <w:numFmt w:val="bullet"/>
+      <w:lvlText w:val=""/>
+      <w:lvlJc w:val="left"/>
+      <w:pPr>
+        <w:tabs>
+          <w:tab w:val="num" w:pos="720"/>
+        </w:tabs>
+        <w:ind w:left="720" w:hanging="360"/>
+      </w:pPr>
+      <w:rPr>
+        <w:rFonts w:ascii="Symbol" w:hAnsi="Symbol" w:hint="default"/>
+        <w:sz w:val="20"/>
+      </w:rPr>
+    </w:lvl>
+    <w:lvl w:ilvl="1" w:tentative="1">
+      <w:start w:val="1"/>
+      <w:numFmt w:val="bullet"/>
+      <w:lvlText w:val="o"/>
+      <w:lvlJc w:val="left"/>
+      <w:pPr>
+        <w:tabs>
+          <w:tab w:val="num" w:pos="1440"/>
+        </w:tabs>
+        <w:ind w:left="1440" w:hanging="360"/>
+      </w:pPr>
+      <w:rPr>
+        <w:rFonts w:ascii="Courier New" w:hAnsi="Courier New" w:hint="default"/>
+        <w:sz w:val="20"/>
+      </w:rPr>
+    </w:lvl>
+    <w:lvl w:ilvl="2" w:tentative="1">
+      <w:start w:val="1"/>
+      <w:numFmt w:val="bullet"/>
+      <w:lvlText w:val=""/>
+      <w:lvlJc w:val="left"/>
+      <w:pPr>
+        <w:tabs>
+          <w:tab w:val="num" w:pos="2160"/>
+        </w:tabs>
+        <w:ind w:left="2160" w:hanging="360"/>
+      </w:pPr>
+      <w:rPr>
+        <w:rFonts w:ascii="Wingdings" w:hAnsi="Wingdings" w:hint="default"/>
+        <w:sz w:val="20"/>
+      </w:rPr>
+    </w:lvl>
+    <w:lvl w:ilvl="3" w:tentative="1">
+      <w:start w:val="1"/>
+      <w:numFmt w:val="bullet"/>
+      <w:lvlText w:val=""/>
+      <w:lvlJc w:val="left"/>
+      <w:pPr>
+        <w:tabs>
+          <w:tab w:val="num" w:pos="2880"/>
+        </w:tabs>
+        <w:ind w:left="2880" w:hanging="360"/>
+      </w:pPr>
+      <w:rPr>
+        <w:rFonts w:ascii="Wingdings" w:hAnsi="Wingdings" w:hint="default"/>
+        <w:sz w:val="20"/>
+      </w:rPr>
+    </w:lvl>
+    <w:lvl w:ilvl="4" w:tentative="1">
+      <w:start w:val="1"/>
+      <w:numFmt w:val="bullet"/>
+      <w:lvlText w:val=""/>
+      <w:lvlJc w:val="left"/>
+      <w:pPr>
+        <w:tabs>
+          <w:tab w:val="num" w:pos="3600"/>
+        </w:tabs>
+        <w:ind w:left="3600" w:hanging="360"/>
+      </w:pPr>
+      <w:rPr>
+        <w:rFonts w:ascii="Wingdings" w:hAnsi="Wingdings" w:hint="default"/>
+        <w:sz w:val="20"/>
+      </w:rPr>
+    </w:lvl>
+    <w:lvl w:ilvl="5" w:tentative="1">
+      <w:start w:val="1"/>
+      <w:numFmt w:val="bullet"/>
+      <w:lvlText w:val=""/>
+      <w:lvlJc w:val="left"/>
+      <w:pPr>
+        <w:tabs>
+          <w:tab w:val="num" w:pos="4320"/>
+        </w:tabs>
+        <w:ind w:left="4320" w:hanging="360"/>
+      </w:pPr>
+      <w:rPr>
+        <w:rFonts w:ascii="Wingdings" w:hAnsi="Wingdings" w:hint="default"/>
+        <w:sz w:val="20"/>
+      </w:rPr>
+    </w:lvl>
+    <w:lvl w:ilvl="6" w:tentative="1">
+      <w:start w:val="1"/>
+      <w:numFmt w:val="bullet"/>
+      <w:lvlText w:val=""/>
+      <w:lvlJc w:val="left"/>
+      <w:pPr>
+        <w:tabs>
+          <w:tab w:val="num" w:pos="5040"/>
+        </w:tabs>
+        <w:ind w:left="5040" w:hanging="360"/>
+      </w:pPr>
+      <w:rPr>
+        <w:rFonts w:ascii="Wingdings" w:hAnsi="Wingdings" w:hint="default"/>
+        <w:sz w:val="20"/>
+      </w:rPr>
+    </w:lvl>
+    <w:lvl w:ilvl="7" w:tentative="1">
+      <w:start w:val="1"/>
+      <w:numFmt w:val="bullet"/>
+      <w:lvlText w:val=""/>
+      <w:lvlJc w:val="left"/>
+      <w:pPr>
+        <w:tabs>
+          <w:tab w:val="num" w:pos="5760"/>
+        </w:tabs>
+        <w:ind w:left="5760" w:hanging="360"/>
+      </w:pPr>
+      <w:rPr>
+        <w:rFonts w:ascii="Wingdings" w:hAnsi="Wingdings" w:hint="default"/>
+        <w:sz w:val="20"/>
+      </w:rPr>
+    </w:lvl>
+    <w:lvl w:ilvl="8" w:tentative="1">
+      <w:start w:val="1"/>
+      <w:numFmt w:val="bullet"/>
+      <w:lvlText w:val=""/>
+      <w:lvlJc w:val="left"/>
+      <w:pPr>
+        <w:tabs>
+          <w:tab w:val="num" w:pos="6480"/>
+        </w:tabs>
+        <w:ind w:left="6480" w:hanging="360"/>
+      </w:pPr>
+      <w:rPr>
+        <w:rFonts w:ascii="Wingdings" w:hAnsi="Wingdings" w:hint="default"/>
+        <w:sz w:val="20"/>
+      </w:rPr>
+    </w:lvl>
+  </w:abstractNum>
+  <w:abstractNum w:abstractNumId="14" w15:restartNumberingAfterBreak="0">
     <w:nsid w:val="5E1F1160"/>
     <w:multiLevelType w:val="multilevel"/>
     <w:tmpl w:val="870EBABC"/>
@@ -8320,156 +6562,7 @@
       </w:rPr>
     </w:lvl>
   </w:abstractNum>
-  <w:abstractNum w:abstractNumId="34" w15:restartNumberingAfterBreak="0">
-    <w:nsid w:val="600C7960"/>
-    <w:multiLevelType w:val="multilevel"/>
-    <w:tmpl w:val="2F52A660"/>
-    <w:lvl w:ilvl="0">
-      <w:start w:val="1"/>
-      <w:numFmt w:val="bullet"/>
-      <w:lvlText w:val=""/>
-      <w:lvlJc w:val="left"/>
-      <w:pPr>
-        <w:tabs>
-          <w:tab w:val="num" w:pos="720"/>
-        </w:tabs>
-        <w:ind w:left="720" w:hanging="360"/>
-      </w:pPr>
-      <w:rPr>
-        <w:rFonts w:ascii="Symbol" w:hAnsi="Symbol" w:hint="default"/>
-        <w:sz w:val="20"/>
-      </w:rPr>
-    </w:lvl>
-    <w:lvl w:ilvl="1" w:tentative="1">
-      <w:start w:val="1"/>
-      <w:numFmt w:val="bullet"/>
-      <w:lvlText w:val="o"/>
-      <w:lvlJc w:val="left"/>
-      <w:pPr>
-        <w:tabs>
-          <w:tab w:val="num" w:pos="1440"/>
-        </w:tabs>
-        <w:ind w:left="1440" w:hanging="360"/>
-      </w:pPr>
-      <w:rPr>
-        <w:rFonts w:ascii="Courier New" w:hAnsi="Courier New" w:hint="default"/>
-        <w:sz w:val="20"/>
-      </w:rPr>
-    </w:lvl>
-    <w:lvl w:ilvl="2" w:tentative="1">
-      <w:start w:val="1"/>
-      <w:numFmt w:val="bullet"/>
-      <w:lvlText w:val=""/>
-      <w:lvlJc w:val="left"/>
-      <w:pPr>
-        <w:tabs>
-          <w:tab w:val="num" w:pos="2160"/>
-        </w:tabs>
-        <w:ind w:left="2160" w:hanging="360"/>
-      </w:pPr>
-      <w:rPr>
-        <w:rFonts w:ascii="Wingdings" w:hAnsi="Wingdings" w:hint="default"/>
-        <w:sz w:val="20"/>
-      </w:rPr>
-    </w:lvl>
-    <w:lvl w:ilvl="3" w:tentative="1">
-      <w:start w:val="1"/>
-      <w:numFmt w:val="bullet"/>
-      <w:lvlText w:val=""/>
-      <w:lvlJc w:val="left"/>
-      <w:pPr>
-        <w:tabs>
-          <w:tab w:val="num" w:pos="2880"/>
-        </w:tabs>
-        <w:ind w:left="2880" w:hanging="360"/>
-      </w:pPr>
-      <w:rPr>
-        <w:rFonts w:ascii="Wingdings" w:hAnsi="Wingdings" w:hint="default"/>
-        <w:sz w:val="20"/>
-      </w:rPr>
-    </w:lvl>
-    <w:lvl w:ilvl="4" w:tentative="1">
-      <w:start w:val="1"/>
-      <w:numFmt w:val="bullet"/>
-      <w:lvlText w:val=""/>
-      <w:lvlJc w:val="left"/>
-      <w:pPr>
-        <w:tabs>
-          <w:tab w:val="num" w:pos="3600"/>
-        </w:tabs>
-        <w:ind w:left="3600" w:hanging="360"/>
-      </w:pPr>
-      <w:rPr>
-        <w:rFonts w:ascii="Wingdings" w:hAnsi="Wingdings" w:hint="default"/>
-        <w:sz w:val="20"/>
-      </w:rPr>
-    </w:lvl>
-    <w:lvl w:ilvl="5" w:tentative="1">
-      <w:start w:val="1"/>
-      <w:numFmt w:val="bullet"/>
-      <w:lvlText w:val=""/>
-      <w:lvlJc w:val="left"/>
-      <w:pPr>
-        <w:tabs>
-          <w:tab w:val="num" w:pos="4320"/>
-        </w:tabs>
-        <w:ind w:left="4320" w:hanging="360"/>
-      </w:pPr>
-      <w:rPr>
-        <w:rFonts w:ascii="Wingdings" w:hAnsi="Wingdings" w:hint="default"/>
-        <w:sz w:val="20"/>
-      </w:rPr>
-    </w:lvl>
-    <w:lvl w:ilvl="6" w:tentative="1">
-      <w:start w:val="1"/>
-      <w:numFmt w:val="bullet"/>
-      <w:lvlText w:val=""/>
-      <w:lvlJc w:val="left"/>
-      <w:pPr>
-        <w:tabs>
-          <w:tab w:val="num" w:pos="5040"/>
-        </w:tabs>
-        <w:ind w:left="5040" w:hanging="360"/>
-      </w:pPr>
-      <w:rPr>
-        <w:rFonts w:ascii="Wingdings" w:hAnsi="Wingdings" w:hint="default"/>
-        <w:sz w:val="20"/>
-      </w:rPr>
-    </w:lvl>
-    <w:lvl w:ilvl="7" w:tentative="1">
-      <w:start w:val="1"/>
-      <w:numFmt w:val="bullet"/>
-      <w:lvlText w:val=""/>
-      <w:lvlJc w:val="left"/>
-      <w:pPr>
-        <w:tabs>
-          <w:tab w:val="num" w:pos="5760"/>
-        </w:tabs>
-        <w:ind w:left="5760" w:hanging="360"/>
-      </w:pPr>
-      <w:rPr>
-        <w:rFonts w:ascii="Wingdings" w:hAnsi="Wingdings" w:hint="default"/>
-        <w:sz w:val="20"/>
-      </w:rPr>
-    </w:lvl>
-    <w:lvl w:ilvl="8" w:tentative="1">
-      <w:start w:val="1"/>
-      <w:numFmt w:val="bullet"/>
-      <w:lvlText w:val=""/>
-      <w:lvlJc w:val="left"/>
-      <w:pPr>
-        <w:tabs>
-          <w:tab w:val="num" w:pos="6480"/>
-        </w:tabs>
-        <w:ind w:left="6480" w:hanging="360"/>
-      </w:pPr>
-      <w:rPr>
-        <w:rFonts w:ascii="Wingdings" w:hAnsi="Wingdings" w:hint="default"/>
-        <w:sz w:val="20"/>
-      </w:rPr>
-    </w:lvl>
-  </w:abstractNum>
-  <w:abstractNum w:abstractNumId="35" w15:restartNumberingAfterBreak="0">
+  <w:abstractNum w:abstractNumId="15" w15:restartNumberingAfterBreak="0">
     <w:nsid w:val="60101C7D"/>
     <w:multiLevelType w:val="multilevel"/>
     <w:tmpl w:val="484E6EAC"/>
@@ -8618,305 +6711,7 @@
       </w:rPr>
     </w:lvl>
   </w:abstractNum>
-  <w:abstractNum w:abstractNumId="36" w15:restartNumberingAfterBreak="0">
-    <w:nsid w:val="606C62A0"/>
-    <w:multiLevelType w:val="multilevel"/>
-    <w:tmpl w:val="E3B64FD8"/>
-    <w:lvl w:ilvl="0">
-      <w:start w:val="1"/>
-      <w:numFmt w:val="bullet"/>
-      <w:lvlText w:val=""/>
-      <w:lvlJc w:val="left"/>
-      <w:pPr>
-        <w:tabs>
-          <w:tab w:val="num" w:pos="720"/>
-        </w:tabs>
-        <w:ind w:left="720" w:hanging="360"/>
-      </w:pPr>
-      <w:rPr>
-        <w:rFonts w:ascii="Symbol" w:hAnsi="Symbol" w:hint="default"/>
-        <w:sz w:val="20"/>
-      </w:rPr>
-    </w:lvl>
-    <w:lvl w:ilvl="1" w:tentative="1">
-      <w:start w:val="1"/>
-      <w:numFmt w:val="bullet"/>
-      <w:lvlText w:val="o"/>
-      <w:lvlJc w:val="left"/>
-      <w:pPr>
-        <w:tabs>
-          <w:tab w:val="num" w:pos="1440"/>
-        </w:tabs>
-        <w:ind w:left="1440" w:hanging="360"/>
-      </w:pPr>
-      <w:rPr>
-        <w:rFonts w:ascii="Courier New" w:hAnsi="Courier New" w:hint="default"/>
-        <w:sz w:val="20"/>
-      </w:rPr>
-    </w:lvl>
-    <w:lvl w:ilvl="2" w:tentative="1">
-      <w:start w:val="1"/>
-      <w:numFmt w:val="bullet"/>
-      <w:lvlText w:val=""/>
-      <w:lvlJc w:val="left"/>
-      <w:pPr>
-        <w:tabs>
-          <w:tab w:val="num" w:pos="2160"/>
-        </w:tabs>
-        <w:ind w:left="2160" w:hanging="360"/>
-      </w:pPr>
-      <w:rPr>
-        <w:rFonts w:ascii="Wingdings" w:hAnsi="Wingdings" w:hint="default"/>
-        <w:sz w:val="20"/>
-      </w:rPr>
-    </w:lvl>
-    <w:lvl w:ilvl="3" w:tentative="1">
-      <w:start w:val="1"/>
-      <w:numFmt w:val="bullet"/>
-      <w:lvlText w:val=""/>
-      <w:lvlJc w:val="left"/>
-      <w:pPr>
-        <w:tabs>
-          <w:tab w:val="num" w:pos="2880"/>
-        </w:tabs>
-        <w:ind w:left="2880" w:hanging="360"/>
-      </w:pPr>
-      <w:rPr>
-        <w:rFonts w:ascii="Wingdings" w:hAnsi="Wingdings" w:hint="default"/>
-        <w:sz w:val="20"/>
-      </w:rPr>
-    </w:lvl>
-    <w:lvl w:ilvl="4" w:tentative="1">
-      <w:start w:val="1"/>
-      <w:numFmt w:val="bullet"/>
-      <w:lvlText w:val=""/>
-      <w:lvlJc w:val="left"/>
-      <w:pPr>
-        <w:tabs>
-          <w:tab w:val="num" w:pos="3600"/>
-        </w:tabs>
-        <w:ind w:left="3600" w:hanging="360"/>
-      </w:pPr>
-      <w:rPr>
-        <w:rFonts w:ascii="Wingdings" w:hAnsi="Wingdings" w:hint="default"/>
-        <w:sz w:val="20"/>
-      </w:rPr>
-    </w:lvl>
-    <w:lvl w:ilvl="5" w:tentative="1">
-      <w:start w:val="1"/>
-      <w:numFmt w:val="bullet"/>
-      <w:lvlText w:val=""/>
-      <w:lvlJc w:val="left"/>
-      <w:pPr>
-        <w:tabs>
-          <w:tab w:val="num" w:pos="4320"/>
-        </w:tabs>
-        <w:ind w:left="4320" w:hanging="360"/>
-      </w:pPr>
-      <w:rPr>
-        <w:rFonts w:ascii="Wingdings" w:hAnsi="Wingdings" w:hint="default"/>
-        <w:sz w:val="20"/>
-      </w:rPr>
-    </w:lvl>
-    <w:lvl w:ilvl="6" w:tentative="1">
-      <w:start w:val="1"/>
-      <w:numFmt w:val="bullet"/>
-      <w:lvlText w:val=""/>
-      <w:lvlJc w:val="left"/>
-      <w:pPr>
-        <w:tabs>
-          <w:tab w:val="num" w:pos="5040"/>
-        </w:tabs>
-        <w:ind w:left="5040" w:hanging="360"/>
-      </w:pPr>
-      <w:rPr>
-        <w:rFonts w:ascii="Wingdings" w:hAnsi="Wingdings" w:hint="default"/>
-        <w:sz w:val="20"/>
-      </w:rPr>
-    </w:lvl>
-    <w:lvl w:ilvl="7" w:tentative="1">
-      <w:start w:val="1"/>
-      <w:numFmt w:val="bullet"/>
-      <w:lvlText w:val=""/>
-      <w:lvlJc w:val="left"/>
-      <w:pPr>
-        <w:tabs>
-          <w:tab w:val="num" w:pos="5760"/>
-        </w:tabs>
-        <w:ind w:left="5760" w:hanging="360"/>
-      </w:pPr>
-      <w:rPr>
-        <w:rFonts w:ascii="Wingdings" w:hAnsi="Wingdings" w:hint="default"/>
-        <w:sz w:val="20"/>
-      </w:rPr>
-    </w:lvl>
-    <w:lvl w:ilvl="8" w:tentative="1">
-      <w:start w:val="1"/>
-      <w:numFmt w:val="bullet"/>
-      <w:lvlText w:val=""/>
-      <w:lvlJc w:val="left"/>
-      <w:pPr>
-        <w:tabs>
-          <w:tab w:val="num" w:pos="6480"/>
-        </w:tabs>
-        <w:ind w:left="6480" w:hanging="360"/>
-      </w:pPr>
-      <w:rPr>
-        <w:rFonts w:ascii="Wingdings" w:hAnsi="Wingdings" w:hint="default"/>
-        <w:sz w:val="20"/>
-      </w:rPr>
-    </w:lvl>
-  </w:abstractNum>
-  <w:abstractNum w:abstractNumId="37" w15:restartNumberingAfterBreak="0">
-    <w:nsid w:val="616765AD"/>
-    <w:multiLevelType w:val="multilevel"/>
-    <w:tmpl w:val="F758765C"/>
-    <w:lvl w:ilvl="0">
-      <w:start w:val="1"/>
-      <w:numFmt w:val="bullet"/>
-      <w:lvlText w:val=""/>
-      <w:lvlJc w:val="left"/>
-      <w:pPr>
-        <w:tabs>
-          <w:tab w:val="num" w:pos="720"/>
-        </w:tabs>
-        <w:ind w:left="720" w:hanging="360"/>
-      </w:pPr>
-      <w:rPr>
-        <w:rFonts w:ascii="Symbol" w:hAnsi="Symbol" w:hint="default"/>
-        <w:sz w:val="20"/>
-      </w:rPr>
-    </w:lvl>
-    <w:lvl w:ilvl="1" w:tentative="1">
-      <w:start w:val="1"/>
-      <w:numFmt w:val="bullet"/>
-      <w:lvlText w:val="o"/>
-      <w:lvlJc w:val="left"/>
-      <w:pPr>
-        <w:tabs>
-          <w:tab w:val="num" w:pos="1440"/>
-        </w:tabs>
-        <w:ind w:left="1440" w:hanging="360"/>
-      </w:pPr>
-      <w:rPr>
-        <w:rFonts w:ascii="Courier New" w:hAnsi="Courier New" w:hint="default"/>
-        <w:sz w:val="20"/>
-      </w:rPr>
-    </w:lvl>
-    <w:lvl w:ilvl="2" w:tentative="1">
-      <w:start w:val="1"/>
-      <w:numFmt w:val="bullet"/>
-      <w:lvlText w:val=""/>
-      <w:lvlJc w:val="left"/>
-      <w:pPr>
-        <w:tabs>
-          <w:tab w:val="num" w:pos="2160"/>
-        </w:tabs>
-        <w:ind w:left="2160" w:hanging="360"/>
-      </w:pPr>
-      <w:rPr>
-        <w:rFonts w:ascii="Wingdings" w:hAnsi="Wingdings" w:hint="default"/>
-        <w:sz w:val="20"/>
-      </w:rPr>
-    </w:lvl>
-    <w:lvl w:ilvl="3" w:tentative="1">
-      <w:start w:val="1"/>
-      <w:numFmt w:val="bullet"/>
-      <w:lvlText w:val=""/>
-      <w:lvlJc w:val="left"/>
-      <w:pPr>
-        <w:tabs>
-          <w:tab w:val="num" w:pos="2880"/>
-        </w:tabs>
-        <w:ind w:left="2880" w:hanging="360"/>
-      </w:pPr>
-      <w:rPr>
-        <w:rFonts w:ascii="Wingdings" w:hAnsi="Wingdings" w:hint="default"/>
-        <w:sz w:val="20"/>
-      </w:rPr>
-    </w:lvl>
-    <w:lvl w:ilvl="4" w:tentative="1">
-      <w:start w:val="1"/>
-      <w:numFmt w:val="bullet"/>
-      <w:lvlText w:val=""/>
-      <w:lvlJc w:val="left"/>
-      <w:pPr>
-        <w:tabs>
-          <w:tab w:val="num" w:pos="3600"/>
-        </w:tabs>
-        <w:ind w:left="3600" w:hanging="360"/>
-      </w:pPr>
-      <w:rPr>
-        <w:rFonts w:ascii="Wingdings" w:hAnsi="Wingdings" w:hint="default"/>
-        <w:sz w:val="20"/>
-      </w:rPr>
-    </w:lvl>
-    <w:lvl w:ilvl="5" w:tentative="1">
-      <w:start w:val="1"/>
-      <w:numFmt w:val="bullet"/>
-      <w:lvlText w:val=""/>
-      <w:lvlJc w:val="left"/>
-      <w:pPr>
-        <w:tabs>
-          <w:tab w:val="num" w:pos="4320"/>
-        </w:tabs>
-        <w:ind w:left="4320" w:hanging="360"/>
-      </w:pPr>
-      <w:rPr>
-        <w:rFonts w:ascii="Wingdings" w:hAnsi="Wingdings" w:hint="default"/>
-        <w:sz w:val="20"/>
-      </w:rPr>
-    </w:lvl>
-    <w:lvl w:ilvl="6" w:tentative="1">
-      <w:start w:val="1"/>
-      <w:numFmt w:val="bullet"/>
-      <w:lvlText w:val=""/>
-      <w:lvlJc w:val="left"/>
-      <w:pPr>
-        <w:tabs>
-          <w:tab w:val="num" w:pos="5040"/>
-        </w:tabs>
-        <w:ind w:left="5040" w:hanging="360"/>
-      </w:pPr>
-      <w:rPr>
-        <w:rFonts w:ascii="Wingdings" w:hAnsi="Wingdings" w:hint="default"/>
-        <w:sz w:val="20"/>
-      </w:rPr>
-    </w:lvl>
-    <w:lvl w:ilvl="7" w:tentative="1">
-      <w:start w:val="1"/>
-      <w:numFmt w:val="bullet"/>
-      <w:lvlText w:val=""/>
-      <w:lvlJc w:val="left"/>
-      <w:pPr>
-        <w:tabs>
-          <w:tab w:val="num" w:pos="5760"/>
-        </w:tabs>
-        <w:ind w:left="5760" w:hanging="360"/>
-      </w:pPr>
-      <w:rPr>
-        <w:rFonts w:ascii="Wingdings" w:hAnsi="Wingdings" w:hint="default"/>
-        <w:sz w:val="20"/>
-      </w:rPr>
-    </w:lvl>
-    <w:lvl w:ilvl="8" w:tentative="1">
-      <w:start w:val="1"/>
-      <w:numFmt w:val="bullet"/>
-      <w:lvlText w:val=""/>
-      <w:lvlJc w:val="left"/>
-      <w:pPr>
-        <w:tabs>
-          <w:tab w:val="num" w:pos="6480"/>
-        </w:tabs>
-        <w:ind w:left="6480" w:hanging="360"/>
-      </w:pPr>
-      <w:rPr>
-        <w:rFonts w:ascii="Wingdings" w:hAnsi="Wingdings" w:hint="default"/>
-        <w:sz w:val="20"/>
-      </w:rPr>
-    </w:lvl>
-  </w:abstractNum>
-  <w:abstractNum w:abstractNumId="38" w15:restartNumberingAfterBreak="0">
+  <w:abstractNum w:abstractNumId="16" w15:restartNumberingAfterBreak="0">
     <w:nsid w:val="6BE757D0"/>
     <w:multiLevelType w:val="multilevel"/>
     <w:tmpl w:val="274856F4"/>
@@ -9065,10 +6860,10 @@
       </w:rPr>
     </w:lvl>
   </w:abstractNum>
-  <w:abstractNum w:abstractNumId="39" w15:restartNumberingAfterBreak="0">
-    <w:nsid w:val="6F28180E"/>
+  <w:abstractNum w:abstractNumId="17" w15:restartNumberingAfterBreak="0">
+    <w:nsid w:val="70205B72"/>
     <w:multiLevelType w:val="multilevel"/>
-    <w:tmpl w:val="EB9C4856"/>
+    <w:tmpl w:val="0158FF0A"/>
     <w:lvl w:ilvl="0">
       <w:start w:val="1"/>
       <w:numFmt w:val="bullet"/>
@@ -9214,7 +7009,7 @@
       </w:rPr>
     </w:lvl>
   </w:abstractNum>
-  <w:abstractNum w:abstractNumId="40" w15:restartNumberingAfterBreak="0">
+  <w:abstractNum w:abstractNumId="18" w15:restartNumberingAfterBreak="0">
     <w:nsid w:val="70927349"/>
     <w:multiLevelType w:val="multilevel"/>
     <w:tmpl w:val="1ADA6E16"/>
@@ -9363,10 +7158,10 @@
       </w:rPr>
     </w:lvl>
   </w:abstractNum>
-  <w:abstractNum w:abstractNumId="41" w15:restartNumberingAfterBreak="0">
-    <w:nsid w:val="7E2234C3"/>
+  <w:abstractNum w:abstractNumId="19" w15:restartNumberingAfterBreak="0">
+    <w:nsid w:val="75E240A0"/>
     <w:multiLevelType w:val="multilevel"/>
-    <w:tmpl w:val="95F2EA02"/>
+    <w:tmpl w:val="0756DB28"/>
     <w:lvl w:ilvl="0">
       <w:start w:val="1"/>
       <w:numFmt w:val="bullet"/>
@@ -9512,10 +7307,159 @@
       </w:rPr>
     </w:lvl>
   </w:abstractNum>
-  <w:abstractNum w:abstractNumId="42" w15:restartNumberingAfterBreak="0">
-    <w:nsid w:val="7F942585"/>
+  <w:abstractNum w:abstractNumId="20" w15:restartNumberingAfterBreak="0">
+    <w:nsid w:val="75EB14EE"/>
     <w:multiLevelType w:val="multilevel"/>
-    <w:tmpl w:val="2EC47D8A"/>
+    <w:tmpl w:val="6AD84BF8"/>
+    <w:lvl w:ilvl="0">
+      <w:start w:val="1"/>
+      <w:numFmt w:val="bullet"/>
+      <w:lvlText w:val=""/>
+      <w:lvlJc w:val="left"/>
+      <w:pPr>
+        <w:tabs>
+          <w:tab w:val="num" w:pos="720"/>
+        </w:tabs>
+        <w:ind w:left="720" w:hanging="360"/>
+      </w:pPr>
+      <w:rPr>
+        <w:rFonts w:ascii="Symbol" w:hAnsi="Symbol" w:hint="default"/>
+        <w:sz w:val="20"/>
+      </w:rPr>
+    </w:lvl>
+    <w:lvl w:ilvl="1" w:tentative="1">
+      <w:start w:val="1"/>
+      <w:numFmt w:val="bullet"/>
+      <w:lvlText w:val="o"/>
+      <w:lvlJc w:val="left"/>
+      <w:pPr>
+        <w:tabs>
+          <w:tab w:val="num" w:pos="1440"/>
+        </w:tabs>
+        <w:ind w:left="1440" w:hanging="360"/>
+      </w:pPr>
+      <w:rPr>
+        <w:rFonts w:ascii="Courier New" w:hAnsi="Courier New" w:hint="default"/>
+        <w:sz w:val="20"/>
+      </w:rPr>
+    </w:lvl>
+    <w:lvl w:ilvl="2" w:tentative="1">
+      <w:start w:val="1"/>
+      <w:numFmt w:val="bullet"/>
+      <w:lvlText w:val=""/>
+      <w:lvlJc w:val="left"/>
+      <w:pPr>
+        <w:tabs>
+          <w:tab w:val="num" w:pos="2160"/>
+        </w:tabs>
+        <w:ind w:left="2160" w:hanging="360"/>
+      </w:pPr>
+      <w:rPr>
+        <w:rFonts w:ascii="Wingdings" w:hAnsi="Wingdings" w:hint="default"/>
+        <w:sz w:val="20"/>
+      </w:rPr>
+    </w:lvl>
+    <w:lvl w:ilvl="3" w:tentative="1">
+      <w:start w:val="1"/>
+      <w:numFmt w:val="bullet"/>
+      <w:lvlText w:val=""/>
+      <w:lvlJc w:val="left"/>
+      <w:pPr>
+        <w:tabs>
+          <w:tab w:val="num" w:pos="2880"/>
+        </w:tabs>
+        <w:ind w:left="2880" w:hanging="360"/>
+      </w:pPr>
+      <w:rPr>
+        <w:rFonts w:ascii="Wingdings" w:hAnsi="Wingdings" w:hint="default"/>
+        <w:sz w:val="20"/>
+      </w:rPr>
+    </w:lvl>
+    <w:lvl w:ilvl="4" w:tentative="1">
+      <w:start w:val="1"/>
+      <w:numFmt w:val="bullet"/>
+      <w:lvlText w:val=""/>
+      <w:lvlJc w:val="left"/>
+      <w:pPr>
+        <w:tabs>
+          <w:tab w:val="num" w:pos="3600"/>
+        </w:tabs>
+        <w:ind w:left="3600" w:hanging="360"/>
+      </w:pPr>
+      <w:rPr>
+        <w:rFonts w:ascii="Wingdings" w:hAnsi="Wingdings" w:hint="default"/>
+        <w:sz w:val="20"/>
+      </w:rPr>
+    </w:lvl>
+    <w:lvl w:ilvl="5" w:tentative="1">
+      <w:start w:val="1"/>
+      <w:numFmt w:val="bullet"/>
+      <w:lvlText w:val=""/>
+      <w:lvlJc w:val="left"/>
+      <w:pPr>
+        <w:tabs>
+          <w:tab w:val="num" w:pos="4320"/>
+        </w:tabs>
+        <w:ind w:left="4320" w:hanging="360"/>
+      </w:pPr>
+      <w:rPr>
+        <w:rFonts w:ascii="Wingdings" w:hAnsi="Wingdings" w:hint="default"/>
+        <w:sz w:val="20"/>
+      </w:rPr>
+    </w:lvl>
+    <w:lvl w:ilvl="6" w:tentative="1">
+      <w:start w:val="1"/>
+      <w:numFmt w:val="bullet"/>
+      <w:lvlText w:val=""/>
+      <w:lvlJc w:val="left"/>
+      <w:pPr>
+        <w:tabs>
+          <w:tab w:val="num" w:pos="5040"/>
+        </w:tabs>
+        <w:ind w:left="5040" w:hanging="360"/>
+      </w:pPr>
+      <w:rPr>
+        <w:rFonts w:ascii="Wingdings" w:hAnsi="Wingdings" w:hint="default"/>
+        <w:sz w:val="20"/>
+      </w:rPr>
+    </w:lvl>
+    <w:lvl w:ilvl="7" w:tentative="1">
+      <w:start w:val="1"/>
+      <w:numFmt w:val="bullet"/>
+      <w:lvlText w:val=""/>
+      <w:lvlJc w:val="left"/>
+      <w:pPr>
+        <w:tabs>
+          <w:tab w:val="num" w:pos="5760"/>
+        </w:tabs>
+        <w:ind w:left="5760" w:hanging="360"/>
+      </w:pPr>
+      <w:rPr>
+        <w:rFonts w:ascii="Wingdings" w:hAnsi="Wingdings" w:hint="default"/>
+        <w:sz w:val="20"/>
+      </w:rPr>
+    </w:lvl>
+    <w:lvl w:ilvl="8" w:tentative="1">
+      <w:start w:val="1"/>
+      <w:numFmt w:val="bullet"/>
+      <w:lvlText w:val=""/>
+      <w:lvlJc w:val="left"/>
+      <w:pPr>
+        <w:tabs>
+          <w:tab w:val="num" w:pos="6480"/>
+        </w:tabs>
+        <w:ind w:left="6480" w:hanging="360"/>
+      </w:pPr>
+      <w:rPr>
+        <w:rFonts w:ascii="Wingdings" w:hAnsi="Wingdings" w:hint="default"/>
+        <w:sz w:val="20"/>
+      </w:rPr>
+    </w:lvl>
+  </w:abstractNum>
+  <w:abstractNum w:abstractNumId="21" w15:restartNumberingAfterBreak="0">
+    <w:nsid w:val="781478F2"/>
+    <w:multiLevelType w:val="multilevel"/>
+    <w:tmpl w:val="735CF7A2"/>
     <w:lvl w:ilvl="0">
       <w:start w:val="1"/>
       <w:numFmt w:val="bullet"/>
@@ -9662,134 +7606,72 @@
     </w:lvl>
   </w:abstractNum>
   <w:num w:numId="1">
-    <w:abstractNumId w:val="5"/>
+    <w:abstractNumId w:val="3"/>
   </w:num>
   <w:num w:numId="2">
-    <w:abstractNumId w:val="7"/>
+    <w:abstractNumId w:val="16"/>
   </w:num>
   <w:num w:numId="3">
-    <w:abstractNumId w:val="42"/>
+    <w:abstractNumId w:val="6"/>
   </w:num>
   <w:num w:numId="4">
-    <w:abstractNumId w:val="28"/>
+    <w:abstractNumId w:val="10"/>
   </w:num>
   <w:num w:numId="5">
-    <w:abstractNumId w:val="17"/>
+    <w:abstractNumId w:val="2"/>
   </w:num>
   <w:num w:numId="6">
-    <w:abstractNumId w:val="37"/>
+    <w:abstractNumId w:val="4"/>
   </w:num>
   <w:num w:numId="7">
-    <w:abstractNumId w:val="10"/>
+    <w:abstractNumId w:val="14"/>
   </w:num>
   <w:num w:numId="8">
-    <w:abstractNumId w:val="14"/>
+    <w:abstractNumId w:val="8"/>
   </w:num>
   <w:num w:numId="9">
+    <w:abstractNumId w:val="0"/>
+  </w:num>
+  <w:num w:numId="10">
+    <w:abstractNumId w:val="1"/>
+  </w:num>
+  <w:num w:numId="11">
+    <w:abstractNumId w:val="12"/>
+  </w:num>
+  <w:num w:numId="12">
     <w:abstractNumId w:val="9"/>
   </w:num>
-  <w:num w:numId="10">
-    <w:abstractNumId w:val="3"/>
-  </w:num>
-  <w:num w:numId="11">
-    <w:abstractNumId w:val="21"/>
-  </w:num>
-  <w:num w:numId="12">
-    <w:abstractNumId w:val="31"/>
-  </w:num>
   <w:num w:numId="13">
-    <w:abstractNumId w:val="12"/>
+    <w:abstractNumId w:val="18"/>
   </w:num>
   <w:num w:numId="14">
-    <w:abstractNumId w:val="2"/>
+    <w:abstractNumId w:val="15"/>
   </w:num>
   <w:num w:numId="15">
-    <w:abstractNumId w:val="36"/>
+    <w:abstractNumId w:val="13"/>
   </w:num>
   <w:num w:numId="16">
     <w:abstractNumId w:val="20"/>
   </w:num>
   <w:num w:numId="17">
-    <w:abstractNumId w:val="18"/>
+    <w:abstractNumId w:val="19"/>
   </w:num>
   <w:num w:numId="18">
-    <w:abstractNumId w:val="29"/>
+    <w:abstractNumId w:val="5"/>
   </w:num>
   <w:num w:numId="19">
-    <w:abstractNumId w:val="39"/>
+    <w:abstractNumId w:val="7"/>
   </w:num>
   <w:num w:numId="20">
-    <w:abstractNumId w:val="25"/>
+    <w:abstractNumId w:val="17"/>
   </w:num>
   <w:num w:numId="21">
-    <w:abstractNumId w:val="15"/>
+    <w:abstractNumId w:val="21"/>
   </w:num>
   <w:num w:numId="22">
-    <w:abstractNumId w:val="22"/>
-  </w:num>
-  <w:num w:numId="23">
-    <w:abstractNumId w:val="13"/>
-  </w:num>
-  <w:num w:numId="24">
-    <w:abstractNumId w:val="26"/>
-  </w:num>
-  <w:num w:numId="25">
-    <w:abstractNumId w:val="34"/>
-  </w:num>
-  <w:num w:numId="26">
-    <w:abstractNumId w:val="8"/>
-  </w:num>
-  <w:num w:numId="27">
-    <w:abstractNumId w:val="23"/>
-  </w:num>
-  <w:num w:numId="28">
-    <w:abstractNumId w:val="27"/>
-  </w:num>
-  <w:num w:numId="29">
-    <w:abstractNumId w:val="19"/>
-  </w:num>
-  <w:num w:numId="30">
-    <w:abstractNumId w:val="41"/>
-  </w:num>
-  <w:num w:numId="31">
-    <w:abstractNumId w:val="38"/>
-  </w:num>
-  <w:num w:numId="32">
     <w:abstractNumId w:val="11"/>
   </w:num>
-  <w:num w:numId="33">
-    <w:abstractNumId w:val="30"/>
-  </w:num>
-  <w:num w:numId="34">
-    <w:abstractNumId w:val="4"/>
-  </w:num>
-  <w:num w:numId="35">
-    <w:abstractNumId w:val="6"/>
-  </w:num>
-  <w:num w:numId="36">
-    <w:abstractNumId w:val="33"/>
-  </w:num>
-  <w:num w:numId="37">
-    <w:abstractNumId w:val="16"/>
-  </w:num>
-  <w:num w:numId="38">
-    <w:abstractNumId w:val="0"/>
-  </w:num>
-  <w:num w:numId="39">
-    <w:abstractNumId w:val="1"/>
-  </w:num>
-  <w:num w:numId="40">
-    <w:abstractNumId w:val="32"/>
-  </w:num>
-  <w:num w:numId="41">
-    <w:abstractNumId w:val="24"/>
-  </w:num>
-  <w:num w:numId="42">
-    <w:abstractNumId w:val="40"/>
-  </w:num>
-  <w:num w:numId="43">
-    <w:abstractNumId w:val="35"/>
-  </w:num>
+  <w:numIdMacAtCleanup w:val="22"/>
 </w:numbering>
 </file>
 
@@ -10257,7 +8139,6 @@
   <w:style w:type="character" w:default="1" w:styleId="Fuentedeprrafopredeter">
     <w:name w:val="Default Paragraph Font"/>
     <w:uiPriority w:val="1"/>
-    <w:semiHidden/>
     <w:unhideWhenUsed/>
   </w:style>
   <w:style w:type="table" w:default="1" w:styleId="Tablanormal">
@@ -10584,4 +8465,16 @@
     </a:ext>
   </a:extLst>
 </a:theme>
+</file>
+
+<file path=customXml/item1.xml><?xml version="1.0" encoding="utf-8"?>
+<b:Sources xmlns:b="http://schemas.openxmlformats.org/officeDocument/2006/bibliography" xmlns="http://schemas.openxmlformats.org/officeDocument/2006/bibliography" SelectedStyle="\APASixthEditionOfficeOnline.xsl" StyleName="APA" Version="6"/>
+</file>
+
+<file path=customXml/itemProps1.xml><?xml version="1.0" encoding="utf-8"?>
+<ds:datastoreItem xmlns:ds="http://schemas.openxmlformats.org/officeDocument/2006/customXml" ds:itemID="{BFD02492-97C8-4368-A4C5-803B332DD319}">
+  <ds:schemaRefs>
+    <ds:schemaRef ds:uri="http://schemas.openxmlformats.org/officeDocument/2006/bibliography"/>
+  </ds:schemaRefs>
+</ds:datastoreItem>
 </file>